--- a/research-paper/UPI_Research_Paper.docx
+++ b/research-paper/UPI_Research_Paper.docx
@@ -2427,7 +2427,7 @@
           <w:sz w:val="20"/>
           <w:szCs w:val="20"/>
         </w:rPr>
-        <w:t xml:space="preserve">Bibliography</w:t>
+        <w:t xml:space="preserve">Glossary of Key Terms</w:t>
       </w:r>
       <w:r>
         <w:tab/>
@@ -2444,6 +2444,44 @@
           <w:szCs w:val="20"/>
         </w:rPr>
         <w:t xml:space="preserve">46</w:t>
+      </w:r>
+    </w:p>
+    <w:p>
+      <w:pPr>
+        <w:tabs>
+          <w:tab w:val="right" w:pos="9026" w:leader="dot"/>
+        </w:tabs>
+        <w:spacing w:after="50" w:line="240"/>
+        <w:ind w:left="0"/>
+      </w:pPr>
+      <w:r>
+        <w:rPr>
+          <w:rFonts w:ascii="Calibri" w:cs="Calibri" w:eastAsia="Calibri" w:hAnsi="Calibri"/>
+          <w:b/>
+          <w:bCs/>
+          <w:i w:val="false"/>
+          <w:iCs w:val="false"/>
+          <w:color w:val="1a3a5c"/>
+          <w:sz w:val="20"/>
+          <w:szCs w:val="20"/>
+        </w:rPr>
+        <w:t xml:space="preserve">Bibliography</w:t>
+      </w:r>
+      <w:r>
+        <w:tab/>
+      </w:r>
+      <w:r>
+        <w:rPr>
+          <w:rFonts w:ascii="Calibri" w:cs="Calibri" w:eastAsia="Calibri" w:hAnsi="Calibri"/>
+          <w:b/>
+          <w:bCs/>
+          <w:i w:val="false"/>
+          <w:iCs w:val="false"/>
+          <w:color w:val="1a1a1a"/>
+          <w:sz w:val="20"/>
+          <w:szCs w:val="20"/>
+        </w:rPr>
+        <w:t xml:space="preserve">49</w:t>
       </w:r>
     </w:p>
     <w:p>
@@ -9896,6 +9934,46 @@
     </w:p>
     <w:p>
       <w:pPr>
+        <w:pBdr>
+          <w:top w:val="single" w:color="c4d4e6" w:sz="2" w:space="8"/>
+          <w:bottom w:val="single" w:color="c4d4e6" w:sz="2" w:space="8"/>
+          <w:left w:val="single" w:color="1a3a5c" w:sz="18" w:space="10"/>
+          <w:right w:val="single" w:color="c4d4e6" w:sz="2" w:space="8"/>
+        </w:pBdr>
+        <w:shd w:fill="eef3f9" w:color="auto" w:val="clear"/>
+        <w:spacing w:after="260" w:before="160" w:line="300"/>
+        <w:ind w:left="170" w:right="170"/>
+        <w:jc w:val="left"/>
+      </w:pPr>
+      <w:r>
+        <w:rPr>
+          <w:rFonts w:ascii="Calibri" w:cs="Calibri" w:eastAsia="Calibri" w:hAnsi="Calibri"/>
+          <w:b/>
+          <w:bCs/>
+          <w:i w:val="false"/>
+          <w:iCs w:val="false"/>
+          <w:color w:val="1a3a5c"/>
+          <w:sz w:val="21"/>
+          <w:szCs w:val="21"/>
+        </w:rPr>
+        <w:t xml:space="preserve">In one sentence:  </w:t>
+      </w:r>
+      <w:r>
+        <w:rPr>
+          <w:rFonts w:ascii="Cambria" w:cs="Cambria" w:eastAsia="Cambria" w:hAnsi="Cambria"/>
+          <w:b w:val="false"/>
+          <w:bCs w:val="false"/>
+          <w:i w:val="false"/>
+          <w:iCs w:val="false"/>
+          <w:color w:val="1a1a1a"/>
+          <w:sz w:val="21"/>
+          <w:szCs w:val="21"/>
+        </w:rPr>
+        <w:t xml:space="preserve">UPI grew from 2 crore transactions to 24,162 crore in ten years, and because volume grew faster than value in every year from FY 2021-22, the typical payment was getting smaller even as the total kept rising.</w:t>
+      </w:r>
+    </w:p>
+    <w:p>
+      <w:pPr>
         <w:pStyle w:val="Heading3"/>
         <w:spacing w:after="130" w:before="280"/>
       </w:pPr>
@@ -11494,6 +11572,46 @@
     </w:p>
     <w:p>
       <w:pPr>
+        <w:pBdr>
+          <w:top w:val="single" w:color="c4d4e6" w:sz="2" w:space="8"/>
+          <w:bottom w:val="single" w:color="c4d4e6" w:sz="2" w:space="8"/>
+          <w:left w:val="single" w:color="1a3a5c" w:sz="18" w:space="10"/>
+          <w:right w:val="single" w:color="c4d4e6" w:sz="2" w:space="8"/>
+        </w:pBdr>
+        <w:shd w:fill="eef3f9" w:color="auto" w:val="clear"/>
+        <w:spacing w:after="260" w:before="160" w:line="300"/>
+        <w:ind w:left="170" w:right="170"/>
+        <w:jc w:val="left"/>
+      </w:pPr>
+      <w:r>
+        <w:rPr>
+          <w:rFonts w:ascii="Calibri" w:cs="Calibri" w:eastAsia="Calibri" w:hAnsi="Calibri"/>
+          <w:b/>
+          <w:bCs/>
+          <w:i w:val="false"/>
+          <w:iCs w:val="false"/>
+          <w:color w:val="1a3a5c"/>
+          <w:sz w:val="21"/>
+          <w:szCs w:val="21"/>
+        </w:rPr>
+        <w:t xml:space="preserve">In one sentence:  </w:t>
+      </w:r>
+      <w:r>
+        <w:rPr>
+          <w:rFonts w:ascii="Cambria" w:cs="Cambria" w:eastAsia="Cambria" w:hAnsi="Cambria"/>
+          <w:b w:val="false"/>
+          <w:bCs w:val="false"/>
+          <w:i w:val="false"/>
+          <w:iCs w:val="false"/>
+          <w:color w:val="1a1a1a"/>
+          <w:sz w:val="21"/>
+          <w:szCs w:val="21"/>
+        </w:rPr>
+        <w:t xml:space="preserve">The average UPI payment fell from ₹1,838 to ₹1,300 while volume rose more than ten-fold, which is the signature of a system adding small everyday payments rather than merely digitising ones that already existed.</w:t>
+      </w:r>
+    </w:p>
+    <w:p>
+      <w:pPr>
         <w:pStyle w:val="Heading3"/>
         <w:spacing w:after="130" w:before="280"/>
       </w:pPr>
@@ -12450,6 +12568,46 @@
     </w:p>
     <w:p>
       <w:pPr>
+        <w:pBdr>
+          <w:top w:val="single" w:color="c4d4e6" w:sz="2" w:space="8"/>
+          <w:bottom w:val="single" w:color="c4d4e6" w:sz="2" w:space="8"/>
+          <w:left w:val="single" w:color="1a3a5c" w:sz="18" w:space="10"/>
+          <w:right w:val="single" w:color="c4d4e6" w:sz="2" w:space="8"/>
+        </w:pBdr>
+        <w:shd w:fill="eef3f9" w:color="auto" w:val="clear"/>
+        <w:spacing w:after="260" w:before="160" w:line="300"/>
+        <w:ind w:left="170" w:right="170"/>
+        <w:jc w:val="left"/>
+      </w:pPr>
+      <w:r>
+        <w:rPr>
+          <w:rFonts w:ascii="Calibri" w:cs="Calibri" w:eastAsia="Calibri" w:hAnsi="Calibri"/>
+          <w:b/>
+          <w:bCs/>
+          <w:i w:val="false"/>
+          <w:iCs w:val="false"/>
+          <w:color w:val="1a3a5c"/>
+          <w:sz w:val="21"/>
+          <w:szCs w:val="21"/>
+        </w:rPr>
+        <w:t xml:space="preserve">In one sentence:  </w:t>
+      </w:r>
+      <w:r>
+        <w:rPr>
+          <w:rFonts w:ascii="Cambria" w:cs="Cambria" w:eastAsia="Cambria" w:hAnsi="Cambria"/>
+          <w:b w:val="false"/>
+          <w:bCs w:val="false"/>
+          <w:i w:val="false"/>
+          <w:iCs w:val="false"/>
+          <w:color w:val="1a1a1a"/>
+          <w:sz w:val="21"/>
+          <w:szCs w:val="21"/>
+        </w:rPr>
+        <w:t xml:space="preserve">UPI carries 81 per cent of India’s retail digital transactions, so changes in retail payment behaviour during this period can reasonably be attributed to it.</w:t>
+      </w:r>
+    </w:p>
+    <w:p>
+      <w:pPr>
         <w:pStyle w:val="Heading3"/>
         <w:spacing w:after="130" w:before="280"/>
       </w:pPr>
@@ -13391,6 +13549,46 @@
     </w:p>
     <w:p>
       <w:pPr>
+        <w:pBdr>
+          <w:top w:val="single" w:color="c4d4e6" w:sz="2" w:space="8"/>
+          <w:bottom w:val="single" w:color="c4d4e6" w:sz="2" w:space="8"/>
+          <w:left w:val="single" w:color="1a3a5c" w:sz="18" w:space="10"/>
+          <w:right w:val="single" w:color="c4d4e6" w:sz="2" w:space="8"/>
+        </w:pBdr>
+        <w:shd w:fill="eef3f9" w:color="auto" w:val="clear"/>
+        <w:spacing w:after="260" w:before="160" w:line="300"/>
+        <w:ind w:left="170" w:right="170"/>
+        <w:jc w:val="left"/>
+      </w:pPr>
+      <w:r>
+        <w:rPr>
+          <w:rFonts w:ascii="Calibri" w:cs="Calibri" w:eastAsia="Calibri" w:hAnsi="Calibri"/>
+          <w:b/>
+          <w:bCs/>
+          <w:i w:val="false"/>
+          <w:iCs w:val="false"/>
+          <w:color w:val="1a3a5c"/>
+          <w:sz w:val="21"/>
+          <w:szCs w:val="21"/>
+        </w:rPr>
+        <w:t xml:space="preserve">In one sentence:  </w:t>
+      </w:r>
+      <w:r>
+        <w:rPr>
+          <w:rFonts w:ascii="Cambria" w:cs="Cambria" w:eastAsia="Cambria" w:hAnsi="Cambria"/>
+          <w:b w:val="false"/>
+          <w:bCs w:val="false"/>
+          <w:i w:val="false"/>
+          <w:iCs w:val="false"/>
+          <w:color w:val="1a1a1a"/>
+          <w:sz w:val="21"/>
+          <w:szCs w:val="21"/>
+        </w:rPr>
+        <w:t xml:space="preserve">The value settled over UPI rose from 0.52 to 0.91 times India’s GDP in three years — the level of that ratio is not meaningful, but its rapid rise is, and it points to a higher transactions velocity of money.</w:t>
+      </w:r>
+    </w:p>
+    <w:p>
+      <w:pPr>
         <w:pStyle w:val="Heading3"/>
         <w:spacing w:after="130" w:before="280"/>
       </w:pPr>
@@ -14125,6 +14323,46 @@
     </w:p>
     <w:p>
       <w:pPr>
+        <w:pBdr>
+          <w:top w:val="single" w:color="c4d4e6" w:sz="2" w:space="8"/>
+          <w:bottom w:val="single" w:color="c4d4e6" w:sz="2" w:space="8"/>
+          <w:left w:val="single" w:color="1a3a5c" w:sz="18" w:space="10"/>
+          <w:right w:val="single" w:color="c4d4e6" w:sz="2" w:space="8"/>
+        </w:pBdr>
+        <w:shd w:fill="eef3f9" w:color="auto" w:val="clear"/>
+        <w:spacing w:after="260" w:before="160" w:line="300"/>
+        <w:ind w:left="170" w:right="170"/>
+        <w:jc w:val="left"/>
+      </w:pPr>
+      <w:r>
+        <w:rPr>
+          <w:rFonts w:ascii="Calibri" w:cs="Calibri" w:eastAsia="Calibri" w:hAnsi="Calibri"/>
+          <w:b/>
+          <w:bCs/>
+          <w:i w:val="false"/>
+          <w:iCs w:val="false"/>
+          <w:color w:val="1a3a5c"/>
+          <w:sz w:val="21"/>
+          <w:szCs w:val="21"/>
+        </w:rPr>
+        <w:t xml:space="preserve">In one sentence:  </w:t>
+      </w:r>
+      <w:r>
+        <w:rPr>
+          <w:rFonts w:ascii="Cambria" w:cs="Cambria" w:eastAsia="Cambria" w:hAnsi="Cambria"/>
+          <w:b w:val="false"/>
+          <w:bCs w:val="false"/>
+          <w:i w:val="false"/>
+          <w:iCs w:val="false"/>
+          <w:color w:val="1a1a1a"/>
+          <w:sz w:val="21"/>
+          <w:szCs w:val="21"/>
+        </w:rPr>
+        <w:t xml:space="preserve">Demonetisation produced a 56 per cent jump in digital payments, but about 99 per cent of the currency came back, so it accelerated UPI’s adoption without causing its sustained growth.</w:t>
+      </w:r>
+    </w:p>
+    <w:p>
+      <w:pPr>
         <w:pStyle w:val="Heading3"/>
         <w:spacing w:after="130" w:before="280"/>
       </w:pPr>
@@ -15192,6 +15430,46 @@
     </w:p>
     <w:p>
       <w:pPr>
+        <w:pBdr>
+          <w:top w:val="single" w:color="c4d4e6" w:sz="2" w:space="8"/>
+          <w:bottom w:val="single" w:color="c4d4e6" w:sz="2" w:space="8"/>
+          <w:left w:val="single" w:color="1a3a5c" w:sz="18" w:space="10"/>
+          <w:right w:val="single" w:color="c4d4e6" w:sz="2" w:space="8"/>
+        </w:pBdr>
+        <w:shd w:fill="eef3f9" w:color="auto" w:val="clear"/>
+        <w:spacing w:after="260" w:before="160" w:line="300"/>
+        <w:ind w:left="170" w:right="170"/>
+        <w:jc w:val="left"/>
+      </w:pPr>
+      <w:r>
+        <w:rPr>
+          <w:rFonts w:ascii="Calibri" w:cs="Calibri" w:eastAsia="Calibri" w:hAnsi="Calibri"/>
+          <w:b/>
+          <w:bCs/>
+          <w:i w:val="false"/>
+          <w:iCs w:val="false"/>
+          <w:color w:val="1a3a5c"/>
+          <w:sz w:val="21"/>
+          <w:szCs w:val="21"/>
+        </w:rPr>
+        <w:t xml:space="preserve">In one sentence:  </w:t>
+      </w:r>
+      <w:r>
+        <w:rPr>
+          <w:rFonts w:ascii="Cambria" w:cs="Cambria" w:eastAsia="Cambria" w:hAnsi="Cambria"/>
+          <w:b w:val="false"/>
+          <w:bCs w:val="false"/>
+          <w:i w:val="false"/>
+          <w:iCs w:val="false"/>
+          <w:color w:val="1a1a1a"/>
+          <w:sz w:val="21"/>
+          <w:szCs w:val="21"/>
+        </w:rPr>
+        <w:t xml:space="preserve">UPI grew faster after the pandemic (106 per cent) than during its worst year (78 per cent), which shows the change had become a habit rather than reverting once cash was available again.</w:t>
+      </w:r>
+    </w:p>
+    <w:p>
+      <w:pPr>
         <w:pStyle w:val="Heading3"/>
         <w:spacing w:after="130" w:before="280"/>
       </w:pPr>
@@ -16407,6 +16685,46 @@
     </w:p>
     <w:p>
       <w:pPr>
+        <w:pBdr>
+          <w:top w:val="single" w:color="c4d4e6" w:sz="2" w:space="8"/>
+          <w:bottom w:val="single" w:color="c4d4e6" w:sz="2" w:space="8"/>
+          <w:left w:val="single" w:color="1a3a5c" w:sz="18" w:space="10"/>
+          <w:right w:val="single" w:color="c4d4e6" w:sz="2" w:space="8"/>
+        </w:pBdr>
+        <w:shd w:fill="eef3f9" w:color="auto" w:val="clear"/>
+        <w:spacing w:after="260" w:before="160" w:line="300"/>
+        <w:ind w:left="170" w:right="170"/>
+        <w:jc w:val="left"/>
+      </w:pPr>
+      <w:r>
+        <w:rPr>
+          <w:rFonts w:ascii="Calibri" w:cs="Calibri" w:eastAsia="Calibri" w:hAnsi="Calibri"/>
+          <w:b/>
+          <w:bCs/>
+          <w:i w:val="false"/>
+          <w:iCs w:val="false"/>
+          <w:color w:val="1a3a5c"/>
+          <w:sz w:val="21"/>
+          <w:szCs w:val="21"/>
+        </w:rPr>
+        <w:t xml:space="preserve">In one sentence:  </w:t>
+      </w:r>
+      <w:r>
+        <w:rPr>
+          <w:rFonts w:ascii="Cambria" w:cs="Cambria" w:eastAsia="Cambria" w:hAnsi="Cambria"/>
+          <w:b w:val="false"/>
+          <w:bCs w:val="false"/>
+          <w:i w:val="false"/>
+          <w:iCs w:val="false"/>
+          <w:color w:val="1a1a1a"/>
+          <w:sz w:val="21"/>
+          <w:szCs w:val="21"/>
+        </w:rPr>
+        <w:t xml:space="preserve">The RBI’s Financial Inclusion Index rose from 64.2 to 67.0 with usage improving fastest — the sub-index that matters, because access had already been achieved and dormancy was the real problem.</w:t>
+      </w:r>
+    </w:p>
+    <w:p>
+      <w:pPr>
         <w:pStyle w:val="Heading3"/>
         <w:spacing w:after="130" w:before="280"/>
       </w:pPr>
@@ -17169,6 +17487,46 @@
       </w:r>
     </w:p>
     <w:p>
+      <w:pPr>
+        <w:pBdr>
+          <w:top w:val="single" w:color="c4d4e6" w:sz="2" w:space="8"/>
+          <w:bottom w:val="single" w:color="c4d4e6" w:sz="2" w:space="8"/>
+          <w:left w:val="single" w:color="1a3a5c" w:sz="18" w:space="10"/>
+          <w:right w:val="single" w:color="c4d4e6" w:sz="2" w:space="8"/>
+        </w:pBdr>
+        <w:shd w:fill="eef3f9" w:color="auto" w:val="clear"/>
+        <w:spacing w:after="260" w:before="160" w:line="300"/>
+        <w:ind w:left="170" w:right="170"/>
+        <w:jc w:val="left"/>
+      </w:pPr>
+      <w:r>
+        <w:rPr>
+          <w:rFonts w:ascii="Calibri" w:cs="Calibri" w:eastAsia="Calibri" w:hAnsi="Calibri"/>
+          <w:b/>
+          <w:bCs/>
+          <w:i w:val="false"/>
+          <w:iCs w:val="false"/>
+          <w:color w:val="1a3a5c"/>
+          <w:sz w:val="21"/>
+          <w:szCs w:val="21"/>
+        </w:rPr>
+        <w:t xml:space="preserve">In one sentence:  </w:t>
+      </w:r>
+      <w:r>
+        <w:rPr>
+          <w:rFonts w:ascii="Cambria" w:cs="Cambria" w:eastAsia="Cambria" w:hAnsi="Cambria"/>
+          <w:b w:val="false"/>
+          <w:bCs w:val="false"/>
+          <w:i w:val="false"/>
+          <w:iCs w:val="false"/>
+          <w:color w:val="1a1a1a"/>
+          <w:sz w:val="21"/>
+          <w:szCs w:val="21"/>
+        </w:rPr>
+        <w:t xml:space="preserve">Rural internet penetration is 46.73 per 100 people against an urban 113.83, so what limits UPI’s reach in rural India is connectivity, not merchant acceptance.</w:t>
+      </w:r>
+    </w:p>
+    <w:p>
       <w:r>
         <w:br w:type="page"/>
       </w:r>
@@ -17839,6 +18197,1982 @@
           <w:szCs w:val="22"/>
         </w:rPr>
         <w:t xml:space="preserve">A closing observation seems warranted. India built this system as public infrastructure and chose to make it free at the point of use, financing the cost from the exchequer rather than from merchants. Almost every comparable system abroad made the opposite choice. The adoption documented in this report is, in significant part, the consequence of that decision — which suggests that the most important thing about UPI may not be its technology at all, but the view of payment as a public good that the technology was built to serve.</w:t>
+      </w:r>
+    </w:p>
+    <w:p>
+      <w:r>
+        <w:br w:type="page"/>
+      </w:r>
+    </w:p>
+    <w:p>
+      <w:pPr>
+        <w:pStyle w:val="Heading1"/>
+        <w:pBdr>
+          <w:bottom w:val="single" w:color="1a3a5c" w:sz="8" w:space="6"/>
+        </w:pBdr>
+        <w:spacing w:after="260" w:before="240"/>
+      </w:pPr>
+      <w:r>
+        <w:rPr>
+          <w:rFonts w:ascii="Calibri" w:cs="Calibri" w:eastAsia="Calibri" w:hAnsi="Calibri"/>
+          <w:b/>
+          <w:bCs/>
+          <w:i w:val="false"/>
+          <w:iCs w:val="false"/>
+          <w:color w:val="1a3a5c"/>
+          <w:sz w:val="32"/>
+          <w:szCs w:val="32"/>
+        </w:rPr>
+        <w:t xml:space="preserve">Glossary of Key Terms</w:t>
+      </w:r>
+    </w:p>
+    <w:p>
+      <w:pPr>
+        <w:spacing w:after="160" w:line="340"/>
+        <w:jc w:val="both"/>
+      </w:pPr>
+      <w:r>
+        <w:rPr>
+          <w:rFonts w:ascii="Cambria" w:cs="Cambria" w:eastAsia="Cambria" w:hAnsi="Cambria"/>
+          <w:b w:val="false"/>
+          <w:bCs w:val="false"/>
+          <w:i/>
+          <w:iCs/>
+          <w:color w:val="1a1a1a"/>
+          <w:sz w:val="22"/>
+          <w:szCs w:val="22"/>
+        </w:rPr>
+        <w:t xml:space="preserve">Every technical term used in this report is defined below, in the sense in which the report uses it. Terms are listed alphabetically.</w:t>
+      </w:r>
+    </w:p>
+    <w:p>
+      <w:pPr>
+        <w:spacing w:after="100" w:before="120"/>
+      </w:pPr>
+    </w:p>
+    <w:tbl>
+      <w:tblPr>
+        <w:tblW w:type="dxa" w:w="9026"/>
+        <w:tblBorders>
+          <w:top w:val="single" w:color="c9c8c4" w:sz="2"/>
+          <w:left w:val="single" w:color="c9c8c4" w:sz="2"/>
+          <w:bottom w:val="single" w:color="c9c8c4" w:sz="2"/>
+          <w:right w:val="single" w:color="c9c8c4" w:sz="2"/>
+          <w:insideH w:val="single" w:color="c9c8c4" w:sz="2"/>
+          <w:insideV w:val="single" w:color="c9c8c4" w:sz="2"/>
+        </w:tblBorders>
+      </w:tblPr>
+      <w:tblGrid>
+        <w:gridCol w:w="2500"/>
+        <w:gridCol w:w="6526"/>
+      </w:tblGrid>
+      <w:tr>
+        <w:trPr>
+          <w:tblHeader/>
+        </w:trPr>
+        <w:tc>
+          <w:tcPr>
+            <w:tcW w:type="dxa" w:w="2500"/>
+            <w:shd w:fill="e8eef5" w:color="auto" w:val="clear"/>
+            <w:tcMar>
+              <w:top w:type="dxa" w:w="90"/>
+              <w:left w:type="dxa" w:w="120"/>
+              <w:bottom w:type="dxa" w:w="90"/>
+              <w:right w:type="dxa" w:w="120"/>
+            </w:tcMar>
+            <w:vAlign w:val="center"/>
+          </w:tcPr>
+          <w:p>
+            <w:pPr>
+              <w:spacing w:after="0" w:line="260"/>
+              <w:jc w:val="left"/>
+            </w:pPr>
+            <w:r>
+              <w:rPr>
+                <w:rFonts w:ascii="Cambria" w:cs="Cambria" w:eastAsia="Cambria" w:hAnsi="Cambria"/>
+                <w:b/>
+                <w:bCs/>
+                <w:i w:val="false"/>
+                <w:iCs w:val="false"/>
+                <w:color w:val="1a3a5c"/>
+                <w:sz w:val="20"/>
+                <w:szCs w:val="20"/>
+              </w:rPr>
+              <w:t xml:space="preserve">Term</w:t>
+            </w:r>
+          </w:p>
+        </w:tc>
+        <w:tc>
+          <w:tcPr>
+            <w:tcW w:type="dxa" w:w="6526"/>
+            <w:shd w:fill="e8eef5" w:color="auto" w:val="clear"/>
+            <w:tcMar>
+              <w:top w:type="dxa" w:w="90"/>
+              <w:left w:type="dxa" w:w="120"/>
+              <w:bottom w:type="dxa" w:w="90"/>
+              <w:right w:type="dxa" w:w="120"/>
+            </w:tcMar>
+            <w:vAlign w:val="center"/>
+          </w:tcPr>
+          <w:p>
+            <w:pPr>
+              <w:spacing w:after="0" w:line="260"/>
+              <w:jc w:val="center"/>
+            </w:pPr>
+            <w:r>
+              <w:rPr>
+                <w:rFonts w:ascii="Cambria" w:cs="Cambria" w:eastAsia="Cambria" w:hAnsi="Cambria"/>
+                <w:b/>
+                <w:bCs/>
+                <w:i w:val="false"/>
+                <w:iCs w:val="false"/>
+                <w:color w:val="1a3a5c"/>
+                <w:sz w:val="20"/>
+                <w:szCs w:val="20"/>
+              </w:rPr>
+              <w:t xml:space="preserve">Meaning as used in this report</w:t>
+            </w:r>
+          </w:p>
+        </w:tc>
+      </w:tr>
+      <w:tr>
+        <w:tc>
+          <w:tcPr>
+            <w:tcW w:type="dxa" w:w="2500"/>
+            <w:tcMar>
+              <w:top w:type="dxa" w:w="90"/>
+              <w:left w:type="dxa" w:w="120"/>
+              <w:bottom w:type="dxa" w:w="90"/>
+              <w:right w:type="dxa" w:w="120"/>
+            </w:tcMar>
+            <w:vAlign w:val="center"/>
+          </w:tcPr>
+          <w:p>
+            <w:pPr>
+              <w:spacing w:after="0" w:line="260"/>
+              <w:jc w:val="left"/>
+            </w:pPr>
+            <w:r>
+              <w:rPr>
+                <w:rFonts w:ascii="Cambria" w:cs="Cambria" w:eastAsia="Cambria" w:hAnsi="Cambria"/>
+                <w:b w:val="false"/>
+                <w:bCs w:val="false"/>
+                <w:i w:val="false"/>
+                <w:iCs w:val="false"/>
+                <w:color w:val="1a1a1a"/>
+                <w:sz w:val="20"/>
+                <w:szCs w:val="20"/>
+              </w:rPr>
+              <w:t xml:space="preserve">Average ticket size</w:t>
+            </w:r>
+          </w:p>
+        </w:tc>
+        <w:tc>
+          <w:tcPr>
+            <w:tcW w:type="dxa" w:w="6526"/>
+            <w:tcMar>
+              <w:top w:type="dxa" w:w="90"/>
+              <w:left w:type="dxa" w:w="120"/>
+              <w:bottom w:type="dxa" w:w="90"/>
+              <w:right w:type="dxa" w:w="120"/>
+            </w:tcMar>
+            <w:vAlign w:val="center"/>
+          </w:tcPr>
+          <w:p>
+            <w:pPr>
+              <w:spacing w:after="0" w:line="260"/>
+              <w:jc w:val="left"/>
+            </w:pPr>
+            <w:r>
+              <w:rPr>
+                <w:rFonts w:ascii="Cambria" w:cs="Cambria" w:eastAsia="Cambria" w:hAnsi="Cambria"/>
+                <w:b w:val="false"/>
+                <w:bCs w:val="false"/>
+                <w:i w:val="false"/>
+                <w:iCs w:val="false"/>
+                <w:color w:val="1a1a1a"/>
+                <w:sz w:val="20"/>
+                <w:szCs w:val="20"/>
+              </w:rPr>
+              <w:t xml:space="preserve">The average value of a single transaction, obtained by dividing total transaction value by total transaction volume. Derived by the author in Table 2; not published by any source.</w:t>
+            </w:r>
+          </w:p>
+        </w:tc>
+      </w:tr>
+      <w:tr>
+        <w:tc>
+          <w:tcPr>
+            <w:tcW w:type="dxa" w:w="2500"/>
+            <w:shd w:fill="f6f7f9" w:color="auto" w:val="clear"/>
+            <w:tcMar>
+              <w:top w:type="dxa" w:w="90"/>
+              <w:left w:type="dxa" w:w="120"/>
+              <w:bottom w:type="dxa" w:w="90"/>
+              <w:right w:type="dxa" w:w="120"/>
+            </w:tcMar>
+            <w:vAlign w:val="center"/>
+          </w:tcPr>
+          <w:p>
+            <w:pPr>
+              <w:spacing w:after="0" w:line="260"/>
+              <w:jc w:val="left"/>
+            </w:pPr>
+            <w:r>
+              <w:rPr>
+                <w:rFonts w:ascii="Cambria" w:cs="Cambria" w:eastAsia="Cambria" w:hAnsi="Cambria"/>
+                <w:b w:val="false"/>
+                <w:bCs w:val="false"/>
+                <w:i w:val="false"/>
+                <w:iCs w:val="false"/>
+                <w:color w:val="1a1a1a"/>
+                <w:sz w:val="20"/>
+                <w:szCs w:val="20"/>
+              </w:rPr>
+              <w:t xml:space="preserve">Base year revision</w:t>
+            </w:r>
+          </w:p>
+        </w:tc>
+        <w:tc>
+          <w:tcPr>
+            <w:tcW w:type="dxa" w:w="6526"/>
+            <w:shd w:fill="f6f7f9" w:color="auto" w:val="clear"/>
+            <w:tcMar>
+              <w:top w:type="dxa" w:w="90"/>
+              <w:left w:type="dxa" w:w="120"/>
+              <w:bottom w:type="dxa" w:w="90"/>
+              <w:right w:type="dxa" w:w="120"/>
+            </w:tcMar>
+            <w:vAlign w:val="center"/>
+          </w:tcPr>
+          <w:p>
+            <w:pPr>
+              <w:spacing w:after="0" w:line="260"/>
+              <w:jc w:val="left"/>
+            </w:pPr>
+            <w:r>
+              <w:rPr>
+                <w:rFonts w:ascii="Cambria" w:cs="Cambria" w:eastAsia="Cambria" w:hAnsi="Cambria"/>
+                <w:b w:val="false"/>
+                <w:bCs w:val="false"/>
+                <w:i w:val="false"/>
+                <w:iCs w:val="false"/>
+                <w:color w:val="1a1a1a"/>
+                <w:sz w:val="20"/>
+                <w:szCs w:val="20"/>
+              </w:rPr>
+              <w:t xml:space="preserve">A periodic updating of the reference year used to compute national income. India moved from a 2011-12 base to a 2022-23 base during the study period, so GDP figures either side of the change are not perfectly comparable.</w:t>
+            </w:r>
+          </w:p>
+        </w:tc>
+      </w:tr>
+      <w:tr>
+        <w:tc>
+          <w:tcPr>
+            <w:tcW w:type="dxa" w:w="2500"/>
+            <w:tcMar>
+              <w:top w:type="dxa" w:w="90"/>
+              <w:left w:type="dxa" w:w="120"/>
+              <w:bottom w:type="dxa" w:w="90"/>
+              <w:right w:type="dxa" w:w="120"/>
+            </w:tcMar>
+            <w:vAlign w:val="center"/>
+          </w:tcPr>
+          <w:p>
+            <w:pPr>
+              <w:spacing w:after="0" w:line="260"/>
+              <w:jc w:val="left"/>
+            </w:pPr>
+            <w:r>
+              <w:rPr>
+                <w:rFonts w:ascii="Cambria" w:cs="Cambria" w:eastAsia="Cambria" w:hAnsi="Cambria"/>
+                <w:b w:val="false"/>
+                <w:bCs w:val="false"/>
+                <w:i w:val="false"/>
+                <w:iCs w:val="false"/>
+                <w:color w:val="1a1a1a"/>
+                <w:sz w:val="20"/>
+                <w:szCs w:val="20"/>
+              </w:rPr>
+              <w:t xml:space="preserve">CAGR</w:t>
+            </w:r>
+          </w:p>
+        </w:tc>
+        <w:tc>
+          <w:tcPr>
+            <w:tcW w:type="dxa" w:w="6526"/>
+            <w:tcMar>
+              <w:top w:type="dxa" w:w="90"/>
+              <w:left w:type="dxa" w:w="120"/>
+              <w:bottom w:type="dxa" w:w="90"/>
+              <w:right w:type="dxa" w:w="120"/>
+            </w:tcMar>
+            <w:vAlign w:val="center"/>
+          </w:tcPr>
+          <w:p>
+            <w:pPr>
+              <w:spacing w:after="0" w:line="260"/>
+              <w:jc w:val="left"/>
+            </w:pPr>
+            <w:r>
+              <w:rPr>
+                <w:rFonts w:ascii="Cambria" w:cs="Cambria" w:eastAsia="Cambria" w:hAnsi="Cambria"/>
+                <w:b w:val="false"/>
+                <w:bCs w:val="false"/>
+                <w:i w:val="false"/>
+                <w:iCs w:val="false"/>
+                <w:color w:val="1a1a1a"/>
+                <w:sz w:val="20"/>
+                <w:szCs w:val="20"/>
+              </w:rPr>
+              <w:t xml:space="preserve">Compound Annual Growth Rate — the constant yearly rate at which a quantity would have to grow to move from its starting value to its ending value over the period.</w:t>
+            </w:r>
+          </w:p>
+        </w:tc>
+      </w:tr>
+      <w:tr>
+        <w:tc>
+          <w:tcPr>
+            <w:tcW w:type="dxa" w:w="2500"/>
+            <w:shd w:fill="f6f7f9" w:color="auto" w:val="clear"/>
+            <w:tcMar>
+              <w:top w:type="dxa" w:w="90"/>
+              <w:left w:type="dxa" w:w="120"/>
+              <w:bottom w:type="dxa" w:w="90"/>
+              <w:right w:type="dxa" w:w="120"/>
+            </w:tcMar>
+            <w:vAlign w:val="center"/>
+          </w:tcPr>
+          <w:p>
+            <w:pPr>
+              <w:spacing w:after="0" w:line="260"/>
+              <w:jc w:val="left"/>
+            </w:pPr>
+            <w:r>
+              <w:rPr>
+                <w:rFonts w:ascii="Cambria" w:cs="Cambria" w:eastAsia="Cambria" w:hAnsi="Cambria"/>
+                <w:b w:val="false"/>
+                <w:bCs w:val="false"/>
+                <w:i w:val="false"/>
+                <w:iCs w:val="false"/>
+                <w:color w:val="1a1a1a"/>
+                <w:sz w:val="20"/>
+                <w:szCs w:val="20"/>
+              </w:rPr>
+              <w:t xml:space="preserve">Cambridge cash-balance approach</w:t>
+            </w:r>
+          </w:p>
+        </w:tc>
+        <w:tc>
+          <w:tcPr>
+            <w:tcW w:type="dxa" w:w="6526"/>
+            <w:shd w:fill="f6f7f9" w:color="auto" w:val="clear"/>
+            <w:tcMar>
+              <w:top w:type="dxa" w:w="90"/>
+              <w:left w:type="dxa" w:w="120"/>
+              <w:bottom w:type="dxa" w:w="90"/>
+              <w:right w:type="dxa" w:w="120"/>
+            </w:tcMar>
+            <w:vAlign w:val="center"/>
+          </w:tcPr>
+          <w:p>
+            <w:pPr>
+              <w:spacing w:after="0" w:line="260"/>
+              <w:jc w:val="left"/>
+            </w:pPr>
+            <w:r>
+              <w:rPr>
+                <w:rFonts w:ascii="Cambria" w:cs="Cambria" w:eastAsia="Cambria" w:hAnsi="Cambria"/>
+                <w:b w:val="false"/>
+                <w:bCs w:val="false"/>
+                <w:i w:val="false"/>
+                <w:iCs w:val="false"/>
+                <w:color w:val="1a1a1a"/>
+                <w:sz w:val="20"/>
+                <w:szCs w:val="20"/>
+              </w:rPr>
+              <w:t xml:space="preserve">The formulation M = k × P × Y, which views money demand as the fraction of income people choose to hold as money. Velocity is the reciprocal of that fraction, so V = 1 ÷ k.</w:t>
+            </w:r>
+          </w:p>
+        </w:tc>
+      </w:tr>
+      <w:tr>
+        <w:tc>
+          <w:tcPr>
+            <w:tcW w:type="dxa" w:w="2500"/>
+            <w:tcMar>
+              <w:top w:type="dxa" w:w="90"/>
+              <w:left w:type="dxa" w:w="120"/>
+              <w:bottom w:type="dxa" w:w="90"/>
+              <w:right w:type="dxa" w:w="120"/>
+            </w:tcMar>
+            <w:vAlign w:val="center"/>
+          </w:tcPr>
+          <w:p>
+            <w:pPr>
+              <w:spacing w:after="0" w:line="260"/>
+              <w:jc w:val="left"/>
+            </w:pPr>
+            <w:r>
+              <w:rPr>
+                <w:rFonts w:ascii="Cambria" w:cs="Cambria" w:eastAsia="Cambria" w:hAnsi="Cambria"/>
+                <w:b w:val="false"/>
+                <w:bCs w:val="false"/>
+                <w:i w:val="false"/>
+                <w:iCs w:val="false"/>
+                <w:color w:val="1a1a1a"/>
+                <w:sz w:val="20"/>
+                <w:szCs w:val="20"/>
+              </w:rPr>
+              <w:t xml:space="preserve">Currency in Circulation (CIC)</w:t>
+            </w:r>
+          </w:p>
+        </w:tc>
+        <w:tc>
+          <w:tcPr>
+            <w:tcW w:type="dxa" w:w="6526"/>
+            <w:tcMar>
+              <w:top w:type="dxa" w:w="90"/>
+              <w:left w:type="dxa" w:w="120"/>
+              <w:bottom w:type="dxa" w:w="90"/>
+              <w:right w:type="dxa" w:w="120"/>
+            </w:tcMar>
+            <w:vAlign w:val="center"/>
+          </w:tcPr>
+          <w:p>
+            <w:pPr>
+              <w:spacing w:after="0" w:line="260"/>
+              <w:jc w:val="left"/>
+            </w:pPr>
+            <w:r>
+              <w:rPr>
+                <w:rFonts w:ascii="Cambria" w:cs="Cambria" w:eastAsia="Cambria" w:hAnsi="Cambria"/>
+                <w:b w:val="false"/>
+                <w:bCs w:val="false"/>
+                <w:i w:val="false"/>
+                <w:iCs w:val="false"/>
+                <w:color w:val="1a1a1a"/>
+                <w:sz w:val="20"/>
+                <w:szCs w:val="20"/>
+              </w:rPr>
+              <w:t xml:space="preserve">The total value of banknotes and coins in the hands of the public and in bank tills. India’s CIC-to-GDP ratio is high by international standards, and reducing it is a stated aim of RBI policy.</w:t>
+            </w:r>
+          </w:p>
+        </w:tc>
+      </w:tr>
+      <w:tr>
+        <w:tc>
+          <w:tcPr>
+            <w:tcW w:type="dxa" w:w="2500"/>
+            <w:shd w:fill="f6f7f9" w:color="auto" w:val="clear"/>
+            <w:tcMar>
+              <w:top w:type="dxa" w:w="90"/>
+              <w:left w:type="dxa" w:w="120"/>
+              <w:bottom w:type="dxa" w:w="90"/>
+              <w:right w:type="dxa" w:w="120"/>
+            </w:tcMar>
+            <w:vAlign w:val="center"/>
+          </w:tcPr>
+          <w:p>
+            <w:pPr>
+              <w:spacing w:after="0" w:line="260"/>
+              <w:jc w:val="left"/>
+            </w:pPr>
+            <w:r>
+              <w:rPr>
+                <w:rFonts w:ascii="Cambria" w:cs="Cambria" w:eastAsia="Cambria" w:hAnsi="Cambria"/>
+                <w:b w:val="false"/>
+                <w:bCs w:val="false"/>
+                <w:i w:val="false"/>
+                <w:iCs w:val="false"/>
+                <w:color w:val="1a1a1a"/>
+                <w:sz w:val="20"/>
+                <w:szCs w:val="20"/>
+              </w:rPr>
+              <w:t xml:space="preserve">Demonetisation</w:t>
+            </w:r>
+          </w:p>
+        </w:tc>
+        <w:tc>
+          <w:tcPr>
+            <w:tcW w:type="dxa" w:w="6526"/>
+            <w:shd w:fill="f6f7f9" w:color="auto" w:val="clear"/>
+            <w:tcMar>
+              <w:top w:type="dxa" w:w="90"/>
+              <w:left w:type="dxa" w:w="120"/>
+              <w:bottom w:type="dxa" w:w="90"/>
+              <w:right w:type="dxa" w:w="120"/>
+            </w:tcMar>
+            <w:vAlign w:val="center"/>
+          </w:tcPr>
+          <w:p>
+            <w:pPr>
+              <w:spacing w:after="0" w:line="260"/>
+              <w:jc w:val="left"/>
+            </w:pPr>
+            <w:r>
+              <w:rPr>
+                <w:rFonts w:ascii="Cambria" w:cs="Cambria" w:eastAsia="Cambria" w:hAnsi="Cambria"/>
+                <w:b w:val="false"/>
+                <w:bCs w:val="false"/>
+                <w:i w:val="false"/>
+                <w:iCs w:val="false"/>
+                <w:color w:val="1a1a1a"/>
+                <w:sz w:val="20"/>
+                <w:szCs w:val="20"/>
+              </w:rPr>
+              <w:t xml:space="preserve">The withdrawal of legal tender status from ₹500 and ₹1,000 banknotes on 9 November 2016, affecting ₹15.4 trillion, or 86.9 per cent of the value of notes then in circulation.</w:t>
+            </w:r>
+          </w:p>
+        </w:tc>
+      </w:tr>
+      <w:tr>
+        <w:tc>
+          <w:tcPr>
+            <w:tcW w:type="dxa" w:w="2500"/>
+            <w:tcMar>
+              <w:top w:type="dxa" w:w="90"/>
+              <w:left w:type="dxa" w:w="120"/>
+              <w:bottom w:type="dxa" w:w="90"/>
+              <w:right w:type="dxa" w:w="120"/>
+            </w:tcMar>
+            <w:vAlign w:val="center"/>
+          </w:tcPr>
+          <w:p>
+            <w:pPr>
+              <w:spacing w:after="0" w:line="260"/>
+              <w:jc w:val="left"/>
+            </w:pPr>
+            <w:r>
+              <w:rPr>
+                <w:rFonts w:ascii="Cambria" w:cs="Cambria" w:eastAsia="Cambria" w:hAnsi="Cambria"/>
+                <w:b w:val="false"/>
+                <w:bCs w:val="false"/>
+                <w:i w:val="false"/>
+                <w:iCs w:val="false"/>
+                <w:color w:val="1a1a1a"/>
+                <w:sz w:val="20"/>
+                <w:szCs w:val="20"/>
+              </w:rPr>
+              <w:t xml:space="preserve">Digital public infrastructure</w:t>
+            </w:r>
+          </w:p>
+        </w:tc>
+        <w:tc>
+          <w:tcPr>
+            <w:tcW w:type="dxa" w:w="6526"/>
+            <w:tcMar>
+              <w:top w:type="dxa" w:w="90"/>
+              <w:left w:type="dxa" w:w="120"/>
+              <w:bottom w:type="dxa" w:w="90"/>
+              <w:right w:type="dxa" w:w="120"/>
+            </w:tcMar>
+            <w:vAlign w:val="center"/>
+          </w:tcPr>
+          <w:p>
+            <w:pPr>
+              <w:spacing w:after="0" w:line="260"/>
+              <w:jc w:val="left"/>
+            </w:pPr>
+            <w:r>
+              <w:rPr>
+                <w:rFonts w:ascii="Cambria" w:cs="Cambria" w:eastAsia="Cambria" w:hAnsi="Cambria"/>
+                <w:b w:val="false"/>
+                <w:bCs w:val="false"/>
+                <w:i w:val="false"/>
+                <w:iCs w:val="false"/>
+                <w:color w:val="1a1a1a"/>
+                <w:sz w:val="20"/>
+                <w:szCs w:val="20"/>
+              </w:rPr>
+              <w:t xml:space="preserve">Open, interoperable digital systems that support society-wide public and private services. The Bank for International Settlements treats fast payment systems such as UPI as the archetype.</w:t>
+            </w:r>
+          </w:p>
+        </w:tc>
+      </w:tr>
+      <w:tr>
+        <w:tc>
+          <w:tcPr>
+            <w:tcW w:type="dxa" w:w="2500"/>
+            <w:shd w:fill="f6f7f9" w:color="auto" w:val="clear"/>
+            <w:tcMar>
+              <w:top w:type="dxa" w:w="90"/>
+              <w:left w:type="dxa" w:w="120"/>
+              <w:bottom w:type="dxa" w:w="90"/>
+              <w:right w:type="dxa" w:w="120"/>
+            </w:tcMar>
+            <w:vAlign w:val="center"/>
+          </w:tcPr>
+          <w:p>
+            <w:pPr>
+              <w:spacing w:after="0" w:line="260"/>
+              <w:jc w:val="left"/>
+            </w:pPr>
+            <w:r>
+              <w:rPr>
+                <w:rFonts w:ascii="Cambria" w:cs="Cambria" w:eastAsia="Cambria" w:hAnsi="Cambria"/>
+                <w:b w:val="false"/>
+                <w:bCs w:val="false"/>
+                <w:i w:val="false"/>
+                <w:iCs w:val="false"/>
+                <w:color w:val="1a1a1a"/>
+                <w:sz w:val="20"/>
+                <w:szCs w:val="20"/>
+              </w:rPr>
+              <w:t xml:space="preserve">Equation of exchange</w:t>
+            </w:r>
+          </w:p>
+        </w:tc>
+        <w:tc>
+          <w:tcPr>
+            <w:tcW w:type="dxa" w:w="6526"/>
+            <w:shd w:fill="f6f7f9" w:color="auto" w:val="clear"/>
+            <w:tcMar>
+              <w:top w:type="dxa" w:w="90"/>
+              <w:left w:type="dxa" w:w="120"/>
+              <w:bottom w:type="dxa" w:w="90"/>
+              <w:right w:type="dxa" w:w="120"/>
+            </w:tcMar>
+            <w:vAlign w:val="center"/>
+          </w:tcPr>
+          <w:p>
+            <w:pPr>
+              <w:spacing w:after="0" w:line="260"/>
+              <w:jc w:val="left"/>
+            </w:pPr>
+            <w:r>
+              <w:rPr>
+                <w:rFonts w:ascii="Cambria" w:cs="Cambria" w:eastAsia="Cambria" w:hAnsi="Cambria"/>
+                <w:b w:val="false"/>
+                <w:bCs w:val="false"/>
+                <w:i w:val="false"/>
+                <w:iCs w:val="false"/>
+                <w:color w:val="1a1a1a"/>
+                <w:sz w:val="20"/>
+                <w:szCs w:val="20"/>
+              </w:rPr>
+              <w:t xml:space="preserve">Fisher’s identity M × V = P × T, relating the money stock and its velocity to the price level and the volume of transactions. It is true by construction rather than by assumption.</w:t>
+            </w:r>
+          </w:p>
+        </w:tc>
+      </w:tr>
+      <w:tr>
+        <w:tc>
+          <w:tcPr>
+            <w:tcW w:type="dxa" w:w="2500"/>
+            <w:tcMar>
+              <w:top w:type="dxa" w:w="90"/>
+              <w:left w:type="dxa" w:w="120"/>
+              <w:bottom w:type="dxa" w:w="90"/>
+              <w:right w:type="dxa" w:w="120"/>
+            </w:tcMar>
+            <w:vAlign w:val="center"/>
+          </w:tcPr>
+          <w:p>
+            <w:pPr>
+              <w:spacing w:after="0" w:line="260"/>
+              <w:jc w:val="left"/>
+            </w:pPr>
+            <w:r>
+              <w:rPr>
+                <w:rFonts w:ascii="Cambria" w:cs="Cambria" w:eastAsia="Cambria" w:hAnsi="Cambria"/>
+                <w:b w:val="false"/>
+                <w:bCs w:val="false"/>
+                <w:i w:val="false"/>
+                <w:iCs w:val="false"/>
+                <w:color w:val="1a1a1a"/>
+                <w:sz w:val="20"/>
+                <w:szCs w:val="20"/>
+              </w:rPr>
+              <w:t xml:space="preserve">Fast payment system</w:t>
+            </w:r>
+          </w:p>
+        </w:tc>
+        <w:tc>
+          <w:tcPr>
+            <w:tcW w:type="dxa" w:w="6526"/>
+            <w:tcMar>
+              <w:top w:type="dxa" w:w="90"/>
+              <w:left w:type="dxa" w:w="120"/>
+              <w:bottom w:type="dxa" w:w="90"/>
+              <w:right w:type="dxa" w:w="120"/>
+            </w:tcMar>
+            <w:vAlign w:val="center"/>
+          </w:tcPr>
+          <w:p>
+            <w:pPr>
+              <w:spacing w:after="0" w:line="260"/>
+              <w:jc w:val="left"/>
+            </w:pPr>
+            <w:r>
+              <w:rPr>
+                <w:rFonts w:ascii="Cambria" w:cs="Cambria" w:eastAsia="Cambria" w:hAnsi="Cambria"/>
+                <w:b w:val="false"/>
+                <w:bCs w:val="false"/>
+                <w:i w:val="false"/>
+                <w:iCs w:val="false"/>
+                <w:color w:val="1a1a1a"/>
+                <w:sz w:val="20"/>
+                <w:szCs w:val="20"/>
+              </w:rPr>
+              <w:t xml:space="preserve">A retail payment system settling in or near real time, available continuously. UPI is the largest such system in the world by transaction volume.</w:t>
+            </w:r>
+          </w:p>
+        </w:tc>
+      </w:tr>
+      <w:tr>
+        <w:tc>
+          <w:tcPr>
+            <w:tcW w:type="dxa" w:w="2500"/>
+            <w:shd w:fill="f6f7f9" w:color="auto" w:val="clear"/>
+            <w:tcMar>
+              <w:top w:type="dxa" w:w="90"/>
+              <w:left w:type="dxa" w:w="120"/>
+              <w:bottom w:type="dxa" w:w="90"/>
+              <w:right w:type="dxa" w:w="120"/>
+            </w:tcMar>
+            <w:vAlign w:val="center"/>
+          </w:tcPr>
+          <w:p>
+            <w:pPr>
+              <w:spacing w:after="0" w:line="260"/>
+              <w:jc w:val="left"/>
+            </w:pPr>
+            <w:r>
+              <w:rPr>
+                <w:rFonts w:ascii="Cambria" w:cs="Cambria" w:eastAsia="Cambria" w:hAnsi="Cambria"/>
+                <w:b w:val="false"/>
+                <w:bCs w:val="false"/>
+                <w:i w:val="false"/>
+                <w:iCs w:val="false"/>
+                <w:color w:val="1a1a1a"/>
+                <w:sz w:val="20"/>
+                <w:szCs w:val="20"/>
+              </w:rPr>
+              <w:t xml:space="preserve">Financial inclusion</w:t>
+            </w:r>
+          </w:p>
+        </w:tc>
+        <w:tc>
+          <w:tcPr>
+            <w:tcW w:type="dxa" w:w="6526"/>
+            <w:shd w:fill="f6f7f9" w:color="auto" w:val="clear"/>
+            <w:tcMar>
+              <w:top w:type="dxa" w:w="90"/>
+              <w:left w:type="dxa" w:w="120"/>
+              <w:bottom w:type="dxa" w:w="90"/>
+              <w:right w:type="dxa" w:w="120"/>
+            </w:tcMar>
+            <w:vAlign w:val="center"/>
+          </w:tcPr>
+          <w:p>
+            <w:pPr>
+              <w:spacing w:after="0" w:line="260"/>
+              <w:jc w:val="left"/>
+            </w:pPr>
+            <w:r>
+              <w:rPr>
+                <w:rFonts w:ascii="Cambria" w:cs="Cambria" w:eastAsia="Cambria" w:hAnsi="Cambria"/>
+                <w:b w:val="false"/>
+                <w:bCs w:val="false"/>
+                <w:i w:val="false"/>
+                <w:iCs w:val="false"/>
+                <w:color w:val="1a1a1a"/>
+                <w:sz w:val="20"/>
+                <w:szCs w:val="20"/>
+              </w:rPr>
+              <w:t xml:space="preserve">Access to useful and affordable financial services. Measured in India by the RBI’s Financial Inclusion Index across three sub-indices: access, usage and quality.</w:t>
+            </w:r>
+          </w:p>
+        </w:tc>
+      </w:tr>
+      <w:tr>
+        <w:tc>
+          <w:tcPr>
+            <w:tcW w:type="dxa" w:w="2500"/>
+            <w:tcMar>
+              <w:top w:type="dxa" w:w="90"/>
+              <w:left w:type="dxa" w:w="120"/>
+              <w:bottom w:type="dxa" w:w="90"/>
+              <w:right w:type="dxa" w:w="120"/>
+            </w:tcMar>
+            <w:vAlign w:val="center"/>
+          </w:tcPr>
+          <w:p>
+            <w:pPr>
+              <w:spacing w:after="0" w:line="260"/>
+              <w:jc w:val="left"/>
+            </w:pPr>
+            <w:r>
+              <w:rPr>
+                <w:rFonts w:ascii="Cambria" w:cs="Cambria" w:eastAsia="Cambria" w:hAnsi="Cambria"/>
+                <w:b w:val="false"/>
+                <w:bCs w:val="false"/>
+                <w:i w:val="false"/>
+                <w:iCs w:val="false"/>
+                <w:color w:val="1a1a1a"/>
+                <w:sz w:val="20"/>
+                <w:szCs w:val="20"/>
+              </w:rPr>
+              <w:t xml:space="preserve">Formalisation</w:t>
+            </w:r>
+          </w:p>
+        </w:tc>
+        <w:tc>
+          <w:tcPr>
+            <w:tcW w:type="dxa" w:w="6526"/>
+            <w:tcMar>
+              <w:top w:type="dxa" w:w="90"/>
+              <w:left w:type="dxa" w:w="120"/>
+              <w:bottom w:type="dxa" w:w="90"/>
+              <w:right w:type="dxa" w:w="120"/>
+            </w:tcMar>
+            <w:vAlign w:val="center"/>
+          </w:tcPr>
+          <w:p>
+            <w:pPr>
+              <w:spacing w:after="0" w:line="260"/>
+              <w:jc w:val="left"/>
+            </w:pPr>
+            <w:r>
+              <w:rPr>
+                <w:rFonts w:ascii="Cambria" w:cs="Cambria" w:eastAsia="Cambria" w:hAnsi="Cambria"/>
+                <w:b w:val="false"/>
+                <w:bCs w:val="false"/>
+                <w:i w:val="false"/>
+                <w:iCs w:val="false"/>
+                <w:color w:val="1a1a1a"/>
+                <w:sz w:val="20"/>
+                <w:szCs w:val="20"/>
+              </w:rPr>
+              <w:t xml:space="preserve">The movement of economic activity from the unrecorded to the recorded economy. A digital payment leaves a record; records accumulate into a credit history.</w:t>
+            </w:r>
+          </w:p>
+        </w:tc>
+      </w:tr>
+      <w:tr>
+        <w:tc>
+          <w:tcPr>
+            <w:tcW w:type="dxa" w:w="2500"/>
+            <w:shd w:fill="f6f7f9" w:color="auto" w:val="clear"/>
+            <w:tcMar>
+              <w:top w:type="dxa" w:w="90"/>
+              <w:left w:type="dxa" w:w="120"/>
+              <w:bottom w:type="dxa" w:w="90"/>
+              <w:right w:type="dxa" w:w="120"/>
+            </w:tcMar>
+            <w:vAlign w:val="center"/>
+          </w:tcPr>
+          <w:p>
+            <w:pPr>
+              <w:spacing w:after="0" w:line="260"/>
+              <w:jc w:val="left"/>
+            </w:pPr>
+            <w:r>
+              <w:rPr>
+                <w:rFonts w:ascii="Cambria" w:cs="Cambria" w:eastAsia="Cambria" w:hAnsi="Cambria"/>
+                <w:b w:val="false"/>
+                <w:bCs w:val="false"/>
+                <w:i w:val="false"/>
+                <w:iCs w:val="false"/>
+                <w:color w:val="1a1a1a"/>
+                <w:sz w:val="20"/>
+                <w:szCs w:val="20"/>
+              </w:rPr>
+              <w:t xml:space="preserve">Income velocity</w:t>
+            </w:r>
+          </w:p>
+        </w:tc>
+        <w:tc>
+          <w:tcPr>
+            <w:tcW w:type="dxa" w:w="6526"/>
+            <w:shd w:fill="f6f7f9" w:color="auto" w:val="clear"/>
+            <w:tcMar>
+              <w:top w:type="dxa" w:w="90"/>
+              <w:left w:type="dxa" w:w="120"/>
+              <w:bottom w:type="dxa" w:w="90"/>
+              <w:right w:type="dxa" w:w="120"/>
+            </w:tcMar>
+            <w:vAlign w:val="center"/>
+          </w:tcPr>
+          <w:p>
+            <w:pPr>
+              <w:spacing w:after="0" w:line="260"/>
+              <w:jc w:val="left"/>
+            </w:pPr>
+            <w:r>
+              <w:rPr>
+                <w:rFonts w:ascii="Cambria" w:cs="Cambria" w:eastAsia="Cambria" w:hAnsi="Cambria"/>
+                <w:b w:val="false"/>
+                <w:bCs w:val="false"/>
+                <w:i w:val="false"/>
+                <w:iCs w:val="false"/>
+                <w:color w:val="1a1a1a"/>
+                <w:sz w:val="20"/>
+                <w:szCs w:val="20"/>
+              </w:rPr>
+              <w:t xml:space="preserve">The number of times a unit of money is used to buy newly produced output, computed as nominal national income divided by the money stock. The conservative measure of velocity, and the one that moves slowly.</w:t>
+            </w:r>
+          </w:p>
+        </w:tc>
+      </w:tr>
+      <w:tr>
+        <w:tc>
+          <w:tcPr>
+            <w:tcW w:type="dxa" w:w="2500"/>
+            <w:tcMar>
+              <w:top w:type="dxa" w:w="90"/>
+              <w:left w:type="dxa" w:w="120"/>
+              <w:bottom w:type="dxa" w:w="90"/>
+              <w:right w:type="dxa" w:w="120"/>
+            </w:tcMar>
+            <w:vAlign w:val="center"/>
+          </w:tcPr>
+          <w:p>
+            <w:pPr>
+              <w:spacing w:after="0" w:line="260"/>
+              <w:jc w:val="left"/>
+            </w:pPr>
+            <w:r>
+              <w:rPr>
+                <w:rFonts w:ascii="Cambria" w:cs="Cambria" w:eastAsia="Cambria" w:hAnsi="Cambria"/>
+                <w:b w:val="false"/>
+                <w:bCs w:val="false"/>
+                <w:i w:val="false"/>
+                <w:iCs w:val="false"/>
+                <w:color w:val="1a1a1a"/>
+                <w:sz w:val="20"/>
+                <w:szCs w:val="20"/>
+              </w:rPr>
+              <w:t xml:space="preserve">Interoperability</w:t>
+            </w:r>
+          </w:p>
+        </w:tc>
+        <w:tc>
+          <w:tcPr>
+            <w:tcW w:type="dxa" w:w="6526"/>
+            <w:tcMar>
+              <w:top w:type="dxa" w:w="90"/>
+              <w:left w:type="dxa" w:w="120"/>
+              <w:bottom w:type="dxa" w:w="90"/>
+              <w:right w:type="dxa" w:w="120"/>
+            </w:tcMar>
+            <w:vAlign w:val="center"/>
+          </w:tcPr>
+          <w:p>
+            <w:pPr>
+              <w:spacing w:after="0" w:line="260"/>
+              <w:jc w:val="left"/>
+            </w:pPr>
+            <w:r>
+              <w:rPr>
+                <w:rFonts w:ascii="Cambria" w:cs="Cambria" w:eastAsia="Cambria" w:hAnsi="Cambria"/>
+                <w:b w:val="false"/>
+                <w:bCs w:val="false"/>
+                <w:i w:val="false"/>
+                <w:iCs w:val="false"/>
+                <w:color w:val="1a1a1a"/>
+                <w:sz w:val="20"/>
+                <w:szCs w:val="20"/>
+              </w:rPr>
+              <w:t xml:space="preserve">The property that a user of one application or bank can transact with a user of any other. This is the design feature the IMF identifies as the source of UPI’s adoption.</w:t>
+            </w:r>
+          </w:p>
+        </w:tc>
+      </w:tr>
+      <w:tr>
+        <w:tc>
+          <w:tcPr>
+            <w:tcW w:type="dxa" w:w="2500"/>
+            <w:shd w:fill="f6f7f9" w:color="auto" w:val="clear"/>
+            <w:tcMar>
+              <w:top w:type="dxa" w:w="90"/>
+              <w:left w:type="dxa" w:w="120"/>
+              <w:bottom w:type="dxa" w:w="90"/>
+              <w:right w:type="dxa" w:w="120"/>
+            </w:tcMar>
+            <w:vAlign w:val="center"/>
+          </w:tcPr>
+          <w:p>
+            <w:pPr>
+              <w:spacing w:after="0" w:line="260"/>
+              <w:jc w:val="left"/>
+            </w:pPr>
+            <w:r>
+              <w:rPr>
+                <w:rFonts w:ascii="Cambria" w:cs="Cambria" w:eastAsia="Cambria" w:hAnsi="Cambria"/>
+                <w:b w:val="false"/>
+                <w:bCs w:val="false"/>
+                <w:i w:val="false"/>
+                <w:iCs w:val="false"/>
+                <w:color w:val="1a1a1a"/>
+                <w:sz w:val="20"/>
+                <w:szCs w:val="20"/>
+              </w:rPr>
+              <w:t xml:space="preserve">k (cash-balance ratio)</w:t>
+            </w:r>
+          </w:p>
+        </w:tc>
+        <w:tc>
+          <w:tcPr>
+            <w:tcW w:type="dxa" w:w="6526"/>
+            <w:shd w:fill="f6f7f9" w:color="auto" w:val="clear"/>
+            <w:tcMar>
+              <w:top w:type="dxa" w:w="90"/>
+              <w:left w:type="dxa" w:w="120"/>
+              <w:bottom w:type="dxa" w:w="90"/>
+              <w:right w:type="dxa" w:w="120"/>
+            </w:tcMar>
+            <w:vAlign w:val="center"/>
+          </w:tcPr>
+          <w:p>
+            <w:pPr>
+              <w:spacing w:after="0" w:line="260"/>
+              <w:jc w:val="left"/>
+            </w:pPr>
+            <w:r>
+              <w:rPr>
+                <w:rFonts w:ascii="Cambria" w:cs="Cambria" w:eastAsia="Cambria" w:hAnsi="Cambria"/>
+                <w:b w:val="false"/>
+                <w:bCs w:val="false"/>
+                <w:i w:val="false"/>
+                <w:iCs w:val="false"/>
+                <w:color w:val="1a1a1a"/>
+                <w:sz w:val="20"/>
+                <w:szCs w:val="20"/>
+              </w:rPr>
+              <w:t xml:space="preserve">The fraction of nominal income that people choose to hold as money. A fall in k is arithmetically the same statement as a rise in velocity.</w:t>
+            </w:r>
+          </w:p>
+        </w:tc>
+      </w:tr>
+      <w:tr>
+        <w:tc>
+          <w:tcPr>
+            <w:tcW w:type="dxa" w:w="2500"/>
+            <w:tcMar>
+              <w:top w:type="dxa" w:w="90"/>
+              <w:left w:type="dxa" w:w="120"/>
+              <w:bottom w:type="dxa" w:w="90"/>
+              <w:right w:type="dxa" w:w="120"/>
+            </w:tcMar>
+            <w:vAlign w:val="center"/>
+          </w:tcPr>
+          <w:p>
+            <w:pPr>
+              <w:spacing w:after="0" w:line="260"/>
+              <w:jc w:val="left"/>
+            </w:pPr>
+            <w:r>
+              <w:rPr>
+                <w:rFonts w:ascii="Cambria" w:cs="Cambria" w:eastAsia="Cambria" w:hAnsi="Cambria"/>
+                <w:b w:val="false"/>
+                <w:bCs w:val="false"/>
+                <w:i w:val="false"/>
+                <w:iCs w:val="false"/>
+                <w:color w:val="1a1a1a"/>
+                <w:sz w:val="20"/>
+                <w:szCs w:val="20"/>
+              </w:rPr>
+              <w:t xml:space="preserve">Merchant Discount Rate (MDR)</w:t>
+            </w:r>
+          </w:p>
+        </w:tc>
+        <w:tc>
+          <w:tcPr>
+            <w:tcW w:type="dxa" w:w="6526"/>
+            <w:tcMar>
+              <w:top w:type="dxa" w:w="90"/>
+              <w:left w:type="dxa" w:w="120"/>
+              <w:bottom w:type="dxa" w:w="90"/>
+              <w:right w:type="dxa" w:w="120"/>
+            </w:tcMar>
+            <w:vAlign w:val="center"/>
+          </w:tcPr>
+          <w:p>
+            <w:pPr>
+              <w:spacing w:after="0" w:line="260"/>
+              <w:jc w:val="left"/>
+            </w:pPr>
+            <w:r>
+              <w:rPr>
+                <w:rFonts w:ascii="Cambria" w:cs="Cambria" w:eastAsia="Cambria" w:hAnsi="Cambria"/>
+                <w:b w:val="false"/>
+                <w:bCs w:val="false"/>
+                <w:i w:val="false"/>
+                <w:iCs w:val="false"/>
+                <w:color w:val="1a1a1a"/>
+                <w:sz w:val="20"/>
+                <w:szCs w:val="20"/>
+              </w:rPr>
+              <w:t xml:space="preserve">The fee a merchant pays on each digital transaction. It is zero for UPI transactions up to ₹2,000 for small merchants, with the Government paying an incentive of 0.15 per cent of transaction value in its place.</w:t>
+            </w:r>
+          </w:p>
+        </w:tc>
+      </w:tr>
+      <w:tr>
+        <w:tc>
+          <w:tcPr>
+            <w:tcW w:type="dxa" w:w="2500"/>
+            <w:shd w:fill="f6f7f9" w:color="auto" w:val="clear"/>
+            <w:tcMar>
+              <w:top w:type="dxa" w:w="90"/>
+              <w:left w:type="dxa" w:w="120"/>
+              <w:bottom w:type="dxa" w:w="90"/>
+              <w:right w:type="dxa" w:w="120"/>
+            </w:tcMar>
+            <w:vAlign w:val="center"/>
+          </w:tcPr>
+          <w:p>
+            <w:pPr>
+              <w:spacing w:after="0" w:line="260"/>
+              <w:jc w:val="left"/>
+            </w:pPr>
+            <w:r>
+              <w:rPr>
+                <w:rFonts w:ascii="Cambria" w:cs="Cambria" w:eastAsia="Cambria" w:hAnsi="Cambria"/>
+                <w:b w:val="false"/>
+                <w:bCs w:val="false"/>
+                <w:i w:val="false"/>
+                <w:iCs w:val="false"/>
+                <w:color w:val="1a1a1a"/>
+                <w:sz w:val="20"/>
+                <w:szCs w:val="20"/>
+              </w:rPr>
+              <w:t xml:space="preserve">Natural experiment</w:t>
+            </w:r>
+          </w:p>
+        </w:tc>
+        <w:tc>
+          <w:tcPr>
+            <w:tcW w:type="dxa" w:w="6526"/>
+            <w:shd w:fill="f6f7f9" w:color="auto" w:val="clear"/>
+            <w:tcMar>
+              <w:top w:type="dxa" w:w="90"/>
+              <w:left w:type="dxa" w:w="120"/>
+              <w:bottom w:type="dxa" w:w="90"/>
+              <w:right w:type="dxa" w:w="120"/>
+            </w:tcMar>
+            <w:vAlign w:val="center"/>
+          </w:tcPr>
+          <w:p>
+            <w:pPr>
+              <w:spacing w:after="0" w:line="260"/>
+              <w:jc w:val="left"/>
+            </w:pPr>
+            <w:r>
+              <w:rPr>
+                <w:rFonts w:ascii="Cambria" w:cs="Cambria" w:eastAsia="Cambria" w:hAnsi="Cambria"/>
+                <w:b w:val="false"/>
+                <w:bCs w:val="false"/>
+                <w:i w:val="false"/>
+                <w:iCs w:val="false"/>
+                <w:color w:val="1a1a1a"/>
+                <w:sz w:val="20"/>
+                <w:szCs w:val="20"/>
+              </w:rPr>
+              <w:t xml:space="preserve">A real-world event that changes conditions sharply and without the researcher’s intervention, allowing before-and-after comparison. Demonetisation is treated as one in Data Set 5.</w:t>
+            </w:r>
+          </w:p>
+        </w:tc>
+      </w:tr>
+      <w:tr>
+        <w:tc>
+          <w:tcPr>
+            <w:tcW w:type="dxa" w:w="2500"/>
+            <w:tcMar>
+              <w:top w:type="dxa" w:w="90"/>
+              <w:left w:type="dxa" w:w="120"/>
+              <w:bottom w:type="dxa" w:w="90"/>
+              <w:right w:type="dxa" w:w="120"/>
+            </w:tcMar>
+            <w:vAlign w:val="center"/>
+          </w:tcPr>
+          <w:p>
+            <w:pPr>
+              <w:spacing w:after="0" w:line="260"/>
+              <w:jc w:val="left"/>
+            </w:pPr>
+            <w:r>
+              <w:rPr>
+                <w:rFonts w:ascii="Cambria" w:cs="Cambria" w:eastAsia="Cambria" w:hAnsi="Cambria"/>
+                <w:b w:val="false"/>
+                <w:bCs w:val="false"/>
+                <w:i w:val="false"/>
+                <w:iCs w:val="false"/>
+                <w:color w:val="1a1a1a"/>
+                <w:sz w:val="20"/>
+                <w:szCs w:val="20"/>
+              </w:rPr>
+              <w:t xml:space="preserve">Nominal GDP</w:t>
+            </w:r>
+          </w:p>
+        </w:tc>
+        <w:tc>
+          <w:tcPr>
+            <w:tcW w:type="dxa" w:w="6526"/>
+            <w:tcMar>
+              <w:top w:type="dxa" w:w="90"/>
+              <w:left w:type="dxa" w:w="120"/>
+              <w:bottom w:type="dxa" w:w="90"/>
+              <w:right w:type="dxa" w:w="120"/>
+            </w:tcMar>
+            <w:vAlign w:val="center"/>
+          </w:tcPr>
+          <w:p>
+            <w:pPr>
+              <w:spacing w:after="0" w:line="260"/>
+              <w:jc w:val="left"/>
+            </w:pPr>
+            <w:r>
+              <w:rPr>
+                <w:rFonts w:ascii="Cambria" w:cs="Cambria" w:eastAsia="Cambria" w:hAnsi="Cambria"/>
+                <w:b w:val="false"/>
+                <w:bCs w:val="false"/>
+                <w:i w:val="false"/>
+                <w:iCs w:val="false"/>
+                <w:color w:val="1a1a1a"/>
+                <w:sz w:val="20"/>
+                <w:szCs w:val="20"/>
+              </w:rPr>
+              <w:t xml:space="preserve">The value of national output measured at current prices, so it rises with both output and inflation. Used as the denominator in Table 4.</w:t>
+            </w:r>
+          </w:p>
+        </w:tc>
+      </w:tr>
+      <w:tr>
+        <w:tc>
+          <w:tcPr>
+            <w:tcW w:type="dxa" w:w="2500"/>
+            <w:shd w:fill="f6f7f9" w:color="auto" w:val="clear"/>
+            <w:tcMar>
+              <w:top w:type="dxa" w:w="90"/>
+              <w:left w:type="dxa" w:w="120"/>
+              <w:bottom w:type="dxa" w:w="90"/>
+              <w:right w:type="dxa" w:w="120"/>
+            </w:tcMar>
+            <w:vAlign w:val="center"/>
+          </w:tcPr>
+          <w:p>
+            <w:pPr>
+              <w:spacing w:after="0" w:line="260"/>
+              <w:jc w:val="left"/>
+            </w:pPr>
+            <w:r>
+              <w:rPr>
+                <w:rFonts w:ascii="Cambria" w:cs="Cambria" w:eastAsia="Cambria" w:hAnsi="Cambria"/>
+                <w:b w:val="false"/>
+                <w:bCs w:val="false"/>
+                <w:i w:val="false"/>
+                <w:iCs w:val="false"/>
+                <w:color w:val="1a1a1a"/>
+                <w:sz w:val="20"/>
+                <w:szCs w:val="20"/>
+              </w:rPr>
+              <w:t xml:space="preserve">NPCI</w:t>
+            </w:r>
+          </w:p>
+        </w:tc>
+        <w:tc>
+          <w:tcPr>
+            <w:tcW w:type="dxa" w:w="6526"/>
+            <w:shd w:fill="f6f7f9" w:color="auto" w:val="clear"/>
+            <w:tcMar>
+              <w:top w:type="dxa" w:w="90"/>
+              <w:left w:type="dxa" w:w="120"/>
+              <w:bottom w:type="dxa" w:w="90"/>
+              <w:right w:type="dxa" w:w="120"/>
+            </w:tcMar>
+            <w:vAlign w:val="center"/>
+          </w:tcPr>
+          <w:p>
+            <w:pPr>
+              <w:spacing w:after="0" w:line="260"/>
+              <w:jc w:val="left"/>
+            </w:pPr>
+            <w:r>
+              <w:rPr>
+                <w:rFonts w:ascii="Cambria" w:cs="Cambria" w:eastAsia="Cambria" w:hAnsi="Cambria"/>
+                <w:b w:val="false"/>
+                <w:bCs w:val="false"/>
+                <w:i w:val="false"/>
+                <w:iCs w:val="false"/>
+                <w:color w:val="1a1a1a"/>
+                <w:sz w:val="20"/>
+                <w:szCs w:val="20"/>
+              </w:rPr>
+              <w:t xml:space="preserve">The National Payments Corporation of India — the not-for-profit umbrella organisation that built and operates UPI, sets its standards and settles positions between member banks.</w:t>
+            </w:r>
+          </w:p>
+        </w:tc>
+      </w:tr>
+      <w:tr>
+        <w:tc>
+          <w:tcPr>
+            <w:tcW w:type="dxa" w:w="2500"/>
+            <w:tcMar>
+              <w:top w:type="dxa" w:w="90"/>
+              <w:left w:type="dxa" w:w="120"/>
+              <w:bottom w:type="dxa" w:w="90"/>
+              <w:right w:type="dxa" w:w="120"/>
+            </w:tcMar>
+            <w:vAlign w:val="center"/>
+          </w:tcPr>
+          <w:p>
+            <w:pPr>
+              <w:spacing w:after="0" w:line="260"/>
+              <w:jc w:val="left"/>
+            </w:pPr>
+            <w:r>
+              <w:rPr>
+                <w:rFonts w:ascii="Cambria" w:cs="Cambria" w:eastAsia="Cambria" w:hAnsi="Cambria"/>
+                <w:b w:val="false"/>
+                <w:bCs w:val="false"/>
+                <w:i w:val="false"/>
+                <w:iCs w:val="false"/>
+                <w:color w:val="1a1a1a"/>
+                <w:sz w:val="20"/>
+                <w:szCs w:val="20"/>
+              </w:rPr>
+              <w:t xml:space="preserve">P2M and P2P</w:t>
+            </w:r>
+          </w:p>
+        </w:tc>
+        <w:tc>
+          <w:tcPr>
+            <w:tcW w:type="dxa" w:w="6526"/>
+            <w:tcMar>
+              <w:top w:type="dxa" w:w="90"/>
+              <w:left w:type="dxa" w:w="120"/>
+              <w:bottom w:type="dxa" w:w="90"/>
+              <w:right w:type="dxa" w:w="120"/>
+            </w:tcMar>
+            <w:vAlign w:val="center"/>
+          </w:tcPr>
+          <w:p>
+            <w:pPr>
+              <w:spacing w:after="0" w:line="260"/>
+              <w:jc w:val="left"/>
+            </w:pPr>
+            <w:r>
+              <w:rPr>
+                <w:rFonts w:ascii="Cambria" w:cs="Cambria" w:eastAsia="Cambria" w:hAnsi="Cambria"/>
+                <w:b w:val="false"/>
+                <w:bCs w:val="false"/>
+                <w:i w:val="false"/>
+                <w:iCs w:val="false"/>
+                <w:color w:val="1a1a1a"/>
+                <w:sz w:val="20"/>
+                <w:szCs w:val="20"/>
+              </w:rPr>
+              <w:t xml:space="preserve">Person-to-merchant and person-to-person transactions. P2M now forms 63 per cent of UPI volume, and 86 per cent of P2M payments are below ₹500.</w:t>
+            </w:r>
+          </w:p>
+        </w:tc>
+      </w:tr>
+      <w:tr>
+        <w:tc>
+          <w:tcPr>
+            <w:tcW w:type="dxa" w:w="2500"/>
+            <w:shd w:fill="f6f7f9" w:color="auto" w:val="clear"/>
+            <w:tcMar>
+              <w:top w:type="dxa" w:w="90"/>
+              <w:left w:type="dxa" w:w="120"/>
+              <w:bottom w:type="dxa" w:w="90"/>
+              <w:right w:type="dxa" w:w="120"/>
+            </w:tcMar>
+            <w:vAlign w:val="center"/>
+          </w:tcPr>
+          <w:p>
+            <w:pPr>
+              <w:spacing w:after="0" w:line="260"/>
+              <w:jc w:val="left"/>
+            </w:pPr>
+            <w:r>
+              <w:rPr>
+                <w:rFonts w:ascii="Cambria" w:cs="Cambria" w:eastAsia="Cambria" w:hAnsi="Cambria"/>
+                <w:b w:val="false"/>
+                <w:bCs w:val="false"/>
+                <w:i w:val="false"/>
+                <w:iCs w:val="false"/>
+                <w:color w:val="1a1a1a"/>
+                <w:sz w:val="20"/>
+                <w:szCs w:val="20"/>
+              </w:rPr>
+              <w:t xml:space="preserve">PIDF</w:t>
+            </w:r>
+          </w:p>
+        </w:tc>
+        <w:tc>
+          <w:tcPr>
+            <w:tcW w:type="dxa" w:w="6526"/>
+            <w:shd w:fill="f6f7f9" w:color="auto" w:val="clear"/>
+            <w:tcMar>
+              <w:top w:type="dxa" w:w="90"/>
+              <w:left w:type="dxa" w:w="120"/>
+              <w:bottom w:type="dxa" w:w="90"/>
+              <w:right w:type="dxa" w:w="120"/>
+            </w:tcMar>
+            <w:vAlign w:val="center"/>
+          </w:tcPr>
+          <w:p>
+            <w:pPr>
+              <w:spacing w:after="0" w:line="260"/>
+              <w:jc w:val="left"/>
+            </w:pPr>
+            <w:r>
+              <w:rPr>
+                <w:rFonts w:ascii="Cambria" w:cs="Cambria" w:eastAsia="Cambria" w:hAnsi="Cambria"/>
+                <w:b w:val="false"/>
+                <w:bCs w:val="false"/>
+                <w:i w:val="false"/>
+                <w:iCs w:val="false"/>
+                <w:color w:val="1a1a1a"/>
+                <w:sz w:val="20"/>
+                <w:szCs w:val="20"/>
+              </w:rPr>
+              <w:t xml:space="preserve">The Payments Infrastructure Development Fund, which subsidises the deployment of acceptance infrastructure — QR codes and terminals — in tier-3 to tier-6 centres.</w:t>
+            </w:r>
+          </w:p>
+        </w:tc>
+      </w:tr>
+      <w:tr>
+        <w:tc>
+          <w:tcPr>
+            <w:tcW w:type="dxa" w:w="2500"/>
+            <w:tcMar>
+              <w:top w:type="dxa" w:w="90"/>
+              <w:left w:type="dxa" w:w="120"/>
+              <w:bottom w:type="dxa" w:w="90"/>
+              <w:right w:type="dxa" w:w="120"/>
+            </w:tcMar>
+            <w:vAlign w:val="center"/>
+          </w:tcPr>
+          <w:p>
+            <w:pPr>
+              <w:spacing w:after="0" w:line="260"/>
+              <w:jc w:val="left"/>
+            </w:pPr>
+            <w:r>
+              <w:rPr>
+                <w:rFonts w:ascii="Cambria" w:cs="Cambria" w:eastAsia="Cambria" w:hAnsi="Cambria"/>
+                <w:b w:val="false"/>
+                <w:bCs w:val="false"/>
+                <w:i w:val="false"/>
+                <w:iCs w:val="false"/>
+                <w:color w:val="1a1a1a"/>
+                <w:sz w:val="20"/>
+                <w:szCs w:val="20"/>
+              </w:rPr>
+              <w:t xml:space="preserve">RBI Digital Payments Index</w:t>
+            </w:r>
+          </w:p>
+        </w:tc>
+        <w:tc>
+          <w:tcPr>
+            <w:tcW w:type="dxa" w:w="6526"/>
+            <w:tcMar>
+              <w:top w:type="dxa" w:w="90"/>
+              <w:left w:type="dxa" w:w="120"/>
+              <w:bottom w:type="dxa" w:w="90"/>
+              <w:right w:type="dxa" w:w="120"/>
+            </w:tcMar>
+            <w:vAlign w:val="center"/>
+          </w:tcPr>
+          <w:p>
+            <w:pPr>
+              <w:spacing w:after="0" w:line="260"/>
+              <w:jc w:val="left"/>
+            </w:pPr>
+            <w:r>
+              <w:rPr>
+                <w:rFonts w:ascii="Cambria" w:cs="Cambria" w:eastAsia="Cambria" w:hAnsi="Cambria"/>
+                <w:b w:val="false"/>
+                <w:bCs w:val="false"/>
+                <w:i w:val="false"/>
+                <w:iCs w:val="false"/>
+                <w:color w:val="1a1a1a"/>
+                <w:sz w:val="20"/>
+                <w:szCs w:val="20"/>
+              </w:rPr>
+              <w:t xml:space="preserve">A composite RBI index measuring the extent of payment digitalisation, with March 2018 set equal to 100. It stood at 493.22 in March 2025.</w:t>
+            </w:r>
+          </w:p>
+        </w:tc>
+      </w:tr>
+      <w:tr>
+        <w:tc>
+          <w:tcPr>
+            <w:tcW w:type="dxa" w:w="2500"/>
+            <w:shd w:fill="f6f7f9" w:color="auto" w:val="clear"/>
+            <w:tcMar>
+              <w:top w:type="dxa" w:w="90"/>
+              <w:left w:type="dxa" w:w="120"/>
+              <w:bottom w:type="dxa" w:w="90"/>
+              <w:right w:type="dxa" w:w="120"/>
+            </w:tcMar>
+            <w:vAlign w:val="center"/>
+          </w:tcPr>
+          <w:p>
+            <w:pPr>
+              <w:spacing w:after="0" w:line="260"/>
+              <w:jc w:val="left"/>
+            </w:pPr>
+            <w:r>
+              <w:rPr>
+                <w:rFonts w:ascii="Cambria" w:cs="Cambria" w:eastAsia="Cambria" w:hAnsi="Cambria"/>
+                <w:b w:val="false"/>
+                <w:bCs w:val="false"/>
+                <w:i w:val="false"/>
+                <w:iCs w:val="false"/>
+                <w:color w:val="1a1a1a"/>
+                <w:sz w:val="20"/>
+                <w:szCs w:val="20"/>
+              </w:rPr>
+              <w:t xml:space="preserve">Real-time settlement</w:t>
+            </w:r>
+          </w:p>
+        </w:tc>
+        <w:tc>
+          <w:tcPr>
+            <w:tcW w:type="dxa" w:w="6526"/>
+            <w:shd w:fill="f6f7f9" w:color="auto" w:val="clear"/>
+            <w:tcMar>
+              <w:top w:type="dxa" w:w="90"/>
+              <w:left w:type="dxa" w:w="120"/>
+              <w:bottom w:type="dxa" w:w="90"/>
+              <w:right w:type="dxa" w:w="120"/>
+            </w:tcMar>
+            <w:vAlign w:val="center"/>
+          </w:tcPr>
+          <w:p>
+            <w:pPr>
+              <w:spacing w:after="0" w:line="260"/>
+              <w:jc w:val="left"/>
+            </w:pPr>
+            <w:r>
+              <w:rPr>
+                <w:rFonts w:ascii="Cambria" w:cs="Cambria" w:eastAsia="Cambria" w:hAnsi="Cambria"/>
+                <w:b w:val="false"/>
+                <w:bCs w:val="false"/>
+                <w:i w:val="false"/>
+                <w:iCs w:val="false"/>
+                <w:color w:val="1a1a1a"/>
+                <w:sz w:val="20"/>
+                <w:szCs w:val="20"/>
+              </w:rPr>
+              <w:t xml:space="preserve">Settlement of a payment within seconds of it being initiated, as against batch processing at fixed intervals.</w:t>
+            </w:r>
+          </w:p>
+        </w:tc>
+      </w:tr>
+      <w:tr>
+        <w:tc>
+          <w:tcPr>
+            <w:tcW w:type="dxa" w:w="2500"/>
+            <w:tcMar>
+              <w:top w:type="dxa" w:w="90"/>
+              <w:left w:type="dxa" w:w="120"/>
+              <w:bottom w:type="dxa" w:w="90"/>
+              <w:right w:type="dxa" w:w="120"/>
+            </w:tcMar>
+            <w:vAlign w:val="center"/>
+          </w:tcPr>
+          <w:p>
+            <w:pPr>
+              <w:spacing w:after="0" w:line="260"/>
+              <w:jc w:val="left"/>
+            </w:pPr>
+            <w:r>
+              <w:rPr>
+                <w:rFonts w:ascii="Cambria" w:cs="Cambria" w:eastAsia="Cambria" w:hAnsi="Cambria"/>
+                <w:b w:val="false"/>
+                <w:bCs w:val="false"/>
+                <w:i w:val="false"/>
+                <w:iCs w:val="false"/>
+                <w:color w:val="1a1a1a"/>
+                <w:sz w:val="20"/>
+                <w:szCs w:val="20"/>
+              </w:rPr>
+              <w:t xml:space="preserve">Secondary data</w:t>
+            </w:r>
+          </w:p>
+        </w:tc>
+        <w:tc>
+          <w:tcPr>
+            <w:tcW w:type="dxa" w:w="6526"/>
+            <w:tcMar>
+              <w:top w:type="dxa" w:w="90"/>
+              <w:left w:type="dxa" w:w="120"/>
+              <w:bottom w:type="dxa" w:w="90"/>
+              <w:right w:type="dxa" w:w="120"/>
+            </w:tcMar>
+            <w:vAlign w:val="center"/>
+          </w:tcPr>
+          <w:p>
+            <w:pPr>
+              <w:spacing w:after="0" w:line="260"/>
+              <w:jc w:val="left"/>
+            </w:pPr>
+            <w:r>
+              <w:rPr>
+                <w:rFonts w:ascii="Cambria" w:cs="Cambria" w:eastAsia="Cambria" w:hAnsi="Cambria"/>
+                <w:b w:val="false"/>
+                <w:bCs w:val="false"/>
+                <w:i w:val="false"/>
+                <w:iCs w:val="false"/>
+                <w:color w:val="1a1a1a"/>
+                <w:sz w:val="20"/>
+                <w:szCs w:val="20"/>
+              </w:rPr>
+              <w:t xml:space="preserve">Data collected and published by someone other than the researcher. This entire study rests on secondary data, which is stated as its first limitation.</w:t>
+            </w:r>
+          </w:p>
+        </w:tc>
+      </w:tr>
+      <w:tr>
+        <w:tc>
+          <w:tcPr>
+            <w:tcW w:type="dxa" w:w="2500"/>
+            <w:shd w:fill="f6f7f9" w:color="auto" w:val="clear"/>
+            <w:tcMar>
+              <w:top w:type="dxa" w:w="90"/>
+              <w:left w:type="dxa" w:w="120"/>
+              <w:bottom w:type="dxa" w:w="90"/>
+              <w:right w:type="dxa" w:w="120"/>
+            </w:tcMar>
+            <w:vAlign w:val="center"/>
+          </w:tcPr>
+          <w:p>
+            <w:pPr>
+              <w:spacing w:after="0" w:line="260"/>
+              <w:jc w:val="left"/>
+            </w:pPr>
+            <w:r>
+              <w:rPr>
+                <w:rFonts w:ascii="Cambria" w:cs="Cambria" w:eastAsia="Cambria" w:hAnsi="Cambria"/>
+                <w:b w:val="false"/>
+                <w:bCs w:val="false"/>
+                <w:i w:val="false"/>
+                <w:iCs w:val="false"/>
+                <w:color w:val="1a1a1a"/>
+                <w:sz w:val="20"/>
+                <w:szCs w:val="20"/>
+              </w:rPr>
+              <w:t xml:space="preserve">Structural break</w:t>
+            </w:r>
+          </w:p>
+        </w:tc>
+        <w:tc>
+          <w:tcPr>
+            <w:tcW w:type="dxa" w:w="6526"/>
+            <w:shd w:fill="f6f7f9" w:color="auto" w:val="clear"/>
+            <w:tcMar>
+              <w:top w:type="dxa" w:w="90"/>
+              <w:left w:type="dxa" w:w="120"/>
+              <w:bottom w:type="dxa" w:w="90"/>
+              <w:right w:type="dxa" w:w="120"/>
+            </w:tcMar>
+            <w:vAlign w:val="center"/>
+          </w:tcPr>
+          <w:p>
+            <w:pPr>
+              <w:spacing w:after="0" w:line="260"/>
+              <w:jc w:val="left"/>
+            </w:pPr>
+            <w:r>
+              <w:rPr>
+                <w:rFonts w:ascii="Cambria" w:cs="Cambria" w:eastAsia="Cambria" w:hAnsi="Cambria"/>
+                <w:b w:val="false"/>
+                <w:bCs w:val="false"/>
+                <w:i w:val="false"/>
+                <w:iCs w:val="false"/>
+                <w:color w:val="1a1a1a"/>
+                <w:sz w:val="20"/>
+                <w:szCs w:val="20"/>
+              </w:rPr>
+              <w:t xml:space="preserve">A point at which the statistical relationship between variables changes, usually because of a shock or a policy change. COVID-19 is identified as one in the literature reviewed in Section 3.6.</w:t>
+            </w:r>
+          </w:p>
+        </w:tc>
+      </w:tr>
+      <w:tr>
+        <w:tc>
+          <w:tcPr>
+            <w:tcW w:type="dxa" w:w="2500"/>
+            <w:tcMar>
+              <w:top w:type="dxa" w:w="90"/>
+              <w:left w:type="dxa" w:w="120"/>
+              <w:bottom w:type="dxa" w:w="90"/>
+              <w:right w:type="dxa" w:w="120"/>
+            </w:tcMar>
+            <w:vAlign w:val="center"/>
+          </w:tcPr>
+          <w:p>
+            <w:pPr>
+              <w:spacing w:after="0" w:line="260"/>
+              <w:jc w:val="left"/>
+            </w:pPr>
+            <w:r>
+              <w:rPr>
+                <w:rFonts w:ascii="Cambria" w:cs="Cambria" w:eastAsia="Cambria" w:hAnsi="Cambria"/>
+                <w:b w:val="false"/>
+                <w:bCs w:val="false"/>
+                <w:i w:val="false"/>
+                <w:iCs w:val="false"/>
+                <w:color w:val="1a1a1a"/>
+                <w:sz w:val="20"/>
+                <w:szCs w:val="20"/>
+              </w:rPr>
+              <w:t xml:space="preserve">Transactions velocity</w:t>
+            </w:r>
+          </w:p>
+        </w:tc>
+        <w:tc>
+          <w:tcPr>
+            <w:tcW w:type="dxa" w:w="6526"/>
+            <w:tcMar>
+              <w:top w:type="dxa" w:w="90"/>
+              <w:left w:type="dxa" w:w="120"/>
+              <w:bottom w:type="dxa" w:w="90"/>
+              <w:right w:type="dxa" w:w="120"/>
+            </w:tcMar>
+            <w:vAlign w:val="center"/>
+          </w:tcPr>
+          <w:p>
+            <w:pPr>
+              <w:spacing w:after="0" w:line="260"/>
+              <w:jc w:val="left"/>
+            </w:pPr>
+            <w:r>
+              <w:rPr>
+                <w:rFonts w:ascii="Cambria" w:cs="Cambria" w:eastAsia="Cambria" w:hAnsi="Cambria"/>
+                <w:b w:val="false"/>
+                <w:bCs w:val="false"/>
+                <w:i w:val="false"/>
+                <w:iCs w:val="false"/>
+                <w:color w:val="1a1a1a"/>
+                <w:sz w:val="20"/>
+                <w:szCs w:val="20"/>
+              </w:rPr>
+              <w:t xml:space="preserve">The number of times a unit of money is used in any payment, including transfers that are not purchases of output. Payment systems act on this measure directly, and it can move much faster than income velocity.</w:t>
+            </w:r>
+          </w:p>
+        </w:tc>
+      </w:tr>
+      <w:tr>
+        <w:tc>
+          <w:tcPr>
+            <w:tcW w:type="dxa" w:w="2500"/>
+            <w:shd w:fill="f6f7f9" w:color="auto" w:val="clear"/>
+            <w:tcMar>
+              <w:top w:type="dxa" w:w="90"/>
+              <w:left w:type="dxa" w:w="120"/>
+              <w:bottom w:type="dxa" w:w="90"/>
+              <w:right w:type="dxa" w:w="120"/>
+            </w:tcMar>
+            <w:vAlign w:val="center"/>
+          </w:tcPr>
+          <w:p>
+            <w:pPr>
+              <w:spacing w:after="0" w:line="260"/>
+              <w:jc w:val="left"/>
+            </w:pPr>
+            <w:r>
+              <w:rPr>
+                <w:rFonts w:ascii="Cambria" w:cs="Cambria" w:eastAsia="Cambria" w:hAnsi="Cambria"/>
+                <w:b w:val="false"/>
+                <w:bCs w:val="false"/>
+                <w:i w:val="false"/>
+                <w:iCs w:val="false"/>
+                <w:color w:val="1a1a1a"/>
+                <w:sz w:val="20"/>
+                <w:szCs w:val="20"/>
+              </w:rPr>
+              <w:t xml:space="preserve">UPI</w:t>
+            </w:r>
+          </w:p>
+        </w:tc>
+        <w:tc>
+          <w:tcPr>
+            <w:tcW w:type="dxa" w:w="6526"/>
+            <w:shd w:fill="f6f7f9" w:color="auto" w:val="clear"/>
+            <w:tcMar>
+              <w:top w:type="dxa" w:w="90"/>
+              <w:left w:type="dxa" w:w="120"/>
+              <w:bottom w:type="dxa" w:w="90"/>
+              <w:right w:type="dxa" w:w="120"/>
+            </w:tcMar>
+            <w:vAlign w:val="center"/>
+          </w:tcPr>
+          <w:p>
+            <w:pPr>
+              <w:spacing w:after="0" w:line="260"/>
+              <w:jc w:val="left"/>
+            </w:pPr>
+            <w:r>
+              <w:rPr>
+                <w:rFonts w:ascii="Cambria" w:cs="Cambria" w:eastAsia="Cambria" w:hAnsi="Cambria"/>
+                <w:b w:val="false"/>
+                <w:bCs w:val="false"/>
+                <w:i w:val="false"/>
+                <w:iCs w:val="false"/>
+                <w:color w:val="1a1a1a"/>
+                <w:sz w:val="20"/>
+                <w:szCs w:val="20"/>
+              </w:rPr>
+              <w:t xml:space="preserve">The Unified Payments Interface — a common standard, launched in 2016, allowing any bank account to be addressed by any application through a single virtual payment address.</w:t>
+            </w:r>
+          </w:p>
+        </w:tc>
+      </w:tr>
+      <w:tr>
+        <w:tc>
+          <w:tcPr>
+            <w:tcW w:type="dxa" w:w="2500"/>
+            <w:tcMar>
+              <w:top w:type="dxa" w:w="90"/>
+              <w:left w:type="dxa" w:w="120"/>
+              <w:bottom w:type="dxa" w:w="90"/>
+              <w:right w:type="dxa" w:w="120"/>
+            </w:tcMar>
+            <w:vAlign w:val="center"/>
+          </w:tcPr>
+          <w:p>
+            <w:pPr>
+              <w:spacing w:after="0" w:line="260"/>
+              <w:jc w:val="left"/>
+            </w:pPr>
+            <w:r>
+              <w:rPr>
+                <w:rFonts w:ascii="Cambria" w:cs="Cambria" w:eastAsia="Cambria" w:hAnsi="Cambria"/>
+                <w:b w:val="false"/>
+                <w:bCs w:val="false"/>
+                <w:i w:val="false"/>
+                <w:iCs w:val="false"/>
+                <w:color w:val="1a1a1a"/>
+                <w:sz w:val="20"/>
+                <w:szCs w:val="20"/>
+              </w:rPr>
+              <w:t xml:space="preserve">Velocity of money</w:t>
+            </w:r>
+          </w:p>
+        </w:tc>
+        <w:tc>
+          <w:tcPr>
+            <w:tcW w:type="dxa" w:w="6526"/>
+            <w:tcMar>
+              <w:top w:type="dxa" w:w="90"/>
+              <w:left w:type="dxa" w:w="120"/>
+              <w:bottom w:type="dxa" w:w="90"/>
+              <w:right w:type="dxa" w:w="120"/>
+            </w:tcMar>
+            <w:vAlign w:val="center"/>
+          </w:tcPr>
+          <w:p>
+            <w:pPr>
+              <w:spacing w:after="0" w:line="260"/>
+              <w:jc w:val="left"/>
+            </w:pPr>
+            <w:r>
+              <w:rPr>
+                <w:rFonts w:ascii="Cambria" w:cs="Cambria" w:eastAsia="Cambria" w:hAnsi="Cambria"/>
+                <w:b w:val="false"/>
+                <w:bCs w:val="false"/>
+                <w:i w:val="false"/>
+                <w:iCs w:val="false"/>
+                <w:color w:val="1a1a1a"/>
+                <w:sz w:val="20"/>
+                <w:szCs w:val="20"/>
+              </w:rPr>
+              <w:t xml:space="preserve">The average number of times one unit of currency is used to purchase goods and services in a given period. A behavioural property, not a physical one.</w:t>
+            </w:r>
+          </w:p>
+        </w:tc>
+      </w:tr>
+      <w:tr>
+        <w:tc>
+          <w:tcPr>
+            <w:tcW w:type="dxa" w:w="2500"/>
+            <w:shd w:fill="f6f7f9" w:color="auto" w:val="clear"/>
+            <w:tcMar>
+              <w:top w:type="dxa" w:w="90"/>
+              <w:left w:type="dxa" w:w="120"/>
+              <w:bottom w:type="dxa" w:w="90"/>
+              <w:right w:type="dxa" w:w="120"/>
+            </w:tcMar>
+            <w:vAlign w:val="center"/>
+          </w:tcPr>
+          <w:p>
+            <w:pPr>
+              <w:spacing w:after="0" w:line="260"/>
+              <w:jc w:val="left"/>
+            </w:pPr>
+            <w:r>
+              <w:rPr>
+                <w:rFonts w:ascii="Cambria" w:cs="Cambria" w:eastAsia="Cambria" w:hAnsi="Cambria"/>
+                <w:b w:val="false"/>
+                <w:bCs w:val="false"/>
+                <w:i w:val="false"/>
+                <w:iCs w:val="false"/>
+                <w:color w:val="1a1a1a"/>
+                <w:sz w:val="20"/>
+                <w:szCs w:val="20"/>
+              </w:rPr>
+              <w:t xml:space="preserve">Virtual Payment Address</w:t>
+            </w:r>
+          </w:p>
+        </w:tc>
+        <w:tc>
+          <w:tcPr>
+            <w:tcW w:type="dxa" w:w="6526"/>
+            <w:shd w:fill="f6f7f9" w:color="auto" w:val="clear"/>
+            <w:tcMar>
+              <w:top w:type="dxa" w:w="90"/>
+              <w:left w:type="dxa" w:w="120"/>
+              <w:bottom w:type="dxa" w:w="90"/>
+              <w:right w:type="dxa" w:w="120"/>
+            </w:tcMar>
+            <w:vAlign w:val="center"/>
+          </w:tcPr>
+          <w:p>
+            <w:pPr>
+              <w:spacing w:after="0" w:line="260"/>
+              <w:jc w:val="left"/>
+            </w:pPr>
+            <w:r>
+              <w:rPr>
+                <w:rFonts w:ascii="Cambria" w:cs="Cambria" w:eastAsia="Cambria" w:hAnsi="Cambria"/>
+                <w:b w:val="false"/>
+                <w:bCs w:val="false"/>
+                <w:i w:val="false"/>
+                <w:iCs w:val="false"/>
+                <w:color w:val="1a1a1a"/>
+                <w:sz w:val="20"/>
+                <w:szCs w:val="20"/>
+              </w:rPr>
+              <w:t xml:space="preserve">A short identifier that stands in for a bank account number and branch code when making a UPI payment.</w:t>
+            </w:r>
+          </w:p>
+        </w:tc>
+      </w:tr>
+    </w:tbl>
+    <w:p>
+      <w:pPr>
+        <w:spacing w:after="220" w:before="110"/>
+        <w:jc w:val="left"/>
+      </w:pPr>
+      <w:r>
+        <w:rPr>
+          <w:rFonts w:ascii="Cambria" w:cs="Cambria" w:eastAsia="Cambria" w:hAnsi="Cambria"/>
+          <w:b w:val="false"/>
+          <w:bCs w:val="false"/>
+          <w:i/>
+          <w:iCs/>
+          <w:color w:val="52514e"/>
+          <w:sz w:val="18"/>
+          <w:szCs w:val="18"/>
+        </w:rPr>
+        <w:t xml:space="preserve">A note on one ambiguity: the abbreviation DPI is used in two senses in the payments literature — "digital public infrastructure" and the RBI’s "Digital Payments Index". This report spells both out in full wherever they appear.</w:t>
       </w:r>
     </w:p>
     <w:p>

--- a/research-paper/UPI_Research_Paper.docx
+++ b/research-paper/UPI_Research_Paper.docx
@@ -2,314 +2,6 @@
 <file path=word/document.xml><?xml version="1.0" encoding="utf-8"?>
 <w:document xmlns:wpc="http://schemas.microsoft.com/office/word/2010/wordprocessingCanvas" xmlns:mc="http://schemas.openxmlformats.org/markup-compatibility/2006" xmlns:o="urn:schemas-microsoft-com:office:office" xmlns:r="http://schemas.openxmlformats.org/officeDocument/2006/relationships" xmlns:m="http://schemas.openxmlformats.org/officeDocument/2006/math" xmlns:v="urn:schemas-microsoft-com:vml" xmlns:wp14="http://schemas.microsoft.com/office/word/2010/wordprocessingDrawing" xmlns:wp="http://schemas.openxmlformats.org/drawingml/2006/wordprocessingDrawing" xmlns:w10="urn:schemas-microsoft-com:office:word" xmlns:w="http://schemas.openxmlformats.org/wordprocessingml/2006/main" xmlns:w14="http://schemas.microsoft.com/office/word/2010/wordml" xmlns:w15="http://schemas.microsoft.com/office/word/2012/wordml" xmlns:wpg="http://schemas.microsoft.com/office/word/2010/wordprocessingGroup" xmlns:wpi="http://schemas.microsoft.com/office/word/2010/wordprocessingInk" xmlns:wne="http://schemas.microsoft.com/office/word/2006/wordml" xmlns:wps="http://schemas.microsoft.com/office/word/2010/wordprocessingShape" xmlns:cx="http://schemas.microsoft.com/office/drawing/2014/chartex" xmlns:cx1="http://schemas.microsoft.com/office/drawing/2015/9/8/chartex" xmlns:cx2="http://schemas.microsoft.com/office/drawing/2015/10/21/chartex" xmlns:cx3="http://schemas.microsoft.com/office/drawing/2016/5/9/chartex" xmlns:cx4="http://schemas.microsoft.com/office/drawing/2016/5/10/chartex" xmlns:cx5="http://schemas.microsoft.com/office/drawing/2016/5/11/chartex" xmlns:cx6="http://schemas.microsoft.com/office/drawing/2016/5/12/chartex" xmlns:cx7="http://schemas.microsoft.com/office/drawing/2016/5/13/chartex" xmlns:cx8="http://schemas.microsoft.com/office/drawing/2016/5/14/chartex" xmlns:aink="http://schemas.microsoft.com/office/drawing/2016/ink" xmlns:am3d="http://schemas.microsoft.com/office/drawing/2017/model3d" xmlns:w16cex="http://schemas.microsoft.com/office/word/2018/wordml/cex" xmlns:w16cid="http://schemas.microsoft.com/office/word/2016/wordml/cid" xmlns:w16="http://schemas.microsoft.com/office/word/2018/wordml" xmlns:w16sdtdh="http://schemas.microsoft.com/office/word/2020/wordml/sdtdatahash" xmlns:w16se="http://schemas.microsoft.com/office/word/2015/wordml/symex" mc:Ignorable="w14 w15 wp14">
   <w:body>
-    <w:p>
-      <w:pPr>
-        <w:spacing w:after="120"/>
-      </w:pPr>
-    </w:p>
-    <w:p>
-      <w:pPr>
-        <w:spacing w:after="120"/>
-      </w:pPr>
-    </w:p>
-    <w:p>
-      <w:pPr>
-        <w:spacing w:after="120" w:line="330"/>
-        <w:jc w:val="center"/>
-      </w:pPr>
-      <w:r>
-        <w:rPr>
-          <w:rFonts w:ascii="Cambria" w:cs="Cambria" w:eastAsia="Cambria" w:hAnsi="Cambria"/>
-          <w:b w:val="false"/>
-          <w:bCs w:val="false"/>
-          <w:i w:val="false"/>
-          <w:iCs w:val="false"/>
-          <w:color w:val="1a1a1a"/>
-          <w:sz w:val="22"/>
-          <w:szCs w:val="22"/>
-        </w:rPr>
-        <w:t xml:space="preserve">A RESEARCH PROJECT SUBMITTED TO THE</w:t>
-      </w:r>
-    </w:p>
-    <w:p>
-      <w:pPr>
-        <w:spacing w:after="120" w:line="330"/>
-        <w:jc w:val="center"/>
-      </w:pPr>
-      <w:r>
-        <w:rPr>
-          <w:rFonts w:ascii="Cambria" w:cs="Cambria" w:eastAsia="Cambria" w:hAnsi="Cambria"/>
-          <w:b w:val="false"/>
-          <w:bCs w:val="false"/>
-          <w:i w:val="false"/>
-          <w:iCs w:val="false"/>
-          <w:color w:val="1a1a1a"/>
-          <w:sz w:val="22"/>
-          <w:szCs w:val="22"/>
-        </w:rPr>
-        <w:t xml:space="preserve">CENTRAL BOARD OF SECONDARY EDUCATION</w:t>
-      </w:r>
-    </w:p>
-    <w:p>
-      <w:pPr>
-        <w:spacing w:after="120" w:line="330"/>
-        <w:jc w:val="center"/>
-      </w:pPr>
-      <w:r>
-        <w:rPr>
-          <w:rFonts w:ascii="Cambria" w:cs="Cambria" w:eastAsia="Cambria" w:hAnsi="Cambria"/>
-          <w:b w:val="false"/>
-          <w:bCs w:val="false"/>
-          <w:i w:val="false"/>
-          <w:iCs w:val="false"/>
-          <w:color w:val="1a1a1a"/>
-          <w:sz w:val="22"/>
-          <w:szCs w:val="22"/>
-        </w:rPr>
-        <w:t xml:space="preserve">IN PARTIAL FULFILMENT OF THE REQUIREMENTS FOR</w:t>
-      </w:r>
-    </w:p>
-    <w:p>
-      <w:pPr>
-        <w:spacing w:after="400" w:line="330"/>
-        <w:jc w:val="center"/>
-      </w:pPr>
-      <w:r>
-        <w:rPr>
-          <w:rFonts w:ascii="Cambria" w:cs="Cambria" w:eastAsia="Cambria" w:hAnsi="Cambria"/>
-          <w:b w:val="false"/>
-          <w:bCs w:val="false"/>
-          <w:i w:val="false"/>
-          <w:iCs w:val="false"/>
-          <w:color w:val="1a1a1a"/>
-          <w:sz w:val="22"/>
-          <w:szCs w:val="22"/>
-        </w:rPr>
-        <w:t xml:space="preserve">THE AISSCE IN ECONOMICS (CODE 030)</w:t>
-      </w:r>
-    </w:p>
-    <w:p>
-      <w:pPr>
-        <w:pBdr>
-          <w:bottom w:val="single" w:color="1a3a5c" w:sz="10" w:space="2"/>
-        </w:pBdr>
-        <w:spacing w:after="60" w:before="60"/>
-      </w:pPr>
-    </w:p>
-    <w:p>
-      <w:pPr>
-        <w:spacing w:after="120"/>
-      </w:pPr>
-    </w:p>
-    <w:p>
-      <w:pPr>
-        <w:spacing w:after="240" w:line="510"/>
-        <w:jc w:val="center"/>
-      </w:pPr>
-      <w:r>
-        <w:rPr>
-          <w:rFonts w:ascii="Cambria" w:cs="Cambria" w:eastAsia="Cambria" w:hAnsi="Cambria"/>
-          <w:b/>
-          <w:bCs/>
-          <w:i w:val="false"/>
-          <w:iCs w:val="false"/>
-          <w:color w:val="1a3a5c"/>
-          <w:sz w:val="34"/>
-          <w:szCs w:val="34"/>
-        </w:rPr>
-        <w:t xml:space="preserve">IMPACT OF UPI-BASED DIGITAL PAYMENTS ON THE VELOCITY OF MONEY AND ECONOMIC ACTIVITY IN INDIA</w:t>
-      </w:r>
-    </w:p>
-    <w:p>
-      <w:pPr>
-        <w:spacing w:after="120"/>
-      </w:pPr>
-    </w:p>
-    <w:p>
-      <w:pPr>
-        <w:pBdr>
-          <w:bottom w:val="single" w:color="1a3a5c" w:sz="10" w:space="2"/>
-        </w:pBdr>
-        <w:spacing w:after="60" w:before="60"/>
-      </w:pPr>
-    </w:p>
-    <w:p>
-      <w:pPr>
-        <w:spacing w:after="120"/>
-      </w:pPr>
-    </w:p>
-    <w:p>
-      <w:pPr>
-        <w:spacing w:after="200" w:line="315"/>
-        <w:jc w:val="center"/>
-      </w:pPr>
-      <w:r>
-        <w:rPr>
-          <w:rFonts w:ascii="Cambria" w:cs="Cambria" w:eastAsia="Cambria" w:hAnsi="Cambria"/>
-          <w:b w:val="false"/>
-          <w:bCs w:val="false"/>
-          <w:i/>
-          <w:iCs/>
-          <w:color w:val="52514e"/>
-          <w:sz w:val="21"/>
-          <w:szCs w:val="21"/>
-        </w:rPr>
-        <w:t xml:space="preserve">An empirical study of the Unified Payments Interface between FY 2016-17 and FY 2025-26, and what it implies for the circulation of money in the Indian economy</w:t>
-      </w:r>
-    </w:p>
-    <w:p>
-      <w:pPr>
-        <w:spacing w:after="120"/>
-      </w:pPr>
-    </w:p>
-    <w:p>
-      <w:pPr>
-        <w:spacing w:after="120"/>
-      </w:pPr>
-    </w:p>
-    <w:p>
-      <w:pPr>
-        <w:spacing w:after="120"/>
-      </w:pPr>
-    </w:p>
-    <w:p>
-      <w:pPr>
-        <w:spacing w:after="100" w:line="315"/>
-        <w:jc w:val="center"/>
-      </w:pPr>
-      <w:r>
-        <w:rPr>
-          <w:rFonts w:ascii="Cambria" w:cs="Cambria" w:eastAsia="Cambria" w:hAnsi="Cambria"/>
-          <w:b w:val="false"/>
-          <w:bCs w:val="false"/>
-          <w:i w:val="false"/>
-          <w:iCs w:val="false"/>
-          <w:color w:val="52514e"/>
-          <w:sz w:val="21"/>
-          <w:szCs w:val="21"/>
-        </w:rPr>
-        <w:t xml:space="preserve">Submitted by</w:t>
-      </w:r>
-    </w:p>
-    <w:p>
-      <w:pPr>
-        <w:spacing w:after="100" w:line="390"/>
-        <w:jc w:val="center"/>
-      </w:pPr>
-      <w:r>
-        <w:rPr>
-          <w:rFonts w:ascii="Cambria" w:cs="Cambria" w:eastAsia="Cambria" w:hAnsi="Cambria"/>
-          <w:b/>
-          <w:bCs/>
-          <w:i w:val="false"/>
-          <w:iCs w:val="false"/>
-          <w:color w:val="1a1a1a"/>
-          <w:sz w:val="26"/>
-          <w:szCs w:val="26"/>
-        </w:rPr>
-        <w:t xml:space="preserve">ROUNAK ARCHANA KAMESWARAN</w:t>
-      </w:r>
-    </w:p>
-    <w:p>
-      <w:pPr>
-        <w:spacing w:after="340" w:line="315"/>
-        <w:jc w:val="center"/>
-      </w:pPr>
-      <w:r>
-        <w:rPr>
-          <w:rFonts w:ascii="Cambria" w:cs="Cambria" w:eastAsia="Cambria" w:hAnsi="Cambria"/>
-          <w:b w:val="false"/>
-          <w:bCs w:val="false"/>
-          <w:i w:val="false"/>
-          <w:iCs w:val="false"/>
-          <w:color w:val="52514e"/>
-          <w:sz w:val="21"/>
-          <w:szCs w:val="21"/>
-        </w:rPr>
-        <w:t xml:space="preserve">Class XII  ·  Commerce</w:t>
-      </w:r>
-    </w:p>
-    <w:p>
-      <w:pPr>
-        <w:spacing w:after="100" w:line="315"/>
-        <w:jc w:val="center"/>
-      </w:pPr>
-      <w:r>
-        <w:rPr>
-          <w:rFonts w:ascii="Cambria" w:cs="Cambria" w:eastAsia="Cambria" w:hAnsi="Cambria"/>
-          <w:b w:val="false"/>
-          <w:bCs w:val="false"/>
-          <w:i w:val="false"/>
-          <w:iCs w:val="false"/>
-          <w:color w:val="52514e"/>
-          <w:sz w:val="21"/>
-          <w:szCs w:val="21"/>
-        </w:rPr>
-        <w:t xml:space="preserve">Under the guidance of</w:t>
-      </w:r>
-    </w:p>
-    <w:p>
-      <w:pPr>
-        <w:spacing w:after="60" w:line="315"/>
-        <w:jc w:val="center"/>
-      </w:pPr>
-      <w:r>
-        <w:rPr>
-          <w:rFonts w:ascii="Cambria" w:cs="Cambria" w:eastAsia="Cambria" w:hAnsi="Cambria"/>
-          <w:b w:val="false"/>
-          <w:bCs w:val="false"/>
-          <w:i w:val="false"/>
-          <w:iCs w:val="false"/>
-          <w:color w:val="1a1a1a"/>
-          <w:sz w:val="21"/>
-          <w:szCs w:val="21"/>
-        </w:rPr>
-        <w:t xml:space="preserve">_______________________________</w:t>
-      </w:r>
-    </w:p>
-    <w:p>
-      <w:pPr>
-        <w:spacing w:after="340" w:line="300"/>
-        <w:jc w:val="center"/>
-      </w:pPr>
-      <w:r>
-        <w:rPr>
-          <w:rFonts w:ascii="Cambria" w:cs="Cambria" w:eastAsia="Cambria" w:hAnsi="Cambria"/>
-          <w:b w:val="false"/>
-          <w:bCs w:val="false"/>
-          <w:i/>
-          <w:iCs/>
-          <w:color w:val="52514e"/>
-          <w:sz w:val="20"/>
-          <w:szCs w:val="20"/>
-        </w:rPr>
-        <w:t xml:space="preserve">Post-Graduate Teacher, Economics</w:t>
-      </w:r>
-    </w:p>
-    <w:p>
-      <w:pPr>
-        <w:spacing w:after="160" w:line="315"/>
-        <w:jc w:val="center"/>
-      </w:pPr>
-      <w:r>
-        <w:rPr>
-          <w:rFonts w:ascii="Cambria" w:cs="Cambria" w:eastAsia="Cambria" w:hAnsi="Cambria"/>
-          <w:b/>
-          <w:bCs/>
-          <w:i w:val="false"/>
-          <w:iCs w:val="false"/>
-          <w:color w:val="1a1a1a"/>
-          <w:sz w:val="21"/>
-          <w:szCs w:val="21"/>
-        </w:rPr>
-        <w:t xml:space="preserve">ACADEMIC SESSION 2026-27</w:t>
-      </w:r>
-    </w:p>
-    <w:p>
-      <w:r>
-        <w:br w:type="page"/>
-      </w:r>
-    </w:p>
     <w:p>
       <w:pPr>
         <w:pStyle w:val="Heading1"/>
@@ -329,343 +21,1679 @@
           <w:sz w:val="32"/>
           <w:szCs w:val="32"/>
         </w:rPr>
-        <w:t xml:space="preserve">Certificate</w:t>
-      </w:r>
-    </w:p>
-    <w:p>
-      <w:pPr>
-        <w:spacing w:after="160" w:line="340"/>
-        <w:jc w:val="both"/>
-      </w:pPr>
-      <w:r>
-        <w:rPr>
-          <w:rFonts w:ascii="Cambria" w:cs="Cambria" w:eastAsia="Cambria" w:hAnsi="Cambria"/>
-          <w:b w:val="false"/>
-          <w:bCs w:val="false"/>
-          <w:i w:val="false"/>
-          <w:iCs w:val="false"/>
-          <w:color w:val="1a1a1a"/>
-          <w:sz w:val="22"/>
-          <w:szCs w:val="22"/>
-        </w:rPr>
-        <w:t xml:space="preserve">This is to certify that ROUNAK ARCHANA KAMESWARAN, a student of Class XII, has satisfactorily completed the research project entitled "Impact of UPI-Based Digital Payments on the Velocity of Money and Economic Activity in India" in partial fulfilment of the requirements prescribed by the Central Board of Secondary Education for the All India Senior School Certificate Examination in Economics (Code 030) for the academic session 2026-27.</w:t>
-      </w:r>
-    </w:p>
-    <w:p>
-      <w:pPr>
-        <w:spacing w:after="160" w:line="340"/>
-        <w:jc w:val="both"/>
-      </w:pPr>
-      <w:r>
-        <w:rPr>
-          <w:rFonts w:ascii="Cambria" w:cs="Cambria" w:eastAsia="Cambria" w:hAnsi="Cambria"/>
-          <w:b w:val="false"/>
-          <w:bCs w:val="false"/>
-          <w:i w:val="false"/>
-          <w:iCs w:val="false"/>
-          <w:color w:val="1a1a1a"/>
-          <w:sz w:val="22"/>
-          <w:szCs w:val="22"/>
-        </w:rPr>
-        <w:t xml:space="preserve">The work presented in this report is the original effort of the candidate. It has been carried out under my supervision, and to the best of my knowledge it has not been submitted earlier to this or any other Board for the award of any certificate or diploma.</w:t>
-      </w:r>
-    </w:p>
-    <w:p>
-      <w:pPr>
-        <w:spacing w:after="120"/>
-      </w:pPr>
-    </w:p>
-    <w:p>
-      <w:pPr>
-        <w:spacing w:after="120"/>
-      </w:pPr>
-    </w:p>
-    <w:p>
-      <w:pPr>
-        <w:spacing w:after="120"/>
-      </w:pPr>
-    </w:p>
-    <w:p>
-      <w:pPr>
-        <w:spacing w:after="120"/>
-      </w:pPr>
-    </w:p>
-    <w:tbl>
-      <w:tblPr>
-        <w:tblW w:type="dxa" w:w="9026"/>
-        <w:tblBorders>
-          <w:top w:val="none"/>
-          <w:left w:val="none"/>
-          <w:bottom w:val="none"/>
-          <w:right w:val="none"/>
-          <w:insideH w:val="none"/>
-          <w:insideV w:val="none"/>
-        </w:tblBorders>
-      </w:tblPr>
-      <w:tblGrid>
-        <w:gridCol w:w="4513"/>
-        <w:gridCol w:w="4513"/>
-      </w:tblGrid>
-      <w:tr>
-        <w:tc>
-          <w:tcPr>
-            <w:tcW w:type="dxa" w:w="4513"/>
-            <w:tcBorders>
-              <w:top w:val="none"/>
-              <w:left w:val="none"/>
-              <w:bottom w:val="none"/>
-              <w:right w:val="none"/>
-            </w:tcBorders>
-          </w:tcPr>
-          <w:p>
-            <w:pPr>
-              <w:spacing w:after="60" w:line="260"/>
-              <w:jc w:val="left"/>
-            </w:pPr>
-            <w:r>
-              <w:rPr>
-                <w:rFonts w:ascii="Cambria" w:cs="Cambria" w:eastAsia="Cambria" w:hAnsi="Cambria"/>
-                <w:b w:val="false"/>
-                <w:bCs w:val="false"/>
-                <w:i w:val="false"/>
-                <w:iCs w:val="false"/>
-                <w:color w:val="1a1a1a"/>
-                <w:sz w:val="20"/>
-                <w:szCs w:val="20"/>
-              </w:rPr>
-              <w:t xml:space="preserve">_____________________________</w:t>
-            </w:r>
-          </w:p>
-          <w:p>
-            <w:pPr>
-              <w:spacing w:after="60" w:line="260"/>
-              <w:jc w:val="left"/>
-            </w:pPr>
-            <w:r>
-              <w:rPr>
-                <w:rFonts w:ascii="Cambria" w:cs="Cambria" w:eastAsia="Cambria" w:hAnsi="Cambria"/>
-                <w:b w:val="false"/>
-                <w:bCs w:val="false"/>
-                <w:i/>
-                <w:iCs/>
-                <w:color w:val="52514e"/>
-                <w:sz w:val="20"/>
-                <w:szCs w:val="20"/>
-              </w:rPr>
-              <w:t xml:space="preserve">Signature of the Internal Examiner</w:t>
-            </w:r>
-          </w:p>
-        </w:tc>
-        <w:tc>
-          <w:tcPr>
-            <w:tcW w:type="dxa" w:w="4513"/>
-            <w:tcBorders>
-              <w:top w:val="none"/>
-              <w:left w:val="none"/>
-              <w:bottom w:val="none"/>
-              <w:right w:val="none"/>
-            </w:tcBorders>
-          </w:tcPr>
-          <w:p>
-            <w:pPr>
-              <w:spacing w:after="60" w:line="260"/>
-              <w:jc w:val="right"/>
-            </w:pPr>
-            <w:r>
-              <w:rPr>
-                <w:rFonts w:ascii="Cambria" w:cs="Cambria" w:eastAsia="Cambria" w:hAnsi="Cambria"/>
-                <w:b w:val="false"/>
-                <w:bCs w:val="false"/>
-                <w:i w:val="false"/>
-                <w:iCs w:val="false"/>
-                <w:color w:val="1a1a1a"/>
-                <w:sz w:val="20"/>
-                <w:szCs w:val="20"/>
-              </w:rPr>
-              <w:t xml:space="preserve">_____________________________</w:t>
-            </w:r>
-          </w:p>
-          <w:p>
-            <w:pPr>
-              <w:spacing w:after="60" w:line="260"/>
-              <w:jc w:val="right"/>
-            </w:pPr>
-            <w:r>
-              <w:rPr>
-                <w:rFonts w:ascii="Cambria" w:cs="Cambria" w:eastAsia="Cambria" w:hAnsi="Cambria"/>
-                <w:b w:val="false"/>
-                <w:bCs w:val="false"/>
-                <w:i/>
-                <w:iCs/>
-                <w:color w:val="52514e"/>
-                <w:sz w:val="20"/>
-                <w:szCs w:val="20"/>
-              </w:rPr>
-              <w:t xml:space="preserve">Signature of the External Examiner</w:t>
-            </w:r>
-          </w:p>
-        </w:tc>
-      </w:tr>
-    </w:tbl>
-    <w:p>
-      <w:pPr>
-        <w:spacing w:after="120"/>
-      </w:pPr>
-    </w:p>
-    <w:p>
-      <w:pPr>
-        <w:spacing w:after="120"/>
-      </w:pPr>
-    </w:p>
-    <w:p>
-      <w:pPr>
-        <w:spacing w:after="120"/>
-      </w:pPr>
-    </w:p>
-    <w:tbl>
-      <w:tblPr>
-        <w:tblW w:type="dxa" w:w="9026"/>
-        <w:tblBorders>
-          <w:top w:val="none"/>
-          <w:left w:val="none"/>
-          <w:bottom w:val="none"/>
-          <w:right w:val="none"/>
-          <w:insideH w:val="none"/>
-          <w:insideV w:val="none"/>
-        </w:tblBorders>
-      </w:tblPr>
-      <w:tblGrid>
-        <w:gridCol w:w="4513"/>
-        <w:gridCol w:w="4513"/>
-      </w:tblGrid>
-      <w:tr>
-        <w:tc>
-          <w:tcPr>
-            <w:tcW w:type="dxa" w:w="4513"/>
-            <w:tcBorders>
-              <w:top w:val="none"/>
-              <w:left w:val="none"/>
-              <w:bottom w:val="none"/>
-              <w:right w:val="none"/>
-            </w:tcBorders>
-          </w:tcPr>
-          <w:p>
-            <w:pPr>
-              <w:spacing w:after="60" w:line="260"/>
-              <w:jc w:val="left"/>
-            </w:pPr>
-            <w:r>
-              <w:rPr>
-                <w:rFonts w:ascii="Cambria" w:cs="Cambria" w:eastAsia="Cambria" w:hAnsi="Cambria"/>
-                <w:b w:val="false"/>
-                <w:bCs w:val="false"/>
-                <w:i w:val="false"/>
-                <w:iCs w:val="false"/>
-                <w:color w:val="1a1a1a"/>
-                <w:sz w:val="20"/>
-                <w:szCs w:val="20"/>
-              </w:rPr>
-              <w:t xml:space="preserve">_____________________________</w:t>
-            </w:r>
-          </w:p>
-          <w:p>
-            <w:pPr>
-              <w:spacing w:after="60" w:line="260"/>
-              <w:jc w:val="left"/>
-            </w:pPr>
-            <w:r>
-              <w:rPr>
-                <w:rFonts w:ascii="Cambria" w:cs="Cambria" w:eastAsia="Cambria" w:hAnsi="Cambria"/>
-                <w:b w:val="false"/>
-                <w:bCs w:val="false"/>
-                <w:i/>
-                <w:iCs/>
-                <w:color w:val="52514e"/>
-                <w:sz w:val="20"/>
-                <w:szCs w:val="20"/>
-              </w:rPr>
-              <w:t xml:space="preserve">Signature of the Subject Teacher</w:t>
-            </w:r>
-          </w:p>
-        </w:tc>
-        <w:tc>
-          <w:tcPr>
-            <w:tcW w:type="dxa" w:w="4513"/>
-            <w:tcBorders>
-              <w:top w:val="none"/>
-              <w:left w:val="none"/>
-              <w:bottom w:val="none"/>
-              <w:right w:val="none"/>
-            </w:tcBorders>
-          </w:tcPr>
-          <w:p>
-            <w:pPr>
-              <w:spacing w:after="60" w:line="260"/>
-              <w:jc w:val="right"/>
-            </w:pPr>
-            <w:r>
-              <w:rPr>
-                <w:rFonts w:ascii="Cambria" w:cs="Cambria" w:eastAsia="Cambria" w:hAnsi="Cambria"/>
-                <w:b w:val="false"/>
-                <w:bCs w:val="false"/>
-                <w:i w:val="false"/>
-                <w:iCs w:val="false"/>
-                <w:color w:val="1a1a1a"/>
-                <w:sz w:val="20"/>
-                <w:szCs w:val="20"/>
-              </w:rPr>
-              <w:t xml:space="preserve">_____________________________</w:t>
-            </w:r>
-          </w:p>
-          <w:p>
-            <w:pPr>
-              <w:spacing w:after="60" w:line="260"/>
-              <w:jc w:val="right"/>
-            </w:pPr>
-            <w:r>
-              <w:rPr>
-                <w:rFonts w:ascii="Cambria" w:cs="Cambria" w:eastAsia="Cambria" w:hAnsi="Cambria"/>
-                <w:b w:val="false"/>
-                <w:bCs w:val="false"/>
-                <w:i/>
-                <w:iCs/>
-                <w:color w:val="52514e"/>
-                <w:sz w:val="20"/>
-                <w:szCs w:val="20"/>
-              </w:rPr>
-              <w:t xml:space="preserve">Signature of the Principal</w:t>
-            </w:r>
-          </w:p>
-        </w:tc>
-      </w:tr>
-    </w:tbl>
-    <w:p>
-      <w:pPr>
-        <w:spacing w:after="120"/>
-      </w:pPr>
-    </w:p>
-    <w:p>
-      <w:pPr>
-        <w:spacing w:after="120"/>
-      </w:pPr>
-    </w:p>
-    <w:p>
-      <w:pPr>
-        <w:spacing w:after="160" w:line="340"/>
-        <w:jc w:val="both"/>
-      </w:pPr>
-      <w:r>
-        <w:rPr>
-          <w:rFonts w:ascii="Cambria" w:cs="Cambria" w:eastAsia="Cambria" w:hAnsi="Cambria"/>
-          <w:b w:val="false"/>
-          <w:bCs w:val="false"/>
-          <w:i/>
-          <w:iCs/>
-          <w:color w:val="1a1a1a"/>
-          <w:sz w:val="22"/>
-          <w:szCs w:val="22"/>
-        </w:rPr>
-        <w:t xml:space="preserve">Date: _______________                    Place: _______________</w:t>
+        <w:t xml:space="preserve">Index</w:t>
+      </w:r>
+    </w:p>
+    <w:p>
+      <w:pPr>
+        <w:tabs>
+          <w:tab w:val="right" w:pos="9026" w:leader="dot"/>
+        </w:tabs>
+        <w:spacing w:after="50" w:line="240"/>
+        <w:ind w:left="0"/>
+      </w:pPr>
+      <w:r>
+        <w:rPr>
+          <w:rFonts w:ascii="Calibri" w:cs="Calibri" w:eastAsia="Calibri" w:hAnsi="Calibri"/>
+          <w:b/>
+          <w:bCs/>
+          <w:i w:val="false"/>
+          <w:iCs w:val="false"/>
+          <w:color w:val="1a3a5c"/>
+          <w:sz w:val="20"/>
+          <w:szCs w:val="20"/>
+        </w:rPr>
+        <w:t xml:space="preserve">List of Exhibits</w:t>
+      </w:r>
+      <w:r>
+        <w:tab/>
+      </w:r>
+      <w:r>
+        <w:rPr>
+          <w:rFonts w:ascii="Calibri" w:cs="Calibri" w:eastAsia="Calibri" w:hAnsi="Calibri"/>
+          <w:b/>
+          <w:bCs/>
+          <w:i w:val="false"/>
+          <w:iCs w:val="false"/>
+          <w:color w:val="1a1a1a"/>
+          <w:sz w:val="20"/>
+          <w:szCs w:val="20"/>
+        </w:rPr>
+        <w:t xml:space="preserve">3</w:t>
+      </w:r>
+    </w:p>
+    <w:p>
+      <w:pPr>
+        <w:tabs>
+          <w:tab w:val="right" w:pos="9026" w:leader="dot"/>
+        </w:tabs>
+        <w:spacing w:after="50" w:line="240"/>
+        <w:ind w:left="0"/>
+      </w:pPr>
+      <w:r>
+        <w:rPr>
+          <w:rFonts w:ascii="Calibri" w:cs="Calibri" w:eastAsia="Calibri" w:hAnsi="Calibri"/>
+          <w:b/>
+          <w:bCs/>
+          <w:i w:val="false"/>
+          <w:iCs w:val="false"/>
+          <w:color w:val="1a3a5c"/>
+          <w:sz w:val="20"/>
+          <w:szCs w:val="20"/>
+        </w:rPr>
+        <w:t xml:space="preserve">1.  Introduction</w:t>
+      </w:r>
+      <w:r>
+        <w:tab/>
+      </w:r>
+      <w:r>
+        <w:rPr>
+          <w:rFonts w:ascii="Calibri" w:cs="Calibri" w:eastAsia="Calibri" w:hAnsi="Calibri"/>
+          <w:b/>
+          <w:bCs/>
+          <w:i w:val="false"/>
+          <w:iCs w:val="false"/>
+          <w:color w:val="1a1a1a"/>
+          <w:sz w:val="20"/>
+          <w:szCs w:val="20"/>
+        </w:rPr>
+        <w:t xml:space="preserve">4</w:t>
+      </w:r>
+    </w:p>
+    <w:p>
+      <w:pPr>
+        <w:tabs>
+          <w:tab w:val="right" w:pos="9026" w:leader="dot"/>
+        </w:tabs>
+        <w:spacing w:after="50" w:line="240"/>
+        <w:ind w:left="340"/>
+      </w:pPr>
+      <w:r>
+        <w:rPr>
+          <w:rFonts w:ascii="Calibri" w:cs="Calibri" w:eastAsia="Calibri" w:hAnsi="Calibri"/>
+          <w:b w:val="false"/>
+          <w:bCs w:val="false"/>
+          <w:i w:val="false"/>
+          <w:iCs w:val="false"/>
+          <w:color w:val="1a1a1a"/>
+          <w:sz w:val="20"/>
+          <w:szCs w:val="20"/>
+        </w:rPr>
+        <w:t xml:space="preserve">1.1  The meaning of digital payments</w:t>
+      </w:r>
+      <w:r>
+        <w:tab/>
+      </w:r>
+      <w:r>
+        <w:rPr>
+          <w:rFonts w:ascii="Calibri" w:cs="Calibri" w:eastAsia="Calibri" w:hAnsi="Calibri"/>
+          <w:b w:val="false"/>
+          <w:bCs w:val="false"/>
+          <w:i w:val="false"/>
+          <w:iCs w:val="false"/>
+          <w:color w:val="1a1a1a"/>
+          <w:sz w:val="20"/>
+          <w:szCs w:val="20"/>
+        </w:rPr>
+        <w:t xml:space="preserve">4</w:t>
+      </w:r>
+    </w:p>
+    <w:p>
+      <w:pPr>
+        <w:tabs>
+          <w:tab w:val="right" w:pos="9026" w:leader="dot"/>
+        </w:tabs>
+        <w:spacing w:after="50" w:line="240"/>
+        <w:ind w:left="340"/>
+      </w:pPr>
+      <w:r>
+        <w:rPr>
+          <w:rFonts w:ascii="Calibri" w:cs="Calibri" w:eastAsia="Calibri" w:hAnsi="Calibri"/>
+          <w:b w:val="false"/>
+          <w:bCs w:val="false"/>
+          <w:i w:val="false"/>
+          <w:iCs w:val="false"/>
+          <w:color w:val="1a1a1a"/>
+          <w:sz w:val="20"/>
+          <w:szCs w:val="20"/>
+        </w:rPr>
+        <w:t xml:space="preserve">1.2  The Unified Payments Interface</w:t>
+      </w:r>
+      <w:r>
+        <w:tab/>
+      </w:r>
+      <w:r>
+        <w:rPr>
+          <w:rFonts w:ascii="Calibri" w:cs="Calibri" w:eastAsia="Calibri" w:hAnsi="Calibri"/>
+          <w:b w:val="false"/>
+          <w:bCs w:val="false"/>
+          <w:i w:val="false"/>
+          <w:iCs w:val="false"/>
+          <w:color w:val="1a1a1a"/>
+          <w:sz w:val="20"/>
+          <w:szCs w:val="20"/>
+        </w:rPr>
+        <w:t xml:space="preserve">4</w:t>
+      </w:r>
+    </w:p>
+    <w:p>
+      <w:pPr>
+        <w:tabs>
+          <w:tab w:val="right" w:pos="9026" w:leader="dot"/>
+        </w:tabs>
+        <w:spacing w:after="50" w:line="240"/>
+        <w:ind w:left="340"/>
+      </w:pPr>
+      <w:r>
+        <w:rPr>
+          <w:rFonts w:ascii="Calibri" w:cs="Calibri" w:eastAsia="Calibri" w:hAnsi="Calibri"/>
+          <w:b w:val="false"/>
+          <w:bCs w:val="false"/>
+          <w:i w:val="false"/>
+          <w:iCs w:val="false"/>
+          <w:color w:val="1a1a1a"/>
+          <w:sz w:val="20"/>
+          <w:szCs w:val="20"/>
+        </w:rPr>
+        <w:t xml:space="preserve">1.3  The growth of digital transactions in India</w:t>
+      </w:r>
+      <w:r>
+        <w:tab/>
+      </w:r>
+      <w:r>
+        <w:rPr>
+          <w:rFonts w:ascii="Calibri" w:cs="Calibri" w:eastAsia="Calibri" w:hAnsi="Calibri"/>
+          <w:b w:val="false"/>
+          <w:bCs w:val="false"/>
+          <w:i w:val="false"/>
+          <w:iCs w:val="false"/>
+          <w:color w:val="1a1a1a"/>
+          <w:sz w:val="20"/>
+          <w:szCs w:val="20"/>
+        </w:rPr>
+        <w:t xml:space="preserve">5</w:t>
+      </w:r>
+    </w:p>
+    <w:p>
+      <w:pPr>
+        <w:tabs>
+          <w:tab w:val="right" w:pos="9026" w:leader="dot"/>
+        </w:tabs>
+        <w:spacing w:after="50" w:line="240"/>
+        <w:ind w:left="340"/>
+      </w:pPr>
+      <w:r>
+        <w:rPr>
+          <w:rFonts w:ascii="Calibri" w:cs="Calibri" w:eastAsia="Calibri" w:hAnsi="Calibri"/>
+          <w:b w:val="false"/>
+          <w:bCs w:val="false"/>
+          <w:i w:val="false"/>
+          <w:iCs w:val="false"/>
+          <w:color w:val="1a1a1a"/>
+          <w:sz w:val="20"/>
+          <w:szCs w:val="20"/>
+        </w:rPr>
+        <w:t xml:space="preserve">1.4  The role of the National Payments Corporation of India</w:t>
+      </w:r>
+      <w:r>
+        <w:tab/>
+      </w:r>
+      <w:r>
+        <w:rPr>
+          <w:rFonts w:ascii="Calibri" w:cs="Calibri" w:eastAsia="Calibri" w:hAnsi="Calibri"/>
+          <w:b w:val="false"/>
+          <w:bCs w:val="false"/>
+          <w:i w:val="false"/>
+          <w:iCs w:val="false"/>
+          <w:color w:val="1a1a1a"/>
+          <w:sz w:val="20"/>
+          <w:szCs w:val="20"/>
+        </w:rPr>
+        <w:t xml:space="preserve">5</w:t>
+      </w:r>
+    </w:p>
+    <w:p>
+      <w:pPr>
+        <w:tabs>
+          <w:tab w:val="right" w:pos="9026" w:leader="dot"/>
+        </w:tabs>
+        <w:spacing w:after="50" w:line="240"/>
+        <w:ind w:left="340"/>
+      </w:pPr>
+      <w:r>
+        <w:rPr>
+          <w:rFonts w:ascii="Calibri" w:cs="Calibri" w:eastAsia="Calibri" w:hAnsi="Calibri"/>
+          <w:b w:val="false"/>
+          <w:bCs w:val="false"/>
+          <w:i w:val="false"/>
+          <w:iCs w:val="false"/>
+          <w:color w:val="1a1a1a"/>
+          <w:sz w:val="20"/>
+          <w:szCs w:val="20"/>
+        </w:rPr>
+        <w:t xml:space="preserve">1.5  From a cash economy to a digital economy</w:t>
+      </w:r>
+      <w:r>
+        <w:tab/>
+      </w:r>
+      <w:r>
+        <w:rPr>
+          <w:rFonts w:ascii="Calibri" w:cs="Calibri" w:eastAsia="Calibri" w:hAnsi="Calibri"/>
+          <w:b w:val="false"/>
+          <w:bCs w:val="false"/>
+          <w:i w:val="false"/>
+          <w:iCs w:val="false"/>
+          <w:color w:val="1a1a1a"/>
+          <w:sz w:val="20"/>
+          <w:szCs w:val="20"/>
+        </w:rPr>
+        <w:t xml:space="preserve">6</w:t>
+      </w:r>
+    </w:p>
+    <w:p>
+      <w:pPr>
+        <w:tabs>
+          <w:tab w:val="right" w:pos="9026" w:leader="dot"/>
+        </w:tabs>
+        <w:spacing w:after="50" w:line="240"/>
+        <w:ind w:left="340"/>
+      </w:pPr>
+      <w:r>
+        <w:rPr>
+          <w:rFonts w:ascii="Calibri" w:cs="Calibri" w:eastAsia="Calibri" w:hAnsi="Calibri"/>
+          <w:b w:val="false"/>
+          <w:bCs w:val="false"/>
+          <w:i w:val="false"/>
+          <w:iCs w:val="false"/>
+          <w:color w:val="1a1a1a"/>
+          <w:sz w:val="20"/>
+          <w:szCs w:val="20"/>
+        </w:rPr>
+        <w:t xml:space="preserve">1.6  The meaning of the velocity of money</w:t>
+      </w:r>
+      <w:r>
+        <w:tab/>
+      </w:r>
+      <w:r>
+        <w:rPr>
+          <w:rFonts w:ascii="Calibri" w:cs="Calibri" w:eastAsia="Calibri" w:hAnsi="Calibri"/>
+          <w:b w:val="false"/>
+          <w:bCs w:val="false"/>
+          <w:i w:val="false"/>
+          <w:iCs w:val="false"/>
+          <w:color w:val="1a1a1a"/>
+          <w:sz w:val="20"/>
+          <w:szCs w:val="20"/>
+        </w:rPr>
+        <w:t xml:space="preserve">6</w:t>
+      </w:r>
+    </w:p>
+    <w:p>
+      <w:pPr>
+        <w:tabs>
+          <w:tab w:val="right" w:pos="9026" w:leader="dot"/>
+        </w:tabs>
+        <w:spacing w:after="50" w:line="240"/>
+        <w:ind w:left="340"/>
+      </w:pPr>
+      <w:r>
+        <w:rPr>
+          <w:rFonts w:ascii="Calibri" w:cs="Calibri" w:eastAsia="Calibri" w:hAnsi="Calibri"/>
+          <w:b w:val="false"/>
+          <w:bCs w:val="false"/>
+          <w:i w:val="false"/>
+          <w:iCs w:val="false"/>
+          <w:color w:val="1a1a1a"/>
+          <w:sz w:val="20"/>
+          <w:szCs w:val="20"/>
+        </w:rPr>
+        <w:t xml:space="preserve">1.7  Digital payments and economic activity</w:t>
+      </w:r>
+      <w:r>
+        <w:tab/>
+      </w:r>
+      <w:r>
+        <w:rPr>
+          <w:rFonts w:ascii="Calibri" w:cs="Calibri" w:eastAsia="Calibri" w:hAnsi="Calibri"/>
+          <w:b w:val="false"/>
+          <w:bCs w:val="false"/>
+          <w:i w:val="false"/>
+          <w:iCs w:val="false"/>
+          <w:color w:val="1a1a1a"/>
+          <w:sz w:val="20"/>
+          <w:szCs w:val="20"/>
+        </w:rPr>
+        <w:t xml:space="preserve">7</w:t>
+      </w:r>
+    </w:p>
+    <w:p>
+      <w:pPr>
+        <w:tabs>
+          <w:tab w:val="right" w:pos="9026" w:leader="dot"/>
+        </w:tabs>
+        <w:spacing w:after="50" w:line="240"/>
+        <w:ind w:left="340"/>
+      </w:pPr>
+      <w:r>
+        <w:rPr>
+          <w:rFonts w:ascii="Calibri" w:cs="Calibri" w:eastAsia="Calibri" w:hAnsi="Calibri"/>
+          <w:b w:val="false"/>
+          <w:bCs w:val="false"/>
+          <w:i w:val="false"/>
+          <w:iCs w:val="false"/>
+          <w:color w:val="1a1a1a"/>
+          <w:sz w:val="20"/>
+          <w:szCs w:val="20"/>
+        </w:rPr>
+        <w:t xml:space="preserve">1.8  Financial inclusion and the formalisation of the economy</w:t>
+      </w:r>
+      <w:r>
+        <w:tab/>
+      </w:r>
+      <w:r>
+        <w:rPr>
+          <w:rFonts w:ascii="Calibri" w:cs="Calibri" w:eastAsia="Calibri" w:hAnsi="Calibri"/>
+          <w:b w:val="false"/>
+          <w:bCs w:val="false"/>
+          <w:i w:val="false"/>
+          <w:iCs w:val="false"/>
+          <w:color w:val="1a1a1a"/>
+          <w:sz w:val="20"/>
+          <w:szCs w:val="20"/>
+        </w:rPr>
+        <w:t xml:space="preserve">7</w:t>
+      </w:r>
+    </w:p>
+    <w:p>
+      <w:pPr>
+        <w:tabs>
+          <w:tab w:val="right" w:pos="9026" w:leader="dot"/>
+        </w:tabs>
+        <w:spacing w:after="50" w:line="240"/>
+        <w:ind w:left="340"/>
+      </w:pPr>
+      <w:r>
+        <w:rPr>
+          <w:rFonts w:ascii="Calibri" w:cs="Calibri" w:eastAsia="Calibri" w:hAnsi="Calibri"/>
+          <w:b w:val="false"/>
+          <w:bCs w:val="false"/>
+          <w:i w:val="false"/>
+          <w:iCs w:val="false"/>
+          <w:color w:val="1a1a1a"/>
+          <w:sz w:val="20"/>
+          <w:szCs w:val="20"/>
+        </w:rPr>
+        <w:t xml:space="preserve">1.9  Relevance in the post-demonetisation and post-pandemic economy</w:t>
+      </w:r>
+      <w:r>
+        <w:tab/>
+      </w:r>
+      <w:r>
+        <w:rPr>
+          <w:rFonts w:ascii="Calibri" w:cs="Calibri" w:eastAsia="Calibri" w:hAnsi="Calibri"/>
+          <w:b w:val="false"/>
+          <w:bCs w:val="false"/>
+          <w:i w:val="false"/>
+          <w:iCs w:val="false"/>
+          <w:color w:val="1a1a1a"/>
+          <w:sz w:val="20"/>
+          <w:szCs w:val="20"/>
+        </w:rPr>
+        <w:t xml:space="preserve">8</w:t>
+      </w:r>
+    </w:p>
+    <w:p>
+      <w:pPr>
+        <w:tabs>
+          <w:tab w:val="right" w:pos="9026" w:leader="dot"/>
+        </w:tabs>
+        <w:spacing w:after="50" w:line="240"/>
+        <w:ind w:left="340"/>
+      </w:pPr>
+      <w:r>
+        <w:rPr>
+          <w:rFonts w:ascii="Calibri" w:cs="Calibri" w:eastAsia="Calibri" w:hAnsi="Calibri"/>
+          <w:b w:val="false"/>
+          <w:bCs w:val="false"/>
+          <w:i w:val="false"/>
+          <w:iCs w:val="false"/>
+          <w:color w:val="1a1a1a"/>
+          <w:sz w:val="20"/>
+          <w:szCs w:val="20"/>
+        </w:rPr>
+        <w:t xml:space="preserve">1.10  Statement of the problem</w:t>
+      </w:r>
+      <w:r>
+        <w:tab/>
+      </w:r>
+      <w:r>
+        <w:rPr>
+          <w:rFonts w:ascii="Calibri" w:cs="Calibri" w:eastAsia="Calibri" w:hAnsi="Calibri"/>
+          <w:b w:val="false"/>
+          <w:bCs w:val="false"/>
+          <w:i w:val="false"/>
+          <w:iCs w:val="false"/>
+          <w:color w:val="1a1a1a"/>
+          <w:sz w:val="20"/>
+          <w:szCs w:val="20"/>
+        </w:rPr>
+        <w:t xml:space="preserve">8</w:t>
+      </w:r>
+    </w:p>
+    <w:p>
+      <w:pPr>
+        <w:tabs>
+          <w:tab w:val="right" w:pos="9026" w:leader="dot"/>
+        </w:tabs>
+        <w:spacing w:after="50" w:line="240"/>
+        <w:ind w:left="0"/>
+      </w:pPr>
+      <w:r>
+        <w:rPr>
+          <w:rFonts w:ascii="Calibri" w:cs="Calibri" w:eastAsia="Calibri" w:hAnsi="Calibri"/>
+          <w:b/>
+          <w:bCs/>
+          <w:i w:val="false"/>
+          <w:iCs w:val="false"/>
+          <w:color w:val="1a3a5c"/>
+          <w:sz w:val="20"/>
+          <w:szCs w:val="20"/>
+        </w:rPr>
+        <w:t xml:space="preserve">2.  Design of Study</w:t>
+      </w:r>
+      <w:r>
+        <w:tab/>
+      </w:r>
+      <w:r>
+        <w:rPr>
+          <w:rFonts w:ascii="Calibri" w:cs="Calibri" w:eastAsia="Calibri" w:hAnsi="Calibri"/>
+          <w:b/>
+          <w:bCs/>
+          <w:i w:val="false"/>
+          <w:iCs w:val="false"/>
+          <w:color w:val="1a1a1a"/>
+          <w:sz w:val="20"/>
+          <w:szCs w:val="20"/>
+        </w:rPr>
+        <w:t xml:space="preserve">9</w:t>
+      </w:r>
+    </w:p>
+    <w:p>
+      <w:pPr>
+        <w:tabs>
+          <w:tab w:val="right" w:pos="9026" w:leader="dot"/>
+        </w:tabs>
+        <w:spacing w:after="50" w:line="240"/>
+        <w:ind w:left="340"/>
+      </w:pPr>
+      <w:r>
+        <w:rPr>
+          <w:rFonts w:ascii="Calibri" w:cs="Calibri" w:eastAsia="Calibri" w:hAnsi="Calibri"/>
+          <w:b w:val="false"/>
+          <w:bCs w:val="false"/>
+          <w:i w:val="false"/>
+          <w:iCs w:val="false"/>
+          <w:color w:val="1a1a1a"/>
+          <w:sz w:val="20"/>
+          <w:szCs w:val="20"/>
+        </w:rPr>
+        <w:t xml:space="preserve">2.1  Objectives of the study</w:t>
+      </w:r>
+      <w:r>
+        <w:tab/>
+      </w:r>
+      <w:r>
+        <w:rPr>
+          <w:rFonts w:ascii="Calibri" w:cs="Calibri" w:eastAsia="Calibri" w:hAnsi="Calibri"/>
+          <w:b w:val="false"/>
+          <w:bCs w:val="false"/>
+          <w:i w:val="false"/>
+          <w:iCs w:val="false"/>
+          <w:color w:val="1a1a1a"/>
+          <w:sz w:val="20"/>
+          <w:szCs w:val="20"/>
+        </w:rPr>
+        <w:t xml:space="preserve">9</w:t>
+      </w:r>
+    </w:p>
+    <w:p>
+      <w:pPr>
+        <w:tabs>
+          <w:tab w:val="right" w:pos="9026" w:leader="dot"/>
+        </w:tabs>
+        <w:spacing w:after="50" w:line="240"/>
+        <w:ind w:left="340"/>
+      </w:pPr>
+      <w:r>
+        <w:rPr>
+          <w:rFonts w:ascii="Calibri" w:cs="Calibri" w:eastAsia="Calibri" w:hAnsi="Calibri"/>
+          <w:b w:val="false"/>
+          <w:bCs w:val="false"/>
+          <w:i w:val="false"/>
+          <w:iCs w:val="false"/>
+          <w:color w:val="1a1a1a"/>
+          <w:sz w:val="20"/>
+          <w:szCs w:val="20"/>
+        </w:rPr>
+        <w:t xml:space="preserve">2.2  Research questions and hypotheses</w:t>
+      </w:r>
+      <w:r>
+        <w:tab/>
+      </w:r>
+      <w:r>
+        <w:rPr>
+          <w:rFonts w:ascii="Calibri" w:cs="Calibri" w:eastAsia="Calibri" w:hAnsi="Calibri"/>
+          <w:b w:val="false"/>
+          <w:bCs w:val="false"/>
+          <w:i w:val="false"/>
+          <w:iCs w:val="false"/>
+          <w:color w:val="1a1a1a"/>
+          <w:sz w:val="20"/>
+          <w:szCs w:val="20"/>
+        </w:rPr>
+        <w:t xml:space="preserve">9</w:t>
+      </w:r>
+    </w:p>
+    <w:p>
+      <w:pPr>
+        <w:tabs>
+          <w:tab w:val="right" w:pos="9026" w:leader="dot"/>
+        </w:tabs>
+        <w:spacing w:after="50" w:line="240"/>
+        <w:ind w:left="340"/>
+      </w:pPr>
+      <w:r>
+        <w:rPr>
+          <w:rFonts w:ascii="Calibri" w:cs="Calibri" w:eastAsia="Calibri" w:hAnsi="Calibri"/>
+          <w:b w:val="false"/>
+          <w:bCs w:val="false"/>
+          <w:i w:val="false"/>
+          <w:iCs w:val="false"/>
+          <w:color w:val="1a1a1a"/>
+          <w:sz w:val="20"/>
+          <w:szCs w:val="20"/>
+        </w:rPr>
+        <w:t xml:space="preserve">2.3  Data collection methodology</w:t>
+      </w:r>
+      <w:r>
+        <w:tab/>
+      </w:r>
+      <w:r>
+        <w:rPr>
+          <w:rFonts w:ascii="Calibri" w:cs="Calibri" w:eastAsia="Calibri" w:hAnsi="Calibri"/>
+          <w:b w:val="false"/>
+          <w:bCs w:val="false"/>
+          <w:i w:val="false"/>
+          <w:iCs w:val="false"/>
+          <w:color w:val="1a1a1a"/>
+          <w:sz w:val="20"/>
+          <w:szCs w:val="20"/>
+        </w:rPr>
+        <w:t xml:space="preserve">10</w:t>
+      </w:r>
+    </w:p>
+    <w:p>
+      <w:pPr>
+        <w:tabs>
+          <w:tab w:val="right" w:pos="9026" w:leader="dot"/>
+        </w:tabs>
+        <w:spacing w:after="50" w:line="240"/>
+        <w:ind w:left="340"/>
+      </w:pPr>
+      <w:r>
+        <w:rPr>
+          <w:rFonts w:ascii="Calibri" w:cs="Calibri" w:eastAsia="Calibri" w:hAnsi="Calibri"/>
+          <w:b w:val="false"/>
+          <w:bCs w:val="false"/>
+          <w:i w:val="false"/>
+          <w:iCs w:val="false"/>
+          <w:color w:val="1a1a1a"/>
+          <w:sz w:val="20"/>
+          <w:szCs w:val="20"/>
+        </w:rPr>
+        <w:t xml:space="preserve">2.4  Scope of the study</w:t>
+      </w:r>
+      <w:r>
+        <w:tab/>
+      </w:r>
+      <w:r>
+        <w:rPr>
+          <w:rFonts w:ascii="Calibri" w:cs="Calibri" w:eastAsia="Calibri" w:hAnsi="Calibri"/>
+          <w:b w:val="false"/>
+          <w:bCs w:val="false"/>
+          <w:i w:val="false"/>
+          <w:iCs w:val="false"/>
+          <w:color w:val="1a1a1a"/>
+          <w:sz w:val="20"/>
+          <w:szCs w:val="20"/>
+        </w:rPr>
+        <w:t xml:space="preserve">10</w:t>
+      </w:r>
+    </w:p>
+    <w:p>
+      <w:pPr>
+        <w:tabs>
+          <w:tab w:val="right" w:pos="9026" w:leader="dot"/>
+        </w:tabs>
+        <w:spacing w:after="50" w:line="240"/>
+        <w:ind w:left="340"/>
+      </w:pPr>
+      <w:r>
+        <w:rPr>
+          <w:rFonts w:ascii="Calibri" w:cs="Calibri" w:eastAsia="Calibri" w:hAnsi="Calibri"/>
+          <w:b w:val="false"/>
+          <w:bCs w:val="false"/>
+          <w:i w:val="false"/>
+          <w:iCs w:val="false"/>
+          <w:color w:val="1a1a1a"/>
+          <w:sz w:val="20"/>
+          <w:szCs w:val="20"/>
+        </w:rPr>
+        <w:t xml:space="preserve">2.5  Limitations of the study</w:t>
+      </w:r>
+      <w:r>
+        <w:tab/>
+      </w:r>
+      <w:r>
+        <w:rPr>
+          <w:rFonts w:ascii="Calibri" w:cs="Calibri" w:eastAsia="Calibri" w:hAnsi="Calibri"/>
+          <w:b w:val="false"/>
+          <w:bCs w:val="false"/>
+          <w:i w:val="false"/>
+          <w:iCs w:val="false"/>
+          <w:color w:val="1a1a1a"/>
+          <w:sz w:val="20"/>
+          <w:szCs w:val="20"/>
+        </w:rPr>
+        <w:t xml:space="preserve">11</w:t>
+      </w:r>
+    </w:p>
+    <w:p>
+      <w:pPr>
+        <w:tabs>
+          <w:tab w:val="right" w:pos="9026" w:leader="dot"/>
+        </w:tabs>
+        <w:spacing w:after="50" w:line="240"/>
+        <w:ind w:left="0"/>
+      </w:pPr>
+      <w:r>
+        <w:rPr>
+          <w:rFonts w:ascii="Calibri" w:cs="Calibri" w:eastAsia="Calibri" w:hAnsi="Calibri"/>
+          <w:b/>
+          <w:bCs/>
+          <w:i w:val="false"/>
+          <w:iCs w:val="false"/>
+          <w:color w:val="1a3a5c"/>
+          <w:sz w:val="20"/>
+          <w:szCs w:val="20"/>
+        </w:rPr>
+        <w:t xml:space="preserve">3.  Review of Literature</w:t>
+      </w:r>
+      <w:r>
+        <w:tab/>
+      </w:r>
+      <w:r>
+        <w:rPr>
+          <w:rFonts w:ascii="Calibri" w:cs="Calibri" w:eastAsia="Calibri" w:hAnsi="Calibri"/>
+          <w:b/>
+          <w:bCs/>
+          <w:i w:val="false"/>
+          <w:iCs w:val="false"/>
+          <w:color w:val="1a1a1a"/>
+          <w:sz w:val="20"/>
+          <w:szCs w:val="20"/>
+        </w:rPr>
+        <w:t xml:space="preserve">12</w:t>
+      </w:r>
+    </w:p>
+    <w:p>
+      <w:pPr>
+        <w:tabs>
+          <w:tab w:val="right" w:pos="9026" w:leader="dot"/>
+        </w:tabs>
+        <w:spacing w:after="50" w:line="240"/>
+        <w:ind w:left="340"/>
+      </w:pPr>
+      <w:r>
+        <w:rPr>
+          <w:rFonts w:ascii="Calibri" w:cs="Calibri" w:eastAsia="Calibri" w:hAnsi="Calibri"/>
+          <w:b w:val="false"/>
+          <w:bCs w:val="false"/>
+          <w:i w:val="false"/>
+          <w:iCs w:val="false"/>
+          <w:color w:val="1a1a1a"/>
+          <w:sz w:val="20"/>
+          <w:szCs w:val="20"/>
+        </w:rPr>
+        <w:t xml:space="preserve">3.1  Meaning and evolution of digital payments</w:t>
+      </w:r>
+      <w:r>
+        <w:tab/>
+      </w:r>
+      <w:r>
+        <w:rPr>
+          <w:rFonts w:ascii="Calibri" w:cs="Calibri" w:eastAsia="Calibri" w:hAnsi="Calibri"/>
+          <w:b w:val="false"/>
+          <w:bCs w:val="false"/>
+          <w:i w:val="false"/>
+          <w:iCs w:val="false"/>
+          <w:color w:val="1a1a1a"/>
+          <w:sz w:val="20"/>
+          <w:szCs w:val="20"/>
+        </w:rPr>
+        <w:t xml:space="preserve">12</w:t>
+      </w:r>
+    </w:p>
+    <w:p>
+      <w:pPr>
+        <w:tabs>
+          <w:tab w:val="right" w:pos="9026" w:leader="dot"/>
+        </w:tabs>
+        <w:spacing w:after="50" w:line="240"/>
+        <w:ind w:left="340"/>
+      </w:pPr>
+      <w:r>
+        <w:rPr>
+          <w:rFonts w:ascii="Calibri" w:cs="Calibri" w:eastAsia="Calibri" w:hAnsi="Calibri"/>
+          <w:b w:val="false"/>
+          <w:bCs w:val="false"/>
+          <w:i w:val="false"/>
+          <w:iCs w:val="false"/>
+          <w:color w:val="1a1a1a"/>
+          <w:sz w:val="20"/>
+          <w:szCs w:val="20"/>
+        </w:rPr>
+        <w:t xml:space="preserve">3.2  UPI and its features</w:t>
+      </w:r>
+      <w:r>
+        <w:tab/>
+      </w:r>
+      <w:r>
+        <w:rPr>
+          <w:rFonts w:ascii="Calibri" w:cs="Calibri" w:eastAsia="Calibri" w:hAnsi="Calibri"/>
+          <w:b w:val="false"/>
+          <w:bCs w:val="false"/>
+          <w:i w:val="false"/>
+          <w:iCs w:val="false"/>
+          <w:color w:val="1a1a1a"/>
+          <w:sz w:val="20"/>
+          <w:szCs w:val="20"/>
+        </w:rPr>
+        <w:t xml:space="preserve">12</w:t>
+      </w:r>
+    </w:p>
+    <w:p>
+      <w:pPr>
+        <w:tabs>
+          <w:tab w:val="right" w:pos="9026" w:leader="dot"/>
+        </w:tabs>
+        <w:spacing w:after="50" w:line="240"/>
+        <w:ind w:left="340"/>
+      </w:pPr>
+      <w:r>
+        <w:rPr>
+          <w:rFonts w:ascii="Calibri" w:cs="Calibri" w:eastAsia="Calibri" w:hAnsi="Calibri"/>
+          <w:b w:val="false"/>
+          <w:bCs w:val="false"/>
+          <w:i w:val="false"/>
+          <w:iCs w:val="false"/>
+          <w:color w:val="1a1a1a"/>
+          <w:sz w:val="20"/>
+          <w:szCs w:val="20"/>
+        </w:rPr>
+        <w:t xml:space="preserve">3.3  The growth of UPI transactions in India</w:t>
+      </w:r>
+      <w:r>
+        <w:tab/>
+      </w:r>
+      <w:r>
+        <w:rPr>
+          <w:rFonts w:ascii="Calibri" w:cs="Calibri" w:eastAsia="Calibri" w:hAnsi="Calibri"/>
+          <w:b w:val="false"/>
+          <w:bCs w:val="false"/>
+          <w:i w:val="false"/>
+          <w:iCs w:val="false"/>
+          <w:color w:val="1a1a1a"/>
+          <w:sz w:val="20"/>
+          <w:szCs w:val="20"/>
+        </w:rPr>
+        <w:t xml:space="preserve">13</w:t>
+      </w:r>
+    </w:p>
+    <w:p>
+      <w:pPr>
+        <w:tabs>
+          <w:tab w:val="right" w:pos="9026" w:leader="dot"/>
+        </w:tabs>
+        <w:spacing w:after="50" w:line="240"/>
+        <w:ind w:left="340"/>
+      </w:pPr>
+      <w:r>
+        <w:rPr>
+          <w:rFonts w:ascii="Calibri" w:cs="Calibri" w:eastAsia="Calibri" w:hAnsi="Calibri"/>
+          <w:b w:val="false"/>
+          <w:bCs w:val="false"/>
+          <w:i w:val="false"/>
+          <w:iCs w:val="false"/>
+          <w:color w:val="1a1a1a"/>
+          <w:sz w:val="20"/>
+          <w:szCs w:val="20"/>
+        </w:rPr>
+        <w:t xml:space="preserve">3.4  The concept of the velocity of money</w:t>
+      </w:r>
+      <w:r>
+        <w:tab/>
+      </w:r>
+      <w:r>
+        <w:rPr>
+          <w:rFonts w:ascii="Calibri" w:cs="Calibri" w:eastAsia="Calibri" w:hAnsi="Calibri"/>
+          <w:b w:val="false"/>
+          <w:bCs w:val="false"/>
+          <w:i w:val="false"/>
+          <w:iCs w:val="false"/>
+          <w:color w:val="1a1a1a"/>
+          <w:sz w:val="20"/>
+          <w:szCs w:val="20"/>
+        </w:rPr>
+        <w:t xml:space="preserve">13</w:t>
+      </w:r>
+    </w:p>
+    <w:p>
+      <w:pPr>
+        <w:tabs>
+          <w:tab w:val="right" w:pos="9026" w:leader="dot"/>
+        </w:tabs>
+        <w:spacing w:after="50" w:line="240"/>
+        <w:ind w:left="340"/>
+      </w:pPr>
+      <w:r>
+        <w:rPr>
+          <w:rFonts w:ascii="Calibri" w:cs="Calibri" w:eastAsia="Calibri" w:hAnsi="Calibri"/>
+          <w:b w:val="false"/>
+          <w:bCs w:val="false"/>
+          <w:i w:val="false"/>
+          <w:iCs w:val="false"/>
+          <w:color w:val="1a1a1a"/>
+          <w:sz w:val="20"/>
+          <w:szCs w:val="20"/>
+        </w:rPr>
+        <w:t xml:space="preserve">3.5  Digital payments and the circulation of money</w:t>
+      </w:r>
+      <w:r>
+        <w:tab/>
+      </w:r>
+      <w:r>
+        <w:rPr>
+          <w:rFonts w:ascii="Calibri" w:cs="Calibri" w:eastAsia="Calibri" w:hAnsi="Calibri"/>
+          <w:b w:val="false"/>
+          <w:bCs w:val="false"/>
+          <w:i w:val="false"/>
+          <w:iCs w:val="false"/>
+          <w:color w:val="1a1a1a"/>
+          <w:sz w:val="20"/>
+          <w:szCs w:val="20"/>
+        </w:rPr>
+        <w:t xml:space="preserve">15</w:t>
+      </w:r>
+    </w:p>
+    <w:p>
+      <w:pPr>
+        <w:tabs>
+          <w:tab w:val="right" w:pos="9026" w:leader="dot"/>
+        </w:tabs>
+        <w:spacing w:after="50" w:line="240"/>
+        <w:ind w:left="340"/>
+      </w:pPr>
+      <w:r>
+        <w:rPr>
+          <w:rFonts w:ascii="Calibri" w:cs="Calibri" w:eastAsia="Calibri" w:hAnsi="Calibri"/>
+          <w:b w:val="false"/>
+          <w:bCs w:val="false"/>
+          <w:i w:val="false"/>
+          <w:iCs w:val="false"/>
+          <w:color w:val="1a1a1a"/>
+          <w:sz w:val="20"/>
+          <w:szCs w:val="20"/>
+        </w:rPr>
+        <w:t xml:space="preserve">3.6  Digital payments and economic activity</w:t>
+      </w:r>
+      <w:r>
+        <w:tab/>
+      </w:r>
+      <w:r>
+        <w:rPr>
+          <w:rFonts w:ascii="Calibri" w:cs="Calibri" w:eastAsia="Calibri" w:hAnsi="Calibri"/>
+          <w:b w:val="false"/>
+          <w:bCs w:val="false"/>
+          <w:i w:val="false"/>
+          <w:iCs w:val="false"/>
+          <w:color w:val="1a1a1a"/>
+          <w:sz w:val="20"/>
+          <w:szCs w:val="20"/>
+        </w:rPr>
+        <w:t xml:space="preserve">15</w:t>
+      </w:r>
+    </w:p>
+    <w:p>
+      <w:pPr>
+        <w:tabs>
+          <w:tab w:val="right" w:pos="9026" w:leader="dot"/>
+        </w:tabs>
+        <w:spacing w:after="50" w:line="240"/>
+        <w:ind w:left="340"/>
+      </w:pPr>
+      <w:r>
+        <w:rPr>
+          <w:rFonts w:ascii="Calibri" w:cs="Calibri" w:eastAsia="Calibri" w:hAnsi="Calibri"/>
+          <w:b w:val="false"/>
+          <w:bCs w:val="false"/>
+          <w:i w:val="false"/>
+          <w:iCs w:val="false"/>
+          <w:color w:val="1a1a1a"/>
+          <w:sz w:val="20"/>
+          <w:szCs w:val="20"/>
+        </w:rPr>
+        <w:t xml:space="preserve">3.7  Financial inclusion and the digital economy</w:t>
+      </w:r>
+      <w:r>
+        <w:tab/>
+      </w:r>
+      <w:r>
+        <w:rPr>
+          <w:rFonts w:ascii="Calibri" w:cs="Calibri" w:eastAsia="Calibri" w:hAnsi="Calibri"/>
+          <w:b w:val="false"/>
+          <w:bCs w:val="false"/>
+          <w:i w:val="false"/>
+          <w:iCs w:val="false"/>
+          <w:color w:val="1a1a1a"/>
+          <w:sz w:val="20"/>
+          <w:szCs w:val="20"/>
+        </w:rPr>
+        <w:t xml:space="preserve">17</w:t>
+      </w:r>
+    </w:p>
+    <w:p>
+      <w:pPr>
+        <w:tabs>
+          <w:tab w:val="right" w:pos="9026" w:leader="dot"/>
+        </w:tabs>
+        <w:spacing w:after="50" w:line="240"/>
+        <w:ind w:left="340"/>
+      </w:pPr>
+      <w:r>
+        <w:rPr>
+          <w:rFonts w:ascii="Calibri" w:cs="Calibri" w:eastAsia="Calibri" w:hAnsi="Calibri"/>
+          <w:b w:val="false"/>
+          <w:bCs w:val="false"/>
+          <w:i w:val="false"/>
+          <w:iCs w:val="false"/>
+          <w:color w:val="1a1a1a"/>
+          <w:sz w:val="20"/>
+          <w:szCs w:val="20"/>
+        </w:rPr>
+        <w:t xml:space="preserve">3.8  Government initiatives promoting digital payments</w:t>
+      </w:r>
+      <w:r>
+        <w:tab/>
+      </w:r>
+      <w:r>
+        <w:rPr>
+          <w:rFonts w:ascii="Calibri" w:cs="Calibri" w:eastAsia="Calibri" w:hAnsi="Calibri"/>
+          <w:b w:val="false"/>
+          <w:bCs w:val="false"/>
+          <w:i w:val="false"/>
+          <w:iCs w:val="false"/>
+          <w:color w:val="1a1a1a"/>
+          <w:sz w:val="20"/>
+          <w:szCs w:val="20"/>
+        </w:rPr>
+        <w:t xml:space="preserve">17</w:t>
+      </w:r>
+    </w:p>
+    <w:p>
+      <w:pPr>
+        <w:tabs>
+          <w:tab w:val="right" w:pos="9026" w:leader="dot"/>
+        </w:tabs>
+        <w:spacing w:after="50" w:line="240"/>
+        <w:ind w:left="340"/>
+      </w:pPr>
+      <w:r>
+        <w:rPr>
+          <w:rFonts w:ascii="Calibri" w:cs="Calibri" w:eastAsia="Calibri" w:hAnsi="Calibri"/>
+          <w:b w:val="false"/>
+          <w:bCs w:val="false"/>
+          <w:i w:val="false"/>
+          <w:iCs w:val="false"/>
+          <w:color w:val="1a1a1a"/>
+          <w:sz w:val="20"/>
+          <w:szCs w:val="20"/>
+        </w:rPr>
+        <w:t xml:space="preserve">3.9  Challenges faced by digital payment systems</w:t>
+      </w:r>
+      <w:r>
+        <w:tab/>
+      </w:r>
+      <w:r>
+        <w:rPr>
+          <w:rFonts w:ascii="Calibri" w:cs="Calibri" w:eastAsia="Calibri" w:hAnsi="Calibri"/>
+          <w:b w:val="false"/>
+          <w:bCs w:val="false"/>
+          <w:i w:val="false"/>
+          <w:iCs w:val="false"/>
+          <w:color w:val="1a1a1a"/>
+          <w:sz w:val="20"/>
+          <w:szCs w:val="20"/>
+        </w:rPr>
+        <w:t xml:space="preserve">18</w:t>
+      </w:r>
+    </w:p>
+    <w:p>
+      <w:pPr>
+        <w:tabs>
+          <w:tab w:val="right" w:pos="9026" w:leader="dot"/>
+        </w:tabs>
+        <w:spacing w:after="50" w:line="240"/>
+        <w:ind w:left="340"/>
+      </w:pPr>
+      <w:r>
+        <w:rPr>
+          <w:rFonts w:ascii="Calibri" w:cs="Calibri" w:eastAsia="Calibri" w:hAnsi="Calibri"/>
+          <w:b w:val="false"/>
+          <w:bCs w:val="false"/>
+          <w:i w:val="false"/>
+          <w:iCs w:val="false"/>
+          <w:color w:val="1a1a1a"/>
+          <w:sz w:val="20"/>
+          <w:szCs w:val="20"/>
+        </w:rPr>
+        <w:t xml:space="preserve">3.10  Case studies</w:t>
+      </w:r>
+      <w:r>
+        <w:tab/>
+      </w:r>
+      <w:r>
+        <w:rPr>
+          <w:rFonts w:ascii="Calibri" w:cs="Calibri" w:eastAsia="Calibri" w:hAnsi="Calibri"/>
+          <w:b w:val="false"/>
+          <w:bCs w:val="false"/>
+          <w:i w:val="false"/>
+          <w:iCs w:val="false"/>
+          <w:color w:val="1a1a1a"/>
+          <w:sz w:val="20"/>
+          <w:szCs w:val="20"/>
+        </w:rPr>
+        <w:t xml:space="preserve">19</w:t>
+      </w:r>
+    </w:p>
+    <w:p>
+      <w:pPr>
+        <w:tabs>
+          <w:tab w:val="right" w:pos="9026" w:leader="dot"/>
+        </w:tabs>
+        <w:spacing w:after="50" w:line="240"/>
+        <w:ind w:left="0"/>
+      </w:pPr>
+      <w:r>
+        <w:rPr>
+          <w:rFonts w:ascii="Calibri" w:cs="Calibri" w:eastAsia="Calibri" w:hAnsi="Calibri"/>
+          <w:b/>
+          <w:bCs/>
+          <w:i w:val="false"/>
+          <w:iCs w:val="false"/>
+          <w:color w:val="1a3a5c"/>
+          <w:sz w:val="20"/>
+          <w:szCs w:val="20"/>
+        </w:rPr>
+        <w:t xml:space="preserve">4.  Analysis of Data</w:t>
+      </w:r>
+      <w:r>
+        <w:tab/>
+      </w:r>
+      <w:r>
+        <w:rPr>
+          <w:rFonts w:ascii="Calibri" w:cs="Calibri" w:eastAsia="Calibri" w:hAnsi="Calibri"/>
+          <w:b/>
+          <w:bCs/>
+          <w:i w:val="false"/>
+          <w:iCs w:val="false"/>
+          <w:color w:val="1a1a1a"/>
+          <w:sz w:val="20"/>
+          <w:szCs w:val="20"/>
+        </w:rPr>
+        <w:t xml:space="preserve">21</w:t>
+      </w:r>
+    </w:p>
+    <w:p>
+      <w:pPr>
+        <w:tabs>
+          <w:tab w:val="right" w:pos="9026" w:leader="dot"/>
+        </w:tabs>
+        <w:spacing w:after="50" w:line="240"/>
+        <w:ind w:left="340"/>
+      </w:pPr>
+      <w:r>
+        <w:rPr>
+          <w:rFonts w:ascii="Calibri" w:cs="Calibri" w:eastAsia="Calibri" w:hAnsi="Calibri"/>
+          <w:b w:val="false"/>
+          <w:bCs w:val="false"/>
+          <w:i w:val="false"/>
+          <w:iCs w:val="false"/>
+          <w:color w:val="1a1a1a"/>
+          <w:sz w:val="20"/>
+          <w:szCs w:val="20"/>
+        </w:rPr>
+        <w:t xml:space="preserve">4.1  Data Set 1  ·  The growth of UPI transactions</w:t>
+      </w:r>
+      <w:r>
+        <w:tab/>
+      </w:r>
+      <w:r>
+        <w:rPr>
+          <w:rFonts w:ascii="Calibri" w:cs="Calibri" w:eastAsia="Calibri" w:hAnsi="Calibri"/>
+          <w:b w:val="false"/>
+          <w:bCs w:val="false"/>
+          <w:i w:val="false"/>
+          <w:iCs w:val="false"/>
+          <w:color w:val="1a1a1a"/>
+          <w:sz w:val="20"/>
+          <w:szCs w:val="20"/>
+        </w:rPr>
+        <w:t xml:space="preserve">21</w:t>
+      </w:r>
+    </w:p>
+    <w:p>
+      <w:pPr>
+        <w:tabs>
+          <w:tab w:val="right" w:pos="9026" w:leader="dot"/>
+        </w:tabs>
+        <w:spacing w:after="50" w:line="240"/>
+        <w:ind w:left="340"/>
+      </w:pPr>
+      <w:r>
+        <w:rPr>
+          <w:rFonts w:ascii="Calibri" w:cs="Calibri" w:eastAsia="Calibri" w:hAnsi="Calibri"/>
+          <w:b w:val="false"/>
+          <w:bCs w:val="false"/>
+          <w:i w:val="false"/>
+          <w:iCs w:val="false"/>
+          <w:color w:val="1a1a1a"/>
+          <w:sz w:val="20"/>
+          <w:szCs w:val="20"/>
+        </w:rPr>
+        <w:t xml:space="preserve">4.2  Data Set 2  ·  The average value of a single UPI transaction</w:t>
+      </w:r>
+      <w:r>
+        <w:tab/>
+      </w:r>
+      <w:r>
+        <w:rPr>
+          <w:rFonts w:ascii="Calibri" w:cs="Calibri" w:eastAsia="Calibri" w:hAnsi="Calibri"/>
+          <w:b w:val="false"/>
+          <w:bCs w:val="false"/>
+          <w:i w:val="false"/>
+          <w:iCs w:val="false"/>
+          <w:color w:val="1a1a1a"/>
+          <w:sz w:val="20"/>
+          <w:szCs w:val="20"/>
+        </w:rPr>
+        <w:t xml:space="preserve">23</w:t>
+      </w:r>
+    </w:p>
+    <w:p>
+      <w:pPr>
+        <w:tabs>
+          <w:tab w:val="right" w:pos="9026" w:leader="dot"/>
+        </w:tabs>
+        <w:spacing w:after="50" w:line="240"/>
+        <w:ind w:left="340"/>
+      </w:pPr>
+      <w:r>
+        <w:rPr>
+          <w:rFonts w:ascii="Calibri" w:cs="Calibri" w:eastAsia="Calibri" w:hAnsi="Calibri"/>
+          <w:b w:val="false"/>
+          <w:bCs w:val="false"/>
+          <w:i w:val="false"/>
+          <w:iCs w:val="false"/>
+          <w:color w:val="1a1a1a"/>
+          <w:sz w:val="20"/>
+          <w:szCs w:val="20"/>
+        </w:rPr>
+        <w:t xml:space="preserve">4.3  Data Set 3  ·  UPI within India’s wider digital payment system</w:t>
+      </w:r>
+      <w:r>
+        <w:tab/>
+      </w:r>
+      <w:r>
+        <w:rPr>
+          <w:rFonts w:ascii="Calibri" w:cs="Calibri" w:eastAsia="Calibri" w:hAnsi="Calibri"/>
+          <w:b w:val="false"/>
+          <w:bCs w:val="false"/>
+          <w:i w:val="false"/>
+          <w:iCs w:val="false"/>
+          <w:color w:val="1a1a1a"/>
+          <w:sz w:val="20"/>
+          <w:szCs w:val="20"/>
+        </w:rPr>
+        <w:t xml:space="preserve">25</w:t>
+      </w:r>
+    </w:p>
+    <w:p>
+      <w:pPr>
+        <w:tabs>
+          <w:tab w:val="right" w:pos="9026" w:leader="dot"/>
+        </w:tabs>
+        <w:spacing w:after="50" w:line="240"/>
+        <w:ind w:left="340"/>
+      </w:pPr>
+      <w:r>
+        <w:rPr>
+          <w:rFonts w:ascii="Calibri" w:cs="Calibri" w:eastAsia="Calibri" w:hAnsi="Calibri"/>
+          <w:b w:val="false"/>
+          <w:bCs w:val="false"/>
+          <w:i w:val="false"/>
+          <w:iCs w:val="false"/>
+          <w:color w:val="1a1a1a"/>
+          <w:sz w:val="20"/>
+          <w:szCs w:val="20"/>
+        </w:rPr>
+        <w:t xml:space="preserve">4.4  Data Set 4  ·  UPI turnover relative to nominal GDP</w:t>
+      </w:r>
+      <w:r>
+        <w:tab/>
+      </w:r>
+      <w:r>
+        <w:rPr>
+          <w:rFonts w:ascii="Calibri" w:cs="Calibri" w:eastAsia="Calibri" w:hAnsi="Calibri"/>
+          <w:b w:val="false"/>
+          <w:bCs w:val="false"/>
+          <w:i w:val="false"/>
+          <w:iCs w:val="false"/>
+          <w:color w:val="1a1a1a"/>
+          <w:sz w:val="20"/>
+          <w:szCs w:val="20"/>
+        </w:rPr>
+        <w:t xml:space="preserve">27</w:t>
+      </w:r>
+    </w:p>
+    <w:p>
+      <w:pPr>
+        <w:tabs>
+          <w:tab w:val="right" w:pos="9026" w:leader="dot"/>
+        </w:tabs>
+        <w:spacing w:after="50" w:line="240"/>
+        <w:ind w:left="340"/>
+      </w:pPr>
+      <w:r>
+        <w:rPr>
+          <w:rFonts w:ascii="Calibri" w:cs="Calibri" w:eastAsia="Calibri" w:hAnsi="Calibri"/>
+          <w:b w:val="false"/>
+          <w:bCs w:val="false"/>
+          <w:i w:val="false"/>
+          <w:iCs w:val="false"/>
+          <w:color w:val="1a1a1a"/>
+          <w:sz w:val="20"/>
+          <w:szCs w:val="20"/>
+        </w:rPr>
+        <w:t xml:space="preserve">4.5  Data Set 5  ·  Digital payments around demonetisation</w:t>
+      </w:r>
+      <w:r>
+        <w:tab/>
+      </w:r>
+      <w:r>
+        <w:rPr>
+          <w:rFonts w:ascii="Calibri" w:cs="Calibri" w:eastAsia="Calibri" w:hAnsi="Calibri"/>
+          <w:b w:val="false"/>
+          <w:bCs w:val="false"/>
+          <w:i w:val="false"/>
+          <w:iCs w:val="false"/>
+          <w:color w:val="1a1a1a"/>
+          <w:sz w:val="20"/>
+          <w:szCs w:val="20"/>
+        </w:rPr>
+        <w:t xml:space="preserve">29</w:t>
+      </w:r>
+    </w:p>
+    <w:p>
+      <w:pPr>
+        <w:tabs>
+          <w:tab w:val="right" w:pos="9026" w:leader="dot"/>
+        </w:tabs>
+        <w:spacing w:after="50" w:line="240"/>
+        <w:ind w:left="340"/>
+      </w:pPr>
+      <w:r>
+        <w:rPr>
+          <w:rFonts w:ascii="Calibri" w:cs="Calibri" w:eastAsia="Calibri" w:hAnsi="Calibri"/>
+          <w:b w:val="false"/>
+          <w:bCs w:val="false"/>
+          <w:i w:val="false"/>
+          <w:iCs w:val="false"/>
+          <w:color w:val="1a1a1a"/>
+          <w:sz w:val="20"/>
+          <w:szCs w:val="20"/>
+        </w:rPr>
+        <w:t xml:space="preserve">4.6  Data Set 6  ·  UPI growth before, during and after COVID-19</w:t>
+      </w:r>
+      <w:r>
+        <w:tab/>
+      </w:r>
+      <w:r>
+        <w:rPr>
+          <w:rFonts w:ascii="Calibri" w:cs="Calibri" w:eastAsia="Calibri" w:hAnsi="Calibri"/>
+          <w:b w:val="false"/>
+          <w:bCs w:val="false"/>
+          <w:i w:val="false"/>
+          <w:iCs w:val="false"/>
+          <w:color w:val="1a1a1a"/>
+          <w:sz w:val="20"/>
+          <w:szCs w:val="20"/>
+        </w:rPr>
+        <w:t xml:space="preserve">31</w:t>
+      </w:r>
+    </w:p>
+    <w:p>
+      <w:pPr>
+        <w:tabs>
+          <w:tab w:val="right" w:pos="9026" w:leader="dot"/>
+        </w:tabs>
+        <w:spacing w:after="50" w:line="240"/>
+        <w:ind w:left="340"/>
+      </w:pPr>
+      <w:r>
+        <w:rPr>
+          <w:rFonts w:ascii="Calibri" w:cs="Calibri" w:eastAsia="Calibri" w:hAnsi="Calibri"/>
+          <w:b w:val="false"/>
+          <w:bCs w:val="false"/>
+          <w:i w:val="false"/>
+          <w:iCs w:val="false"/>
+          <w:color w:val="1a1a1a"/>
+          <w:sz w:val="20"/>
+          <w:szCs w:val="20"/>
+        </w:rPr>
+        <w:t xml:space="preserve">4.7  Data Set 7  ·  Financial inclusion, digitalisation and global standing</w:t>
+      </w:r>
+      <w:r>
+        <w:tab/>
+      </w:r>
+      <w:r>
+        <w:rPr>
+          <w:rFonts w:ascii="Calibri" w:cs="Calibri" w:eastAsia="Calibri" w:hAnsi="Calibri"/>
+          <w:b w:val="false"/>
+          <w:bCs w:val="false"/>
+          <w:i w:val="false"/>
+          <w:iCs w:val="false"/>
+          <w:color w:val="1a1a1a"/>
+          <w:sz w:val="20"/>
+          <w:szCs w:val="20"/>
+        </w:rPr>
+        <w:t xml:space="preserve">33</w:t>
+      </w:r>
+    </w:p>
+    <w:p>
+      <w:pPr>
+        <w:tabs>
+          <w:tab w:val="right" w:pos="9026" w:leader="dot"/>
+        </w:tabs>
+        <w:spacing w:after="50" w:line="240"/>
+        <w:ind w:left="340"/>
+      </w:pPr>
+      <w:r>
+        <w:rPr>
+          <w:rFonts w:ascii="Calibri" w:cs="Calibri" w:eastAsia="Calibri" w:hAnsi="Calibri"/>
+          <w:b w:val="false"/>
+          <w:bCs w:val="false"/>
+          <w:i w:val="false"/>
+          <w:iCs w:val="false"/>
+          <w:color w:val="1a1a1a"/>
+          <w:sz w:val="20"/>
+          <w:szCs w:val="20"/>
+        </w:rPr>
+        <w:t xml:space="preserve">4.8  Data Set 8  ·  Internet penetration and the rural–urban divide</w:t>
+      </w:r>
+      <w:r>
+        <w:tab/>
+      </w:r>
+      <w:r>
+        <w:rPr>
+          <w:rFonts w:ascii="Calibri" w:cs="Calibri" w:eastAsia="Calibri" w:hAnsi="Calibri"/>
+          <w:b w:val="false"/>
+          <w:bCs w:val="false"/>
+          <w:i w:val="false"/>
+          <w:iCs w:val="false"/>
+          <w:color w:val="1a1a1a"/>
+          <w:sz w:val="20"/>
+          <w:szCs w:val="20"/>
+        </w:rPr>
+        <w:t xml:space="preserve">35</w:t>
+      </w:r>
+    </w:p>
+    <w:p>
+      <w:pPr>
+        <w:tabs>
+          <w:tab w:val="right" w:pos="9026" w:leader="dot"/>
+        </w:tabs>
+        <w:spacing w:after="50" w:line="240"/>
+        <w:ind w:left="0"/>
+      </w:pPr>
+      <w:r>
+        <w:rPr>
+          <w:rFonts w:ascii="Calibri" w:cs="Calibri" w:eastAsia="Calibri" w:hAnsi="Calibri"/>
+          <w:b/>
+          <w:bCs/>
+          <w:i w:val="false"/>
+          <w:iCs w:val="false"/>
+          <w:color w:val="1a3a5c"/>
+          <w:sz w:val="20"/>
+          <w:szCs w:val="20"/>
+        </w:rPr>
+        <w:t xml:space="preserve">5.  Findings and Suggestions</w:t>
+      </w:r>
+      <w:r>
+        <w:tab/>
+      </w:r>
+      <w:r>
+        <w:rPr>
+          <w:rFonts w:ascii="Calibri" w:cs="Calibri" w:eastAsia="Calibri" w:hAnsi="Calibri"/>
+          <w:b/>
+          <w:bCs/>
+          <w:i w:val="false"/>
+          <w:iCs w:val="false"/>
+          <w:color w:val="1a1a1a"/>
+          <w:sz w:val="20"/>
+          <w:szCs w:val="20"/>
+        </w:rPr>
+        <w:t xml:space="preserve">38</w:t>
+      </w:r>
+    </w:p>
+    <w:p>
+      <w:pPr>
+        <w:tabs>
+          <w:tab w:val="right" w:pos="9026" w:leader="dot"/>
+        </w:tabs>
+        <w:spacing w:after="50" w:line="240"/>
+        <w:ind w:left="340"/>
+      </w:pPr>
+      <w:r>
+        <w:rPr>
+          <w:rFonts w:ascii="Calibri" w:cs="Calibri" w:eastAsia="Calibri" w:hAnsi="Calibri"/>
+          <w:b w:val="false"/>
+          <w:bCs w:val="false"/>
+          <w:i w:val="false"/>
+          <w:iCs w:val="false"/>
+          <w:color w:val="1a1a1a"/>
+          <w:sz w:val="20"/>
+          <w:szCs w:val="20"/>
+        </w:rPr>
+        <w:t xml:space="preserve">5.1  Findings</w:t>
+      </w:r>
+      <w:r>
+        <w:tab/>
+      </w:r>
+      <w:r>
+        <w:rPr>
+          <w:rFonts w:ascii="Calibri" w:cs="Calibri" w:eastAsia="Calibri" w:hAnsi="Calibri"/>
+          <w:b w:val="false"/>
+          <w:bCs w:val="false"/>
+          <w:i w:val="false"/>
+          <w:iCs w:val="false"/>
+          <w:color w:val="1a1a1a"/>
+          <w:sz w:val="20"/>
+          <w:szCs w:val="20"/>
+        </w:rPr>
+        <w:t xml:space="preserve">38</w:t>
+      </w:r>
+    </w:p>
+    <w:p>
+      <w:pPr>
+        <w:tabs>
+          <w:tab w:val="right" w:pos="9026" w:leader="dot"/>
+        </w:tabs>
+        <w:spacing w:after="50" w:line="240"/>
+        <w:ind w:left="340"/>
+      </w:pPr>
+      <w:r>
+        <w:rPr>
+          <w:rFonts w:ascii="Calibri" w:cs="Calibri" w:eastAsia="Calibri" w:hAnsi="Calibri"/>
+          <w:b w:val="false"/>
+          <w:bCs w:val="false"/>
+          <w:i w:val="false"/>
+          <w:iCs w:val="false"/>
+          <w:color w:val="1a1a1a"/>
+          <w:sz w:val="20"/>
+          <w:szCs w:val="20"/>
+        </w:rPr>
+        <w:t xml:space="preserve">5.2  Suggestions</w:t>
+      </w:r>
+      <w:r>
+        <w:tab/>
+      </w:r>
+      <w:r>
+        <w:rPr>
+          <w:rFonts w:ascii="Calibri" w:cs="Calibri" w:eastAsia="Calibri" w:hAnsi="Calibri"/>
+          <w:b w:val="false"/>
+          <w:bCs w:val="false"/>
+          <w:i w:val="false"/>
+          <w:iCs w:val="false"/>
+          <w:color w:val="1a1a1a"/>
+          <w:sz w:val="20"/>
+          <w:szCs w:val="20"/>
+        </w:rPr>
+        <w:t xml:space="preserve">39</w:t>
+      </w:r>
+    </w:p>
+    <w:p>
+      <w:pPr>
+        <w:tabs>
+          <w:tab w:val="right" w:pos="9026" w:leader="dot"/>
+        </w:tabs>
+        <w:spacing w:after="50" w:line="240"/>
+        <w:ind w:left="0"/>
+      </w:pPr>
+      <w:r>
+        <w:rPr>
+          <w:rFonts w:ascii="Calibri" w:cs="Calibri" w:eastAsia="Calibri" w:hAnsi="Calibri"/>
+          <w:b/>
+          <w:bCs/>
+          <w:i w:val="false"/>
+          <w:iCs w:val="false"/>
+          <w:color w:val="1a3a5c"/>
+          <w:sz w:val="20"/>
+          <w:szCs w:val="20"/>
+        </w:rPr>
+        <w:t xml:space="preserve">6.  Conclusion</w:t>
+      </w:r>
+      <w:r>
+        <w:tab/>
+      </w:r>
+      <w:r>
+        <w:rPr>
+          <w:rFonts w:ascii="Calibri" w:cs="Calibri" w:eastAsia="Calibri" w:hAnsi="Calibri"/>
+          <w:b/>
+          <w:bCs/>
+          <w:i w:val="false"/>
+          <w:iCs w:val="false"/>
+          <w:color w:val="1a1a1a"/>
+          <w:sz w:val="20"/>
+          <w:szCs w:val="20"/>
+        </w:rPr>
+        <w:t xml:space="preserve">41</w:t>
+      </w:r>
+    </w:p>
+    <w:p>
+      <w:pPr>
+        <w:tabs>
+          <w:tab w:val="right" w:pos="9026" w:leader="dot"/>
+        </w:tabs>
+        <w:spacing w:after="50" w:line="240"/>
+        <w:ind w:left="0"/>
+      </w:pPr>
+      <w:r>
+        <w:rPr>
+          <w:rFonts w:ascii="Calibri" w:cs="Calibri" w:eastAsia="Calibri" w:hAnsi="Calibri"/>
+          <w:b/>
+          <w:bCs/>
+          <w:i w:val="false"/>
+          <w:iCs w:val="false"/>
+          <w:color w:val="1a3a5c"/>
+          <w:sz w:val="20"/>
+          <w:szCs w:val="20"/>
+        </w:rPr>
+        <w:t xml:space="preserve">Glossary of Key Terms</w:t>
+      </w:r>
+      <w:r>
+        <w:tab/>
+      </w:r>
+      <w:r>
+        <w:rPr>
+          <w:rFonts w:ascii="Calibri" w:cs="Calibri" w:eastAsia="Calibri" w:hAnsi="Calibri"/>
+          <w:b/>
+          <w:bCs/>
+          <w:i w:val="false"/>
+          <w:iCs w:val="false"/>
+          <w:color w:val="1a1a1a"/>
+          <w:sz w:val="20"/>
+          <w:szCs w:val="20"/>
+        </w:rPr>
+        <w:t xml:space="preserve">43</w:t>
+      </w:r>
+    </w:p>
+    <w:p>
+      <w:pPr>
+        <w:tabs>
+          <w:tab w:val="right" w:pos="9026" w:leader="dot"/>
+        </w:tabs>
+        <w:spacing w:after="50" w:line="240"/>
+        <w:ind w:left="0"/>
+      </w:pPr>
+      <w:r>
+        <w:rPr>
+          <w:rFonts w:ascii="Calibri" w:cs="Calibri" w:eastAsia="Calibri" w:hAnsi="Calibri"/>
+          <w:b/>
+          <w:bCs/>
+          <w:i w:val="false"/>
+          <w:iCs w:val="false"/>
+          <w:color w:val="1a3a5c"/>
+          <w:sz w:val="20"/>
+          <w:szCs w:val="20"/>
+        </w:rPr>
+        <w:t xml:space="preserve">Bibliography</w:t>
+      </w:r>
+      <w:r>
+        <w:tab/>
+      </w:r>
+      <w:r>
+        <w:rPr>
+          <w:rFonts w:ascii="Calibri" w:cs="Calibri" w:eastAsia="Calibri" w:hAnsi="Calibri"/>
+          <w:b/>
+          <w:bCs/>
+          <w:i w:val="false"/>
+          <w:iCs w:val="false"/>
+          <w:color w:val="1a1a1a"/>
+          <w:sz w:val="20"/>
+          <w:szCs w:val="20"/>
+        </w:rPr>
+        <w:t xml:space="preserve">46</w:t>
       </w:r>
     </w:p>
     <w:p>
@@ -692,7 +1720,7 @@
           <w:sz w:val="32"/>
           <w:szCs w:val="32"/>
         </w:rPr>
-        <w:t xml:space="preserve">Acknowledgement</w:t>
+        <w:t xml:space="preserve">List of Exhibits</w:t>
       </w:r>
     </w:p>
     <w:p>
@@ -705,1829 +1733,13 @@
           <w:rFonts w:ascii="Cambria" w:cs="Cambria" w:eastAsia="Cambria" w:hAnsi="Cambria"/>
           <w:b w:val="false"/>
           <w:bCs w:val="false"/>
-          <w:i w:val="false"/>
-          <w:iCs w:val="false"/>
-          <w:color w:val="1a1a1a"/>
-          <w:sz w:val="22"/>
-          <w:szCs w:val="22"/>
-        </w:rPr>
-        <w:t xml:space="preserve">A project of this kind is never the work of one person alone, and I am glad to record the debts I have accumulated in writing it.</w:t>
-      </w:r>
-    </w:p>
-    <w:p>
-      <w:pPr>
-        <w:spacing w:after="160" w:line="340"/>
-        <w:jc w:val="both"/>
-      </w:pPr>
-      <w:r>
-        <w:rPr>
-          <w:rFonts w:ascii="Cambria" w:cs="Cambria" w:eastAsia="Cambria" w:hAnsi="Cambria"/>
-          <w:b w:val="false"/>
-          <w:bCs w:val="false"/>
-          <w:i w:val="false"/>
-          <w:iCs w:val="false"/>
-          <w:color w:val="1a1a1a"/>
-          <w:sz w:val="22"/>
-          <w:szCs w:val="22"/>
-        </w:rPr>
-        <w:t xml:space="preserve">My first and deepest thanks go to my Economics teacher, whose classes first made me curious about why the same rupee, spent more often, does more work in an economy. That single idea became the spine of this study. I am grateful for the patience with which my drafts were read and for the insistence that every number carry a source.</w:t>
-      </w:r>
-    </w:p>
-    <w:p>
-      <w:pPr>
-        <w:spacing w:after="160" w:line="340"/>
-        <w:jc w:val="both"/>
-      </w:pPr>
-      <w:r>
-        <w:rPr>
-          <w:rFonts w:ascii="Cambria" w:cs="Cambria" w:eastAsia="Cambria" w:hAnsi="Cambria"/>
-          <w:b w:val="false"/>
-          <w:bCs w:val="false"/>
-          <w:i w:val="false"/>
-          <w:iCs w:val="false"/>
-          <w:color w:val="1a1a1a"/>
-          <w:sz w:val="22"/>
-          <w:szCs w:val="22"/>
-        </w:rPr>
-        <w:t xml:space="preserve">I thank the Principal and the school for providing the library and internet access without which secondary research of this scale would not have been possible.</w:t>
-      </w:r>
-    </w:p>
-    <w:p>
-      <w:pPr>
-        <w:spacing w:after="160" w:line="340"/>
-        <w:jc w:val="both"/>
-      </w:pPr>
-      <w:r>
-        <w:rPr>
-          <w:rFonts w:ascii="Cambria" w:cs="Cambria" w:eastAsia="Cambria" w:hAnsi="Cambria"/>
-          <w:b w:val="false"/>
-          <w:bCs w:val="false"/>
-          <w:i w:val="false"/>
-          <w:iCs w:val="false"/>
-          <w:color w:val="1a1a1a"/>
-          <w:sz w:val="22"/>
-          <w:szCs w:val="22"/>
-        </w:rPr>
-        <w:t xml:space="preserve">This project rests almost entirely on data placed in the public domain by Indian institutions. I acknowledge the Reserve Bank of India, the National Payments Corporation of India, the Press Information Bureau, the Ministry of Statistics and Programme Implementation and the Telecom Regulatory Authority of India, whose published statistics form the evidentiary base of this report. I also acknowledge the International Monetary Fund, the Bank for International Settlements and the World Bank, whose research allowed me to place India’s experience in an international frame.</w:t>
-      </w:r>
-    </w:p>
-    <w:p>
-      <w:pPr>
-        <w:spacing w:after="160" w:line="340"/>
-        <w:jc w:val="both"/>
-      </w:pPr>
-      <w:r>
-        <w:rPr>
-          <w:rFonts w:ascii="Cambria" w:cs="Cambria" w:eastAsia="Cambria" w:hAnsi="Cambria"/>
-          <w:b w:val="false"/>
-          <w:bCs w:val="false"/>
-          <w:i w:val="false"/>
-          <w:iCs w:val="false"/>
-          <w:color w:val="1a1a1a"/>
-          <w:sz w:val="22"/>
-          <w:szCs w:val="22"/>
-        </w:rPr>
-        <w:t xml:space="preserve">Finally, I thank my family for their encouragement, and my classmates for arguing with my conclusions — which improved them.</w:t>
-      </w:r>
-    </w:p>
-    <w:p>
-      <w:pPr>
-        <w:spacing w:after="120"/>
-      </w:pPr>
-    </w:p>
-    <w:p>
-      <w:pPr>
-        <w:spacing w:after="120"/>
-      </w:pPr>
-    </w:p>
-    <w:p>
-      <w:pPr>
-        <w:spacing w:after="160" w:line="340"/>
-        <w:jc w:val="right"/>
-      </w:pPr>
-      <w:r>
-        <w:rPr>
-          <w:rFonts w:ascii="Cambria" w:cs="Cambria" w:eastAsia="Cambria" w:hAnsi="Cambria"/>
-          <w:b/>
-          <w:bCs/>
-          <w:i w:val="false"/>
-          <w:iCs w:val="false"/>
-          <w:color w:val="1a1a1a"/>
-          <w:sz w:val="22"/>
-          <w:szCs w:val="22"/>
-        </w:rPr>
-        <w:t xml:space="preserve">ROUNAK ARCHANA KAMESWARAN</w:t>
-      </w:r>
-    </w:p>
-    <w:p>
-      <w:pPr>
-        <w:spacing w:after="160" w:line="340"/>
-        <w:jc w:val="right"/>
-      </w:pPr>
-      <w:r>
-        <w:rPr>
-          <w:rFonts w:ascii="Cambria" w:cs="Cambria" w:eastAsia="Cambria" w:hAnsi="Cambria"/>
-          <w:b w:val="false"/>
-          <w:bCs w:val="false"/>
           <w:i/>
           <w:iCs/>
           <w:color w:val="1a1a1a"/>
           <w:sz w:val="22"/>
           <w:szCs w:val="22"/>
         </w:rPr>
-        <w:t xml:space="preserve">Class XII · Commerce</w:t>
-      </w:r>
-    </w:p>
-    <w:p>
-      <w:r>
-        <w:br w:type="page"/>
-      </w:r>
-    </w:p>
-    <w:p>
-      <w:pPr>
-        <w:pStyle w:val="Heading1"/>
-        <w:pBdr>
-          <w:bottom w:val="single" w:color="1a3a5c" w:sz="8" w:space="6"/>
-        </w:pBdr>
-        <w:spacing w:after="260" w:before="240"/>
-      </w:pPr>
-      <w:r>
-        <w:rPr>
-          <w:rFonts w:ascii="Calibri" w:cs="Calibri" w:eastAsia="Calibri" w:hAnsi="Calibri"/>
-          <w:b/>
-          <w:bCs/>
-          <w:i w:val="false"/>
-          <w:iCs w:val="false"/>
-          <w:color w:val="1a3a5c"/>
-          <w:sz w:val="32"/>
-          <w:szCs w:val="32"/>
-        </w:rPr>
-        <w:t xml:space="preserve">Declaration</w:t>
-      </w:r>
-    </w:p>
-    <w:p>
-      <w:pPr>
-        <w:spacing w:after="160" w:line="340"/>
-        <w:jc w:val="both"/>
-      </w:pPr>
-      <w:r>
-        <w:rPr>
-          <w:rFonts w:ascii="Cambria" w:cs="Cambria" w:eastAsia="Cambria" w:hAnsi="Cambria"/>
-          <w:b w:val="false"/>
-          <w:bCs w:val="false"/>
-          <w:i w:val="false"/>
-          <w:iCs w:val="false"/>
-          <w:color w:val="1a1a1a"/>
-          <w:sz w:val="22"/>
-          <w:szCs w:val="22"/>
-        </w:rPr>
-        <w:t xml:space="preserve">I hereby declare that the project report entitled "Impact of UPI-Based Digital Payments on the Velocity of Money and Economic Activity in India" is a record of independent research work carried out by me during the academic session 2026-27.</w:t>
-      </w:r>
-    </w:p>
-    <w:p>
-      <w:pPr>
-        <w:spacing w:after="160" w:line="340"/>
-        <w:jc w:val="both"/>
-      </w:pPr>
-      <w:r>
-        <w:rPr>
-          <w:rFonts w:ascii="Cambria" w:cs="Cambria" w:eastAsia="Cambria" w:hAnsi="Cambria"/>
-          <w:b w:val="false"/>
-          <w:bCs w:val="false"/>
-          <w:i w:val="false"/>
-          <w:iCs w:val="false"/>
-          <w:color w:val="1a1a1a"/>
-          <w:sz w:val="22"/>
-          <w:szCs w:val="22"/>
-        </w:rPr>
-        <w:t xml:space="preserve">The study is based on secondary data. Every statistic reproduced in this report has been drawn from the published releases of official institutions or from peer-reviewed and institutional research, and each has been referenced to its source in the text and in the Bibliography. Where a figure has been derived by me from published data — for example the average value of a transaction, or a ratio to Gross Domestic Product — the method of derivation is stated alongside the table so that it can be independently checked.</w:t>
-      </w:r>
-    </w:p>
-    <w:p>
-      <w:pPr>
-        <w:spacing w:after="160" w:line="340"/>
-        <w:jc w:val="both"/>
-      </w:pPr>
-      <w:r>
-        <w:rPr>
-          <w:rFonts w:ascii="Cambria" w:cs="Cambria" w:eastAsia="Cambria" w:hAnsi="Cambria"/>
-          <w:b w:val="false"/>
-          <w:bCs w:val="false"/>
-          <w:i w:val="false"/>
-          <w:iCs w:val="false"/>
-          <w:color w:val="1a1a1a"/>
-          <w:sz w:val="22"/>
-          <w:szCs w:val="22"/>
-        </w:rPr>
-        <w:t xml:space="preserve">No part of this report has been copied from any other project, and it has not been submitted previously for the award of any certificate, diploma or degree.</w:t>
-      </w:r>
-    </w:p>
-    <w:p>
-      <w:pPr>
-        <w:spacing w:after="120"/>
-      </w:pPr>
-    </w:p>
-    <w:p>
-      <w:pPr>
-        <w:spacing w:after="120"/>
-      </w:pPr>
-    </w:p>
-    <w:p>
-      <w:pPr>
-        <w:spacing w:after="120"/>
-      </w:pPr>
-    </w:p>
-    <w:p>
-      <w:pPr>
-        <w:spacing w:after="160" w:line="340"/>
-        <w:jc w:val="right"/>
-      </w:pPr>
-      <w:r>
-        <w:rPr>
-          <w:rFonts w:ascii="Cambria" w:cs="Cambria" w:eastAsia="Cambria" w:hAnsi="Cambria"/>
-          <w:b w:val="false"/>
-          <w:bCs w:val="false"/>
-          <w:i w:val="false"/>
-          <w:iCs w:val="false"/>
-          <w:color w:val="1a1a1a"/>
-          <w:sz w:val="22"/>
-          <w:szCs w:val="22"/>
-        </w:rPr>
-        <w:t xml:space="preserve">_____________________________</w:t>
-      </w:r>
-    </w:p>
-    <w:p>
-      <w:pPr>
-        <w:spacing w:after="160" w:line="340"/>
-        <w:jc w:val="right"/>
-      </w:pPr>
-      <w:r>
-        <w:rPr>
-          <w:rFonts w:ascii="Cambria" w:cs="Cambria" w:eastAsia="Cambria" w:hAnsi="Cambria"/>
-          <w:b/>
-          <w:bCs/>
-          <w:i w:val="false"/>
-          <w:iCs w:val="false"/>
-          <w:color w:val="1a1a1a"/>
-          <w:sz w:val="22"/>
-          <w:szCs w:val="22"/>
-        </w:rPr>
-        <w:t xml:space="preserve">ROUNAK ARCHANA KAMESWARAN</w:t>
-      </w:r>
-    </w:p>
-    <w:p>
-      <w:r>
-        <w:br w:type="page"/>
-      </w:r>
-    </w:p>
-    <w:p>
-      <w:pPr>
-        <w:pStyle w:val="Heading1"/>
-        <w:pBdr>
-          <w:bottom w:val="single" w:color="1a3a5c" w:sz="8" w:space="6"/>
-        </w:pBdr>
-        <w:spacing w:after="260" w:before="240"/>
-      </w:pPr>
-      <w:r>
-        <w:rPr>
-          <w:rFonts w:ascii="Calibri" w:cs="Calibri" w:eastAsia="Calibri" w:hAnsi="Calibri"/>
-          <w:b/>
-          <w:bCs/>
-          <w:i w:val="false"/>
-          <w:iCs w:val="false"/>
-          <w:color w:val="1a3a5c"/>
-          <w:sz w:val="32"/>
-          <w:szCs w:val="32"/>
-        </w:rPr>
-        <w:t xml:space="preserve">Table of Contents</w:t>
-      </w:r>
-    </w:p>
-    <w:p>
-      <w:pPr>
-        <w:tabs>
-          <w:tab w:val="right" w:pos="9026" w:leader="dot"/>
-        </w:tabs>
-        <w:spacing w:after="50" w:line="240"/>
-        <w:ind w:left="0"/>
-      </w:pPr>
-      <w:r>
-        <w:rPr>
-          <w:rFonts w:ascii="Calibri" w:cs="Calibri" w:eastAsia="Calibri" w:hAnsi="Calibri"/>
-          <w:b/>
-          <w:bCs/>
-          <w:i w:val="false"/>
-          <w:iCs w:val="false"/>
-          <w:color w:val="1a3a5c"/>
-          <w:sz w:val="20"/>
-          <w:szCs w:val="20"/>
-        </w:rPr>
-        <w:t xml:space="preserve">Certificate</w:t>
-      </w:r>
-      <w:r>
-        <w:tab/>
-      </w:r>
-      <w:r>
-        <w:rPr>
-          <w:rFonts w:ascii="Calibri" w:cs="Calibri" w:eastAsia="Calibri" w:hAnsi="Calibri"/>
-          <w:b/>
-          <w:bCs/>
-          <w:i w:val="false"/>
-          <w:iCs w:val="false"/>
-          <w:color w:val="1a1a1a"/>
-          <w:sz w:val="20"/>
-          <w:szCs w:val="20"/>
-        </w:rPr>
-        <w:t xml:space="preserve">2</w:t>
-      </w:r>
-    </w:p>
-    <w:p>
-      <w:pPr>
-        <w:tabs>
-          <w:tab w:val="right" w:pos="9026" w:leader="dot"/>
-        </w:tabs>
-        <w:spacing w:after="50" w:line="240"/>
-        <w:ind w:left="0"/>
-      </w:pPr>
-      <w:r>
-        <w:rPr>
-          <w:rFonts w:ascii="Calibri" w:cs="Calibri" w:eastAsia="Calibri" w:hAnsi="Calibri"/>
-          <w:b/>
-          <w:bCs/>
-          <w:i w:val="false"/>
-          <w:iCs w:val="false"/>
-          <w:color w:val="1a3a5c"/>
-          <w:sz w:val="20"/>
-          <w:szCs w:val="20"/>
-        </w:rPr>
-        <w:t xml:space="preserve">Acknowledgement</w:t>
-      </w:r>
-      <w:r>
-        <w:tab/>
-      </w:r>
-      <w:r>
-        <w:rPr>
-          <w:rFonts w:ascii="Calibri" w:cs="Calibri" w:eastAsia="Calibri" w:hAnsi="Calibri"/>
-          <w:b/>
-          <w:bCs/>
-          <w:i w:val="false"/>
-          <w:iCs w:val="false"/>
-          <w:color w:val="1a1a1a"/>
-          <w:sz w:val="20"/>
-          <w:szCs w:val="20"/>
-        </w:rPr>
-        <w:t xml:space="preserve">3</w:t>
-      </w:r>
-    </w:p>
-    <w:p>
-      <w:pPr>
-        <w:tabs>
-          <w:tab w:val="right" w:pos="9026" w:leader="dot"/>
-        </w:tabs>
-        <w:spacing w:after="50" w:line="240"/>
-        <w:ind w:left="0"/>
-      </w:pPr>
-      <w:r>
-        <w:rPr>
-          <w:rFonts w:ascii="Calibri" w:cs="Calibri" w:eastAsia="Calibri" w:hAnsi="Calibri"/>
-          <w:b/>
-          <w:bCs/>
-          <w:i w:val="false"/>
-          <w:iCs w:val="false"/>
-          <w:color w:val="1a3a5c"/>
-          <w:sz w:val="20"/>
-          <w:szCs w:val="20"/>
-        </w:rPr>
-        <w:t xml:space="preserve">Declaration</w:t>
-      </w:r>
-      <w:r>
-        <w:tab/>
-      </w:r>
-      <w:r>
-        <w:rPr>
-          <w:rFonts w:ascii="Calibri" w:cs="Calibri" w:eastAsia="Calibri" w:hAnsi="Calibri"/>
-          <w:b/>
-          <w:bCs/>
-          <w:i w:val="false"/>
-          <w:iCs w:val="false"/>
-          <w:color w:val="1a1a1a"/>
-          <w:sz w:val="20"/>
-          <w:szCs w:val="20"/>
-        </w:rPr>
-        <w:t xml:space="preserve">4</w:t>
-      </w:r>
-    </w:p>
-    <w:p>
-      <w:pPr>
-        <w:tabs>
-          <w:tab w:val="right" w:pos="9026" w:leader="dot"/>
-        </w:tabs>
-        <w:spacing w:after="50" w:line="240"/>
-        <w:ind w:left="0"/>
-      </w:pPr>
-      <w:r>
-        <w:rPr>
-          <w:rFonts w:ascii="Calibri" w:cs="Calibri" w:eastAsia="Calibri" w:hAnsi="Calibri"/>
-          <w:b/>
-          <w:bCs/>
-          <w:i w:val="false"/>
-          <w:iCs w:val="false"/>
-          <w:color w:val="1a3a5c"/>
-          <w:sz w:val="20"/>
-          <w:szCs w:val="20"/>
-        </w:rPr>
-        <w:t xml:space="preserve">List of Exhibits</w:t>
-      </w:r>
-      <w:r>
-        <w:tab/>
-      </w:r>
-      <w:r>
-        <w:rPr>
-          <w:rFonts w:ascii="Calibri" w:cs="Calibri" w:eastAsia="Calibri" w:hAnsi="Calibri"/>
-          <w:b/>
-          <w:bCs/>
-          <w:i w:val="false"/>
-          <w:iCs w:val="false"/>
-          <w:color w:val="1a1a1a"/>
-          <w:sz w:val="20"/>
-          <w:szCs w:val="20"/>
-        </w:rPr>
-        <w:t xml:space="preserve">6</w:t>
-      </w:r>
-    </w:p>
-    <w:p>
-      <w:pPr>
-        <w:tabs>
-          <w:tab w:val="right" w:pos="9026" w:leader="dot"/>
-        </w:tabs>
-        <w:spacing w:after="50" w:line="240"/>
-        <w:ind w:left="0"/>
-      </w:pPr>
-      <w:r>
-        <w:rPr>
-          <w:rFonts w:ascii="Calibri" w:cs="Calibri" w:eastAsia="Calibri" w:hAnsi="Calibri"/>
-          <w:b/>
-          <w:bCs/>
-          <w:i w:val="false"/>
-          <w:iCs w:val="false"/>
-          <w:color w:val="1a3a5c"/>
-          <w:sz w:val="20"/>
-          <w:szCs w:val="20"/>
-        </w:rPr>
-        <w:t xml:space="preserve">1.  Introduction</w:t>
-      </w:r>
-      <w:r>
-        <w:tab/>
-      </w:r>
-      <w:r>
-        <w:rPr>
-          <w:rFonts w:ascii="Calibri" w:cs="Calibri" w:eastAsia="Calibri" w:hAnsi="Calibri"/>
-          <w:b/>
-          <w:bCs/>
-          <w:i w:val="false"/>
-          <w:iCs w:val="false"/>
-          <w:color w:val="1a1a1a"/>
-          <w:sz w:val="20"/>
-          <w:szCs w:val="20"/>
-        </w:rPr>
-        <w:t xml:space="preserve">7</w:t>
-      </w:r>
-    </w:p>
-    <w:p>
-      <w:pPr>
-        <w:tabs>
-          <w:tab w:val="right" w:pos="9026" w:leader="dot"/>
-        </w:tabs>
-        <w:spacing w:after="50" w:line="240"/>
-        <w:ind w:left="340"/>
-      </w:pPr>
-      <w:r>
-        <w:rPr>
-          <w:rFonts w:ascii="Calibri" w:cs="Calibri" w:eastAsia="Calibri" w:hAnsi="Calibri"/>
-          <w:b w:val="false"/>
-          <w:bCs w:val="false"/>
-          <w:i w:val="false"/>
-          <w:iCs w:val="false"/>
-          <w:color w:val="1a1a1a"/>
-          <w:sz w:val="20"/>
-          <w:szCs w:val="20"/>
-        </w:rPr>
-        <w:t xml:space="preserve">1.1  The meaning of digital payments</w:t>
-      </w:r>
-      <w:r>
-        <w:tab/>
-      </w:r>
-      <w:r>
-        <w:rPr>
-          <w:rFonts w:ascii="Calibri" w:cs="Calibri" w:eastAsia="Calibri" w:hAnsi="Calibri"/>
-          <w:b w:val="false"/>
-          <w:bCs w:val="false"/>
-          <w:i w:val="false"/>
-          <w:iCs w:val="false"/>
-          <w:color w:val="1a1a1a"/>
-          <w:sz w:val="20"/>
-          <w:szCs w:val="20"/>
-        </w:rPr>
-        <w:t xml:space="preserve">7</w:t>
-      </w:r>
-    </w:p>
-    <w:p>
-      <w:pPr>
-        <w:tabs>
-          <w:tab w:val="right" w:pos="9026" w:leader="dot"/>
-        </w:tabs>
-        <w:spacing w:after="50" w:line="240"/>
-        <w:ind w:left="340"/>
-      </w:pPr>
-      <w:r>
-        <w:rPr>
-          <w:rFonts w:ascii="Calibri" w:cs="Calibri" w:eastAsia="Calibri" w:hAnsi="Calibri"/>
-          <w:b w:val="false"/>
-          <w:bCs w:val="false"/>
-          <w:i w:val="false"/>
-          <w:iCs w:val="false"/>
-          <w:color w:val="1a1a1a"/>
-          <w:sz w:val="20"/>
-          <w:szCs w:val="20"/>
-        </w:rPr>
-        <w:t xml:space="preserve">1.2  The Unified Payments Interface</w:t>
-      </w:r>
-      <w:r>
-        <w:tab/>
-      </w:r>
-      <w:r>
-        <w:rPr>
-          <w:rFonts w:ascii="Calibri" w:cs="Calibri" w:eastAsia="Calibri" w:hAnsi="Calibri"/>
-          <w:b w:val="false"/>
-          <w:bCs w:val="false"/>
-          <w:i w:val="false"/>
-          <w:iCs w:val="false"/>
-          <w:color w:val="1a1a1a"/>
-          <w:sz w:val="20"/>
-          <w:szCs w:val="20"/>
-        </w:rPr>
-        <w:t xml:space="preserve">7</w:t>
-      </w:r>
-    </w:p>
-    <w:p>
-      <w:pPr>
-        <w:tabs>
-          <w:tab w:val="right" w:pos="9026" w:leader="dot"/>
-        </w:tabs>
-        <w:spacing w:after="50" w:line="240"/>
-        <w:ind w:left="340"/>
-      </w:pPr>
-      <w:r>
-        <w:rPr>
-          <w:rFonts w:ascii="Calibri" w:cs="Calibri" w:eastAsia="Calibri" w:hAnsi="Calibri"/>
-          <w:b w:val="false"/>
-          <w:bCs w:val="false"/>
-          <w:i w:val="false"/>
-          <w:iCs w:val="false"/>
-          <w:color w:val="1a1a1a"/>
-          <w:sz w:val="20"/>
-          <w:szCs w:val="20"/>
-        </w:rPr>
-        <w:t xml:space="preserve">1.3  The growth of digital transactions in India</w:t>
-      </w:r>
-      <w:r>
-        <w:tab/>
-      </w:r>
-      <w:r>
-        <w:rPr>
-          <w:rFonts w:ascii="Calibri" w:cs="Calibri" w:eastAsia="Calibri" w:hAnsi="Calibri"/>
-          <w:b w:val="false"/>
-          <w:bCs w:val="false"/>
-          <w:i w:val="false"/>
-          <w:iCs w:val="false"/>
-          <w:color w:val="1a1a1a"/>
-          <w:sz w:val="20"/>
-          <w:szCs w:val="20"/>
-        </w:rPr>
-        <w:t xml:space="preserve">8</w:t>
-      </w:r>
-    </w:p>
-    <w:p>
-      <w:pPr>
-        <w:tabs>
-          <w:tab w:val="right" w:pos="9026" w:leader="dot"/>
-        </w:tabs>
-        <w:spacing w:after="50" w:line="240"/>
-        <w:ind w:left="340"/>
-      </w:pPr>
-      <w:r>
-        <w:rPr>
-          <w:rFonts w:ascii="Calibri" w:cs="Calibri" w:eastAsia="Calibri" w:hAnsi="Calibri"/>
-          <w:b w:val="false"/>
-          <w:bCs w:val="false"/>
-          <w:i w:val="false"/>
-          <w:iCs w:val="false"/>
-          <w:color w:val="1a1a1a"/>
-          <w:sz w:val="20"/>
-          <w:szCs w:val="20"/>
-        </w:rPr>
-        <w:t xml:space="preserve">1.4  The role of the National Payments Corporation of India</w:t>
-      </w:r>
-      <w:r>
-        <w:tab/>
-      </w:r>
-      <w:r>
-        <w:rPr>
-          <w:rFonts w:ascii="Calibri" w:cs="Calibri" w:eastAsia="Calibri" w:hAnsi="Calibri"/>
-          <w:b w:val="false"/>
-          <w:bCs w:val="false"/>
-          <w:i w:val="false"/>
-          <w:iCs w:val="false"/>
-          <w:color w:val="1a1a1a"/>
-          <w:sz w:val="20"/>
-          <w:szCs w:val="20"/>
-        </w:rPr>
-        <w:t xml:space="preserve">8</w:t>
-      </w:r>
-    </w:p>
-    <w:p>
-      <w:pPr>
-        <w:tabs>
-          <w:tab w:val="right" w:pos="9026" w:leader="dot"/>
-        </w:tabs>
-        <w:spacing w:after="50" w:line="240"/>
-        <w:ind w:left="340"/>
-      </w:pPr>
-      <w:r>
-        <w:rPr>
-          <w:rFonts w:ascii="Calibri" w:cs="Calibri" w:eastAsia="Calibri" w:hAnsi="Calibri"/>
-          <w:b w:val="false"/>
-          <w:bCs w:val="false"/>
-          <w:i w:val="false"/>
-          <w:iCs w:val="false"/>
-          <w:color w:val="1a1a1a"/>
-          <w:sz w:val="20"/>
-          <w:szCs w:val="20"/>
-        </w:rPr>
-        <w:t xml:space="preserve">1.5  From a cash economy to a digital economy</w:t>
-      </w:r>
-      <w:r>
-        <w:tab/>
-      </w:r>
-      <w:r>
-        <w:rPr>
-          <w:rFonts w:ascii="Calibri" w:cs="Calibri" w:eastAsia="Calibri" w:hAnsi="Calibri"/>
-          <w:b w:val="false"/>
-          <w:bCs w:val="false"/>
-          <w:i w:val="false"/>
-          <w:iCs w:val="false"/>
-          <w:color w:val="1a1a1a"/>
-          <w:sz w:val="20"/>
-          <w:szCs w:val="20"/>
-        </w:rPr>
-        <w:t xml:space="preserve">9</w:t>
-      </w:r>
-    </w:p>
-    <w:p>
-      <w:pPr>
-        <w:tabs>
-          <w:tab w:val="right" w:pos="9026" w:leader="dot"/>
-        </w:tabs>
-        <w:spacing w:after="50" w:line="240"/>
-        <w:ind w:left="340"/>
-      </w:pPr>
-      <w:r>
-        <w:rPr>
-          <w:rFonts w:ascii="Calibri" w:cs="Calibri" w:eastAsia="Calibri" w:hAnsi="Calibri"/>
-          <w:b w:val="false"/>
-          <w:bCs w:val="false"/>
-          <w:i w:val="false"/>
-          <w:iCs w:val="false"/>
-          <w:color w:val="1a1a1a"/>
-          <w:sz w:val="20"/>
-          <w:szCs w:val="20"/>
-        </w:rPr>
-        <w:t xml:space="preserve">1.6  The meaning of the velocity of money</w:t>
-      </w:r>
-      <w:r>
-        <w:tab/>
-      </w:r>
-      <w:r>
-        <w:rPr>
-          <w:rFonts w:ascii="Calibri" w:cs="Calibri" w:eastAsia="Calibri" w:hAnsi="Calibri"/>
-          <w:b w:val="false"/>
-          <w:bCs w:val="false"/>
-          <w:i w:val="false"/>
-          <w:iCs w:val="false"/>
-          <w:color w:val="1a1a1a"/>
-          <w:sz w:val="20"/>
-          <w:szCs w:val="20"/>
-        </w:rPr>
-        <w:t xml:space="preserve">9</w:t>
-      </w:r>
-    </w:p>
-    <w:p>
-      <w:pPr>
-        <w:tabs>
-          <w:tab w:val="right" w:pos="9026" w:leader="dot"/>
-        </w:tabs>
-        <w:spacing w:after="50" w:line="240"/>
-        <w:ind w:left="340"/>
-      </w:pPr>
-      <w:r>
-        <w:rPr>
-          <w:rFonts w:ascii="Calibri" w:cs="Calibri" w:eastAsia="Calibri" w:hAnsi="Calibri"/>
-          <w:b w:val="false"/>
-          <w:bCs w:val="false"/>
-          <w:i w:val="false"/>
-          <w:iCs w:val="false"/>
-          <w:color w:val="1a1a1a"/>
-          <w:sz w:val="20"/>
-          <w:szCs w:val="20"/>
-        </w:rPr>
-        <w:t xml:space="preserve">1.7  Digital payments and economic activity</w:t>
-      </w:r>
-      <w:r>
-        <w:tab/>
-      </w:r>
-      <w:r>
-        <w:rPr>
-          <w:rFonts w:ascii="Calibri" w:cs="Calibri" w:eastAsia="Calibri" w:hAnsi="Calibri"/>
-          <w:b w:val="false"/>
-          <w:bCs w:val="false"/>
-          <w:i w:val="false"/>
-          <w:iCs w:val="false"/>
-          <w:color w:val="1a1a1a"/>
-          <w:sz w:val="20"/>
-          <w:szCs w:val="20"/>
-        </w:rPr>
-        <w:t xml:space="preserve">10</w:t>
-      </w:r>
-    </w:p>
-    <w:p>
-      <w:pPr>
-        <w:tabs>
-          <w:tab w:val="right" w:pos="9026" w:leader="dot"/>
-        </w:tabs>
-        <w:spacing w:after="50" w:line="240"/>
-        <w:ind w:left="340"/>
-      </w:pPr>
-      <w:r>
-        <w:rPr>
-          <w:rFonts w:ascii="Calibri" w:cs="Calibri" w:eastAsia="Calibri" w:hAnsi="Calibri"/>
-          <w:b w:val="false"/>
-          <w:bCs w:val="false"/>
-          <w:i w:val="false"/>
-          <w:iCs w:val="false"/>
-          <w:color w:val="1a1a1a"/>
-          <w:sz w:val="20"/>
-          <w:szCs w:val="20"/>
-        </w:rPr>
-        <w:t xml:space="preserve">1.8  Financial inclusion and the formalisation of the economy</w:t>
-      </w:r>
-      <w:r>
-        <w:tab/>
-      </w:r>
-      <w:r>
-        <w:rPr>
-          <w:rFonts w:ascii="Calibri" w:cs="Calibri" w:eastAsia="Calibri" w:hAnsi="Calibri"/>
-          <w:b w:val="false"/>
-          <w:bCs w:val="false"/>
-          <w:i w:val="false"/>
-          <w:iCs w:val="false"/>
-          <w:color w:val="1a1a1a"/>
-          <w:sz w:val="20"/>
-          <w:szCs w:val="20"/>
-        </w:rPr>
-        <w:t xml:space="preserve">10</w:t>
-      </w:r>
-    </w:p>
-    <w:p>
-      <w:pPr>
-        <w:tabs>
-          <w:tab w:val="right" w:pos="9026" w:leader="dot"/>
-        </w:tabs>
-        <w:spacing w:after="50" w:line="240"/>
-        <w:ind w:left="340"/>
-      </w:pPr>
-      <w:r>
-        <w:rPr>
-          <w:rFonts w:ascii="Calibri" w:cs="Calibri" w:eastAsia="Calibri" w:hAnsi="Calibri"/>
-          <w:b w:val="false"/>
-          <w:bCs w:val="false"/>
-          <w:i w:val="false"/>
-          <w:iCs w:val="false"/>
-          <w:color w:val="1a1a1a"/>
-          <w:sz w:val="20"/>
-          <w:szCs w:val="20"/>
-        </w:rPr>
-        <w:t xml:space="preserve">1.9  Relevance in the post-demonetisation and post-pandemic economy</w:t>
-      </w:r>
-      <w:r>
-        <w:tab/>
-      </w:r>
-      <w:r>
-        <w:rPr>
-          <w:rFonts w:ascii="Calibri" w:cs="Calibri" w:eastAsia="Calibri" w:hAnsi="Calibri"/>
-          <w:b w:val="false"/>
-          <w:bCs w:val="false"/>
-          <w:i w:val="false"/>
-          <w:iCs w:val="false"/>
-          <w:color w:val="1a1a1a"/>
-          <w:sz w:val="20"/>
-          <w:szCs w:val="20"/>
-        </w:rPr>
-        <w:t xml:space="preserve">11</w:t>
-      </w:r>
-    </w:p>
-    <w:p>
-      <w:pPr>
-        <w:tabs>
-          <w:tab w:val="right" w:pos="9026" w:leader="dot"/>
-        </w:tabs>
-        <w:spacing w:after="50" w:line="240"/>
-        <w:ind w:left="340"/>
-      </w:pPr>
-      <w:r>
-        <w:rPr>
-          <w:rFonts w:ascii="Calibri" w:cs="Calibri" w:eastAsia="Calibri" w:hAnsi="Calibri"/>
-          <w:b w:val="false"/>
-          <w:bCs w:val="false"/>
-          <w:i w:val="false"/>
-          <w:iCs w:val="false"/>
-          <w:color w:val="1a1a1a"/>
-          <w:sz w:val="20"/>
-          <w:szCs w:val="20"/>
-        </w:rPr>
-        <w:t xml:space="preserve">1.10  Statement of the problem</w:t>
-      </w:r>
-      <w:r>
-        <w:tab/>
-      </w:r>
-      <w:r>
-        <w:rPr>
-          <w:rFonts w:ascii="Calibri" w:cs="Calibri" w:eastAsia="Calibri" w:hAnsi="Calibri"/>
-          <w:b w:val="false"/>
-          <w:bCs w:val="false"/>
-          <w:i w:val="false"/>
-          <w:iCs w:val="false"/>
-          <w:color w:val="1a1a1a"/>
-          <w:sz w:val="20"/>
-          <w:szCs w:val="20"/>
-        </w:rPr>
-        <w:t xml:space="preserve">11</w:t>
-      </w:r>
-    </w:p>
-    <w:p>
-      <w:pPr>
-        <w:tabs>
-          <w:tab w:val="right" w:pos="9026" w:leader="dot"/>
-        </w:tabs>
-        <w:spacing w:after="50" w:line="240"/>
-        <w:ind w:left="0"/>
-      </w:pPr>
-      <w:r>
-        <w:rPr>
-          <w:rFonts w:ascii="Calibri" w:cs="Calibri" w:eastAsia="Calibri" w:hAnsi="Calibri"/>
-          <w:b/>
-          <w:bCs/>
-          <w:i w:val="false"/>
-          <w:iCs w:val="false"/>
-          <w:color w:val="1a3a5c"/>
-          <w:sz w:val="20"/>
-          <w:szCs w:val="20"/>
-        </w:rPr>
-        <w:t xml:space="preserve">2.  Design of Study</w:t>
-      </w:r>
-      <w:r>
-        <w:tab/>
-      </w:r>
-      <w:r>
-        <w:rPr>
-          <w:rFonts w:ascii="Calibri" w:cs="Calibri" w:eastAsia="Calibri" w:hAnsi="Calibri"/>
-          <w:b/>
-          <w:bCs/>
-          <w:i w:val="false"/>
-          <w:iCs w:val="false"/>
-          <w:color w:val="1a1a1a"/>
-          <w:sz w:val="20"/>
-          <w:szCs w:val="20"/>
-        </w:rPr>
-        <w:t xml:space="preserve">12</w:t>
-      </w:r>
-    </w:p>
-    <w:p>
-      <w:pPr>
-        <w:tabs>
-          <w:tab w:val="right" w:pos="9026" w:leader="dot"/>
-        </w:tabs>
-        <w:spacing w:after="50" w:line="240"/>
-        <w:ind w:left="340"/>
-      </w:pPr>
-      <w:r>
-        <w:rPr>
-          <w:rFonts w:ascii="Calibri" w:cs="Calibri" w:eastAsia="Calibri" w:hAnsi="Calibri"/>
-          <w:b w:val="false"/>
-          <w:bCs w:val="false"/>
-          <w:i w:val="false"/>
-          <w:iCs w:val="false"/>
-          <w:color w:val="1a1a1a"/>
-          <w:sz w:val="20"/>
-          <w:szCs w:val="20"/>
-        </w:rPr>
-        <w:t xml:space="preserve">2.1  Objectives of the study</w:t>
-      </w:r>
-      <w:r>
-        <w:tab/>
-      </w:r>
-      <w:r>
-        <w:rPr>
-          <w:rFonts w:ascii="Calibri" w:cs="Calibri" w:eastAsia="Calibri" w:hAnsi="Calibri"/>
-          <w:b w:val="false"/>
-          <w:bCs w:val="false"/>
-          <w:i w:val="false"/>
-          <w:iCs w:val="false"/>
-          <w:color w:val="1a1a1a"/>
-          <w:sz w:val="20"/>
-          <w:szCs w:val="20"/>
-        </w:rPr>
-        <w:t xml:space="preserve">12</w:t>
-      </w:r>
-    </w:p>
-    <w:p>
-      <w:pPr>
-        <w:tabs>
-          <w:tab w:val="right" w:pos="9026" w:leader="dot"/>
-        </w:tabs>
-        <w:spacing w:after="50" w:line="240"/>
-        <w:ind w:left="340"/>
-      </w:pPr>
-      <w:r>
-        <w:rPr>
-          <w:rFonts w:ascii="Calibri" w:cs="Calibri" w:eastAsia="Calibri" w:hAnsi="Calibri"/>
-          <w:b w:val="false"/>
-          <w:bCs w:val="false"/>
-          <w:i w:val="false"/>
-          <w:iCs w:val="false"/>
-          <w:color w:val="1a1a1a"/>
-          <w:sz w:val="20"/>
-          <w:szCs w:val="20"/>
-        </w:rPr>
-        <w:t xml:space="preserve">2.2  Research questions and hypotheses</w:t>
-      </w:r>
-      <w:r>
-        <w:tab/>
-      </w:r>
-      <w:r>
-        <w:rPr>
-          <w:rFonts w:ascii="Calibri" w:cs="Calibri" w:eastAsia="Calibri" w:hAnsi="Calibri"/>
-          <w:b w:val="false"/>
-          <w:bCs w:val="false"/>
-          <w:i w:val="false"/>
-          <w:iCs w:val="false"/>
-          <w:color w:val="1a1a1a"/>
-          <w:sz w:val="20"/>
-          <w:szCs w:val="20"/>
-        </w:rPr>
-        <w:t xml:space="preserve">12</w:t>
-      </w:r>
-    </w:p>
-    <w:p>
-      <w:pPr>
-        <w:tabs>
-          <w:tab w:val="right" w:pos="9026" w:leader="dot"/>
-        </w:tabs>
-        <w:spacing w:after="50" w:line="240"/>
-        <w:ind w:left="340"/>
-      </w:pPr>
-      <w:r>
-        <w:rPr>
-          <w:rFonts w:ascii="Calibri" w:cs="Calibri" w:eastAsia="Calibri" w:hAnsi="Calibri"/>
-          <w:b w:val="false"/>
-          <w:bCs w:val="false"/>
-          <w:i w:val="false"/>
-          <w:iCs w:val="false"/>
-          <w:color w:val="1a1a1a"/>
-          <w:sz w:val="20"/>
-          <w:szCs w:val="20"/>
-        </w:rPr>
-        <w:t xml:space="preserve">2.3  Data collection methodology</w:t>
-      </w:r>
-      <w:r>
-        <w:tab/>
-      </w:r>
-      <w:r>
-        <w:rPr>
-          <w:rFonts w:ascii="Calibri" w:cs="Calibri" w:eastAsia="Calibri" w:hAnsi="Calibri"/>
-          <w:b w:val="false"/>
-          <w:bCs w:val="false"/>
-          <w:i w:val="false"/>
-          <w:iCs w:val="false"/>
-          <w:color w:val="1a1a1a"/>
-          <w:sz w:val="20"/>
-          <w:szCs w:val="20"/>
-        </w:rPr>
-        <w:t xml:space="preserve">13</w:t>
-      </w:r>
-    </w:p>
-    <w:p>
-      <w:pPr>
-        <w:tabs>
-          <w:tab w:val="right" w:pos="9026" w:leader="dot"/>
-        </w:tabs>
-        <w:spacing w:after="50" w:line="240"/>
-        <w:ind w:left="340"/>
-      </w:pPr>
-      <w:r>
-        <w:rPr>
-          <w:rFonts w:ascii="Calibri" w:cs="Calibri" w:eastAsia="Calibri" w:hAnsi="Calibri"/>
-          <w:b w:val="false"/>
-          <w:bCs w:val="false"/>
-          <w:i w:val="false"/>
-          <w:iCs w:val="false"/>
-          <w:color w:val="1a1a1a"/>
-          <w:sz w:val="20"/>
-          <w:szCs w:val="20"/>
-        </w:rPr>
-        <w:t xml:space="preserve">2.4  Scope of the study</w:t>
-      </w:r>
-      <w:r>
-        <w:tab/>
-      </w:r>
-      <w:r>
-        <w:rPr>
-          <w:rFonts w:ascii="Calibri" w:cs="Calibri" w:eastAsia="Calibri" w:hAnsi="Calibri"/>
-          <w:b w:val="false"/>
-          <w:bCs w:val="false"/>
-          <w:i w:val="false"/>
-          <w:iCs w:val="false"/>
-          <w:color w:val="1a1a1a"/>
-          <w:sz w:val="20"/>
-          <w:szCs w:val="20"/>
-        </w:rPr>
-        <w:t xml:space="preserve">13</w:t>
-      </w:r>
-    </w:p>
-    <w:p>
-      <w:pPr>
-        <w:tabs>
-          <w:tab w:val="right" w:pos="9026" w:leader="dot"/>
-        </w:tabs>
-        <w:spacing w:after="50" w:line="240"/>
-        <w:ind w:left="340"/>
-      </w:pPr>
-      <w:r>
-        <w:rPr>
-          <w:rFonts w:ascii="Calibri" w:cs="Calibri" w:eastAsia="Calibri" w:hAnsi="Calibri"/>
-          <w:b w:val="false"/>
-          <w:bCs w:val="false"/>
-          <w:i w:val="false"/>
-          <w:iCs w:val="false"/>
-          <w:color w:val="1a1a1a"/>
-          <w:sz w:val="20"/>
-          <w:szCs w:val="20"/>
-        </w:rPr>
-        <w:t xml:space="preserve">2.5  Limitations of the study</w:t>
-      </w:r>
-      <w:r>
-        <w:tab/>
-      </w:r>
-      <w:r>
-        <w:rPr>
-          <w:rFonts w:ascii="Calibri" w:cs="Calibri" w:eastAsia="Calibri" w:hAnsi="Calibri"/>
-          <w:b w:val="false"/>
-          <w:bCs w:val="false"/>
-          <w:i w:val="false"/>
-          <w:iCs w:val="false"/>
-          <w:color w:val="1a1a1a"/>
-          <w:sz w:val="20"/>
-          <w:szCs w:val="20"/>
-        </w:rPr>
-        <w:t xml:space="preserve">14</w:t>
-      </w:r>
-    </w:p>
-    <w:p>
-      <w:pPr>
-        <w:tabs>
-          <w:tab w:val="right" w:pos="9026" w:leader="dot"/>
-        </w:tabs>
-        <w:spacing w:after="50" w:line="240"/>
-        <w:ind w:left="0"/>
-      </w:pPr>
-      <w:r>
-        <w:rPr>
-          <w:rFonts w:ascii="Calibri" w:cs="Calibri" w:eastAsia="Calibri" w:hAnsi="Calibri"/>
-          <w:b/>
-          <w:bCs/>
-          <w:i w:val="false"/>
-          <w:iCs w:val="false"/>
-          <w:color w:val="1a3a5c"/>
-          <w:sz w:val="20"/>
-          <w:szCs w:val="20"/>
-        </w:rPr>
-        <w:t xml:space="preserve">3.  Review of Literature</w:t>
-      </w:r>
-      <w:r>
-        <w:tab/>
-      </w:r>
-      <w:r>
-        <w:rPr>
-          <w:rFonts w:ascii="Calibri" w:cs="Calibri" w:eastAsia="Calibri" w:hAnsi="Calibri"/>
-          <w:b/>
-          <w:bCs/>
-          <w:i w:val="false"/>
-          <w:iCs w:val="false"/>
-          <w:color w:val="1a1a1a"/>
-          <w:sz w:val="20"/>
-          <w:szCs w:val="20"/>
-        </w:rPr>
-        <w:t xml:space="preserve">15</w:t>
-      </w:r>
-    </w:p>
-    <w:p>
-      <w:pPr>
-        <w:tabs>
-          <w:tab w:val="right" w:pos="9026" w:leader="dot"/>
-        </w:tabs>
-        <w:spacing w:after="50" w:line="240"/>
-        <w:ind w:left="340"/>
-      </w:pPr>
-      <w:r>
-        <w:rPr>
-          <w:rFonts w:ascii="Calibri" w:cs="Calibri" w:eastAsia="Calibri" w:hAnsi="Calibri"/>
-          <w:b w:val="false"/>
-          <w:bCs w:val="false"/>
-          <w:i w:val="false"/>
-          <w:iCs w:val="false"/>
-          <w:color w:val="1a1a1a"/>
-          <w:sz w:val="20"/>
-          <w:szCs w:val="20"/>
-        </w:rPr>
-        <w:t xml:space="preserve">3.1  Meaning and evolution of digital payments</w:t>
-      </w:r>
-      <w:r>
-        <w:tab/>
-      </w:r>
-      <w:r>
-        <w:rPr>
-          <w:rFonts w:ascii="Calibri" w:cs="Calibri" w:eastAsia="Calibri" w:hAnsi="Calibri"/>
-          <w:b w:val="false"/>
-          <w:bCs w:val="false"/>
-          <w:i w:val="false"/>
-          <w:iCs w:val="false"/>
-          <w:color w:val="1a1a1a"/>
-          <w:sz w:val="20"/>
-          <w:szCs w:val="20"/>
-        </w:rPr>
-        <w:t xml:space="preserve">15</w:t>
-      </w:r>
-    </w:p>
-    <w:p>
-      <w:pPr>
-        <w:tabs>
-          <w:tab w:val="right" w:pos="9026" w:leader="dot"/>
-        </w:tabs>
-        <w:spacing w:after="50" w:line="240"/>
-        <w:ind w:left="340"/>
-      </w:pPr>
-      <w:r>
-        <w:rPr>
-          <w:rFonts w:ascii="Calibri" w:cs="Calibri" w:eastAsia="Calibri" w:hAnsi="Calibri"/>
-          <w:b w:val="false"/>
-          <w:bCs w:val="false"/>
-          <w:i w:val="false"/>
-          <w:iCs w:val="false"/>
-          <w:color w:val="1a1a1a"/>
-          <w:sz w:val="20"/>
-          <w:szCs w:val="20"/>
-        </w:rPr>
-        <w:t xml:space="preserve">3.2  UPI and its features</w:t>
-      </w:r>
-      <w:r>
-        <w:tab/>
-      </w:r>
-      <w:r>
-        <w:rPr>
-          <w:rFonts w:ascii="Calibri" w:cs="Calibri" w:eastAsia="Calibri" w:hAnsi="Calibri"/>
-          <w:b w:val="false"/>
-          <w:bCs w:val="false"/>
-          <w:i w:val="false"/>
-          <w:iCs w:val="false"/>
-          <w:color w:val="1a1a1a"/>
-          <w:sz w:val="20"/>
-          <w:szCs w:val="20"/>
-        </w:rPr>
-        <w:t xml:space="preserve">16</w:t>
-      </w:r>
-    </w:p>
-    <w:p>
-      <w:pPr>
-        <w:tabs>
-          <w:tab w:val="right" w:pos="9026" w:leader="dot"/>
-        </w:tabs>
-        <w:spacing w:after="50" w:line="240"/>
-        <w:ind w:left="340"/>
-      </w:pPr>
-      <w:r>
-        <w:rPr>
-          <w:rFonts w:ascii="Calibri" w:cs="Calibri" w:eastAsia="Calibri" w:hAnsi="Calibri"/>
-          <w:b w:val="false"/>
-          <w:bCs w:val="false"/>
-          <w:i w:val="false"/>
-          <w:iCs w:val="false"/>
-          <w:color w:val="1a1a1a"/>
-          <w:sz w:val="20"/>
-          <w:szCs w:val="20"/>
-        </w:rPr>
-        <w:t xml:space="preserve">3.3  The growth of UPI transactions in India</w:t>
-      </w:r>
-      <w:r>
-        <w:tab/>
-      </w:r>
-      <w:r>
-        <w:rPr>
-          <w:rFonts w:ascii="Calibri" w:cs="Calibri" w:eastAsia="Calibri" w:hAnsi="Calibri"/>
-          <w:b w:val="false"/>
-          <w:bCs w:val="false"/>
-          <w:i w:val="false"/>
-          <w:iCs w:val="false"/>
-          <w:color w:val="1a1a1a"/>
-          <w:sz w:val="20"/>
-          <w:szCs w:val="20"/>
-        </w:rPr>
-        <w:t xml:space="preserve">16</w:t>
-      </w:r>
-    </w:p>
-    <w:p>
-      <w:pPr>
-        <w:tabs>
-          <w:tab w:val="right" w:pos="9026" w:leader="dot"/>
-        </w:tabs>
-        <w:spacing w:after="50" w:line="240"/>
-        <w:ind w:left="340"/>
-      </w:pPr>
-      <w:r>
-        <w:rPr>
-          <w:rFonts w:ascii="Calibri" w:cs="Calibri" w:eastAsia="Calibri" w:hAnsi="Calibri"/>
-          <w:b w:val="false"/>
-          <w:bCs w:val="false"/>
-          <w:i w:val="false"/>
-          <w:iCs w:val="false"/>
-          <w:color w:val="1a1a1a"/>
-          <w:sz w:val="20"/>
-          <w:szCs w:val="20"/>
-        </w:rPr>
-        <w:t xml:space="preserve">3.4  The concept of the velocity of money</w:t>
-      </w:r>
-      <w:r>
-        <w:tab/>
-      </w:r>
-      <w:r>
-        <w:rPr>
-          <w:rFonts w:ascii="Calibri" w:cs="Calibri" w:eastAsia="Calibri" w:hAnsi="Calibri"/>
-          <w:b w:val="false"/>
-          <w:bCs w:val="false"/>
-          <w:i w:val="false"/>
-          <w:iCs w:val="false"/>
-          <w:color w:val="1a1a1a"/>
-          <w:sz w:val="20"/>
-          <w:szCs w:val="20"/>
-        </w:rPr>
-        <w:t xml:space="preserve">16</w:t>
-      </w:r>
-    </w:p>
-    <w:p>
-      <w:pPr>
-        <w:tabs>
-          <w:tab w:val="right" w:pos="9026" w:leader="dot"/>
-        </w:tabs>
-        <w:spacing w:after="50" w:line="240"/>
-        <w:ind w:left="340"/>
-      </w:pPr>
-      <w:r>
-        <w:rPr>
-          <w:rFonts w:ascii="Calibri" w:cs="Calibri" w:eastAsia="Calibri" w:hAnsi="Calibri"/>
-          <w:b w:val="false"/>
-          <w:bCs w:val="false"/>
-          <w:i w:val="false"/>
-          <w:iCs w:val="false"/>
-          <w:color w:val="1a1a1a"/>
-          <w:sz w:val="20"/>
-          <w:szCs w:val="20"/>
-        </w:rPr>
-        <w:t xml:space="preserve">3.5  Digital payments and the circulation of money</w:t>
-      </w:r>
-      <w:r>
-        <w:tab/>
-      </w:r>
-      <w:r>
-        <w:rPr>
-          <w:rFonts w:ascii="Calibri" w:cs="Calibri" w:eastAsia="Calibri" w:hAnsi="Calibri"/>
-          <w:b w:val="false"/>
-          <w:bCs w:val="false"/>
-          <w:i w:val="false"/>
-          <w:iCs w:val="false"/>
-          <w:color w:val="1a1a1a"/>
-          <w:sz w:val="20"/>
-          <w:szCs w:val="20"/>
-        </w:rPr>
-        <w:t xml:space="preserve">18</w:t>
-      </w:r>
-    </w:p>
-    <w:p>
-      <w:pPr>
-        <w:tabs>
-          <w:tab w:val="right" w:pos="9026" w:leader="dot"/>
-        </w:tabs>
-        <w:spacing w:after="50" w:line="240"/>
-        <w:ind w:left="340"/>
-      </w:pPr>
-      <w:r>
-        <w:rPr>
-          <w:rFonts w:ascii="Calibri" w:cs="Calibri" w:eastAsia="Calibri" w:hAnsi="Calibri"/>
-          <w:b w:val="false"/>
-          <w:bCs w:val="false"/>
-          <w:i w:val="false"/>
-          <w:iCs w:val="false"/>
-          <w:color w:val="1a1a1a"/>
-          <w:sz w:val="20"/>
-          <w:szCs w:val="20"/>
-        </w:rPr>
-        <w:t xml:space="preserve">3.6  Digital payments and economic activity</w:t>
-      </w:r>
-      <w:r>
-        <w:tab/>
-      </w:r>
-      <w:r>
-        <w:rPr>
-          <w:rFonts w:ascii="Calibri" w:cs="Calibri" w:eastAsia="Calibri" w:hAnsi="Calibri"/>
-          <w:b w:val="false"/>
-          <w:bCs w:val="false"/>
-          <w:i w:val="false"/>
-          <w:iCs w:val="false"/>
-          <w:color w:val="1a1a1a"/>
-          <w:sz w:val="20"/>
-          <w:szCs w:val="20"/>
-        </w:rPr>
-        <w:t xml:space="preserve">18</w:t>
-      </w:r>
-    </w:p>
-    <w:p>
-      <w:pPr>
-        <w:tabs>
-          <w:tab w:val="right" w:pos="9026" w:leader="dot"/>
-        </w:tabs>
-        <w:spacing w:after="50" w:line="240"/>
-        <w:ind w:left="340"/>
-      </w:pPr>
-      <w:r>
-        <w:rPr>
-          <w:rFonts w:ascii="Calibri" w:cs="Calibri" w:eastAsia="Calibri" w:hAnsi="Calibri"/>
-          <w:b w:val="false"/>
-          <w:bCs w:val="false"/>
-          <w:i w:val="false"/>
-          <w:iCs w:val="false"/>
-          <w:color w:val="1a1a1a"/>
-          <w:sz w:val="20"/>
-          <w:szCs w:val="20"/>
-        </w:rPr>
-        <w:t xml:space="preserve">3.7  Financial inclusion and the digital economy</w:t>
-      </w:r>
-      <w:r>
-        <w:tab/>
-      </w:r>
-      <w:r>
-        <w:rPr>
-          <w:rFonts w:ascii="Calibri" w:cs="Calibri" w:eastAsia="Calibri" w:hAnsi="Calibri"/>
-          <w:b w:val="false"/>
-          <w:bCs w:val="false"/>
-          <w:i w:val="false"/>
-          <w:iCs w:val="false"/>
-          <w:color w:val="1a1a1a"/>
-          <w:sz w:val="20"/>
-          <w:szCs w:val="20"/>
-        </w:rPr>
-        <w:t xml:space="preserve">20</w:t>
-      </w:r>
-    </w:p>
-    <w:p>
-      <w:pPr>
-        <w:tabs>
-          <w:tab w:val="right" w:pos="9026" w:leader="dot"/>
-        </w:tabs>
-        <w:spacing w:after="50" w:line="240"/>
-        <w:ind w:left="340"/>
-      </w:pPr>
-      <w:r>
-        <w:rPr>
-          <w:rFonts w:ascii="Calibri" w:cs="Calibri" w:eastAsia="Calibri" w:hAnsi="Calibri"/>
-          <w:b w:val="false"/>
-          <w:bCs w:val="false"/>
-          <w:i w:val="false"/>
-          <w:iCs w:val="false"/>
-          <w:color w:val="1a1a1a"/>
-          <w:sz w:val="20"/>
-          <w:szCs w:val="20"/>
-        </w:rPr>
-        <w:t xml:space="preserve">3.8  Government initiatives promoting digital payments</w:t>
-      </w:r>
-      <w:r>
-        <w:tab/>
-      </w:r>
-      <w:r>
-        <w:rPr>
-          <w:rFonts w:ascii="Calibri" w:cs="Calibri" w:eastAsia="Calibri" w:hAnsi="Calibri"/>
-          <w:b w:val="false"/>
-          <w:bCs w:val="false"/>
-          <w:i w:val="false"/>
-          <w:iCs w:val="false"/>
-          <w:color w:val="1a1a1a"/>
-          <w:sz w:val="20"/>
-          <w:szCs w:val="20"/>
-        </w:rPr>
-        <w:t xml:space="preserve">20</w:t>
-      </w:r>
-    </w:p>
-    <w:p>
-      <w:pPr>
-        <w:tabs>
-          <w:tab w:val="right" w:pos="9026" w:leader="dot"/>
-        </w:tabs>
-        <w:spacing w:after="50" w:line="240"/>
-        <w:ind w:left="340"/>
-      </w:pPr>
-      <w:r>
-        <w:rPr>
-          <w:rFonts w:ascii="Calibri" w:cs="Calibri" w:eastAsia="Calibri" w:hAnsi="Calibri"/>
-          <w:b w:val="false"/>
-          <w:bCs w:val="false"/>
-          <w:i w:val="false"/>
-          <w:iCs w:val="false"/>
-          <w:color w:val="1a1a1a"/>
-          <w:sz w:val="20"/>
-          <w:szCs w:val="20"/>
-        </w:rPr>
-        <w:t xml:space="preserve">3.9  Challenges faced by digital payment systems</w:t>
-      </w:r>
-      <w:r>
-        <w:tab/>
-      </w:r>
-      <w:r>
-        <w:rPr>
-          <w:rFonts w:ascii="Calibri" w:cs="Calibri" w:eastAsia="Calibri" w:hAnsi="Calibri"/>
-          <w:b w:val="false"/>
-          <w:bCs w:val="false"/>
-          <w:i w:val="false"/>
-          <w:iCs w:val="false"/>
-          <w:color w:val="1a1a1a"/>
-          <w:sz w:val="20"/>
-          <w:szCs w:val="20"/>
-        </w:rPr>
-        <w:t xml:space="preserve">21</w:t>
-      </w:r>
-    </w:p>
-    <w:p>
-      <w:pPr>
-        <w:tabs>
-          <w:tab w:val="right" w:pos="9026" w:leader="dot"/>
-        </w:tabs>
-        <w:spacing w:after="50" w:line="240"/>
-        <w:ind w:left="340"/>
-      </w:pPr>
-      <w:r>
-        <w:rPr>
-          <w:rFonts w:ascii="Calibri" w:cs="Calibri" w:eastAsia="Calibri" w:hAnsi="Calibri"/>
-          <w:b w:val="false"/>
-          <w:bCs w:val="false"/>
-          <w:i w:val="false"/>
-          <w:iCs w:val="false"/>
-          <w:color w:val="1a1a1a"/>
-          <w:sz w:val="20"/>
-          <w:szCs w:val="20"/>
-        </w:rPr>
-        <w:t xml:space="preserve">3.10  Case studies</w:t>
-      </w:r>
-      <w:r>
-        <w:tab/>
-      </w:r>
-      <w:r>
-        <w:rPr>
-          <w:rFonts w:ascii="Calibri" w:cs="Calibri" w:eastAsia="Calibri" w:hAnsi="Calibri"/>
-          <w:b w:val="false"/>
-          <w:bCs w:val="false"/>
-          <w:i w:val="false"/>
-          <w:iCs w:val="false"/>
-          <w:color w:val="1a1a1a"/>
-          <w:sz w:val="20"/>
-          <w:szCs w:val="20"/>
-        </w:rPr>
-        <w:t xml:space="preserve">22</w:t>
-      </w:r>
-    </w:p>
-    <w:p>
-      <w:pPr>
-        <w:tabs>
-          <w:tab w:val="right" w:pos="9026" w:leader="dot"/>
-        </w:tabs>
-        <w:spacing w:after="50" w:line="240"/>
-        <w:ind w:left="340"/>
-      </w:pPr>
-      <w:r>
-        <w:rPr>
-          <w:rFonts w:ascii="Calibri" w:cs="Calibri" w:eastAsia="Calibri" w:hAnsi="Calibri"/>
-          <w:b w:val="false"/>
-          <w:bCs w:val="false"/>
-          <w:i w:val="false"/>
-          <w:iCs w:val="false"/>
-          <w:color w:val="1a1a1a"/>
-          <w:sz w:val="20"/>
-          <w:szCs w:val="20"/>
-        </w:rPr>
-        <w:t xml:space="preserve">3.11  Analysis of data</w:t>
-      </w:r>
-      <w:r>
-        <w:tab/>
-      </w:r>
-      <w:r>
-        <w:rPr>
-          <w:rFonts w:ascii="Calibri" w:cs="Calibri" w:eastAsia="Calibri" w:hAnsi="Calibri"/>
-          <w:b w:val="false"/>
-          <w:bCs w:val="false"/>
-          <w:i w:val="false"/>
-          <w:iCs w:val="false"/>
-          <w:color w:val="1a1a1a"/>
-          <w:sz w:val="20"/>
-          <w:szCs w:val="20"/>
-        </w:rPr>
-        <w:t xml:space="preserve">24</w:t>
-      </w:r>
-    </w:p>
-    <w:p>
-      <w:pPr>
-        <w:tabs>
-          <w:tab w:val="right" w:pos="9026" w:leader="dot"/>
-        </w:tabs>
-        <w:spacing w:after="50" w:line="240"/>
-        <w:ind w:left="0"/>
-      </w:pPr>
-      <w:r>
-        <w:rPr>
-          <w:rFonts w:ascii="Calibri" w:cs="Calibri" w:eastAsia="Calibri" w:hAnsi="Calibri"/>
-          <w:b/>
-          <w:bCs/>
-          <w:i w:val="false"/>
-          <w:iCs w:val="false"/>
-          <w:color w:val="1a3a5c"/>
-          <w:sz w:val="20"/>
-          <w:szCs w:val="20"/>
-        </w:rPr>
-        <w:t xml:space="preserve">4.  Findings and Suggestions</w:t>
-      </w:r>
-      <w:r>
-        <w:tab/>
-      </w:r>
-      <w:r>
-        <w:rPr>
-          <w:rFonts w:ascii="Calibri" w:cs="Calibri" w:eastAsia="Calibri" w:hAnsi="Calibri"/>
-          <w:b/>
-          <w:bCs/>
-          <w:i w:val="false"/>
-          <w:iCs w:val="false"/>
-          <w:color w:val="1a1a1a"/>
-          <w:sz w:val="20"/>
-          <w:szCs w:val="20"/>
-        </w:rPr>
-        <w:t xml:space="preserve">41</w:t>
-      </w:r>
-    </w:p>
-    <w:p>
-      <w:pPr>
-        <w:tabs>
-          <w:tab w:val="right" w:pos="9026" w:leader="dot"/>
-        </w:tabs>
-        <w:spacing w:after="50" w:line="240"/>
-        <w:ind w:left="340"/>
-      </w:pPr>
-      <w:r>
-        <w:rPr>
-          <w:rFonts w:ascii="Calibri" w:cs="Calibri" w:eastAsia="Calibri" w:hAnsi="Calibri"/>
-          <w:b w:val="false"/>
-          <w:bCs w:val="false"/>
-          <w:i w:val="false"/>
-          <w:iCs w:val="false"/>
-          <w:color w:val="1a1a1a"/>
-          <w:sz w:val="20"/>
-          <w:szCs w:val="20"/>
-        </w:rPr>
-        <w:t xml:space="preserve">4.1  Findings</w:t>
-      </w:r>
-      <w:r>
-        <w:tab/>
-      </w:r>
-      <w:r>
-        <w:rPr>
-          <w:rFonts w:ascii="Calibri" w:cs="Calibri" w:eastAsia="Calibri" w:hAnsi="Calibri"/>
-          <w:b w:val="false"/>
-          <w:bCs w:val="false"/>
-          <w:i w:val="false"/>
-          <w:iCs w:val="false"/>
-          <w:color w:val="1a1a1a"/>
-          <w:sz w:val="20"/>
-          <w:szCs w:val="20"/>
-        </w:rPr>
-        <w:t xml:space="preserve">41</w:t>
-      </w:r>
-    </w:p>
-    <w:p>
-      <w:pPr>
-        <w:tabs>
-          <w:tab w:val="right" w:pos="9026" w:leader="dot"/>
-        </w:tabs>
-        <w:spacing w:after="50" w:line="240"/>
-        <w:ind w:left="340"/>
-      </w:pPr>
-      <w:r>
-        <w:rPr>
-          <w:rFonts w:ascii="Calibri" w:cs="Calibri" w:eastAsia="Calibri" w:hAnsi="Calibri"/>
-          <w:b w:val="false"/>
-          <w:bCs w:val="false"/>
-          <w:i w:val="false"/>
-          <w:iCs w:val="false"/>
-          <w:color w:val="1a1a1a"/>
-          <w:sz w:val="20"/>
-          <w:szCs w:val="20"/>
-        </w:rPr>
-        <w:t xml:space="preserve">4.2  Suggestions</w:t>
-      </w:r>
-      <w:r>
-        <w:tab/>
-      </w:r>
-      <w:r>
-        <w:rPr>
-          <w:rFonts w:ascii="Calibri" w:cs="Calibri" w:eastAsia="Calibri" w:hAnsi="Calibri"/>
-          <w:b w:val="false"/>
-          <w:bCs w:val="false"/>
-          <w:i w:val="false"/>
-          <w:iCs w:val="false"/>
-          <w:color w:val="1a1a1a"/>
-          <w:sz w:val="20"/>
-          <w:szCs w:val="20"/>
-        </w:rPr>
-        <w:t xml:space="preserve">42</w:t>
-      </w:r>
-    </w:p>
-    <w:p>
-      <w:pPr>
-        <w:tabs>
-          <w:tab w:val="right" w:pos="9026" w:leader="dot"/>
-        </w:tabs>
-        <w:spacing w:after="50" w:line="240"/>
-        <w:ind w:left="0"/>
-      </w:pPr>
-      <w:r>
-        <w:rPr>
-          <w:rFonts w:ascii="Calibri" w:cs="Calibri" w:eastAsia="Calibri" w:hAnsi="Calibri"/>
-          <w:b/>
-          <w:bCs/>
-          <w:i w:val="false"/>
-          <w:iCs w:val="false"/>
-          <w:color w:val="1a3a5c"/>
-          <w:sz w:val="20"/>
-          <w:szCs w:val="20"/>
-        </w:rPr>
-        <w:t xml:space="preserve">5.  Conclusion</w:t>
-      </w:r>
-      <w:r>
-        <w:tab/>
-      </w:r>
-      <w:r>
-        <w:rPr>
-          <w:rFonts w:ascii="Calibri" w:cs="Calibri" w:eastAsia="Calibri" w:hAnsi="Calibri"/>
-          <w:b/>
-          <w:bCs/>
-          <w:i w:val="false"/>
-          <w:iCs w:val="false"/>
-          <w:color w:val="1a1a1a"/>
-          <w:sz w:val="20"/>
-          <w:szCs w:val="20"/>
-        </w:rPr>
-        <w:t xml:space="preserve">44</w:t>
-      </w:r>
-    </w:p>
-    <w:p>
-      <w:pPr>
-        <w:tabs>
-          <w:tab w:val="right" w:pos="9026" w:leader="dot"/>
-        </w:tabs>
-        <w:spacing w:after="50" w:line="240"/>
-        <w:ind w:left="0"/>
-      </w:pPr>
-      <w:r>
-        <w:rPr>
-          <w:rFonts w:ascii="Calibri" w:cs="Calibri" w:eastAsia="Calibri" w:hAnsi="Calibri"/>
-          <w:b/>
-          <w:bCs/>
-          <w:i w:val="false"/>
-          <w:iCs w:val="false"/>
-          <w:color w:val="1a3a5c"/>
-          <w:sz w:val="20"/>
-          <w:szCs w:val="20"/>
-        </w:rPr>
-        <w:t xml:space="preserve">Glossary of Key Terms</w:t>
-      </w:r>
-      <w:r>
-        <w:tab/>
-      </w:r>
-      <w:r>
-        <w:rPr>
-          <w:rFonts w:ascii="Calibri" w:cs="Calibri" w:eastAsia="Calibri" w:hAnsi="Calibri"/>
-          <w:b/>
-          <w:bCs/>
-          <w:i w:val="false"/>
-          <w:iCs w:val="false"/>
-          <w:color w:val="1a1a1a"/>
-          <w:sz w:val="20"/>
-          <w:szCs w:val="20"/>
-        </w:rPr>
-        <w:t xml:space="preserve">46</w:t>
-      </w:r>
-    </w:p>
-    <w:p>
-      <w:pPr>
-        <w:tabs>
-          <w:tab w:val="right" w:pos="9026" w:leader="dot"/>
-        </w:tabs>
-        <w:spacing w:after="50" w:line="240"/>
-        <w:ind w:left="0"/>
-      </w:pPr>
-      <w:r>
-        <w:rPr>
-          <w:rFonts w:ascii="Calibri" w:cs="Calibri" w:eastAsia="Calibri" w:hAnsi="Calibri"/>
-          <w:b/>
-          <w:bCs/>
-          <w:i w:val="false"/>
-          <w:iCs w:val="false"/>
-          <w:color w:val="1a3a5c"/>
-          <w:sz w:val="20"/>
-          <w:szCs w:val="20"/>
-        </w:rPr>
-        <w:t xml:space="preserve">Bibliography</w:t>
-      </w:r>
-      <w:r>
-        <w:tab/>
-      </w:r>
-      <w:r>
-        <w:rPr>
-          <w:rFonts w:ascii="Calibri" w:cs="Calibri" w:eastAsia="Calibri" w:hAnsi="Calibri"/>
-          <w:b/>
-          <w:bCs/>
-          <w:i w:val="false"/>
-          <w:iCs w:val="false"/>
-          <w:color w:val="1a1a1a"/>
-          <w:sz w:val="20"/>
-          <w:szCs w:val="20"/>
-        </w:rPr>
-        <w:t xml:space="preserve">49</w:t>
-      </w:r>
-    </w:p>
-    <w:p>
-      <w:r>
-        <w:br w:type="page"/>
-      </w:r>
-    </w:p>
-    <w:p>
-      <w:pPr>
-        <w:pStyle w:val="Heading1"/>
-        <w:pBdr>
-          <w:bottom w:val="single" w:color="1a3a5c" w:sz="8" w:space="6"/>
-        </w:pBdr>
-        <w:spacing w:after="260" w:before="240"/>
-      </w:pPr>
-      <w:r>
-        <w:rPr>
-          <w:rFonts w:ascii="Calibri" w:cs="Calibri" w:eastAsia="Calibri" w:hAnsi="Calibri"/>
-          <w:b/>
-          <w:bCs/>
-          <w:i w:val="false"/>
-          <w:iCs w:val="false"/>
-          <w:color w:val="1a3a5c"/>
-          <w:sz w:val="32"/>
-          <w:szCs w:val="32"/>
-        </w:rPr>
-        <w:t xml:space="preserve">List of Exhibits</w:t>
-      </w:r>
-    </w:p>
-    <w:p>
-      <w:pPr>
-        <w:spacing w:after="160" w:line="340"/>
-        <w:jc w:val="both"/>
-      </w:pPr>
-      <w:r>
-        <w:rPr>
-          <w:rFonts w:ascii="Cambria" w:cs="Cambria" w:eastAsia="Cambria" w:hAnsi="Cambria"/>
-          <w:b w:val="false"/>
-          <w:bCs w:val="false"/>
-          <w:i/>
-          <w:iCs/>
-          <w:color w:val="1a1a1a"/>
-          <w:sz w:val="22"/>
-          <w:szCs w:val="22"/>
-        </w:rPr>
-        <w:t xml:space="preserve">The eight data sets analysed in Chapter 3 are supported by the following tables and figures. Each data set follows the same four-part structure: the table or graph, an explanation of the data, an analysis, and an interpretation.</w:t>
+        <w:t xml:space="preserve">The eight data sets analysed in Chapter 4 are supported by the following tables and figures. Each data set follows the same four-part structure: the table or graph, an explanation of the data, an analysis, and an interpretation.</w:t>
       </w:r>
     </w:p>
     <w:p>
@@ -4857,7 +4069,7 @@
           <w:sz w:val="22"/>
           <w:szCs w:val="22"/>
         </w:rPr>
-        <w:t xml:space="preserve">It is essential to be precise about which velocity is meant, and this project is careful to distinguish the two. Income velocity relates national output to the money stock, and moves slowly. Transactions velocity relates the total value of all payments — including the many transfers that are not themselves purchases of newly produced output — to the money stock, and can move a great deal faster. Payment systems act on transactions velocity directly and on income velocity only indirectly. Chapter 3 returns to this distinction at length, because conflating the two is the commonest error in popular writing on the subject.</w:t>
+        <w:t xml:space="preserve">It is essential to be precise about which velocity is meant, and this project is careful to distinguish the two. Income velocity relates national output to the money stock, and moves slowly. Transactions velocity relates the total value of all payments — including the many transfers that are not themselves purchases of newly produced output — to the money stock, and can move a great deal faster. Payment systems act on transactions velocity directly and on income velocity only indirectly. Section 3.4 returns to this distinction at length, because conflating the two is the commonest error in popular writing on the subject.</w:t>
       </w:r>
     </w:p>
     <w:p>
@@ -5181,7 +4393,7 @@
           <w:sz w:val="22"/>
           <w:szCs w:val="22"/>
         </w:rPr>
-        <w:t xml:space="preserve">The distinction between the two questions is the substance of this report. A payment system can move an enormous quantity of money without altering national income at all, if what it does is relocate transactions that would have occurred in cash. Establishing whether something more than relocation has occurred requires evidence of a different kind — evidence about transaction sizes, about who is transacting, and about what merchants report. That evidence is assembled in Chapter 3.</w:t>
+        <w:t xml:space="preserve">The distinction between the two questions is the substance of this report. A payment system can move an enormous quantity of money without altering national income at all, if what it does is relocate transactions that would have occurred in cash. Establishing whether something more than relocation has occurred requires evidence of a different kind — evidence about transaction sizes, about who is transacting, and about what merchants report. That evidence is assembled in Chapter 4.</w:t>
       </w:r>
     </w:p>
     <w:p>
@@ -5404,7 +4616,7 @@
           <w:sz w:val="22"/>
           <w:szCs w:val="22"/>
         </w:rPr>
-        <w:t xml:space="preserve">The objectives above are translated into three testable propositions. They are stated here so that the reader may judge, at the end of Chapter 3, whether the evidence supports them.</w:t>
+        <w:t xml:space="preserve">The objectives above are translated into three testable propositions. They are stated here so that the reader may judge, at the end of Chapter 4, whether the evidence supports them.</w:t>
       </w:r>
     </w:p>
     <w:p>
@@ -6345,7 +5557,7 @@
           <w:sz w:val="22"/>
           <w:szCs w:val="22"/>
         </w:rPr>
-        <w:t xml:space="preserve">This chapter has two halves. Sections 3.1 to 3.10 review what is already known: the evolution of digital payments, the theory of the velocity of money, the empirical literature connecting payments to economic activity, the policy framework, and the principal criticisms of the system. Sections 3.11 onward present the eight data sets analysed for this project, each in the same four-part structure of table or graph, explanation, analysis, and interpretation.</w:t>
+        <w:t xml:space="preserve">This chapter reviews what is already known: the evolution of digital payments, the theory of the velocity of money, the empirical literature connecting payments to economic activity, the policy framework, and the principal criticisms of the system. It establishes the concepts and the prior findings against which the original analysis of Chapter 4 is carried out.</w:t>
       </w:r>
     </w:p>
     <w:p>
@@ -7459,7 +6671,7 @@
           <w:sz w:val="22"/>
           <w:szCs w:val="22"/>
         </w:rPr>
-        <w:t xml:space="preserve">It is worth recording the fiscal character of this policy honestly. Free payments are not costless payments; the cost has been shifted from the merchant to the exchequer. Whether that transfer is justified depends on whether the resulting gains in formalisation, inclusion and tax visibility exceed the outlay — a question this project raises in Chapter 4 but cannot settle.</w:t>
+        <w:t xml:space="preserve">It is worth recording the fiscal character of this policy honestly. Free payments are not costless payments; the cost has been shifted from the merchant to the exchequer. Whether that transfer is justified depends on whether the resulting gains in formalisation, inclusion and tax visibility exceed the outlay — a question this project raises in Chapter 5 but cannot settle.</w:t>
       </w:r>
     </w:p>
     <w:p>
@@ -7792,8 +7004,11 @@
     </w:p>
     <w:p>
       <w:pPr>
-        <w:pStyle w:val="Heading2"/>
-        <w:spacing w:after="140" w:before="320"/>
+        <w:pStyle w:val="Heading1"/>
+        <w:pBdr>
+          <w:bottom w:val="single" w:color="1a3a5c" w:sz="8" w:space="6"/>
+        </w:pBdr>
+        <w:spacing w:after="260" w:before="240"/>
       </w:pPr>
       <w:r>
         <w:rPr>
@@ -7803,10 +7018,10 @@
           <w:i w:val="false"/>
           <w:iCs w:val="false"/>
           <w:color w:val="1a3a5c"/>
-          <w:sz w:val="26"/>
-          <w:szCs w:val="26"/>
-        </w:rPr>
-        <w:t xml:space="preserve">3.11  Analysis of data</w:t>
+          <w:sz w:val="32"/>
+          <w:szCs w:val="32"/>
+        </w:rPr>
+        <w:t xml:space="preserve">4.  Analysis of Data</w:t>
       </w:r>
     </w:p>
     <w:p>
@@ -7825,13 +7040,32 @@
           <w:sz w:val="22"/>
           <w:szCs w:val="22"/>
         </w:rPr>
-        <w:t xml:space="preserve">Eight data sets follow. Each is presented in the four-part structure adopted for this project: the table or graph, an explanation of what the data show, an analysis of what they mean, and an interpretation stating what may and may not be concluded.</w:t>
-      </w:r>
-    </w:p>
-    <w:p>
-      <w:pPr>
-        <w:pStyle w:val="Heading3"/>
-        <w:spacing w:after="130" w:before="280"/>
+        <w:t xml:space="preserve">This chapter presents the original analysis of the project. Eight data sets are examined, each in the four-part structure adopted throughout: the table or graph, an explanation of what the data show, an analysis of what they mean, and an interpretation stating what may and may not be concluded from them. Ten figures and eight tables support the discussion, and each data set closes with a single sentence summarising its result.</w:t>
+      </w:r>
+    </w:p>
+    <w:p>
+      <w:pPr>
+        <w:spacing w:after="160" w:line="340"/>
+        <w:jc w:val="both"/>
+      </w:pPr>
+      <w:r>
+        <w:rPr>
+          <w:rFonts w:ascii="Cambria" w:cs="Cambria" w:eastAsia="Cambria" w:hAnsi="Cambria"/>
+          <w:b w:val="false"/>
+          <w:bCs w:val="false"/>
+          <w:i w:val="false"/>
+          <w:iCs w:val="false"/>
+          <w:color w:val="1a1a1a"/>
+          <w:sz w:val="22"/>
+          <w:szCs w:val="22"/>
+        </w:rPr>
+        <w:t xml:space="preserve">The first four data sets examine growth, composition and velocity. Data Sets 5 and 6 test the two external shocks of the period. Data Sets 7 and 8 examine inclusion and the limits of it. Together they test the three hypotheses set out in Section 2.2.</w:t>
+      </w:r>
+    </w:p>
+    <w:p>
+      <w:pPr>
+        <w:pStyle w:val="Heading2"/>
+        <w:spacing w:after="140" w:before="320"/>
       </w:pPr>
       <w:r>
         <w:rPr>
@@ -7840,11 +7074,11 @@
           <w:bCs/>
           <w:i w:val="false"/>
           <w:iCs w:val="false"/>
-          <w:color w:val="1a1a1a"/>
-          <w:sz w:val="23"/>
-          <w:szCs w:val="23"/>
-        </w:rPr>
-        <w:t xml:space="preserve">Data Set 1  ·  The growth of UPI transactions, FY 2016-17 to FY 2025-26</w:t>
+          <w:color w:val="1a3a5c"/>
+          <w:sz w:val="26"/>
+          <w:szCs w:val="26"/>
+        </w:rPr>
+        <w:t xml:space="preserve">4.1  Data Set 1  ·  The growth of UPI transactions</w:t>
       </w:r>
     </w:p>
     <w:p>
@@ -9974,8 +9208,8 @@
     </w:p>
     <w:p>
       <w:pPr>
-        <w:pStyle w:val="Heading3"/>
-        <w:spacing w:after="130" w:before="280"/>
+        <w:pStyle w:val="Heading2"/>
+        <w:spacing w:after="140" w:before="320"/>
       </w:pPr>
       <w:r>
         <w:rPr>
@@ -9984,11 +9218,11 @@
           <w:bCs/>
           <w:i w:val="false"/>
           <w:iCs w:val="false"/>
-          <w:color w:val="1a1a1a"/>
-          <w:sz w:val="23"/>
-          <w:szCs w:val="23"/>
-        </w:rPr>
-        <w:t xml:space="preserve">Data Set 2  ·  The average value of a single UPI transaction</w:t>
+          <w:color w:val="1a3a5c"/>
+          <w:sz w:val="26"/>
+          <w:szCs w:val="26"/>
+        </w:rPr>
+        <w:t xml:space="preserve">4.2  Data Set 2  ·  The average value of a single UPI transaction</w:t>
       </w:r>
     </w:p>
     <w:p>
@@ -11612,8 +10846,8 @@
     </w:p>
     <w:p>
       <w:pPr>
-        <w:pStyle w:val="Heading3"/>
-        <w:spacing w:after="130" w:before="280"/>
+        <w:pStyle w:val="Heading2"/>
+        <w:spacing w:after="140" w:before="320"/>
       </w:pPr>
       <w:r>
         <w:rPr>
@@ -11622,11 +10856,11 @@
           <w:bCs/>
           <w:i w:val="false"/>
           <w:iCs w:val="false"/>
-          <w:color w:val="1a1a1a"/>
-          <w:sz w:val="23"/>
-          <w:szCs w:val="23"/>
-        </w:rPr>
-        <w:t xml:space="preserve">Data Set 3  ·  UPI within India’s wider digital payment system</w:t>
+          <w:color w:val="1a3a5c"/>
+          <w:sz w:val="26"/>
+          <w:szCs w:val="26"/>
+        </w:rPr>
+        <w:t xml:space="preserve">4.3  Data Set 3  ·  UPI within India’s wider digital payment system</w:t>
       </w:r>
     </w:p>
     <w:p>
@@ -12608,8 +11842,8 @@
     </w:p>
     <w:p>
       <w:pPr>
-        <w:pStyle w:val="Heading3"/>
-        <w:spacing w:after="130" w:before="280"/>
+        <w:pStyle w:val="Heading2"/>
+        <w:spacing w:after="140" w:before="320"/>
       </w:pPr>
       <w:r>
         <w:rPr>
@@ -12618,11 +11852,11 @@
           <w:bCs/>
           <w:i w:val="false"/>
           <w:iCs w:val="false"/>
-          <w:color w:val="1a1a1a"/>
-          <w:sz w:val="23"/>
-          <w:szCs w:val="23"/>
-        </w:rPr>
-        <w:t xml:space="preserve">Data Set 4  ·  UPI turnover relative to nominal GDP — a velocity proxy</w:t>
+          <w:color w:val="1a3a5c"/>
+          <w:sz w:val="26"/>
+          <w:szCs w:val="26"/>
+        </w:rPr>
+        <w:t xml:space="preserve">4.4  Data Set 4  ·  UPI turnover relative to nominal GDP</w:t>
       </w:r>
     </w:p>
     <w:p>
@@ -13589,8 +12823,8 @@
     </w:p>
     <w:p>
       <w:pPr>
-        <w:pStyle w:val="Heading3"/>
-        <w:spacing w:after="130" w:before="280"/>
+        <w:pStyle w:val="Heading2"/>
+        <w:spacing w:after="140" w:before="320"/>
       </w:pPr>
       <w:r>
         <w:rPr>
@@ -13599,11 +12833,11 @@
           <w:bCs/>
           <w:i w:val="false"/>
           <w:iCs w:val="false"/>
-          <w:color w:val="1a1a1a"/>
-          <w:sz w:val="23"/>
-          <w:szCs w:val="23"/>
-        </w:rPr>
-        <w:t xml:space="preserve">Data Set 5  ·  Digital payments around demonetisation</w:t>
+          <w:color w:val="1a3a5c"/>
+          <w:sz w:val="26"/>
+          <w:szCs w:val="26"/>
+        </w:rPr>
+        <w:t xml:space="preserve">4.5  Data Set 5  ·  Digital payments around demonetisation</w:t>
       </w:r>
     </w:p>
     <w:p>
@@ -14363,8 +13597,8 @@
     </w:p>
     <w:p>
       <w:pPr>
-        <w:pStyle w:val="Heading3"/>
-        <w:spacing w:after="130" w:before="280"/>
+        <w:pStyle w:val="Heading2"/>
+        <w:spacing w:after="140" w:before="320"/>
       </w:pPr>
       <w:r>
         <w:rPr>
@@ -14373,11 +13607,11 @@
           <w:bCs/>
           <w:i w:val="false"/>
           <w:iCs w:val="false"/>
-          <w:color w:val="1a1a1a"/>
-          <w:sz w:val="23"/>
-          <w:szCs w:val="23"/>
-        </w:rPr>
-        <w:t xml:space="preserve">Data Set 6  ·  UPI growth before, during and after COVID-19</w:t>
+          <w:color w:val="1a3a5c"/>
+          <w:sz w:val="26"/>
+          <w:szCs w:val="26"/>
+        </w:rPr>
+        <w:t xml:space="preserve">4.6  Data Set 6  ·  UPI growth before, during and after COVID-19</w:t>
       </w:r>
     </w:p>
     <w:p>
@@ -15470,8 +14704,8 @@
     </w:p>
     <w:p>
       <w:pPr>
-        <w:pStyle w:val="Heading3"/>
-        <w:spacing w:after="130" w:before="280"/>
+        <w:pStyle w:val="Heading2"/>
+        <w:spacing w:after="140" w:before="320"/>
       </w:pPr>
       <w:r>
         <w:rPr>
@@ -15480,11 +14714,11 @@
           <w:bCs/>
           <w:i w:val="false"/>
           <w:iCs w:val="false"/>
-          <w:color w:val="1a1a1a"/>
-          <w:sz w:val="23"/>
-          <w:szCs w:val="23"/>
-        </w:rPr>
-        <w:t xml:space="preserve">Data Set 7  ·  Financial inclusion, digitalisation and global standing</w:t>
+          <w:color w:val="1a3a5c"/>
+          <w:sz w:val="26"/>
+          <w:szCs w:val="26"/>
+        </w:rPr>
+        <w:t xml:space="preserve">4.7  Data Set 7  ·  Financial inclusion, digitalisation and global standing</w:t>
       </w:r>
     </w:p>
     <w:p>
@@ -16725,8 +15959,8 @@
     </w:p>
     <w:p>
       <w:pPr>
-        <w:pStyle w:val="Heading3"/>
-        <w:spacing w:after="130" w:before="280"/>
+        <w:pStyle w:val="Heading2"/>
+        <w:spacing w:after="140" w:before="320"/>
       </w:pPr>
       <w:r>
         <w:rPr>
@@ -16735,11 +15969,11 @@
           <w:bCs/>
           <w:i w:val="false"/>
           <w:iCs w:val="false"/>
-          <w:color w:val="1a1a1a"/>
-          <w:sz w:val="23"/>
-          <w:szCs w:val="23"/>
-        </w:rPr>
-        <w:t xml:space="preserve">Data Set 8  ·  Internet penetration and the rural–urban divide</w:t>
+          <w:color w:val="1a3a5c"/>
+          <w:sz w:val="26"/>
+          <w:szCs w:val="26"/>
+        </w:rPr>
+        <w:t xml:space="preserve">4.8  Data Set 8  ·  Internet penetration and the rural–urban divide</w:t>
       </w:r>
     </w:p>
     <w:p>
@@ -17550,7 +16784,7 @@
           <w:sz w:val="32"/>
           <w:szCs w:val="32"/>
         </w:rPr>
-        <w:t xml:space="preserve">4.  Findings and Suggestions</w:t>
+        <w:t xml:space="preserve">5.  Findings and Suggestions</w:t>
       </w:r>
     </w:p>
     <w:p>
@@ -17569,7 +16803,7 @@
           <w:sz w:val="26"/>
           <w:szCs w:val="26"/>
         </w:rPr>
-        <w:t xml:space="preserve">4.1  Findings</w:t>
+        <w:t xml:space="preserve">5.1  Findings</w:t>
       </w:r>
     </w:p>
     <w:p>
@@ -17588,7 +16822,7 @@
           <w:sz w:val="22"/>
           <w:szCs w:val="22"/>
         </w:rPr>
-        <w:t xml:space="preserve">Seven findings emerge from the analysis in Chapter 3. Each is stated with the evidence that supports it and with the qualification that evidence requires.</w:t>
+        <w:t xml:space="preserve">Seven findings emerge from the analysis in Chapter 4. Each is stated with the evidence that supports it and with the qualification that evidence requires.</w:t>
       </w:r>
     </w:p>
     <w:p>
@@ -17873,7 +17107,7 @@
           <w:sz w:val="26"/>
           <w:szCs w:val="26"/>
         </w:rPr>
-        <w:t xml:space="preserve">4.2  Suggestions</w:t>
+        <w:t xml:space="preserve">5.2  Suggestions</w:t>
       </w:r>
     </w:p>
     <w:p>
@@ -18063,7 +17297,7 @@
           <w:sz w:val="32"/>
           <w:szCs w:val="32"/>
         </w:rPr>
-        <w:t xml:space="preserve">5.  Conclusion</w:t>
+        <w:t xml:space="preserve">6.  Conclusion</w:t>
       </w:r>
     </w:p>
     <w:p>
@@ -18158,7 +17392,7 @@
           <w:sz w:val="22"/>
           <w:szCs w:val="22"/>
         </w:rPr>
-        <w:t xml:space="preserve">The efficiency case is therefore genuine. Money that need not be withdrawn, carried and re-deposited is money available for use; a merchant paid instantly restocks sooner; a transaction that leaves a record can become the basis of credit. These are real gains and they are consistent with everything in Chapter 3.</w:t>
+        <w:t xml:space="preserve">The efficiency case is therefore genuine. Money that need not be withdrawn, carried and re-deposited is money available for use; a merchant paid instantly restocks sooner; a transaction that leaves a record can become the basis of credit. These are real gains and they are consistent with everything in Chapter 4.</w:t>
       </w:r>
     </w:p>
     <w:p>

--- a/research-paper/UPI_Research_Paper.docx
+++ b/research-paper/UPI_Research_Paper.docx
@@ -211,7 +211,7 @@
           <w:sz w:val="20"/>
           <w:szCs w:val="20"/>
         </w:rPr>
-        <w:t xml:space="preserve">5</w:t>
+        <w:t xml:space="preserve">4</w:t>
       </w:r>
     </w:p>
     <w:p>
@@ -287,7 +287,7 @@
           <w:sz w:val="20"/>
           <w:szCs w:val="20"/>
         </w:rPr>
-        <w:t xml:space="preserve">6</w:t>
+        <w:t xml:space="preserve">5</w:t>
       </w:r>
     </w:p>
     <w:p>
@@ -363,7 +363,7 @@
           <w:sz w:val="20"/>
           <w:szCs w:val="20"/>
         </w:rPr>
-        <w:t xml:space="preserve">7</w:t>
+        <w:t xml:space="preserve">6</w:t>
       </w:r>
     </w:p>
     <w:p>
@@ -439,7 +439,7 @@
           <w:sz w:val="20"/>
           <w:szCs w:val="20"/>
         </w:rPr>
-        <w:t xml:space="preserve">8</w:t>
+        <w:t xml:space="preserve">7</w:t>
       </w:r>
     </w:p>
     <w:p>
@@ -629,7 +629,7 @@
           <w:sz w:val="20"/>
           <w:szCs w:val="20"/>
         </w:rPr>
-        <w:t xml:space="preserve">10</w:t>
+        <w:t xml:space="preserve">9</w:t>
       </w:r>
     </w:p>
     <w:p>
@@ -1009,7 +1009,7 @@
           <w:sz w:val="20"/>
           <w:szCs w:val="20"/>
         </w:rPr>
-        <w:t xml:space="preserve">17</w:t>
+        <w:t xml:space="preserve">16</w:t>
       </w:r>
     </w:p>
     <w:p>
@@ -1123,7 +1123,7 @@
           <w:sz w:val="20"/>
           <w:szCs w:val="20"/>
         </w:rPr>
-        <w:t xml:space="preserve">19</w:t>
+        <w:t xml:space="preserve">18</w:t>
       </w:r>
     </w:p>
     <w:p>
@@ -1161,7 +1161,7 @@
           <w:sz w:val="20"/>
           <w:szCs w:val="20"/>
         </w:rPr>
-        <w:t xml:space="preserve">21</w:t>
+        <w:t xml:space="preserve">20</w:t>
       </w:r>
     </w:p>
     <w:p>
@@ -1199,7 +1199,7 @@
           <w:sz w:val="20"/>
           <w:szCs w:val="20"/>
         </w:rPr>
-        <w:t xml:space="preserve">21</w:t>
+        <w:t xml:space="preserve">20</w:t>
       </w:r>
     </w:p>
     <w:p>
@@ -1237,7 +1237,7 @@
           <w:sz w:val="20"/>
           <w:szCs w:val="20"/>
         </w:rPr>
-        <w:t xml:space="preserve">23</w:t>
+        <w:t xml:space="preserve">22</w:t>
       </w:r>
     </w:p>
     <w:p>
@@ -1275,7 +1275,7 @@
           <w:sz w:val="20"/>
           <w:szCs w:val="20"/>
         </w:rPr>
-        <w:t xml:space="preserve">25</w:t>
+        <w:t xml:space="preserve">24</w:t>
       </w:r>
     </w:p>
     <w:p>
@@ -1313,7 +1313,7 @@
           <w:sz w:val="20"/>
           <w:szCs w:val="20"/>
         </w:rPr>
-        <w:t xml:space="preserve">27</w:t>
+        <w:t xml:space="preserve">26</w:t>
       </w:r>
     </w:p>
     <w:p>
@@ -1351,7 +1351,7 @@
           <w:sz w:val="20"/>
           <w:szCs w:val="20"/>
         </w:rPr>
-        <w:t xml:space="preserve">29</w:t>
+        <w:t xml:space="preserve">28</w:t>
       </w:r>
     </w:p>
     <w:p>
@@ -1389,7 +1389,7 @@
           <w:sz w:val="20"/>
           <w:szCs w:val="20"/>
         </w:rPr>
-        <w:t xml:space="preserve">31</w:t>
+        <w:t xml:space="preserve">30</w:t>
       </w:r>
     </w:p>
     <w:p>
@@ -1427,7 +1427,7 @@
           <w:sz w:val="20"/>
           <w:szCs w:val="20"/>
         </w:rPr>
-        <w:t xml:space="preserve">33</w:t>
+        <w:t xml:space="preserve">32</w:t>
       </w:r>
     </w:p>
     <w:p>
@@ -1465,7 +1465,7 @@
           <w:sz w:val="20"/>
           <w:szCs w:val="20"/>
         </w:rPr>
-        <w:t xml:space="preserve">35</w:t>
+        <w:t xml:space="preserve">34</w:t>
       </w:r>
     </w:p>
     <w:p>
@@ -1503,7 +1503,7 @@
           <w:sz w:val="20"/>
           <w:szCs w:val="20"/>
         </w:rPr>
-        <w:t xml:space="preserve">38</w:t>
+        <w:t xml:space="preserve">37</w:t>
       </w:r>
     </w:p>
     <w:p>
@@ -1541,7 +1541,7 @@
           <w:sz w:val="20"/>
           <w:szCs w:val="20"/>
         </w:rPr>
-        <w:t xml:space="preserve">38</w:t>
+        <w:t xml:space="preserve">37</w:t>
       </w:r>
     </w:p>
     <w:p>
@@ -1579,7 +1579,7 @@
           <w:sz w:val="20"/>
           <w:szCs w:val="20"/>
         </w:rPr>
-        <w:t xml:space="preserve">39</w:t>
+        <w:t xml:space="preserve">38</w:t>
       </w:r>
     </w:p>
     <w:p>
@@ -1617,7 +1617,7 @@
           <w:sz w:val="20"/>
           <w:szCs w:val="20"/>
         </w:rPr>
-        <w:t xml:space="preserve">41</w:t>
+        <w:t xml:space="preserve">40</w:t>
       </w:r>
     </w:p>
     <w:p>
@@ -1655,7 +1655,7 @@
           <w:sz w:val="20"/>
           <w:szCs w:val="20"/>
         </w:rPr>
-        <w:t xml:space="preserve">43</w:t>
+        <w:t xml:space="preserve">42</w:t>
       </w:r>
     </w:p>
     <w:p>
@@ -1693,7 +1693,7 @@
           <w:sz w:val="20"/>
           <w:szCs w:val="20"/>
         </w:rPr>
-        <w:t xml:space="preserve">46</w:t>
+        <w:t xml:space="preserve">45</w:t>
       </w:r>
     </w:p>
     <w:p>
@@ -3670,7 +3670,7 @@
           <w:sz w:val="22"/>
           <w:szCs w:val="22"/>
         </w:rPr>
-        <w:t xml:space="preserve">A payment is the transfer of purchasing power from one person to another in settlement of an obligation. For most of economic history that transfer required a physical object to change hands — a coin, a note, a cheque. A digital payment removes the object. The money moves as an instruction: a message passes between two accounts held with regulated institutions, the payer’s balance is debited, the payee’s is credited, and no currency is physically handled at any point.</w:t>
+        <w:t xml:space="preserve">A payment means handing over money to settle what you owe. For most of history this needed a physical object to change hands: a coin, a note or a cheque. A digital payment removes the object. The money moves as a message instead. That message passes between two bank accounts, the payer’s balance falls, the payee’s balance rises, and no cash is touched at any stage.</w:t>
       </w:r>
     </w:p>
     <w:p>
@@ -3689,7 +3689,7 @@
           <w:sz w:val="22"/>
           <w:szCs w:val="22"/>
         </w:rPr>
-        <w:t xml:space="preserve">The distinction matters more than it first appears. Cash settles instantly but travels slowly: it must be withdrawn, carried, counted and re-deposited. A digital instruction travels at the speed of a telecommunications network and settles in seconds. What changes, therefore, is not only the convenience of paying but the sheer number of times a given stock of money can be used within a given period. That last observation is the thread this project follows from beginning to end.</w:t>
+        <w:t xml:space="preserve">This difference matters more than it looks. Cash settles at once, but it moves slowly. It has to be withdrawn, carried, counted and deposited again. A digital instruction travels at the speed of a phone network and settles in seconds. So what changes is not just how easy it is to pay. What also changes is how many times the same money can be used in a year. That idea is the thread this project follows from start to finish.</w:t>
       </w:r>
     </w:p>
     <w:p>
@@ -3727,7 +3727,7 @@
           <w:sz w:val="22"/>
           <w:szCs w:val="22"/>
         </w:rPr>
-        <w:t xml:space="preserve">The Unified Payments Interface, universally known as UPI, was launched in India in 2016. It is best described not as an application but as a standard — a common set of rules that allows any bank account to be addressed by any application through a single virtual payment address. A user of one provider can pay a merchant who banks elsewhere and who uses an entirely different application, instantly, at no cost to either party, at any hour of any day.</w:t>
+        <w:t xml:space="preserve">The Unified Payments Interface, known as UPI, was launched in India in 2016. It is not an app. It is a standard, which means a common set of rules. Those rules let any bank account be paid from any app, using a single address instead of an account number. A user of one app can pay a shopkeeper who banks elsewhere and uses a completely different app. The payment is instant, free for both sides, and works at any hour.</w:t>
       </w:r>
     </w:p>
     <w:p>
@@ -3746,7 +3746,7 @@
           <w:sz w:val="22"/>
           <w:szCs w:val="22"/>
         </w:rPr>
-        <w:t xml:space="preserve">Three features explain why UPI succeeded where earlier systems did not. First, it is interoperable: the payer and payee need not share a provider. Second, it is available without interruption, in contrast to the batch-processed systems it displaced. Third, for the ordinary person-to-person or small merchant transaction it is free — a design choice the Government has reinforced by keeping the Merchant Discount Rate at zero for small-merchant UPI transactions up to ₹2,000 and paying an incentive of 0.15 per cent of transaction value in their place [14].</w:t>
+        <w:t xml:space="preserve">Three features explain why UPI worked where earlier systems did not. First, it is interoperable, which means the payer and the payee do not have to use the same provider. Second, it never shuts down, unlike the older systems it replaced. Third, it is free for ordinary payments. The Government has supported this by keeping the Merchant Discount Rate at zero for small-merchant UPI payments up to ₹2,000. In place of that fee it pays the banks an incentive of 0.15 per cent of the transaction value [14].</w:t>
       </w:r>
     </w:p>
     <w:p>
@@ -3765,7 +3765,7 @@
           <w:sz w:val="22"/>
           <w:szCs w:val="22"/>
         </w:rPr>
-        <w:t xml:space="preserve">The International Monetary Fund, in a June 2025 study of retail payment interoperability, identified precisely this architecture as the source of UPI’s adoption. Interoperability, the Fund argued, increases the user’s freedom to choose an application; many users join through a trusted brand and later switch to a better one, and the standing threat of that switch forces incumbents to improve. The result was a market that expanded to more than 200 applications rather than consolidating around the first mover [18].</w:t>
+        <w:t xml:space="preserve">The International Monetary Fund studied this design in June 2025 and said it was the main reason UPI spread so fast. Interoperability gives users the freedom to choose their app. Many people join through a brand they already trust, then move to a better app later. Because users can leave at any time, every provider has to keep improving. The result was a market with more than 200 apps, rather than one company taking everything [18].</w:t>
       </w:r>
     </w:p>
     <w:p>
@@ -3803,7 +3803,7 @@
           <w:sz w:val="22"/>
           <w:szCs w:val="22"/>
         </w:rPr>
-        <w:t xml:space="preserve">The scale of what followed is difficult to convey without figures. In FY 2016-17, its first full year, UPI processed about 2 crore transactions worth ₹0.07 lakh crore. In FY 2025-26 it processed over 24,162 crore transactions worth approximately ₹314 lakh crore — a roughly twelve-thousand-fold increase in volume and a more than four-thousand-fold increase in value over ten years [2].</w:t>
+        <w:t xml:space="preserve">The scale of the change is hard to describe without figures. In FY 2016-17, its first full year, UPI handled about 2 crore transactions worth ₹0.07 lakh crore. In FY 2025-26 it handled over 24,162 crore transactions worth about ₹314 lakh crore. That is roughly a twelve-thousand-fold rise in the number of payments and a more than four-thousand-fold rise in their value, in ten years [2].</w:t>
       </w:r>
     </w:p>
     <w:p>
@@ -3822,7 +3822,7 @@
           <w:sz w:val="22"/>
           <w:szCs w:val="22"/>
         </w:rPr>
-        <w:t xml:space="preserve">Nor is this the growth of a niche instrument. UPI accounted for 81 per cent of all retail digital payment transactions in India in FY 2024-25 [14], and the IMF records it as the world’s largest retail fast payment system by transaction volume, handling close to 49 per cent of global real-time payment transactions [3], [18]. As of June 2026, 55.49 crore users had been onboarded [16], and by FY 2025-26 the number of banks live on the platform had risen from 44 to 703 [2].</w:t>
+        <w:t xml:space="preserve">This is not a small or specialist service. UPI handled 81 per cent of all retail digital payments in India in FY 2024-25 [14]. The IMF calls it the largest retail fast payment system in the world by number of transactions. It carries close to 49 per cent of all real-time payments made anywhere on earth [3], [18]. By June 2026, 55.49 crore users had joined [16]. The number of banks on the platform rose from 44 to 703 by FY 2025-26 [2].</w:t>
       </w:r>
     </w:p>
     <w:p>
@@ -3860,7 +3860,7 @@
           <w:sz w:val="22"/>
           <w:szCs w:val="22"/>
         </w:rPr>
-        <w:t xml:space="preserve">None of this was left to the market to organise. UPI was built and is operated by the National Payments Corporation of India (NPCI), an umbrella organisation for retail payments established under the guidance of the Reserve Bank of India and the Indian Banks’ Association. NPCI is constituted as a not-for-profit company, and that legal form is central to the economics of the system: because the operator is not obliged to maximise a return on the switch itself, transactions can be routed at or near cost.</w:t>
+        <w:t xml:space="preserve">None of this was left to the market to arrange. UPI was built and is run by the National Payments Corporation of India (NPCI). NPCI is the umbrella body for retail payments, set up under the guidance of the Reserve Bank of India and the Indian Banks’ Association. It is registered as a not-for-profit company, and that matters for the economics. Because NPCI does not have to earn a profit on the system itself, payments can be carried at or near cost.</w:t>
       </w:r>
     </w:p>
     <w:p>
@@ -3879,7 +3879,7 @@
           <w:sz w:val="22"/>
           <w:szCs w:val="22"/>
         </w:rPr>
-        <w:t xml:space="preserve">NPCI writes the technical standard, operates the central switch through which every transaction is routed, settles positions between member banks, sets and revises transaction limits, and runs the fraud-monitoring systems that screen traffic in real time. Through its subsidiary NPCI International Payments Limited it has also carried the standard abroad; UPI is now live in eleven foreign jurisdictions for acceptance or cross-border remittances, among them the United Arab Emirates, Singapore, Bhutan, Nepal, Sri Lanka, France, Mauritius and Qatar [17].</w:t>
+        <w:t xml:space="preserve">NPCI does five main jobs. It writes the technical rules. It runs the central switch that every payment passes through. It settles the amounts owed between member banks. It sets and revises transaction limits. And it runs the systems that watch for fraud as payments happen. Through its subsidiary NPCI International Payments Limited, it has also taken UPI abroad. UPI now works in eleven foreign countries for payments or money transfers, including the United Arab Emirates, Singapore, Bhutan, Nepal, Sri Lanka, France, Mauritius and Qatar [17].</w:t>
       </w:r>
     </w:p>
     <w:p>
@@ -3898,7 +3898,7 @@
           <w:sz w:val="22"/>
           <w:szCs w:val="22"/>
         </w:rPr>
-        <w:t xml:space="preserve">The public character of this infrastructure has attracted international attention in its own right. The Bank for International Settlements classes fast payment systems of this kind as digital public infrastructure — open, interoperable systems that support society-wide public and private services — and notes that India’s deployment of Aadhaar and UPI has delivered substantial advances in both financial inclusion and payments efficiency [20].</w:t>
+        <w:t xml:space="preserve">The fact that this is public infrastructure has drawn attention abroad. The Bank for International Settlements calls systems like UPI digital public infrastructure. By this it means open systems that anyone can connect to and that support services used by the whole of society. It notes that Aadhaar and UPI together have made large gains in financial inclusion and in the efficiency of payments [20].</w:t>
       </w:r>
     </w:p>
     <w:p>
@@ -3936,7 +3936,7 @@
           <w:sz w:val="22"/>
           <w:szCs w:val="22"/>
         </w:rPr>
-        <w:t xml:space="preserve">India entered this decade with one of the world’s higher ratios of currency in circulation to GDP, and the Reserve Bank has treated the reduction of that ratio as an explicit objective of policy, naming it in Payments Vision 2025 [26]. Cash is not costless: it must be printed, transported, secured, sorted and destroyed, and every rupee sitting in a pocket or a cash box is a rupee performing no work.</w:t>
+        <w:t xml:space="preserve">India began this decade holding more cash, relative to the size of its economy, than most countries. The Reserve Bank has treated the reduction of that ratio as a goal of policy and named it in Payments Vision 2025 [26]. Cash is not free. It has to be printed, moved, guarded, sorted and destroyed. More importantly, every rupee sitting in a pocket or a cash box is a rupee doing no work.</w:t>
       </w:r>
     </w:p>
     <w:p>
@@ -3955,7 +3955,7 @@
           <w:sz w:val="22"/>
           <w:szCs w:val="22"/>
         </w:rPr>
-        <w:t xml:space="preserve">The shift away from cash has therefore been pursued deliberately rather than left to convenience alone. Independent survey evidence commissioned by the Department of Financial Services and released in February 2026 found that 90 per cent of users reported greater confidence in digital payments after using UPI and RuPay, accompanied by a marked decline in cash usage and ATM withdrawals [15]. This is the behavioural counterpart of the aggregate statistics.</w:t>
+        <w:t xml:space="preserve">The move away from cash has therefore been pushed on purpose, not left to convenience. A survey commissioned by the Department of Financial Services, released in February 2026, found that 90 per cent of users felt more confident about digital payments after using UPI and RuPay. The same survey recorded a clear fall in their use of cash and in ATM withdrawals [15]. This is what the national figures look like at the level of one household.</w:t>
       </w:r>
     </w:p>
     <w:p>
@@ -3993,7 +3993,7 @@
           <w:sz w:val="22"/>
           <w:szCs w:val="22"/>
         </w:rPr>
-        <w:t xml:space="preserve">The velocity of money is the average number of times one unit of currency is used to purchase goods and services within a given period. It is not a physical property of money but a behavioural one: it describes how quickly people part with the money they hold.</w:t>
+        <w:t xml:space="preserve">The velocity of money is the average number of times one rupee is used to buy goods and services in a given period. It is not a physical quality of money. It describes how quickly people spend the money they hold.</w:t>
       </w:r>
     </w:p>
     <w:p>
@@ -4012,7 +4012,7 @@
           <w:sz w:val="22"/>
           <w:szCs w:val="22"/>
         </w:rPr>
-        <w:t xml:space="preserve">The idea is formalised in Irving Fisher’s equation of exchange, conventionally written as:</w:t>
+        <w:t xml:space="preserve">Irving Fisher set this out in his equation of exchange, usually written as:</w:t>
       </w:r>
     </w:p>
     <w:p>
@@ -4050,7 +4050,7 @@
           <w:sz w:val="22"/>
           <w:szCs w:val="22"/>
         </w:rPr>
-        <w:t xml:space="preserve">where M is the stock of money in circulation, V is the transactions velocity of that money, P is the average price level and T is the volume of transactions. In its more commonly used income form the identity becomes V = (P × Y) ÷ M, where P × Y is nominal national income. Read from left to right, the identity says something simple and important: for a given stock of money, a rise in velocity supports a larger volume of transactions.</w:t>
+        <w:t xml:space="preserve">Here M is the stock of money in circulation, V is the velocity of that money, P is the average price level and T is the number of transactions. The equation says something simple. If the stock of money stays the same and the number of transactions rises, then velocity must have risen. In its more common income form the equation becomes V = (P × Y) ÷ M, where P × Y is national income at current prices.</w:t>
       </w:r>
     </w:p>
     <w:p>
@@ -4069,7 +4069,7 @@
           <w:sz w:val="22"/>
           <w:szCs w:val="22"/>
         </w:rPr>
-        <w:t xml:space="preserve">It is essential to be precise about which velocity is meant, and this project is careful to distinguish the two. Income velocity relates national output to the money stock, and moves slowly. Transactions velocity relates the total value of all payments — including the many transfers that are not themselves purchases of newly produced output — to the money stock, and can move a great deal faster. Payment systems act on transactions velocity directly and on income velocity only indirectly. Section 3.4 returns to this distinction at length, because conflating the two is the commonest error in popular writing on the subject.</w:t>
+        <w:t xml:space="preserve">It is important to say which velocity is meant, and this project is careful about that. Income velocity compares national output with the money stock. It moves slowly. Transactions velocity compares the value of all payments with the money stock, and it can move much faster. The difference is that transactions velocity counts every payment, including transfers that are not purchases of anything newly produced. Payment systems affect transactions velocity directly and income velocity only indirectly. Section 3.4 explains this at length, because mixing up the two is the most common mistake made on this subject.</w:t>
       </w:r>
     </w:p>
     <w:p>
@@ -4107,7 +4107,7 @@
           <w:sz w:val="22"/>
           <w:szCs w:val="22"/>
         </w:rPr>
-        <w:t xml:space="preserve">How might a payment system affect real economic activity? Four channels are usually proposed, and each recurs in the literature reviewed in Chapter 3.</w:t>
+        <w:t xml:space="preserve">How could a payment system change real economic activity? Four routes are usually suggested, and each one appears again in the research reviewed in Chapter 3.</w:t>
       </w:r>
     </w:p>
     <w:p>
@@ -4131,7 +4131,7 @@
           <w:sz w:val="22"/>
           <w:szCs w:val="22"/>
         </w:rPr>
-        <w:t xml:space="preserve">Transaction costs fall. When paying costs nothing in fees and almost nothing in time, exchanges that were previously not worth the friction begin to take place. The margin here is very small payments — the ones cash handled badly and cards never reached.</w:t>
+        <w:t xml:space="preserve">The cost of paying falls. When a payment costs nothing in fees and almost nothing in time, exchanges that were not worth the trouble before start to happen. This matters most for very small payments, which cash handled badly and cards never reached at all.</w:t>
       </w:r>
     </w:p>
     <w:p>
@@ -4155,7 +4155,7 @@
           <w:sz w:val="22"/>
           <w:szCs w:val="22"/>
         </w:rPr>
-        <w:t xml:space="preserve">Idle balances shrink. A household that can pay instantly from its account has less reason to hold precautionary cash. Money held for transactions purposes falls relative to spending, which is the same statement as a rise in velocity.</w:t>
+        <w:t xml:space="preserve">People hold less idle money. A household that can pay instantly from its account does not need to keep much cash in hand. Money held for spending falls compared with the amount actually spent, and that is the same thing as a rise in velocity.</w:t>
       </w:r>
     </w:p>
     <w:p>
@@ -4179,7 +4179,7 @@
           <w:sz w:val="22"/>
           <w:szCs w:val="22"/>
         </w:rPr>
-        <w:t xml:space="preserve">The informal economy becomes visible. A digital payment leaves a record. Records accumulate into a credit history, and a credit history converts an unbanked trader into a borrower — a channel the Reserve Bank has pursued explicitly through the Unified Lending Interface [20].</w:t>
+        <w:t xml:space="preserve">The informal economy becomes visible. A digital payment leaves a record. Records build up into a credit history, and a credit history can turn a trader with no bank loan into a borrower. The Reserve Bank has pursued this directly through the Unified Lending Interface [20].</w:t>
       </w:r>
     </w:p>
     <w:p>
@@ -4203,7 +4203,7 @@
           <w:sz w:val="22"/>
           <w:szCs w:val="22"/>
         </w:rPr>
-        <w:t xml:space="preserve">Working capital turns over faster. A merchant paid instantly rather than at the end of the day can restock sooner. The same rupee of working capital finances more sales in a year.</w:t>
+        <w:t xml:space="preserve">Working capital is reused faster. A shopkeeper paid at once, rather than at the end of the day, can buy new stock sooner. The same rupee of working capital then pays for more sales in a year.</w:t>
       </w:r>
     </w:p>
     <w:p>
@@ -4222,7 +4222,7 @@
           <w:sz w:val="22"/>
           <w:szCs w:val="22"/>
         </w:rPr>
-        <w:t xml:space="preserve">These are plausible mechanisms rather than established magnitudes, and this project is careful throughout to treat them as such.</w:t>
+        <w:t xml:space="preserve">These are reasonable explanations, not measured amounts, and this project treats them that way throughout.</w:t>
       </w:r>
     </w:p>
     <w:p>
@@ -4260,7 +4260,7 @@
           <w:sz w:val="22"/>
           <w:szCs w:val="22"/>
         </w:rPr>
-        <w:t xml:space="preserve">Financial inclusion means access to useful, affordable financial services. India’s approach has rested on a sequence in which each layer depends on the one before it: universal bank accounts opened under the Pradhan Mantri Jan Dhan Yojana, a digital identity to authenticate the account holder, and a payment rail on which those accounts could actually transact. By 4 August 2025 the Jan Dhan programme had reached over 55.98 crore beneficiaries, more than 55 per cent of them women [7].</w:t>
+        <w:t xml:space="preserve">Financial inclusion means being able to use financial services that are useful and affordable. India built this in layers, and each layer needed the one before it. First came bank accounts for everyone under the Pradhan Mantri Jan Dhan Yojana. Then came a digital identity to prove who the account holder was. Last came a payment system those accounts could actually use. By 4 August 2025 the Jan Dhan scheme had reached over 55.98 crore people, and more than 55 per cent of those accounts were held by women [7].</w:t>
       </w:r>
     </w:p>
     <w:p>
@@ -4279,7 +4279,7 @@
           <w:sz w:val="22"/>
           <w:szCs w:val="22"/>
         </w:rPr>
-        <w:t xml:space="preserve">The measurable result appears in the Reserve Bank’s Financial Inclusion Index, which rose from 64.2 in March 2024 to 67.0 in March 2025, with growth recorded across all three sub-indices of access, usage and quality [7]. Formalisation follows from usage rather than from access alone: an account that is merely opened changes nothing, while an account that is used generates the transaction record on which credit and insurance can later be built.</w:t>
+        <w:t xml:space="preserve">The result can be measured. The Reserve Bank’s Financial Inclusion Index rose from 64.2 in March 2024 to 67.0 in March 2025, and all three of its parts improved: access, usage and quality [7]. Formalisation comes from usage, not from access alone. An account that is only opened changes nothing. An account that is used creates the record of transactions on which credit and insurance can later be built.</w:t>
       </w:r>
     </w:p>
     <w:p>
@@ -4317,7 +4317,7 @@
           <w:sz w:val="22"/>
           <w:szCs w:val="22"/>
         </w:rPr>
-        <w:t xml:space="preserve">Two shocks bracket UPI’s first decade. In November 2016, banknotes of ₹500 and ₹1,000 denominations — ₹15.4 trillion, or 86.9 per cent of the value of notes then in circulation — ceased to be legal tender [23]. Monthly digital transactions rose 56 per cent between October 2016 and May 2017 [24]. UPI, launched only months earlier, was available at exactly the moment a nation was compelled to look for an alternative to cash.</w:t>
+        <w:t xml:space="preserve">Two shocks mark UPI’s first ten years. In November 2016, notes of ₹500 and ₹1,000 stopped being legal tender. They were worth ₹15.4 trillion, which was 86.9 per cent of the value of all notes then in circulation [23]. Monthly digital transactions rose 56 per cent between October 2016 and May 2017 [24]. UPI had launched only months earlier, so it was available at the exact moment the country was forced to look for something other than cash.</w:t>
       </w:r>
     </w:p>
     <w:p>
@@ -4336,7 +4336,7 @@
           <w:sz w:val="22"/>
           <w:szCs w:val="22"/>
         </w:rPr>
-        <w:t xml:space="preserve">The second shock was the COVID-19 pandemic, which made contactless payment a matter of public health rather than convenience and pushed a generation of small merchants into accepting a QR code. The distinction between the two episodes is instructive and is examined in Data Sets 5 and 6: the first was a sharp compulsion followed by partial reversion, the second a slower change that did not reverse.</w:t>
+        <w:t xml:space="preserve">The second shock was COVID-19. It turned contactless payment into a health precaution rather than a convenience, and it pushed a whole generation of small shopkeepers into accepting a QR code. The two episodes worked differently, and Data Sets 5 and 6 examine that difference. The first was a sharp force that people partly reversed afterwards. The second was a slower change that did not reverse.</w:t>
       </w:r>
     </w:p>
     <w:p>
@@ -4374,7 +4374,7 @@
           <w:sz w:val="22"/>
           <w:szCs w:val="22"/>
         </w:rPr>
-        <w:t xml:space="preserve">That UPI has grown is not in dispute; the figures are published monthly and are not seriously contested. The question this project asks is narrower and harder. Has that growth changed the speed at which money circulates in the Indian economy, and can any effect on real economic activity be identified from publicly available data?</w:t>
+        <w:t xml:space="preserve">Nobody disputes that UPI has grown. The figures are published every month and are not seriously questioned. The question this project asks is narrower and harder. Has that growth changed the speed at which money circulates in India? And can any effect on real economic activity be found in data that is publicly available?</w:t>
       </w:r>
     </w:p>
     <w:p>
@@ -4393,7 +4393,7 @@
           <w:sz w:val="22"/>
           <w:szCs w:val="22"/>
         </w:rPr>
-        <w:t xml:space="preserve">The distinction between the two questions is the substance of this report. A payment system can move an enormous quantity of money without altering national income at all, if what it does is relocate transactions that would have occurred in cash. Establishing whether something more than relocation has occurred requires evidence of a different kind — evidence about transaction sizes, about who is transacting, and about what merchants report. That evidence is assembled in Chapter 4.</w:t>
+        <w:t xml:space="preserve">The gap between those two questions is what this report is really about. A payment system can move a huge amount of money without changing national income at all. That happens if all it does is shift payments that would have been made in cash anyway. To show that something more than shifting has happened, different evidence is needed: evidence about the size of transactions, about who is paying, and about what shopkeepers report. That evidence is collected in Chapter 4.</w:t>
       </w:r>
     </w:p>
     <w:p>
@@ -4458,7 +4458,7 @@
           <w:sz w:val="22"/>
           <w:szCs w:val="22"/>
         </w:rPr>
-        <w:t xml:space="preserve">This study is directed at five objectives.</w:t>
+        <w:t xml:space="preserve">This study has five objectives.</w:t>
       </w:r>
     </w:p>
     <w:p>
@@ -4482,7 +4482,7 @@
           <w:sz w:val="22"/>
           <w:szCs w:val="22"/>
         </w:rPr>
-        <w:t xml:space="preserve">To understand the concept, architecture and growth of UPI-based digital payments in India between FY 2016-17 and FY 2025-26.</w:t>
+        <w:t xml:space="preserve">To understand what UPI is, how it is built, and how it grew in India between FY 2016-17 and FY 2025-26.</w:t>
       </w:r>
     </w:p>
     <w:p>
@@ -4506,7 +4506,7 @@
           <w:sz w:val="22"/>
           <w:szCs w:val="22"/>
         </w:rPr>
-        <w:t xml:space="preserve">To examine the relationship between UPI-based payments and the velocity of money, distinguishing carefully between transactions velocity and income velocity.</w:t>
+        <w:t xml:space="preserve">To examine the link between UPI payments and the velocity of money, keeping transactions velocity and income velocity clearly separate.</w:t>
       </w:r>
     </w:p>
     <w:p>
@@ -4530,7 +4530,7 @@
           <w:sz w:val="22"/>
           <w:szCs w:val="22"/>
         </w:rPr>
-        <w:t xml:space="preserve">To analyse the impact of digital payments on economic activity, including consumption patterns, small-merchant sales and the formalisation of transactions.</w:t>
+        <w:t xml:space="preserve">To study the effect of digital payments on economic activity, including spending patterns, the sales of small shopkeepers, and the recording of transactions.</w:t>
       </w:r>
     </w:p>
     <w:p>
@@ -4554,7 +4554,7 @@
           <w:sz w:val="22"/>
           <w:szCs w:val="22"/>
         </w:rPr>
-        <w:t xml:space="preserve">To examine the role of UPI in promoting financial inclusion and in bringing informal economic activity into the recorded economy.</w:t>
+        <w:t xml:space="preserve">To examine how far UPI has helped financial inclusion and brought informal economic activity into the recorded economy.</w:t>
       </w:r>
     </w:p>
     <w:p>
@@ -4578,7 +4578,7 @@
           <w:sz w:val="22"/>
           <w:szCs w:val="22"/>
         </w:rPr>
-        <w:t xml:space="preserve">To study the challenges and limitations of digital payment systems in India, including cyber fraud, infrastructure dependence and unequal regional adoption.</w:t>
+        <w:t xml:space="preserve">To study the problems and limits of digital payment systems in India, including cyber fraud, dependence on infrastructure, and uneven adoption across regions.</w:t>
       </w:r>
     </w:p>
     <w:p>
@@ -4616,7 +4616,7 @@
           <w:sz w:val="22"/>
           <w:szCs w:val="22"/>
         </w:rPr>
-        <w:t xml:space="preserve">The objectives above are translated into three testable propositions. They are stated here so that the reader may judge, at the end of Chapter 4, whether the evidence supports them.</w:t>
+        <w:t xml:space="preserve">These objectives are turned into three statements that can be tested. They are given here so that the reader can judge, at the end of Chapter 4, whether the evidence supports them.</w:t>
       </w:r>
     </w:p>
     <w:p>
@@ -4801,7 +4801,7 @@
                 <w:sz w:val="20"/>
                 <w:szCs w:val="20"/>
               </w:rPr>
-              <w:t xml:space="preserve">The value of payments settled per rupee of national output has risen substantially since FY 2016-17 — that is, transactions velocity has increased.</w:t>
+              <w:t xml:space="preserve">The value of payments settled for every rupee of national output has risen sharply since FY 2016-17. In other words, transactions velocity has increased.</w:t>
             </w:r>
           </w:p>
         </w:tc>
@@ -4898,7 +4898,7 @@
                 <w:sz w:val="20"/>
                 <w:szCs w:val="20"/>
               </w:rPr>
-              <w:t xml:space="preserve">UPI’s growth reflects genuinely new, small-value transactions rather than only the migration of existing large payments from cash.</w:t>
+              <w:t xml:space="preserve">UPI’s growth comes from genuinely new, small payments, and not only from large payments moving across from cash.</w:t>
             </w:r>
           </w:p>
         </w:tc>
@@ -4994,7 +4994,7 @@
                 <w:sz w:val="20"/>
                 <w:szCs w:val="20"/>
               </w:rPr>
-              <w:t xml:space="preserve">The gains in inclusion and usage are not distributed evenly between rural and urban India.</w:t>
+              <w:t xml:space="preserve">The gains in inclusion and usage are not shared evenly between rural and urban India.</w:t>
             </w:r>
           </w:p>
         </w:tc>
@@ -5071,7 +5071,7 @@
           <w:sz w:val="22"/>
           <w:szCs w:val="22"/>
         </w:rPr>
-        <w:t xml:space="preserve">The study is based entirely on secondary data. No primary survey was conducted, for the straightforward reason that the phenomenon under study is national in scale and is already measured, comprehensively and at high frequency, by the institutions that operate and regulate it. A school-level survey could not improve on that measurement, and any sample small enough to be feasible would be too small to be representative.</w:t>
+        <w:t xml:space="preserve">This study uses secondary data only. No survey was carried out, for a simple reason. The subject is national in scale, and it is already measured in full, every month, by the bodies that run and regulate it. A survey done by a school student could not improve on those measurements. Any sample small enough to be practical would be far too small to represent the country.</w:t>
       </w:r>
     </w:p>
     <w:p>
@@ -5090,7 +5090,7 @@
           <w:sz w:val="22"/>
           <w:szCs w:val="22"/>
         </w:rPr>
-        <w:t xml:space="preserve">Sources were selected in the following order of preference:</w:t>
+        <w:t xml:space="preserve">Sources were chosen in this order of preference:</w:t>
       </w:r>
     </w:p>
     <w:p>
@@ -5114,7 +5114,7 @@
           <w:sz w:val="22"/>
           <w:szCs w:val="22"/>
         </w:rPr>
-        <w:t xml:space="preserve">Operator and regulator data. Transaction statistics published by the National Payments Corporation of India, and the Annual Report, Payment Systems Report, Digital Payments Index and Financial Inclusion Index of the Reserve Bank of India.</w:t>
+        <w:t xml:space="preserve">Operator and regulator data. Transaction statistics from the National Payments Corporation of India, and the Annual Report, Payment Systems Report, Digital Payments Index and Financial Inclusion Index of the Reserve Bank of India.</w:t>
       </w:r>
     </w:p>
     <w:p>
@@ -5138,7 +5138,7 @@
           <w:sz w:val="22"/>
           <w:szCs w:val="22"/>
         </w:rPr>
-        <w:t xml:space="preserve">Government releases. Press Information Bureau releases and factsheets, replies placed before Parliament, and the Economic Survey.</w:t>
+        <w:t xml:space="preserve">Government releases. Press Information Bureau releases and factsheets, answers given in Parliament, and the Economic Survey.</w:t>
       </w:r>
     </w:p>
     <w:p>
@@ -5162,7 +5162,7 @@
           <w:sz w:val="22"/>
           <w:szCs w:val="22"/>
         </w:rPr>
-        <w:t xml:space="preserve">Official statistics. National income aggregates from the Ministry of Statistics and Programme Implementation; telecom and internet subscription data from the Telecom Regulatory Authority of India.</w:t>
+        <w:t xml:space="preserve">Official statistics. National income figures from the Ministry of Statistics and Programme Implementation, and telecom and internet data from the Telecom Regulatory Authority of India.</w:t>
       </w:r>
     </w:p>
     <w:p>
@@ -5186,7 +5186,7 @@
           <w:sz w:val="22"/>
           <w:szCs w:val="22"/>
         </w:rPr>
-        <w:t xml:space="preserve">International institutional research. Publications of the International Monetary Fund, the Bank for International Settlements and the World Bank, used chiefly for comparison and for methodological guidance.</w:t>
+        <w:t xml:space="preserve">International research. Publications of the International Monetary Fund, the Bank for International Settlements and the World Bank, used mainly for comparison and for guidance on method.</w:t>
       </w:r>
     </w:p>
     <w:p>
@@ -5210,7 +5210,7 @@
           <w:sz w:val="22"/>
           <w:szCs w:val="22"/>
         </w:rPr>
-        <w:t xml:space="preserve">Academic literature. Peer-reviewed and pre-print research, used where it supplies micro-level evidence that aggregate statistics cannot.</w:t>
+        <w:t xml:space="preserve">Academic research. Peer-reviewed papers and pre-prints, used where they show things at the level of individual users that national figures cannot.</w:t>
       </w:r>
     </w:p>
     <w:p>
@@ -5229,7 +5229,7 @@
           <w:sz w:val="22"/>
           <w:szCs w:val="22"/>
         </w:rPr>
-        <w:t xml:space="preserve">Commercial and news websites were deliberately avoided as primary sources of numbers. Where a figure is quoted in this report, it is quoted from the institution that produced it, and the reference number in square brackets points to the entry in the Bibliography at which that institution’s release may be found.</w:t>
+        <w:t xml:space="preserve">Commercial and news websites were avoided as sources of figures. Every number quoted here comes from the body that produced it. The number in square brackets points to the entry in the Bibliography where that release can be found.</w:t>
       </w:r>
     </w:p>
     <w:p>
@@ -5248,7 +5248,7 @@
           <w:sz w:val="22"/>
           <w:szCs w:val="22"/>
         </w:rPr>
-        <w:t xml:space="preserve">Two derived measures are computed by the author from published data rather than taken from any source. The first is the average value of a UPI transaction, obtained by dividing annual transaction value by annual transaction volume. The second is UPI turnover as a multiple of nominal GDP. Both derivations are stated in full beside the relevant tables so that they can be checked.</w:t>
+        <w:t xml:space="preserve">Two measures in this report were worked out by me, rather than taken from a source. The first is the average value of a UPI transaction, found by dividing yearly value by yearly volume. The second is UPI turnover as a multiple of nominal GDP. Both methods are written out next to the relevant tables so that anyone can check them.</w:t>
       </w:r>
     </w:p>
     <w:p>
@@ -5286,7 +5286,7 @@
           <w:sz w:val="22"/>
           <w:szCs w:val="22"/>
         </w:rPr>
-        <w:t xml:space="preserve">The study is confined to the macroeconomic implications of digital payments in India. Within that field its focus is narrower still: it is a study of UPI, and other instruments — cards, wallets, IMPS, NEFT and RTGS — enter only where they are needed as a comparison. The period examined runs from FY 2016-17, the first full year of UPI’s operation, to FY 2025-26, the most recent year for which complete annual data were available at the time of writing. The conceptual focus is on the velocity of money, consumption and the formalisation of financial activity.</w:t>
+        <w:t xml:space="preserve">This study looks at the effect of digital payments on the Indian economy as a whole. Within that, it focuses on UPI. Other instruments such as cards, wallets, IMPS, NEFT and RTGS appear only where a comparison is needed. The period runs from FY 2016-17, UPI’s first full year, to FY 2025-26, the most recent year with complete data when this was written. The main ideas examined are the velocity of money, consumption, and the recording of financial activity.</w:t>
       </w:r>
     </w:p>
     <w:p>
@@ -5305,7 +5305,7 @@
           <w:sz w:val="22"/>
           <w:szCs w:val="22"/>
         </w:rPr>
-        <w:t xml:space="preserve">Certain adjacent questions are deliberately excluded. The study does not examine the profitability of payment service providers, the design of central bank digital currency, or the competition-policy question of market concentration among UPI applications. Each is a substantial subject in its own right.</w:t>
+        <w:t xml:space="preserve">Some related questions are left out on purpose. This study does not look at the profits of payment companies, at the design of a central bank digital currency, or at the competition question of how few apps handle most UPI traffic. Each of those is a large subject in itself.</w:t>
       </w:r>
     </w:p>
     <w:p>
@@ -5343,7 +5343,7 @@
           <w:sz w:val="22"/>
           <w:szCs w:val="22"/>
         </w:rPr>
-        <w:t xml:space="preserve">The following limitations are stated plainly, because a study that conceals them invites more confidence than its evidence can bear.</w:t>
+        <w:t xml:space="preserve">The limits below are stated openly. A study that hides them asks for more trust than its evidence deserves.</w:t>
       </w:r>
     </w:p>
     <w:p>
@@ -5367,7 +5367,7 @@
           <w:sz w:val="22"/>
           <w:szCs w:val="22"/>
         </w:rPr>
-        <w:t xml:space="preserve">The study rests on secondary data. Its conclusions can be no more reliable than the published statistics on which they depend.</w:t>
+        <w:t xml:space="preserve">The study uses secondary data. Its conclusions can only be as reliable as the published figures they rest on.</w:t>
       </w:r>
     </w:p>
     <w:p>
@@ -5391,7 +5391,7 @@
           <w:sz w:val="22"/>
           <w:szCs w:val="22"/>
         </w:rPr>
-        <w:t xml:space="preserve">Correlation is not causation. UPI expanded during a decade in which smartphone ownership, internet access, bank account ownership and nominal income all rose together. This project can describe association; it cannot isolate UPI’s independent causal contribution, and it does not claim to.</w:t>
+        <w:t xml:space="preserve">Correlation is not causation. UPI grew during a decade in which smartphone ownership, internet access, bank accounts and incomes all rose together. This project can show that things moved together. It cannot separate out UPI’s own effect, and it does not claim to.</w:t>
       </w:r>
     </w:p>
     <w:p>
@@ -5415,7 +5415,7 @@
           <w:sz w:val="22"/>
           <w:szCs w:val="22"/>
         </w:rPr>
-        <w:t xml:space="preserve">Velocity cannot be measured directly. It is inferred from the ratio of payment or income aggregates to a money stock, and different choices of numerator and denominator yield materially different numbers. The turnover ratio used in Data Set 4 is a proxy, and its limitations are set out where it is introduced.</w:t>
+        <w:t xml:space="preserve">Velocity cannot be measured directly. It has to be worked out from the ratio of payments or income to a stock of money, and different choices give very different answers. The turnover ratio used in Data Set 4 is an approximation, and its limits are explained where it appears.</w:t>
       </w:r>
     </w:p>
     <w:p>
@@ -5439,7 +5439,7 @@
           <w:sz w:val="22"/>
           <w:szCs w:val="22"/>
         </w:rPr>
-        <w:t xml:space="preserve">Payment value is not output. A large share of UPI value consists of person-to-person transfers, which are not purchases of newly produced goods and services and therefore do not enter GDP. Any ratio of payment value to GDP must be read with this firmly in mind.</w:t>
+        <w:t xml:space="preserve">Payment value is not output. A large share of UPI value is money sent between individuals. Those transfers do not buy anything newly produced, so they are not part of GDP. Any ratio of payment value to GDP has to be read with that in mind.</w:t>
       </w:r>
     </w:p>
     <w:p>
@@ -5463,7 +5463,7 @@
           <w:sz w:val="22"/>
           <w:szCs w:val="22"/>
         </w:rPr>
-        <w:t xml:space="preserve">A revision of the national accounts occurred within the study period. Nominal GDP is now published on a 2022-23 base, having previously used a 2011-12 base; the two series are not perfectly continuous. The break is identified where it affects a calculation.</w:t>
+        <w:t xml:space="preserve">The national accounts were revised during the study period. Nominal GDP is now published on a 2022-23 base, having earlier used a 2011-12 base, so the two series do not join perfectly. This break is pointed out wherever it affects a calculation.</w:t>
       </w:r>
     </w:p>
     <w:p>
@@ -5487,7 +5487,7 @@
           <w:sz w:val="22"/>
           <w:szCs w:val="22"/>
         </w:rPr>
-        <w:t xml:space="preserve">The ecosystem changes rapidly. Transaction limits, fee rules and product features were revised repeatedly during the study period, and figures cited here are current only to their stated date.</w:t>
+        <w:t xml:space="preserve">The system changes quickly. Transaction limits, fee rules and features were revised several times during the period, so the figures here are correct only up to the dates given.</w:t>
       </w:r>
     </w:p>
     <w:p>
@@ -5511,7 +5511,7 @@
           <w:sz w:val="22"/>
           <w:szCs w:val="22"/>
         </w:rPr>
-        <w:t xml:space="preserve">Regional variation is understated. National aggregates conceal wide differences between states and between districts, and district-level UPI data are not published.</w:t>
+        <w:t xml:space="preserve">Regional differences are hidden. National figures cover wide variation between states and districts, and UPI data is not published at district level.</w:t>
       </w:r>
     </w:p>
     <w:p>
@@ -5557,7 +5557,7 @@
           <w:sz w:val="22"/>
           <w:szCs w:val="22"/>
         </w:rPr>
-        <w:t xml:space="preserve">This chapter reviews what is already known: the evolution of digital payments, the theory of the velocity of money, the empirical literature connecting payments to economic activity, the policy framework, and the principal criticisms of the system. It establishes the concepts and the prior findings against which the original analysis of Chapter 4 is carried out.</w:t>
+        <w:t xml:space="preserve">This chapter sets out what is already known. It covers how digital payments developed, the theory of the velocity of money, the research linking payments to economic activity, the policies behind UPI, and the main criticisms made of it. These are the ideas and earlier findings against which my own analysis in Chapter 4 is carried out.</w:t>
       </w:r>
     </w:p>
     <w:p>
@@ -5595,7 +5595,7 @@
           <w:sz w:val="22"/>
           <w:szCs w:val="22"/>
         </w:rPr>
-        <w:t xml:space="preserve">India’s retail payment system did not arrive at UPI in a single step. Its evolution can be read as a sequence of attempts to solve one problem after another.</w:t>
+        <w:t xml:space="preserve">India did not arrive at UPI in one step. Each earlier system solved one problem and left another behind.</w:t>
       </w:r>
     </w:p>
     <w:p>
@@ -5614,7 +5614,7 @@
           <w:sz w:val="22"/>
           <w:szCs w:val="22"/>
         </w:rPr>
-        <w:t xml:space="preserve">Electronic settlement between banks came first, with the Real Time Gross Settlement and National Electronic Funds Transfer systems. These were reliable but institutional in character: they operated in batches or during banking hours, required the payer to know the payee’s account number and branch code, and were designed for payments of substance. The Immediate Payment Service, introduced by NPCI, removed the constraint of banking hours and made round-the-clock retail transfer possible for the first time.</w:t>
+        <w:t xml:space="preserve">Electronic transfers between banks came first, through RTGS and NEFT. These were reliable but built for institutions. They worked in batches or only during banking hours. The payer had to know the receiver’s account number and branch code. They were meant for large payments. NPCI then introduced the Immediate Payment Service, which removed the limit of banking hours. For the first time, retail transfers could be made at any time of day.</w:t>
       </w:r>
     </w:p>
     <w:p>
@@ -5633,7 +5633,7 @@
           <w:sz w:val="22"/>
           <w:szCs w:val="22"/>
         </w:rPr>
-        <w:t xml:space="preserve">Card networks solved a different problem — payment at the point of sale — but imposed costs of their own. Acceptance required a terminal, the merchant paid a discount rate on every transaction, and the economics of that arrangement excluded precisely the small traders who constitute the majority of Indian retail. Mobile wallets, which proliferated in the middle of the last decade, lowered the cost of acceptance but reintroduced a worse problem: each wallet was a closed loop. Money inside one provider’s system could not reach a user of another, and the market fragmented into networks that could not talk to each other.</w:t>
+        <w:t xml:space="preserve">Card networks solved a different problem, which was paying at a shop counter. But they brought costs of their own. Accepting cards needed a machine, and the shopkeeper paid a fee on every sale. Those costs shut out exactly the small traders who make up most of Indian retail. Mobile wallets then appeared and made acceptance cheaper, but they created a worse problem. Each wallet was a closed loop. Money held in one company’s wallet could not reach a user of another, so the market split into networks that could not reach each other.</w:t>
       </w:r>
     </w:p>
     <w:p>
@@ -5652,7 +5652,7 @@
           <w:sz w:val="22"/>
           <w:szCs w:val="22"/>
         </w:rPr>
-        <w:t xml:space="preserve">UPI’s contribution was to make the network itself the public good. Rather than build a better wallet, NPCI defined a standard that any wallet, bank or application could adopt, and required that all of them settle against the same rail. The Bank for International Settlements describes systems of this design as digital public infrastructure — interoperable, open and inclusive digital systems supporting society-wide public and private services — and treats fast payment systems as the archetype of the category regardless of whether the operator is public or private [20].</w:t>
+        <w:t xml:space="preserve">UPI’s contribution was to treat the network itself as a public good. Instead of building a better wallet, NPCI wrote a standard that any wallet, bank or app could adopt, and made them all settle through the same system. The Bank for International Settlements calls designs like this digital public infrastructure. It means open systems that anyone can connect to and that support services used across society. The BIS treats fast payment systems as the clearest example of this, whether the operator is public or private [20].</w:t>
       </w:r>
     </w:p>
     <w:p>
@@ -5690,7 +5690,7 @@
           <w:sz w:val="22"/>
           <w:szCs w:val="22"/>
         </w:rPr>
-        <w:t xml:space="preserve">Six features distinguish UPI from what preceded it, and together they explain the adoption pattern documented later in this chapter.</w:t>
+        <w:t xml:space="preserve">Six features set UPI apart from what came before. Together they explain the pattern of adoption described later in this chapter.</w:t>
       </w:r>
     </w:p>
     <w:p>
@@ -5714,7 +5714,7 @@
           <w:sz w:val="22"/>
           <w:szCs w:val="22"/>
         </w:rPr>
-        <w:t xml:space="preserve">Interoperability. Any application can pay any account at any participating bank. By FY 2025-26 there were 703 banks live on the platform, up from 44 in FY 2016-17 [2].</w:t>
+        <w:t xml:space="preserve">Interoperability. Any app can pay any account at any member bank. By FY 2025-26 there were 703 banks on the platform, up from 44 in FY 2016-17 [2].</w:t>
       </w:r>
     </w:p>
     <w:p>
@@ -5738,7 +5738,7 @@
           <w:sz w:val="22"/>
           <w:szCs w:val="22"/>
         </w:rPr>
-        <w:t xml:space="preserve">Addressability without account details. A virtual payment address or a QR code replaces the account number and branch code, which removes both a memory burden and a common source of error.</w:t>
+        <w:t xml:space="preserve">No account details needed. A UPI address or a QR code replaces the account number and branch code. This removes something to remember and a common source of mistakes.</w:t>
       </w:r>
     </w:p>
     <w:p>
@@ -5762,7 +5762,7 @@
           <w:sz w:val="22"/>
           <w:szCs w:val="22"/>
         </w:rPr>
-        <w:t xml:space="preserve">Continuous availability. Settlement is instant and the system operates without interruption, including on holidays.</w:t>
+        <w:t xml:space="preserve">Always available. Payment is instant and the system runs without a break, including on holidays.</w:t>
       </w:r>
     </w:p>
     <w:p>
@@ -5786,7 +5786,7 @@
           <w:sz w:val="22"/>
           <w:szCs w:val="22"/>
         </w:rPr>
-        <w:t xml:space="preserve">Zero cost to the user. There is no charge to the payer for UPI payments, and small merchants face a zero Merchant Discount Rate on transactions up to ₹2,000, supported by a government incentive of 0.15 per cent of transaction value [14].</w:t>
+        <w:t xml:space="preserve">Free for the user. There is no charge to the payer. Small shopkeepers pay no Merchant Discount Rate on payments up to ₹2,000, because the Government pays them an incentive of 0.15 per cent of the value instead [14].</w:t>
       </w:r>
     </w:p>
     <w:p>
@@ -5810,7 +5810,7 @@
           <w:sz w:val="22"/>
           <w:szCs w:val="22"/>
         </w:rPr>
-        <w:t xml:space="preserve">Two-factor authentication by design. Every transaction requires a PIN, and the device is bound to the customer’s registered mobile number [28].</w:t>
+        <w:t xml:space="preserve">Two-factor security built in. Every payment needs a PIN, and the app is tied to the customer’s registered mobile number [28].</w:t>
       </w:r>
     </w:p>
     <w:p>
@@ -5834,7 +5834,7 @@
           <w:sz w:val="22"/>
           <w:szCs w:val="22"/>
         </w:rPr>
-        <w:t xml:space="preserve">Extensibility. The same rail now carries recurring mandates, credit lines, cross-border acceptance and UPI-linked credit cards, without change to the user-facing model.</w:t>
+        <w:t xml:space="preserve">Easy to extend. The same system now carries standing instructions, credit lines, payments abroad and UPI-linked credit cards, without changing anything the user sees.</w:t>
       </w:r>
     </w:p>
     <w:p>
@@ -5872,7 +5872,7 @@
           <w:sz w:val="22"/>
           <w:szCs w:val="22"/>
         </w:rPr>
-        <w:t xml:space="preserve">The growth record is set out in full in Data Set 1. Two features of it are worth stating here because they govern how the rest of the chapter should be read.</w:t>
+        <w:t xml:space="preserve">The full growth record appears in Data Set 1. Two points about it are worth making here, because they shape how the rest of this chapter should be read.</w:t>
       </w:r>
     </w:p>
     <w:p>
@@ -5891,7 +5891,7 @@
           <w:sz w:val="22"/>
           <w:szCs w:val="22"/>
         </w:rPr>
-        <w:t xml:space="preserve">The first is that growth has been sustained rather than explosive-then-flat. A system that grows a thousand-fold in three years and then stops has found a niche; a system that compounds for a decade has changed a habit. UPI’s volume rose in every single year of the period studied, including the years after the novelty had plainly worn off.</w:t>
+        <w:t xml:space="preserve">The first is that growth has kept going rather than spiking and flattening. A system that grows a thousand times in three years and then stops has found a small niche. A system that keeps growing for ten years has changed a habit. UPI volume rose in every single year of the period studied, including years long after the novelty had worn off.</w:t>
       </w:r>
     </w:p>
     <w:p>
@@ -5910,7 +5910,7 @@
           <w:sz w:val="22"/>
           <w:szCs w:val="22"/>
         </w:rPr>
-        <w:t xml:space="preserve">The second is that volume has consistently grown faster than value. This is not a statistical curiosity but the single most informative fact in the whole data set, and Data Set 2 is devoted to it. It means that the typical UPI transaction has been getting smaller, which in turn tells us something about what kind of spending is moving onto the platform.</w:t>
+        <w:t xml:space="preserve">The second is that volume has grown faster than value, year after year. This is not a statistical oddity. It is the most useful fact in the whole data set, and Data Set 2 is devoted to it. It means the typical UPI payment has been getting smaller, which tells us something about what kind of spending is moving onto the platform.</w:t>
       </w:r>
     </w:p>
     <w:p>
@@ -5948,7 +5948,7 @@
           <w:sz w:val="22"/>
           <w:szCs w:val="22"/>
         </w:rPr>
-        <w:t xml:space="preserve">The velocity of money is among the oldest concepts in monetary economics and among the most frequently misused. This section sets out the theory with some care, because the empirical claims made later in this chapter depend on getting it right.</w:t>
+        <w:t xml:space="preserve">Velocity is one of the oldest ideas in monetary economics and one of the most often misused. This section explains the theory carefully, because the claims made later in the project depend on getting it right.</w:t>
       </w:r>
     </w:p>
     <w:p>
@@ -5986,7 +5986,7 @@
           <w:sz w:val="22"/>
           <w:szCs w:val="22"/>
         </w:rPr>
-        <w:t xml:space="preserve">Irving Fisher’s equation of exchange states that the total value of payments made in an economy over a period must equal the total value of goods and services exchanged:</w:t>
+        <w:t xml:space="preserve">Irving Fisher’s equation of exchange says that the total value of payments made in an economy over a period must equal the total value of what was exchanged:</w:t>
       </w:r>
     </w:p>
     <w:p>
@@ -6024,7 +6024,7 @@
           <w:sz w:val="22"/>
           <w:szCs w:val="22"/>
         </w:rPr>
-        <w:t xml:space="preserve">Here M is the money stock, V the transactions velocity, P the average price and T the number of transactions. The relation is an identity — it is true by construction, not by assumption. Its usefulness lies in what it forces us to notice: if the money stock is held constant and the number of transactions rises, then velocity must have risen too.</w:t>
+        <w:t xml:space="preserve">Here M is the money stock, V is transactions velocity, P is the average price and T is the number of transactions. This is an identity, which means it is true by the way it is defined and not because of any assumption. Its value lies in what it forces us to see. If the money stock stays the same and the number of transactions rises, then velocity must have risen.</w:t>
       </w:r>
     </w:p>
     <w:p>
@@ -6062,7 +6062,7 @@
           <w:sz w:val="22"/>
           <w:szCs w:val="22"/>
         </w:rPr>
-        <w:t xml:space="preserve">Because T is not directly observable, economists ordinarily work with the income form of the identity, in which total transactions are replaced by national income:</w:t>
+        <w:t xml:space="preserve">T cannot be observed directly, so economists usually use the income form of the equation. In this version, total transactions are replaced by national income:</w:t>
       </w:r>
     </w:p>
     <w:p>
@@ -6100,7 +6100,7 @@
           <w:sz w:val="22"/>
           <w:szCs w:val="22"/>
         </w:rPr>
-        <w:t xml:space="preserve">This is income velocity, and it is a much more conservative measure. It counts only those payments that correspond to newly produced output. Transactions velocity, by contrast, counts every payment — including a transfer of money between two of a person’s own accounts, a repayment to a friend, or a wholesaler paying a distributor for goods that will be counted in GDP only once, at final sale.</w:t>
+        <w:t xml:space="preserve">This is income velocity, and it is the more cautious measure. It counts only payments made for newly produced goods and services. Transactions velocity counts every payment. That includes money moved between a person’s own accounts, money repaid to a friend, and a wholesaler paying a distributor for goods that enter GDP only once, at the final sale.</w:t>
       </w:r>
     </w:p>
     <w:p>
@@ -6119,7 +6119,7 @@
           <w:sz w:val="22"/>
           <w:szCs w:val="22"/>
         </w:rPr>
-        <w:t xml:space="preserve">The gap between the two measures is large and it is systematic. A payment system that makes transfers frictionless will raise transactions velocity a great deal and income velocity comparatively little, because most of the additional payments it enables are not purchases of final output. Any study claiming that a payment system has raised "the velocity of money" without saying which velocity it means should be treated with caution. This project accordingly reports a transactions-velocity proxy in Data Set 4 and labels it as such.</w:t>
+        <w:t xml:space="preserve">The gap between the two is large, and it always runs the same way. A payment system that makes transfers easy will raise transactions velocity a great deal and income velocity much less. That is because most of the extra payments it allows are not purchases of final output. So any study that says a payment system raised "the velocity of money", without saying which velocity, should be treated with care. This project therefore reports a measure of transactions velocity in Data Set 4, and labels it clearly as one.</w:t>
       </w:r>
     </w:p>
     <w:p>
@@ -6157,7 +6157,7 @@
           <w:sz w:val="22"/>
           <w:szCs w:val="22"/>
         </w:rPr>
-        <w:t xml:space="preserve">The Cambridge cash-balance approach expresses the same relationship from the opposite direction. Writing M = k × P × Y, where k is the fraction of nominal income that people choose to hold as money, velocity is simply the reciprocal of k. A rise in velocity is therefore identical to a fall in the proportion of income held idle as money.</w:t>
+        <w:t xml:space="preserve">The Cambridge cash-balance approach says the same thing from the other direction. It writes M = k × P × Y, where k is the share of income people choose to keep as money. Velocity is simply one divided by k. So a rise in velocity is exactly the same statement as a fall in the share of income held idle as money.</w:t>
       </w:r>
     </w:p>
     <w:p>
@@ -6176,7 +6176,7 @@
           <w:sz w:val="22"/>
           <w:szCs w:val="22"/>
         </w:rPr>
-        <w:t xml:space="preserve">This formulation makes the link to payment technology direct and intuitive. Keynes identified a transactions motive for holding money: people hold balances because income and expenditure are not synchronised, and they must bridge the gap. A payment system that permits instant transfer from an interest-bearing account at any hour reduces the size of the bridge required. Held balances fall relative to spending; k falls; V rises. This is the theoretical mechanism by which UPI could plausibly affect velocity, and it is the one this project tests.</w:t>
+        <w:t xml:space="preserve">This version makes the link to payment technology easy to see. Keynes pointed out that people hold money for transactions because income and spending do not arrive at the same time. They need a balance to bridge that gap. A system that lets them transfer money instantly, at any hour, from an account that earns interest makes the bridge smaller. So balances fall compared with spending, k falls, and V rises. This is how UPI could plausibly affect velocity, and it is what this project tests.</w:t>
       </w:r>
     </w:p>
     <w:p>
@@ -6214,7 +6214,7 @@
           <w:sz w:val="22"/>
           <w:szCs w:val="22"/>
         </w:rPr>
-        <w:t xml:space="preserve">A caution is owed here. A rise in velocity is not by itself a sign of economic health. Velocity rises during hyperinflations, when holding money is punished and people spend immediately. It falls during periods of uncertainty when precautionary saving increases. The claim that faster circulation is beneficial holds only when the increase arises from lower transaction costs rather than from a flight from money. The distinction matters for the interpretation offered in Data Set 4.</w:t>
+        <w:t xml:space="preserve">One warning is needed. A rise in velocity is not by itself a sign of a healthy economy. Velocity rises sharply during hyperinflation, when holding money is punished and people spend at once. It falls in uncertain times, when people save for safety. Faster circulation is only a good sign when it comes from lower costs of paying, and not from people fleeing money itself. This difference matters for how Data Set 4 is read.</w:t>
       </w:r>
     </w:p>
     <w:p>
@@ -6252,7 +6252,7 @@
           <w:sz w:val="22"/>
           <w:szCs w:val="22"/>
         </w:rPr>
-        <w:t xml:space="preserve">The Reserve Bank has treated the relationship between payment digitalisation and currency demand as a policy variable rather than an academic curiosity. Payments Vision 2025 named the reduction of cash in circulation as a percentage of GDP among its goals, observing that India’s ratio is high by international standards and that currency demand grows with both output and inflation [26].</w:t>
+        <w:t xml:space="preserve">The Reserve Bank treats the link between digital payments and the demand for cash as a policy matter, not just an academic one. Payments Vision 2025 lists reducing cash in circulation, as a share of GDP, among its goals. It notes that India’s ratio is high compared with other countries, and that the demand for cash grows with both output and inflation [26].</w:t>
       </w:r>
     </w:p>
     <w:p>
@@ -6271,7 +6271,7 @@
           <w:sz w:val="22"/>
           <w:szCs w:val="22"/>
         </w:rPr>
-        <w:t xml:space="preserve">The mechanism by which digital payments might reduce currency demand is not that people hold less wealth, but that they hold less of it in the specific form of notes. Money kept in a bank account and spendable instantly through a phone performs the transactions function that cash previously performed, while remaining within the banking system where it can be lent. The Reserve Bank tracks the aggregate progress of this shift through its Digital Payments Index, constructed on a March 2018 base of 100, which stood at 465.33 in September 2024 and 493.22 in March 2025 [6].</w:t>
+        <w:t xml:space="preserve">Digital payments do not reduce the demand for cash by making people poorer. They change the form in which wealth is held. Money kept in a bank account, and spendable instantly through a phone, does the job cash used to do. The difference is that it stays inside the banking system, where it can be lent out. The Reserve Bank tracks this shift through its Digital Payments Index, which uses March 2018 as a base of 100. It stood at 465.33 in September 2024 and 493.22 in March 2025 [6].</w:t>
       </w:r>
     </w:p>
     <w:p>
@@ -6290,7 +6290,7 @@
           <w:sz w:val="22"/>
           <w:szCs w:val="22"/>
         </w:rPr>
-        <w:t xml:space="preserve">Direct evidence on household behaviour points the same way. The Department of Financial Services study of February 2026 found that adoption of UPI and RuPay was accompanied by a marked decline in both cash usage and ATM withdrawals among users, with 74 per cent citing speed of payment as the principal advantage [15].</w:t>
+        <w:t xml:space="preserve">Evidence on household behaviour points the same way. The Department of Financial Services study of February 2026 found that users of UPI and RuPay reported a clear fall in both cash use and ATM withdrawals. Of those users, 74 per cent said speed of payment was the main advantage [15].</w:t>
       </w:r>
     </w:p>
     <w:p>
@@ -6328,7 +6328,7 @@
           <w:sz w:val="22"/>
           <w:szCs w:val="22"/>
         </w:rPr>
-        <w:t xml:space="preserve">The international evidence on whether fast payment systems affect real activity is developing, and it is more careful than popular commentary suggests.</w:t>
+        <w:t xml:space="preserve">Research on whether fast payment systems affect real activity is still developing. It is also more careful than most popular writing on the subject.</w:t>
       </w:r>
     </w:p>
     <w:p>
@@ -6347,7 +6347,7 @@
           <w:sz w:val="22"/>
           <w:szCs w:val="22"/>
         </w:rPr>
-        <w:t xml:space="preserve">The Bank for International Settlements examined 86,163 applications across 95 countries between 2012 and 2022 and found that the launch of a retail fast payment system stimulates the adoption of digital finance applications, with the most pronounced effect in lower-income economies. The effect was strongest for applications built by fintech and big-tech entrants rather than by incumbent financial institutions, and it was amplified where the central bank took an active role, where membership was open, and where settlement was in real time [20]. India’s system has all three characteristics.</w:t>
+        <w:t xml:space="preserve">The Bank for International Settlements studied 86,163 apps across 95 countries between 2012 and 2022. It found that launching a fast payment system increases the use of digital finance apps, and that the effect is largest in lower-income countries. The effect was strongest for apps built by new fintech and big-tech firms rather than by established banks. It was also larger where the central bank took an active role, where membership was open to all, and where settlement happened in real time [20]. India’s system has all three of those features.</w:t>
       </w:r>
     </w:p>
     <w:p>
@@ -6366,7 +6366,7 @@
           <w:sz w:val="22"/>
           <w:szCs w:val="22"/>
         </w:rPr>
-        <w:t xml:space="preserve">The International Monetary Fund’s study of interoperability used the universe of UPI transactions and found that in districts where the payment landscape had been most fragmented before interoperability — and where the gain from unification was therefore largest — digital payments subsequently grew faster [18]. This is closer to a causal identification than most work in the field, because it exploits variation in the size of the shock across districts rather than merely comparing before and after.</w:t>
+        <w:t xml:space="preserve">The International Monetary Fund studied interoperability using data on every UPI transaction. It found that digital payments later grew fastest in those districts where the payment market had been most divided beforehand, and where joining it together therefore helped most [18]. This comes closer to showing cause and effect than most work in the field, because it compares districts that received different sized changes rather than simply comparing before with after.</w:t>
       </w:r>
     </w:p>
     <w:p>
@@ -6385,7 +6385,7 @@
           <w:sz w:val="22"/>
           <w:szCs w:val="22"/>
         </w:rPr>
-        <w:t xml:space="preserve">Evidence from comparable economies supports the general direction. A panel study of thirty-three Indonesian provinces found that digital payments significantly affected regional income and consumption both before and after an identified structural break associated with COVID-19, with the effect larger after the break [29]. Indonesia is not India, and the finding cannot be transplanted; it is cited here as an indication that the relationship is detectable in data of this kind, not as a measurement of India’s experience.</w:t>
+        <w:t xml:space="preserve">Evidence from similar economies points the same way. A study of thirty-three Indonesian provinces found that digital payments had a significant effect on regional income and consumption, both before and after a structural break linked to COVID-19. The effect was larger after the break [29]. Indonesia is not India, so this finding cannot simply be transferred. It is quoted here to show that the relationship can be detected in this kind of data, not as a measurement of what happened in India.</w:t>
       </w:r>
     </w:p>
     <w:p>
@@ -6404,7 +6404,7 @@
           <w:sz w:val="22"/>
           <w:szCs w:val="22"/>
         </w:rPr>
-        <w:t xml:space="preserve">For India specifically, the most useful micro-evidence is behavioural rather than macroeconomic. A study of 276 survey respondents supported by 20 follow-up interviews found that approximately 75 per cent of participants reported increased spending as a result of UPI, and that many attributed this to the intangibility of digital money, which reduced the reluctance ordinarily associated with parting with cash; 95.2 per cent found UPI convenient and 91.5 per cent were satisfied with it [25]. The sample is small and self-reported, and it cannot be generalised to the population. But it identifies a mechanism that aggregate statistics cannot see, and it carries a warning as well as a finding: a system that makes spending easier makes overspending easier too.</w:t>
+        <w:t xml:space="preserve">For India itself, the most useful evidence is about behaviour rather than national figures. One study surveyed 276 people and followed up with 20 interviews. About 75 per cent said they spent more because of UPI. Many explained that digital money felt less real, so they felt less reluctant to part with it. In the same study, 95.2 per cent found UPI convenient and 91.5 per cent were satisfied with it [25]. The sample is small and the answers are self-reported, so the results cannot be applied to the whole country. But the study shows something national figures cannot see, and it carries a warning as well as a finding. A system that makes spending easier also makes overspending easier.</w:t>
       </w:r>
     </w:p>
     <w:p>
@@ -6423,7 +6423,7 @@
           <w:sz w:val="22"/>
           <w:szCs w:val="22"/>
         </w:rPr>
-        <w:t xml:space="preserve">The merchant-side evidence is stronger. The Department of Financial Services study found that 94 per cent of small merchants had adopted UPI, that about 72 per cent were satisfied with digital payments, citing faster transactions and improved record-keeping, and — most significantly for the present question — that 57 per cent reported an increase in sales following digital adoption [15]. Self-reported sales increases are not audited accounts, and a merchant may attribute to a payment method a gain that had other causes. Even so, a majority reporting higher sales is the most direct evidence available that the effect reaches real activity and not merely the composition of payments.</w:t>
+        <w:t xml:space="preserve">The evidence from shopkeepers is stronger. The Department of Financial Services study found that 94 per cent of small merchants had adopted UPI. About 72 per cent were satisfied with digital payments, giving faster transactions and better record-keeping as their reasons. Most importantly for this project, 57 per cent said their sales had risen after they adopted digital payment [15]. These are reported figures, not audited accounts, and a shopkeeper may credit a payment method for a gain that had other causes. Even so, a majority reporting higher sales is the most direct evidence available that the effect reaches real activity, and not just the way payments are made.</w:t>
       </w:r>
     </w:p>
     <w:p>
@@ -6461,7 +6461,7 @@
           <w:sz w:val="22"/>
           <w:szCs w:val="22"/>
         </w:rPr>
-        <w:t xml:space="preserve">Financial inclusion in India has proceeded in layers, and the payment layer is the one that made the others useful. An account opened under the Pradhan Mantri Jan Dhan Yojana and never transacted upon is an entry in a register. The same account, connected to a payment rail that a vegetable vendor will accept, becomes a functioning financial relationship.</w:t>
+        <w:t xml:space="preserve">Financial inclusion in India was built in layers, and the payment layer is what made the others useful. A Jan Dhan account that is opened and never used is just an entry in a register. The same account, connected to a payment system that a vegetable seller will accept, becomes a working financial relationship.</w:t>
       </w:r>
     </w:p>
     <w:p>
@@ -6480,7 +6480,7 @@
           <w:sz w:val="22"/>
           <w:szCs w:val="22"/>
         </w:rPr>
-        <w:t xml:space="preserve">The Reserve Bank’s Financial Inclusion Index registered this progression, rising from 64.2 in March 2024 to 67.0 in March 2025 with improvement in all three sub-indices of access, usage and quality [7]. The improvement in the usage sub-index is the analytically important one, since access had already been substantially achieved through the Jan Dhan programme, which had reached over 55.98 crore beneficiaries by August 2025, more than 55 per cent of them women [7].</w:t>
+        <w:t xml:space="preserve">The Reserve Bank’s Financial Inclusion Index records this change. It rose from 64.2 in March 2024 to 67.0 in March 2025, and all three of its parts improved: access, usage and quality [7]. The rise in usage is the one that matters most. Access had already been largely achieved through the Jan Dhan scheme, which had reached over 55.98 crore people by August 2025, more than 55 per cent of them women [7].</w:t>
       </w:r>
     </w:p>
     <w:p>
@@ -6499,7 +6499,7 @@
           <w:sz w:val="22"/>
           <w:szCs w:val="22"/>
         </w:rPr>
-        <w:t xml:space="preserve">The World Bank’s Global Findex 2025, drawing on nationally representative surveys of about 145,000 adults across 141 economies, provides the international benchmark for this kind of measurement and records a related Indian finding: the proportion of women holding inactive accounts fell from a third in 2021 to 18 per cent by 2024 [21]. Dormancy is the precise problem that a usable payment rail addresses.</w:t>
+        <w:t xml:space="preserve">The World Bank’s Global Findex 2025 surveyed about 145,000 adults in 141 countries and provides the international standard for measuring this. It records one Indian finding that is directly relevant. The share of Indian women holding inactive accounts fell from a third in 2021 to 18 per cent by 2024 [21]. Inactive accounts are exactly the problem that a usable payment system solves.</w:t>
       </w:r>
     </w:p>
     <w:p>
@@ -6518,7 +6518,7 @@
           <w:sz w:val="22"/>
           <w:szCs w:val="22"/>
         </w:rPr>
-        <w:t xml:space="preserve">Beyond payments, the transaction record itself has become an economic asset. The Reserve Bank has built the Unified Lending Interface on this foundation, giving regulated lenders seamless access to verified borrower data and thereby converting a payment history into creditworthiness [20]. For a small trader who has never had audited accounts, this is the route by which digital payment adoption becomes access to capital.</w:t>
+        <w:t xml:space="preserve">Beyond payments, the record of transactions has itself become valuable. The Reserve Bank built the Unified Lending Interface on this foundation. It gives approved lenders easy access to verified information about borrowers, which turns a payment history into proof of creditworthiness [20]. For a small trader who has never had audited accounts, this is how accepting digital payments can become access to a loan.</w:t>
       </w:r>
     </w:p>
     <w:p>
@@ -6556,7 +6556,7 @@
           <w:sz w:val="22"/>
           <w:szCs w:val="22"/>
         </w:rPr>
-        <w:t xml:space="preserve">Adoption on this scale was not spontaneous. Four categories of intervention shaped it.</w:t>
+        <w:t xml:space="preserve">Adoption on this scale did not happen on its own. Four kinds of government action shaped it.</w:t>
       </w:r>
     </w:p>
     <w:p>
@@ -6580,7 +6580,7 @@
           <w:sz w:val="22"/>
           <w:szCs w:val="22"/>
         </w:rPr>
-        <w:t xml:space="preserve">Pricing. The Government has kept UPI free to the user and has compensated the system for the revenue foregone rather than allowing a merchant fee to be levied. Successive incentive schemes for low-value BHIM-UPI person-to-merchant transactions and RuPay debit cards have paid acquiring banks a percentage of transaction value in place of a Merchant Discount Rate, with a ₹1,500 crore scheme approved for low-value P2M transactions [14], [15].</w:t>
+        <w:t xml:space="preserve">Pricing. The Government has kept UPI free for users and has paid the system for the income it gives up, rather than letting shopkeepers be charged. Several schemes have paid banks a percentage of the transaction value in place of a Merchant Discount Rate, including a ₹1,500 crore scheme for small merchant payments [14], [15].</w:t>
       </w:r>
     </w:p>
     <w:p>
@@ -6604,7 +6604,7 @@
           <w:sz w:val="22"/>
           <w:szCs w:val="22"/>
         </w:rPr>
-        <w:t xml:space="preserve">Infrastructure. The Payments Infrastructure Development Fund subsidises the deployment of acceptance infrastructure in smaller centres. By 31 October 2025 approximately 5.45 crore digital touch points had been deployed through the Fund in tier-3 to tier-6 centres, and by FY 2024-25 some 56.86 crore QR codes had been deployed to approximately 6.5 crore merchants [14].</w:t>
+        <w:t xml:space="preserve">Infrastructure. The Payments Infrastructure Development Fund pays part of the cost of putting acceptance infrastructure into smaller towns. By 31 October 2025 about 5.45 crore digital payment points had been set up through the Fund in tier-3 to tier-6 centres. By FY 2024-25, some 56.86 crore QR codes had been given to about 6.5 crore merchants [14].</w:t>
       </w:r>
     </w:p>
     <w:p>
@@ -6628,7 +6628,7 @@
           <w:sz w:val="22"/>
           <w:szCs w:val="22"/>
         </w:rPr>
-        <w:t xml:space="preserve">Identity and accounts. The Jan Dhan–Aadhaar–Mobile architecture supplied the preconditions: an account to receive money, an identity to authenticate the holder, and a device on which to transact.</w:t>
+        <w:t xml:space="preserve">Identity and accounts. The Jan Dhan, Aadhaar and Mobile combination provided what was needed first: an account to receive money, an identity to prove who the holder was, and a phone to pay from.</w:t>
       </w:r>
     </w:p>
     <w:p>
@@ -6652,7 +6652,7 @@
           <w:sz w:val="22"/>
           <w:szCs w:val="22"/>
         </w:rPr>
-        <w:t xml:space="preserve">Internationalisation. Through NPCI International Payments Limited, UPI acceptance and remittance corridors have been extended abroad, reaching eleven foreign jurisdictions, with acceptance launched in Cambodia in June 2026 and a remittance corridor with the Maldives’ instant payment system going live in July 2026 [17].</w:t>
+        <w:t xml:space="preserve">Going international. Through NPCI International Payments Limited, UPI payments and money transfers have been extended to eleven foreign countries. Acceptance began in Cambodia in June 2026, and a money transfer link with the Maldives’ instant payment system started in July 2026 [17].</w:t>
       </w:r>
     </w:p>
     <w:p>
@@ -6671,7 +6671,7 @@
           <w:sz w:val="22"/>
           <w:szCs w:val="22"/>
         </w:rPr>
-        <w:t xml:space="preserve">It is worth recording the fiscal character of this policy honestly. Free payments are not costless payments; the cost has been shifted from the merchant to the exchequer. Whether that transfer is justified depends on whether the resulting gains in formalisation, inclusion and tax visibility exceed the outlay — a question this project raises in Chapter 5 but cannot settle.</w:t>
+        <w:t xml:space="preserve">The cost of this policy should be stated honestly. Free payments are not costless payments. The cost has simply moved from the shopkeeper to the Government. Whether that is worth it depends on whether the gains in recorded activity, inclusion and tax collection are larger than the amount spent. This project raises that question in Chapter 5 but cannot answer it.</w:t>
       </w:r>
     </w:p>
     <w:p>
@@ -6709,7 +6709,7 @@
           <w:sz w:val="22"/>
           <w:szCs w:val="22"/>
         </w:rPr>
-        <w:t xml:space="preserve">Four difficulties recur across the literature and the policy record, and an honest assessment must give them their weight.</w:t>
+        <w:t xml:space="preserve">Four problems come up again and again in the research and in policy documents. An honest assessment has to give them proper weight.</w:t>
       </w:r>
     </w:p>
     <w:p>
@@ -6728,7 +6728,7 @@
           <w:sz w:val="22"/>
           <w:szCs w:val="22"/>
         </w:rPr>
-        <w:t xml:space="preserve">Cyber fraud and social engineering.</w:t>
+        <w:t xml:space="preserve">Cyber fraud and tricking users.</w:t>
       </w:r>
     </w:p>
     <w:p>
@@ -6747,7 +6747,7 @@
           <w:sz w:val="22"/>
           <w:szCs w:val="22"/>
         </w:rPr>
-        <w:t xml:space="preserve">Cybersecurity incidents in India rose from 10.29 lakh in 2022 to 22.68 lakh in 2024 [28]. The technical security of UPI itself is not the principal vulnerability — device binding and two-factor authentication with a PIN make unauthorised access difficult. The vulnerability is the user, who can be deceived into authorising a payment. NPCI operates a fraud-monitoring solution using machine-learning models to generate alerts and decline suspicious transactions, and the Citizen Financial Cyber Fraud Reporting and Management System has saved more than ₹1,200 crore across more than 4.7 lakh complaints [28]. A system used by over 55 crore people is a target proportionate to its size.</w:t>
+        <w:t xml:space="preserve">Cybersecurity incidents in India rose from 10.29 lakh in 2022 to 22.68 lakh in 2024 [28]. The technology itself is not the main weak point. Tying the app to one device, and requiring a PIN, make it hard to break in. The weak point is the user, who can be tricked into approving a payment. NPCI runs a fraud-monitoring system that uses machine learning to raise alerts and block suspicious payments. The Citizen Financial Cyber Fraud Reporting and Management System has saved more than ₹1,200 crore across more than 4.7 lakh complaints [28]. A system used by over 55 crore people attracts attacks in proportion to its size.</w:t>
       </w:r>
     </w:p>
     <w:p>
@@ -6785,7 +6785,7 @@
           <w:sz w:val="22"/>
           <w:szCs w:val="22"/>
         </w:rPr>
-        <w:t xml:space="preserve">A digital payment requires electricity, a functioning device and network connectivity simultaneously. Cash requires none of these. As UPI displaces cash it concentrates systemic risk: an outage that would once have been an inconvenience becomes an interruption of commerce.</w:t>
+        <w:t xml:space="preserve">A digital payment needs electricity, a working phone and a network signal, all at the same moment. Cash needs none of these. So as UPI replaces cash, the risk becomes concentrated. A breakdown that would once have been an inconvenience now stops trade.</w:t>
       </w:r>
     </w:p>
     <w:p>
@@ -6823,7 +6823,7 @@
           <w:sz w:val="22"/>
           <w:szCs w:val="22"/>
         </w:rPr>
-        <w:t xml:space="preserve">The digital divide is documented quantitatively in Data Set 8. Rural internet penetration stood at 46.73 subscribers per 100 people against an urban figure of 113.83 in August 2025 [22]. A payment system reachable only through the internet cannot be more inclusive than internet access itself.</w:t>
+        <w:t xml:space="preserve">Data Set 8 measures the digital divide. In August 2025 rural areas had 46.73 internet subscribers per 100 people, against 113.83 in urban areas [22]. A payment system that can only be reached through the internet cannot include more people than the internet itself reaches.</w:t>
       </w:r>
     </w:p>
     <w:p>
@@ -6842,7 +6842,7 @@
           <w:sz w:val="22"/>
           <w:szCs w:val="22"/>
         </w:rPr>
-        <w:t xml:space="preserve">Behavioural risk.</w:t>
+        <w:t xml:space="preserve">Risk to spending habits.</w:t>
       </w:r>
     </w:p>
     <w:p>
@@ -6861,7 +6861,7 @@
           <w:sz w:val="22"/>
           <w:szCs w:val="22"/>
         </w:rPr>
-        <w:t xml:space="preserve">The finding that roughly 75 per cent of surveyed users reported spending more because digital money felt less tangible [25] is a genuine cost, particularly for low-income households with little buffer against overspending. The same frictionlessness that raises velocity also removes a restraint that cash imposed without anyone designing it.</w:t>
+        <w:t xml:space="preserve">The finding that about 75 per cent of surveyed users spent more, because digital money felt less real [25], is a genuine cost. It matters most for low-income households, who have little room to absorb overspending. The same ease that raises velocity also removes a restraint that cash used to provide by accident.</w:t>
       </w:r>
     </w:p>
     <w:p>
@@ -6918,7 +6918,7 @@
           <w:sz w:val="22"/>
           <w:szCs w:val="22"/>
         </w:rPr>
-        <w:t xml:space="preserve">The rural story is one of rapid catching-up from a low base, achieved through deliberate subsidy of acceptance infrastructure rather than by market forces alone. The Payments Infrastructure Development Fund exists precisely because deploying a QR code in a tier-6 centre is not commercially attractive at the transaction volumes initially available there; 5.45 crore touch points had been deployed under it in tier-3 to tier-6 centres by October 2025 [14]. The gap that remains, however, is not primarily a gap in acceptance infrastructure but in connectivity, and it is documented in Data Set 8.</w:t>
+        <w:t xml:space="preserve">The rural story is one of fast catching up from a low start, achieved by deliberately paying for acceptance infrastructure rather than waiting for the market. The Payments Infrastructure Development Fund exists for exactly this reason. Putting a QR code in a tier-6 town is not profitable at the small volumes available there at first. By October 2025 the Fund had set up 5.45 crore payment points in tier-3 to tier-6 centres [14]. The gap that remains is not mainly about acceptance, though. It is about connectivity, and Data Set 8 measures it.</w:t>
       </w:r>
     </w:p>
     <w:p>
@@ -6956,7 +6956,7 @@
           <w:sz w:val="22"/>
           <w:szCs w:val="22"/>
         </w:rPr>
-        <w:t xml:space="preserve">For the small merchant, UPI resolved a problem that card acceptance never could. A terminal costs money and a discount rate erodes a thin margin; a printed QR code costs nothing and, below ₹2,000, carries no fee at all [14]. The result is near-universal acceptance: 94 per cent of small merchants surveyed reported adoption, and 57 per cent reported higher sales afterwards [15]. Street vendors under the PM SVANidhi scheme have been brought into the same framework, with cashback on digital transactions and access to UPI-linked RuPay credit cards converting a payment record into a credit line [14].</w:t>
+        <w:t xml:space="preserve">For the small shopkeeper, UPI solved a problem that cards never could. A card machine costs money, and a fee on every sale eats into a thin margin. A printed QR code costs nothing, and below ₹2,000 there is no fee at all [14]. The result is that almost everyone accepts it. Of small merchants surveyed, 94 per cent had adopted UPI and 57 per cent said their sales rose afterwards [15]. Street vendors under the PM SVANidhi scheme have been brought into the same system, with cashback on digital payments and access to UPI-linked RuPay credit cards that turn a payment record into a line of credit [14].</w:t>
       </w:r>
     </w:p>
     <w:p>
@@ -6994,7 +6994,7 @@
           <w:sz w:val="22"/>
           <w:szCs w:val="22"/>
         </w:rPr>
-        <w:t xml:space="preserve">India’s position is unusual in two respects. The first is scale: UPI accounted for close to 49 per cent of global real-time payment transaction volume in 2024 and is recognised by the IMF as the world’s largest retail fast payment system by volume [3], [18]. The second is the pricing model. Most comparable systems abroad charge merchants something; the BIS notes that in India there are no charges for UPI-based payments to the user, with an interchange fee applying only to merchant transactions made through prepaid instruments [20]. India has chosen to treat retail payment as a public utility, and the adoption curve documented in this chapter is in part a consequence of that choice.</w:t>
+        <w:t xml:space="preserve">India stands out in two ways. The first is size. UPI handled close to 49 per cent of all real-time payments made in the world in 2024, and the IMF calls it the largest retail fast payment system by volume [3], [18]. The second is pricing. Most similar systems abroad charge shopkeepers something. The BIS notes that in India there is no charge to the user for UPI, and a fee applies only to merchant payments made through prepaid instruments like wallets [20]. India chose to treat retail payment as a public service, and the adoption described in this chapter is partly a result of that choice.</w:t>
       </w:r>
     </w:p>
     <w:p>
@@ -7040,7 +7040,7 @@
           <w:sz w:val="22"/>
           <w:szCs w:val="22"/>
         </w:rPr>
-        <w:t xml:space="preserve">This chapter presents the original analysis of the project. Eight data sets are examined, each in the four-part structure adopted throughout: the table or graph, an explanation of what the data show, an analysis of what they mean, and an interpretation stating what may and may not be concluded from them. Ten figures and eight tables support the discussion, and each data set closes with a single sentence summarising its result.</w:t>
+        <w:t xml:space="preserve">This chapter contains the original analysis of the project. Eight data sets are examined. Each one follows the same four-part structure used throughout: the table or graph, an explanation of what the data show, an analysis of what they mean, and an interpretation saying what can and cannot be concluded. Ten figures and eight tables support the discussion, and each data set ends with one sentence summing up its result.</w:t>
       </w:r>
     </w:p>
     <w:p>
@@ -7059,7 +7059,7 @@
           <w:sz w:val="22"/>
           <w:szCs w:val="22"/>
         </w:rPr>
-        <w:t xml:space="preserve">The first four data sets examine growth, composition and velocity. Data Sets 5 and 6 test the two external shocks of the period. Data Sets 7 and 8 examine inclusion and the limits of it. Together they test the three hypotheses set out in Section 2.2.</w:t>
+        <w:t xml:space="preserve">The first four data sets look at growth, composition and velocity. Data Sets 5 and 6 test the two big shocks of the period. Data Sets 7 and 8 look at financial inclusion and at its limits. Together they test the three hypotheses given in Section 2.2.</w:t>
       </w:r>
     </w:p>
     <w:p>
@@ -8962,7 +8962,7 @@
           <wp:inline distT="0" distB="0" distL="0" distR="0">
             <wp:extent cx="5715000" cy="3752850"/>
             <wp:effectExtent t="0" r="0" b="0" l="0"/>
-            <wp:docPr id="1" name="" descr="" title=""/>
+            <wp:docPr id="2" name="" descr="" title=""/>
             <wp:cNvGraphicFramePr>
               <a:graphicFrameLocks xmlns:a="http://schemas.openxmlformats.org/drawingml/2006/main" noChangeAspect="1"/>
             </wp:cNvGraphicFramePr>
@@ -9051,7 +9051,7 @@
           <w:sz w:val="22"/>
           <w:szCs w:val="22"/>
         </w:rPr>
-        <w:t xml:space="preserve">The table records the number and value of UPI transactions in each financial year since the platform’s launch, together with year-on-year growth rates calculated from those two columns. Volume rose from 2 crore transactions to 24,162 crore, and value from ₹0.07 lakh crore to approximately ₹314 lakh crore, over ten years [2].</w:t>
+        <w:t xml:space="preserve">The table shows the number and value of UPI transactions in each financial year since the platform started. It also gives the year-on-year growth rates, which I calculated from those two columns. Volume rose from 2 crore transactions to 24,162 crore. Value rose from ₹0.07 lakh crore to about ₹314 lakh crore. Both changes happened over ten years [2].</w:t>
       </w:r>
     </w:p>
     <w:p>
@@ -9088,7 +9088,7 @@
           <w:sz w:val="22"/>
           <w:szCs w:val="22"/>
         </w:rPr>
-        <w:t xml:space="preserve">Three patterns are visible. First, growth rates are decelerating in percentage terms — from 4,500 per cent to 30 per cent — while absolute increments continue to rise. The increase in FY 2025-26 alone, some 5,575 crore transactions, exceeds the entire volume of FY 2021-22. This is the ordinary arithmetic of a maturing base and should not be read as a slowdown in real terms.</w:t>
+        <w:t xml:space="preserve">Three patterns stand out. The first is that growth rates are slowing in percentage terms, from 4,500 per cent down to 30 per cent. But the actual increase each year keeps getting bigger. The rise in FY 2025-26 alone was about 5,575 crore transactions, which is more than the entire volume of FY 2021-22. This is just what happens as a base grows larger. It should not be read as a real slowdown.</w:t>
       </w:r>
     </w:p>
     <w:p>
@@ -9107,7 +9107,7 @@
           <w:sz w:val="22"/>
           <w:szCs w:val="22"/>
         </w:rPr>
-        <w:t xml:space="preserve">Second, the curve has no plateau. Ten consecutive years of growth, through a pandemic and well past the point at which novelty could explain adoption, indicate a durable change in payment behaviour rather than a fashion.</w:t>
+        <w:t xml:space="preserve">The second is that the growth never flattens out. Ten years of rising volume, through a pandemic and long after the novelty wore off, points to a lasting change in how people pay rather than a passing fashion.</w:t>
       </w:r>
     </w:p>
     <w:p>
@@ -9126,7 +9126,7 @@
           <w:sz w:val="22"/>
           <w:szCs w:val="22"/>
         </w:rPr>
-        <w:t xml:space="preserve">Third, and most importantly, volume growth has outpaced value growth in every year since FY 2021-22. In FY 2025-26 volume grew 30 per cent while value grew 20 per cent. Since the average transaction size is value divided by volume, this divergence necessarily means that the typical UPI payment is shrinking. Data Set 2 pursues this directly.</w:t>
+        <w:t xml:space="preserve">The third pattern matters most. Volume has grown faster than value in every year since FY 2021-22. In FY 2025-26 volume grew 30 per cent while value grew 20 per cent. The average size of a transaction is value divided by volume, so if volume grows faster, the average payment must be getting smaller. Data Set 2 looks at this directly.</w:t>
       </w:r>
     </w:p>
     <w:p>
@@ -9163,15 +9163,15 @@
           <w:sz w:val="22"/>
           <w:szCs w:val="22"/>
         </w:rPr>
-        <w:t xml:space="preserve">UPI has moved from an experiment to the default retail payment mechanism of the Indian economy, and it now handles the great majority of retail digital transactions. The divergence between volume and value growth is the first indication, developed further below, that the platform is not merely absorbing payments that already existed in another form but is reaching into a class of very small transactions that were previously settled in cash or not made at all. Hypothesis H1 is supported at this stage in its descriptive form; its velocity implication is tested in Data Set 4.</w:t>
+        <w:t xml:space="preserve">UPI has gone from an experiment to the normal way India pays in shops, and it now handles most retail digital transactions. The gap between volume growth and value growth is the first sign of something more. It suggests UPI is not simply taking over payments that already existed in another form. It is reaching very small payments that were previously made in cash, or not made at all. Hypothesis H1 is supported so far as a description. Its effect on velocity is tested in Data Set 4.</w:t>
       </w:r>
     </w:p>
     <w:p>
       <w:pPr>
         <w:pBdr>
           <w:top w:val="single" w:color="c4d4e6" w:sz="2" w:space="8"/>
+          <w:left w:val="single" w:color="1a3a5c" w:sz="18" w:space="10"/>
           <w:bottom w:val="single" w:color="c4d4e6" w:sz="2" w:space="8"/>
-          <w:left w:val="single" w:color="1a3a5c" w:sz="18" w:space="10"/>
           <w:right w:val="single" w:color="c4d4e6" w:sz="2" w:space="8"/>
         </w:pBdr>
         <w:shd w:fill="eef3f9" w:color="auto" w:val="clear"/>
@@ -10562,7 +10562,7 @@
           <wp:inline distT="0" distB="0" distL="0" distR="0">
             <wp:extent cx="5715000" cy="3581400"/>
             <wp:effectExtent t="0" r="0" b="0" l="0"/>
-            <wp:docPr id="1" name="" descr="" title=""/>
+            <wp:docPr id="3" name="" descr="" title=""/>
             <wp:cNvGraphicFramePr>
               <a:graphicFrameLocks xmlns:a="http://schemas.openxmlformats.org/drawingml/2006/main" noChangeAspect="1"/>
             </wp:cNvGraphicFramePr>
@@ -10651,7 +10651,7 @@
           <w:sz w:val="22"/>
           <w:szCs w:val="22"/>
         </w:rPr>
-        <w:t xml:space="preserve">This measure is not published directly; it is derived here by dividing each year’s transaction value by its volume. It answers the question: how large is a typical UPI payment, and is it changing? The series rises from ₹1,196 in FY 2017-18 to a peak of ₹1,838 in FY 2020-21, and then falls steadily to ₹1,300 in FY 2025-26 — a decline of roughly 29 per cent from the peak.</w:t>
+        <w:t xml:space="preserve">This figure is not published anywhere. I worked it out by dividing each year's transaction value by its volume. It answers a simple question: how big is a typical UPI payment, and is that changing? The answer rises from ₹1,196 in FY 2017-18 to a peak of ₹1,838 in FY 2020-21. It then falls steadily to ₹1,300 in FY 2025-26, a drop of about 29 per cent from the peak.</w:t>
       </w:r>
     </w:p>
     <w:p>
@@ -10688,7 +10688,7 @@
           <w:sz w:val="22"/>
           <w:szCs w:val="22"/>
         </w:rPr>
-        <w:t xml:space="preserve">The shape of this curve tells the story of UPI’s adoption in two distinct phases.</w:t>
+        <w:t xml:space="preserve">The shape of this curve tells the story of UPI's adoption in two clear phases.</w:t>
       </w:r>
     </w:p>
     <w:p>
@@ -10707,7 +10707,7 @@
           <w:sz w:val="22"/>
           <w:szCs w:val="22"/>
         </w:rPr>
-        <w:t xml:space="preserve">In the first phase, to FY 2020-21, the average transaction grew. This is what one expects when early adopters are relatively affluent, urban and comfortable with technology, and when the payments migrating to the platform are substantial ones — rent, fees, transfers between family members — that previously moved by cheque or bank transfer.</w:t>
+        <w:t xml:space="preserve">In the first phase, up to FY 2020-21, the average payment grew. This is what you would expect when the early users are better off, live in cities and are comfortable with technology. The payments moving onto UPI at that stage were large ones, such as rent, fees and transfers between family members, which used to be made by cheque or bank transfer.</w:t>
       </w:r>
     </w:p>
     <w:p>
@@ -10726,7 +10726,7 @@
           <w:sz w:val="22"/>
           <w:szCs w:val="22"/>
         </w:rPr>
-        <w:t xml:space="preserve">In the second phase the average falls, continuously, for five years. Since total value continued to rise throughout, this cannot reflect a contraction in what people spend. It can only mean that the transactions being added at the margin are much smaller than the existing average, and are numerous enough to pull the mean down. The composition data confirm this: person-to-merchant transactions now constitute 63 per cent of volume, and 86 per cent of those are below ₹500 [2].</w:t>
+        <w:t xml:space="preserve">In the second phase the average falls, every year, for five years. Total value kept rising throughout, so this cannot mean people were spending less. It can only mean that the new payments being added were much smaller than the existing average, and that there were enough of them to pull the average down. The composition data confirms this. Person-to-merchant payments are now 63 per cent of all UPI volume, and 86 per cent of those are below ₹500 [2].</w:t>
       </w:r>
     </w:p>
     <w:p>
@@ -10745,7 +10745,7 @@
           <w:sz w:val="22"/>
           <w:szCs w:val="22"/>
         </w:rPr>
-        <w:t xml:space="preserve">It should be noted that inflation works against this finding rather than producing it. Prices rose over the period, so a constant basket of goods would show a rising average transaction value. The observed decline is therefore an understatement of the shift towards small payments in real terms.</w:t>
+        <w:t xml:space="preserve">Inflation works against this finding rather than causing it. Prices rose over the period, so the same basket of goods would show a rising average payment. The fact that the average fell anyway means the shift towards small payments is even larger in real terms than it looks.</w:t>
       </w:r>
     </w:p>
     <w:p>
@@ -10782,7 +10782,7 @@
           <w:sz w:val="22"/>
           <w:szCs w:val="22"/>
         </w:rPr>
-        <w:t xml:space="preserve">This is the single most important finding in the project, because it distinguishes between the two competing explanations of UPI’s growth. If UPI had merely digitised payments that already existed, the average transaction size would have remained broadly stable while volume rose. Instead it fell by nearly a third while volume multiplied thirteen-fold, which is the signature of a payment system reaching a class of transaction it did not previously serve — the tea, the vegetables, the auto fare.</w:t>
+        <w:t xml:space="preserve">This is the most important finding in the project, because it separates the two possible explanations of UPI's growth. If UPI had only digitised payments that already existed, the average payment size would have stayed roughly flat while volume rose. Instead it fell by nearly a third while volume multiplied thirteen times. That is the mark of a payment system reaching transactions it never served before: the tea, the vegetables, the auto fare.</w:t>
       </w:r>
     </w:p>
     <w:p>
@@ -10801,15 +10801,15 @@
           <w:sz w:val="22"/>
           <w:szCs w:val="22"/>
         </w:rPr>
-        <w:t xml:space="preserve">This bears directly on velocity. Fisher’s identity relates the money stock to the number of transactions it supports. A payment system that adds a very large number of very small transactions increases T substantially while adding relatively little to the value settled, which is precisely a rise in the frequency with which each rupee is used. Hypothesis H2 is supported.</w:t>
+        <w:t xml:space="preserve">This matters directly for velocity. Fisher's equation links the money stock to the number of transactions it supports. A system that adds a very large number of very small payments raises T a lot while adding relatively little to the total value settled. That is exactly what it means for each rupee to be used more often. Hypothesis H2 is supported.</w:t>
       </w:r>
     </w:p>
     <w:p>
       <w:pPr>
         <w:pBdr>
           <w:top w:val="single" w:color="c4d4e6" w:sz="2" w:space="8"/>
+          <w:left w:val="single" w:color="1a3a5c" w:sz="18" w:space="10"/>
           <w:bottom w:val="single" w:color="c4d4e6" w:sz="2" w:space="8"/>
-          <w:left w:val="single" w:color="1a3a5c" w:sz="18" w:space="10"/>
           <w:right w:val="single" w:color="c4d4e6" w:sz="2" w:space="8"/>
         </w:pBdr>
         <w:shd w:fill="eef3f9" w:color="auto" w:val="clear"/>
@@ -11596,7 +11596,7 @@
           <wp:inline distT="0" distB="0" distL="0" distR="0">
             <wp:extent cx="5715000" cy="2628900"/>
             <wp:effectExtent t="0" r="0" b="0" l="0"/>
-            <wp:docPr id="1" name="" descr="" title=""/>
+            <wp:docPr id="4" name="" descr="" title=""/>
             <wp:cNvGraphicFramePr>
               <a:graphicFrameLocks xmlns:a="http://schemas.openxmlformats.org/drawingml/2006/main" noChangeAspect="1"/>
             </wp:cNvGraphicFramePr>
@@ -11685,7 +11685,7 @@
           <w:sz w:val="22"/>
           <w:szCs w:val="22"/>
         </w:rPr>
-        <w:t xml:space="preserve">This data set places UPI in the context of all digital payments in India, including cards, wallets, NEFT, IMPS and RTGS. Total digital payment volume rose from 2,071 crore transactions in FY 2017-18 to 18,737 crore in FY 2023-24, a compound annual growth rate of 44 per cent, while value grew from ₹1,962 lakh crore to ₹3,659 lakh crore at a compound rate of 11 per cent [10], [11]. UPI accounted for 81 per cent of retail digital payment volume in FY 2024-25 [14].</w:t>
+        <w:t xml:space="preserve">This data set places UPI within all digital payments in India, including cards, wallets, NEFT, IMPS and RTGS. Total digital payment volume rose from 2,071 crore transactions in FY 2017-18 to 18,737 crore in FY 2023-24, a compound growth rate of 44 per cent a year. Value grew from ₹1,962 lakh crore to ₹3,659 lakh crore, a compound rate of 11 per cent [10], [11]. UPI alone made up 81 per cent of retail digital payment volume in FY 2024-25 [14].</w:t>
       </w:r>
     </w:p>
     <w:p>
@@ -11722,7 +11722,7 @@
           <w:sz w:val="22"/>
           <w:szCs w:val="22"/>
         </w:rPr>
-        <w:t xml:space="preserve">The contrast between the two growth rates — 44 per cent for volume against 11 per cent for value — repeats at the level of the whole payment system the pattern found for UPI alone. India’s digital payment system as a whole has been growing overwhelmingly through an increase in the number of payments rather than in their size.</w:t>
+        <w:t xml:space="preserve">The difference between those two growth rates, 44 per cent for volume against 11 per cent for value, repeats across the whole payment system the pattern found in UPI alone. India's digital payments have grown mainly through more payments being made, not through bigger ones.</w:t>
       </w:r>
     </w:p>
     <w:p>
@@ -11741,7 +11741,7 @@
           <w:sz w:val="22"/>
           <w:szCs w:val="22"/>
         </w:rPr>
-        <w:t xml:space="preserve">The value figures also require careful reading. Total digital payment value of ₹3,659 lakh crore vastly exceeds India’s GDP, because it includes wholesale settlement through RTGS — interbank and large corporate transfers of enormous individual size and modest number. This is a clear illustration of why payment value cannot be equated with economic output, and why the ratio computed in Data Set 4 must be described as a transactions proxy rather than as income velocity.</w:t>
+        <w:t xml:space="preserve">The value figures need care. Total digital payment value of ₹3,659 lakh crore is far larger than India's GDP. That is because it includes RTGS, which carries very large transfers between banks and big companies. There are not many of these, but each is enormous. This shows clearly why payment value cannot be treated as economic output, and why the ratio in Data Set 4 has to be called a transactions measure rather than income velocity.</w:t>
       </w:r>
     </w:p>
     <w:p>
@@ -11760,7 +11760,7 @@
           <w:sz w:val="22"/>
           <w:szCs w:val="22"/>
         </w:rPr>
-        <w:t xml:space="preserve">That UPI carries 81 per cent of retail digital transactions by number while total digital value is dominated by wholesale systems is not a contradiction. It states precisely what UPI is: the instrument of high-frequency, low-value retail payment.</w:t>
+        <w:t xml:space="preserve">There is no contradiction in UPI carrying 81 per cent of retail transactions by number while total value is dominated by large wholesale systems. It simply describes what UPI is: the system for frequent, small, everyday payments.</w:t>
       </w:r>
     </w:p>
     <w:p>
@@ -11797,15 +11797,15 @@
           <w:sz w:val="22"/>
           <w:szCs w:val="22"/>
         </w:rPr>
-        <w:t xml:space="preserve">UPI is not one option among several in Indian retail payments; it is the system, with other instruments occupying the remaining fifth. For the purposes of this study, this means that changes in retail payment behaviour in India during the period may reasonably be attributed to UPI, since alternatives are too small a share to drive the aggregate.</w:t>
+        <w:t xml:space="preserve">UPI is not one choice among several in Indian retail payments. It is the system, with everything else sharing the remaining fifth. For this study, that means changes in retail payment behaviour over the period can fairly be linked to UPI, because no alternative is large enough to drive the national figures.</w:t>
       </w:r>
     </w:p>
     <w:p>
       <w:pPr>
         <w:pBdr>
           <w:top w:val="single" w:color="c4d4e6" w:sz="2" w:space="8"/>
+          <w:left w:val="single" w:color="1a3a5c" w:sz="18" w:space="10"/>
           <w:bottom w:val="single" w:color="c4d4e6" w:sz="2" w:space="8"/>
-          <w:left w:val="single" w:color="1a3a5c" w:sz="18" w:space="10"/>
           <w:right w:val="single" w:color="c4d4e6" w:sz="2" w:space="8"/>
         </w:pBdr>
         <w:shd w:fill="eef3f9" w:color="auto" w:val="clear"/>
@@ -11837,7 +11837,7 @@
           <w:sz w:val="21"/>
           <w:szCs w:val="21"/>
         </w:rPr>
-        <w:t xml:space="preserve">UPI carries 81 per cent of India’s retail digital transactions, so changes in retail payment behaviour during this period can reasonably be attributed to it.</w:t>
+        <w:t xml:space="preserve">UPI carries 81 per cent of India's retail digital transactions, so changes in retail payment behaviour during this period can reasonably be attributed to it.</w:t>
       </w:r>
     </w:p>
     <w:p>
@@ -12558,7 +12558,7 @@
           <wp:inline distT="0" distB="0" distL="0" distR="0">
             <wp:extent cx="5715000" cy="3781425"/>
             <wp:effectExtent t="0" r="0" b="0" l="0"/>
-            <wp:docPr id="1" name="" descr="" title=""/>
+            <wp:docPr id="5" name="" descr="" title=""/>
             <wp:cNvGraphicFramePr>
               <a:graphicFrameLocks xmlns:a="http://schemas.openxmlformats.org/drawingml/2006/main" noChangeAspect="1"/>
             </wp:cNvGraphicFramePr>
@@ -12647,7 +12647,7 @@
           <w:sz w:val="22"/>
           <w:szCs w:val="22"/>
         </w:rPr>
-        <w:t xml:space="preserve">This data set constructs the closest approximation to a velocity measure that publicly available data permit. It expresses the total value settled over UPI in a year as a multiple of nominal GDP in the same year. The ratio rose from 0.52 in FY 2022-23 to 0.91 in FY 2025-26: by the most recent year, the value passing over UPI alone approached the entire annual output of the Indian economy.</w:t>
+        <w:t xml:space="preserve">This data set builds the closest thing to a velocity measure that public data allows. It shows the total value settled over UPI in a year as a multiple of nominal GDP in the same year. The ratio rose from 0.52 in FY 2022-23 to 0.91 in FY 2025-26. By the latest year, the value passing through UPI alone came close to the entire annual output of the Indian economy.</w:t>
       </w:r>
     </w:p>
     <w:p>
@@ -12684,7 +12684,7 @@
           <w:sz w:val="22"/>
           <w:szCs w:val="22"/>
         </w:rPr>
-        <w:t xml:space="preserve">What this ratio does and does not measure must be stated exactly, since the risk of overstatement here is high.</w:t>
+        <w:t xml:space="preserve">It is important to say exactly what this ratio does and does not measure, because it would be easy to claim too much from it.</w:t>
       </w:r>
     </w:p>
     <w:p>
@@ -12703,7 +12703,7 @@
           <w:sz w:val="22"/>
           <w:szCs w:val="22"/>
         </w:rPr>
-        <w:t xml:space="preserve">It is a transactions-turnover ratio, not income velocity. The numerator counts every payment, including person-to-person transfers that are not purchases of output and intermediate payments that GDP counts only once at final sale. The denominator counts final output only. The two are not commensurable in the way the ratio’s simplicity suggests, and the number should not be read as "each rupee now circulates 0.91 times".</w:t>
+        <w:t xml:space="preserve">It is a measure of transactions turnover, not income velocity. The top of the ratio counts every payment, including transfers between people that do not buy anything newly produced, and payments between businesses that GDP counts only once at the final sale. The bottom counts final output only. The two are not measuring the same thing, so the number should not be read as "each rupee now circulates 0.91 times".</w:t>
       </w:r>
     </w:p>
     <w:p>
@@ -12722,7 +12722,7 @@
           <w:sz w:val="22"/>
           <w:szCs w:val="22"/>
         </w:rPr>
-        <w:t xml:space="preserve">What the ratio does measure reliably is the rate of change. Whatever the mismatch between numerator and denominator, that mismatch is broadly consistent from year to year. The ratio therefore rose by roughly 75 per cent in three years, which means the value settled through this one retail instrument grew far faster than national output. Payment activity per unit of output has increased substantially, and this is exactly the direction the Cambridge formulation predicts: as the cost of transacting falls, the money balance held against a given volume of spending falls, and turnover rises.</w:t>
+        <w:t xml:space="preserve">What the ratio does measure reliably is the direction and speed of change. The mismatch between the top and the bottom stays roughly the same from year to year, so the comparison between years is still fair. On that basis the ratio rose by about 75 per cent in three years. The value settled through this one retail system grew far faster than national output. Payment activity per unit of output has clearly increased, which is what the Cambridge version predicts: as paying gets cheaper, people hold less money against a given amount of spending, so turnover rises.</w:t>
       </w:r>
     </w:p>
     <w:p>
@@ -12741,7 +12741,7 @@
           <w:sz w:val="22"/>
           <w:szCs w:val="22"/>
         </w:rPr>
-        <w:t xml:space="preserve">Two cautions temper the finding. First, some of the rise reflects payments migrating from cash to UPI, which raises measured turnover without any change in underlying behaviour — cash transactions were never counted. Second, as Section 3.4.4 noted, a rise in velocity is favourable only when it arises from lower transaction costs rather than from a flight from money. In this case the mechanism is plainly the former: India experienced no monetary disorder during the period, and the rise coincides with the documented collapse in the cost and friction of paying.</w:t>
+        <w:t xml:space="preserve">Two cautions are needed. First, part of the rise is simply cash payments moving onto UPI. That raises measured turnover without any change in behaviour, because cash payments were never counted in the first place. Second, as Section 3.4.4 explained, rising velocity is only a good sign when it comes from cheaper transactions rather than from people fleeing money. Here the cause is clearly the first. India had no monetary crisis in this period, and the rise matches the documented fall in the cost and difficulty of paying.</w:t>
       </w:r>
     </w:p>
     <w:p>
@@ -12778,15 +12778,15 @@
           <w:sz w:val="22"/>
           <w:szCs w:val="22"/>
         </w:rPr>
-        <w:t xml:space="preserve">Hypothesis H1 is supported, with the qualification that what has been demonstrated is a rise in measured transactions turnover rather than in income velocity, and that part of the rise reflects the migration of previously invisible cash payments into a measured system. Both effects are real and both matter, but they are not the same thing, and the available data cannot separate them. This is the honest limit of what a study based on published aggregates can establish.</w:t>
+        <w:t xml:space="preserve">Hypothesis H1 is supported, with one qualification. What has been shown is a rise in measured transactions turnover, not in income velocity. Part of that rise is cash payments becoming visible for the first time rather than new activity. Both effects are real and both matter, but they are not the same thing, and the published data cannot separate them. This is the honest limit of what a study based on national figures can establish.</w:t>
       </w:r>
     </w:p>
     <w:p>
       <w:pPr>
         <w:pBdr>
           <w:top w:val="single" w:color="c4d4e6" w:sz="2" w:space="8"/>
+          <w:left w:val="single" w:color="1a3a5c" w:sz="18" w:space="10"/>
           <w:bottom w:val="single" w:color="c4d4e6" w:sz="2" w:space="8"/>
-          <w:left w:val="single" w:color="1a3a5c" w:sz="18" w:space="10"/>
           <w:right w:val="single" w:color="c4d4e6" w:sz="2" w:space="8"/>
         </w:pBdr>
         <w:shd w:fill="eef3f9" w:color="auto" w:val="clear"/>
@@ -12818,7 +12818,7 @@
           <w:sz w:val="21"/>
           <w:szCs w:val="21"/>
         </w:rPr>
-        <w:t xml:space="preserve">The value settled over UPI rose from 0.52 to 0.91 times India’s GDP in three years — the level of that ratio is not meaningful, but its rapid rise is, and it points to a higher transactions velocity of money.</w:t>
+        <w:t xml:space="preserve">The value settled over UPI rose from 0.52 to 0.91 times India's GDP in three years — the level of that ratio is not meaningful, but its rapid rise is, and it points to a higher transactions velocity of money.</w:t>
       </w:r>
     </w:p>
     <w:p>
@@ -13351,7 +13351,7 @@
           <wp:inline distT="0" distB="0" distL="0" distR="0">
             <wp:extent cx="5715000" cy="4181475"/>
             <wp:effectExtent t="0" r="0" b="0" l="0"/>
-            <wp:docPr id="1" name="" descr="" title=""/>
+            <wp:docPr id="6" name="" descr="" title=""/>
             <wp:cNvGraphicFramePr>
               <a:graphicFrameLocks xmlns:a="http://schemas.openxmlformats.org/drawingml/2006/main" noChangeAspect="1"/>
             </wp:cNvGraphicFramePr>
@@ -13440,7 +13440,7 @@
           <w:sz w:val="22"/>
           <w:szCs w:val="22"/>
         </w:rPr>
-        <w:t xml:space="preserve">On 9 November 2016 banknotes of ₹500 and ₹1,000 denominations, valued at ₹15.4 trillion and constituting 86.9 per cent of the value of notes then in circulation, ceased to be legal tender [23]. Monthly digital transactions rose from 71.27 crore in October 2016 to 111.45 crore by May 2017, an increase of 56 per cent [24].</w:t>
+        <w:t xml:space="preserve">On 9 November 2016, ₹500 and ₹1,000 notes stopped being legal tender. They were worth ₹15.4 trillion, which was 86.9 per cent of the value of all notes then in circulation [23]. Monthly digital transactions rose from 71.27 crore in October 2016 to 111.45 crore by May 2017, an increase of 56 per cent [24].</w:t>
       </w:r>
     </w:p>
     <w:p>
@@ -13477,7 +13477,7 @@
           <w:sz w:val="22"/>
           <w:szCs w:val="22"/>
         </w:rPr>
-        <w:t xml:space="preserve">Demonetisation constitutes a natural experiment of unusual severity: the supply of the dominant payment medium was withdrawn almost overnight, and an alternative had been launched only weeks earlier. The 56 per cent increase in digital transactions over seven months is the immediate behavioural response.</w:t>
+        <w:t xml:space="preserve">Demonetisation worked like an unusually severe natural experiment. The main way people paid was withdrawn almost overnight, and an alternative had been launched only weeks before. The 56 per cent rise in digital transactions over seven months is how people responded.</w:t>
       </w:r>
     </w:p>
     <w:p>
@@ -13496,7 +13496,7 @@
           <w:sz w:val="22"/>
           <w:szCs w:val="22"/>
         </w:rPr>
-        <w:t xml:space="preserve">The response must not be overstated. Approximately 98.96 per cent of the demonetised notes returned to the banking system [23], indicating that the currency was replaced rather than permanently displaced, and cash usage recovered substantially in the following years. Demonetisation did not by itself convert India into a digital economy.</w:t>
+        <w:t xml:space="preserve">That response should not be overstated. About 98.96 per cent of the withdrawn notes came back to the banking system [23]. This means the currency was replaced rather than permanently removed, and cash use recovered a great deal in the years that followed. Demonetisation did not by itself turn India into a digital economy.</w:t>
       </w:r>
     </w:p>
     <w:p>
@@ -13515,7 +13515,7 @@
           <w:sz w:val="22"/>
           <w:szCs w:val="22"/>
         </w:rPr>
-        <w:t xml:space="preserve">What it did accomplish is better described as a forced trial. A large number of people who would not otherwise have installed a payment application did so under compulsion, and a large number of merchants who would not otherwise have accepted digital payment learned to. Some of that behaviour persisted after the compulsion was removed. The lasting effect was on familiarity and infrastructure rather than on the immediate composition of payments.</w:t>
+        <w:t xml:space="preserve">What it did achieve is better described as a forced trial. Many people who would not otherwise have installed a payment app did so because they had to. Many shopkeepers who would not otherwise have accepted digital payment learned how. Some of that behaviour stayed once the pressure was removed. The lasting effect was on familiarity and infrastructure rather than on how people actually paid.</w:t>
       </w:r>
     </w:p>
     <w:p>
@@ -13552,15 +13552,15 @@
           <w:sz w:val="22"/>
           <w:szCs w:val="22"/>
         </w:rPr>
-        <w:t xml:space="preserve">Demonetisation accelerated UPI’s adoption at a formative moment but did not cause its sustained growth, which continued long after cash supply had normalised and at rates far exceeding anything observed in 2016-17. The episode is better understood as having removed an adoption barrier — the effort of learning something new — than as having changed the underlying economics of paying.</w:t>
+        <w:t xml:space="preserve">Demonetisation speeded up UPI's adoption at an early and important moment, but it did not cause the growth that followed. That growth continued for years after cash supply returned to normal, and at rates far above anything seen in 2016-17. The episode is better understood as removing a barrier, which was the effort of learning something new, rather than changing the economics of paying.</w:t>
       </w:r>
     </w:p>
     <w:p>
       <w:pPr>
         <w:pBdr>
           <w:top w:val="single" w:color="c4d4e6" w:sz="2" w:space="8"/>
+          <w:left w:val="single" w:color="1a3a5c" w:sz="18" w:space="10"/>
           <w:bottom w:val="single" w:color="c4d4e6" w:sz="2" w:space="8"/>
-          <w:left w:val="single" w:color="1a3a5c" w:sz="18" w:space="10"/>
           <w:right w:val="single" w:color="c4d4e6" w:sz="2" w:space="8"/>
         </w:pBdr>
         <w:shd w:fill="eef3f9" w:color="auto" w:val="clear"/>
@@ -13592,7 +13592,7 @@
           <w:sz w:val="21"/>
           <w:szCs w:val="21"/>
         </w:rPr>
-        <w:t xml:space="preserve">Demonetisation produced a 56 per cent jump in digital payments, but about 99 per cent of the currency came back, so it accelerated UPI’s adoption without causing its sustained growth.</w:t>
+        <w:t xml:space="preserve">Demonetisation produced a 56 per cent jump in digital payments, but about 99 per cent of the currency came back, so it accelerated UPI's adoption without causing its sustained growth.</w:t>
       </w:r>
     </w:p>
     <w:p>
@@ -14439,7 +14439,7 @@
           <wp:inline distT="0" distB="0" distL="0" distR="0">
             <wp:extent cx="5715000" cy="3638550"/>
             <wp:effectExtent t="0" r="0" b="0" l="0"/>
-            <wp:docPr id="1" name="" descr="" title=""/>
+            <wp:docPr id="7" name="" descr="" title=""/>
             <wp:cNvGraphicFramePr>
               <a:graphicFrameLocks xmlns:a="http://schemas.openxmlformats.org/drawingml/2006/main" noChangeAspect="1"/>
             </wp:cNvGraphicFramePr>
@@ -14528,7 +14528,7 @@
           <w:sz w:val="22"/>
           <w:szCs w:val="22"/>
         </w:rPr>
-        <w:t xml:space="preserve">The table isolates the pandemic years. UPI volume grew 78 per cent in FY 2020-21, the year of the most severe restrictions, and then 106 per cent in FY 2021-22 — a rate higher than the year before it. Volume more than tripled between FY 2019-20 and FY 2021-22.</w:t>
+        <w:t xml:space="preserve">This table separates out the pandemic years. UPI volume grew 78 per cent in FY 2020-21, the year of the strictest restrictions, and then 106 per cent in FY 2021-22, which is a higher rate than the year before. Volume more than tripled between FY 2019-20 and FY 2021-22.</w:t>
       </w:r>
     </w:p>
     <w:p>
@@ -14565,7 +14565,7 @@
           <w:sz w:val="22"/>
           <w:szCs w:val="22"/>
         </w:rPr>
-        <w:t xml:space="preserve">The pattern is initially surprising. FY 2020-21 saw India’s real output contract, and one would expect a payment system to shrink with the economy it serves. UPI volume grew 78 per cent instead. Two forces account for this.</w:t>
+        <w:t xml:space="preserve">The pattern looks surprising at first. India's real output shrank in FY 2020-21, and you would expect a payment system to shrink along with the economy it serves. Instead UPI volume grew 78 per cent. Two forces explain this.</w:t>
       </w:r>
     </w:p>
     <w:p>
@@ -14584,7 +14584,7 @@
           <w:sz w:val="22"/>
           <w:szCs w:val="22"/>
         </w:rPr>
-        <w:t xml:space="preserve">The first is substitution: with movement restricted and physical contact discouraged, payments that would have been made in cash were made digitally instead. This redistributes payments between media without increasing their number.</w:t>
+        <w:t xml:space="preserve">The first is substitution. With movement restricted and physical contact discouraged, payments that would have been made in cash were made digitally instead. This moves payments between methods without increasing how many there are.</w:t>
       </w:r>
     </w:p>
     <w:p>
@@ -14603,7 +14603,7 @@
           <w:sz w:val="22"/>
           <w:szCs w:val="22"/>
         </w:rPr>
-        <w:t xml:space="preserve">The second is adoption, and it is the more consequential. Merchants who had resisted digital acceptance adopted it because customers required it, and consumers who had avoided digital payment learned it because the alternative was unavailable. This expanded the addressable base permanently.</w:t>
+        <w:t xml:space="preserve">The second is adoption, and it matters more. Shopkeepers who had refused digital payment accepted it because customers insisted. Customers who had avoided it learned because there was no other option. This permanently widened the number of people who could use the system.</w:t>
       </w:r>
     </w:p>
     <w:p>
@@ -14622,7 +14622,7 @@
           <w:sz w:val="22"/>
           <w:szCs w:val="22"/>
         </w:rPr>
-        <w:t xml:space="preserve">The evidence that adoption dominated substitution lies in what happened next. If the pandemic surge had been purely substitution, growth would have reversed once normal commerce resumed. Instead FY 2021-22 grew faster than FY 2020-21, and growth continued at 82 per cent and 57 per cent in the two following years, from a base many times larger. The change did not unwind.</w:t>
+        <w:t xml:space="preserve">The proof that adoption mattered more than substitution lies in what happened next. If the pandemic rise had been pure substitution, growth would have reversed once normal trade resumed. Instead FY 2021-22 grew faster than FY 2020-21, and growth continued at 82 per cent and 57 per cent in the two following years, from a much larger base. The change did not unwind.</w:t>
       </w:r>
     </w:p>
     <w:p>
@@ -14659,15 +14659,15 @@
           <w:sz w:val="22"/>
           <w:szCs w:val="22"/>
         </w:rPr>
-        <w:t xml:space="preserve">COVID-19 functioned as a second and more durable forcing event than demonetisation. The contrast between the two episodes is instructive: demonetisation removed the alternative for a period of months and adoption partially reverted, while the pandemic lasted long enough for digital payment to become habitual. Habits, unlike compliance, survive the removal of the constraint that formed them.</w:t>
+        <w:t xml:space="preserve">COVID-19 acted as a second shock, and a more lasting one than demonetisation. The contrast between the two is useful. Demonetisation removed the alternative for a few months, and adoption partly reversed afterwards. The pandemic lasted long enough for digital payment to become a habit. Habits, unlike forced compliance, survive the removal of the pressure that created them.</w:t>
       </w:r>
     </w:p>
     <w:p>
       <w:pPr>
         <w:pBdr>
           <w:top w:val="single" w:color="c4d4e6" w:sz="2" w:space="8"/>
+          <w:left w:val="single" w:color="1a3a5c" w:sz="18" w:space="10"/>
           <w:bottom w:val="single" w:color="c4d4e6" w:sz="2" w:space="8"/>
-          <w:left w:val="single" w:color="1a3a5c" w:sz="18" w:space="10"/>
           <w:right w:val="single" w:color="c4d4e6" w:sz="2" w:space="8"/>
         </w:pBdr>
         <w:shd w:fill="eef3f9" w:color="auto" w:val="clear"/>
@@ -15647,7 +15647,7 @@
           <wp:inline distT="0" distB="0" distL="0" distR="0">
             <wp:extent cx="5715000" cy="2933700"/>
             <wp:effectExtent t="0" r="0" b="0" l="0"/>
-            <wp:docPr id="1" name="" descr="" title=""/>
+            <wp:docPr id="8" name="" descr="" title=""/>
             <wp:cNvGraphicFramePr>
               <a:graphicFrameLocks xmlns:a="http://schemas.openxmlformats.org/drawingml/2006/main" noChangeAspect="1"/>
             </wp:cNvGraphicFramePr>
@@ -15713,7 +15713,7 @@
           <wp:inline distT="0" distB="0" distL="0" distR="0">
             <wp:extent cx="5715000" cy="2619375"/>
             <wp:effectExtent t="0" r="0" b="0" l="0"/>
-            <wp:docPr id="1" name="" descr="" title=""/>
+            <wp:docPr id="9" name="" descr="" title=""/>
             <wp:cNvGraphicFramePr>
               <a:graphicFrameLocks xmlns:a="http://schemas.openxmlformats.org/drawingml/2006/main" noChangeAspect="1"/>
             </wp:cNvGraphicFramePr>
@@ -15802,7 +15802,7 @@
           <w:sz w:val="22"/>
           <w:szCs w:val="22"/>
         </w:rPr>
-        <w:t xml:space="preserve">This data set assembles the principal indicators of inclusion and digitalisation. Both RBI composite indices rose over their most recent measurement intervals, and the Financial Inclusion Index improved across all three of its sub-indices — access, usage and quality [7]. The final row records that India accounted for approximately 49 per cent of global real-time payment transaction volume in 2024 [3].</w:t>
+        <w:t xml:space="preserve">This data set brings together the main indicators of financial inclusion and digitalisation. Both RBI indices rose over their latest measurement periods, and the Financial Inclusion Index improved in all three of its parts: access, usage and quality [7]. The last row records that India handled about 49 per cent of all real-time payment transactions in the world in 2024 [3].</w:t>
       </w:r>
     </w:p>
     <w:p>
@@ -15839,7 +15839,7 @@
           <w:sz w:val="22"/>
           <w:szCs w:val="22"/>
         </w:rPr>
-        <w:t xml:space="preserve">The rise in the usage sub-index carries more weight than the headline number. Access had already been largely achieved through the Jan Dhan programme; the binding constraint was dormancy, and the World Bank records that the share of Indian women holding inactive accounts fell from a third in 2021 to 18 per cent by 2024 [21]. A payment rail that a small vendor will accept is what converts an account from a registration into an instrument.</w:t>
+        <w:t xml:space="preserve">The rise in the usage part matters more than the headline number. Access had already been largely achieved through the Jan Dhan scheme. The real problem was accounts lying unused, and the World Bank records that the share of Indian women with inactive accounts fell from a third in 2021 to 18 per cent by 2024 [21]. A payment system that a small vendor will accept is what turns an account from a registration into something useful.</w:t>
       </w:r>
     </w:p>
     <w:p>
@@ -15858,7 +15858,7 @@
           <w:sz w:val="22"/>
           <w:szCs w:val="22"/>
         </w:rPr>
-        <w:t xml:space="preserve">The international comparison must be read with proportion in mind. India’s 49 per cent share of global real-time payment volume partly reflects population, and a share of volume is not a measure of quality. What makes it notable is the underlying policy difference identified by the BIS: most fast payment systems charge merchants, while India’s does not [20]. India has treated retail payment as a public utility, and the adoption curve is in part the consequence of that decision.</w:t>
+        <w:t xml:space="preserve">The international comparison needs to be kept in proportion. India's 49 per cent share of world real-time payments partly reflects its population, and a share of volume says nothing about quality. What makes it notable is the policy difference the BIS points out. Most fast payment systems abroad charge shopkeepers, and India's does not [20]. India chose to treat retail payment as a public service, and the adoption pattern is partly a result of that choice.</w:t>
       </w:r>
     </w:p>
     <w:p>
@@ -15877,7 +15877,7 @@
           <w:sz w:val="22"/>
           <w:szCs w:val="22"/>
         </w:rPr>
-        <w:t xml:space="preserve">The gap between 55.98 crore Jan Dhan beneficiaries and 55.49 crore UPI users is worth a moment’s attention. These are different populations measured at different dates and cannot be netted against one another, but their similar magnitude indicates that account ownership and payment capability now reach comparable shares of the adult population.</w:t>
+        <w:t xml:space="preserve">The closeness of 55.98 crore Jan Dhan accounts and 55.49 crore UPI users is worth noticing. These are different groups measured on different dates, so they cannot simply be set against each other. But their similar size suggests that owning an account and being able to pay digitally now reach a comparable share of adults.</w:t>
       </w:r>
     </w:p>
     <w:p>
@@ -15914,15 +15914,15 @@
           <w:sz w:val="22"/>
           <w:szCs w:val="22"/>
         </w:rPr>
-        <w:t xml:space="preserve">The inclusion gains are real and measurable, and the causal chain from accounts through usage to formalisation is visible in the indices rather than merely asserted. India’s international position rests on a deliberate policy choice about pricing, not on scale alone.</w:t>
+        <w:t xml:space="preserve">The gains in financial inclusion are real and can be measured. The chain running from accounts, through usage, to activity being recorded is visible in the indices rather than just claimed. India's international standing rests on a deliberate decision about pricing, not on size alone.</w:t>
       </w:r>
     </w:p>
     <w:p>
       <w:pPr>
         <w:pBdr>
           <w:top w:val="single" w:color="c4d4e6" w:sz="2" w:space="8"/>
+          <w:left w:val="single" w:color="1a3a5c" w:sz="18" w:space="10"/>
           <w:bottom w:val="single" w:color="c4d4e6" w:sz="2" w:space="8"/>
-          <w:left w:val="single" w:color="1a3a5c" w:sz="18" w:space="10"/>
           <w:right w:val="single" w:color="c4d4e6" w:sz="2" w:space="8"/>
         </w:pBdr>
         <w:shd w:fill="eef3f9" w:color="auto" w:val="clear"/>
@@ -15954,7 +15954,7 @@
           <w:sz w:val="21"/>
           <w:szCs w:val="21"/>
         </w:rPr>
-        <w:t xml:space="preserve">The RBI’s Financial Inclusion Index rose from 64.2 to 67.0 with usage improving fastest — the sub-index that matters, because access had already been achieved and dormancy was the real problem.</w:t>
+        <w:t xml:space="preserve">The RBI's Financial Inclusion Index rose from 64.2 to 67.0 with usage improving fastest — the sub-index that matters, because access had already been achieved and dormancy was the real problem.</w:t>
       </w:r>
     </w:p>
     <w:p>
@@ -16516,7 +16516,7 @@
           <wp:inline distT="0" distB="0" distL="0" distR="0">
             <wp:extent cx="5715000" cy="3286125"/>
             <wp:effectExtent t="0" r="0" b="0" l="0"/>
-            <wp:docPr id="1" name="" descr="" title=""/>
+            <wp:docPr id="10" name="" descr="" title=""/>
             <wp:cNvGraphicFramePr>
               <a:graphicFrameLocks xmlns:a="http://schemas.openxmlformats.org/drawingml/2006/main" noChangeAspect="1"/>
             </wp:cNvGraphicFramePr>
@@ -16605,7 +16605,7 @@
           <w:sz w:val="22"/>
           <w:szCs w:val="22"/>
         </w:rPr>
-        <w:t xml:space="preserve">UPI requires a connected device, so internet penetration sets the ceiling on how inclusive it can be. India had 999.81 million broadband subscribers as at 31 October 2025 [22]. Urban internet penetration stood at 113.83 subscribers per 100 people against a rural figure of 46.73 — a ratio of roughly 2.4 to 1.</w:t>
+        <w:t xml:space="preserve">UPI needs a connected device, so internet access sets the limit on how inclusive it can be. India had 999.81 million broadband subscribers on 31 October 2025 [22]. In urban areas there were 113.83 internet subscribers per 100 people. In rural areas there were 46.73, which is a ratio of roughly 2.4 to 1.</w:t>
       </w:r>
     </w:p>
     <w:p>
@@ -16642,7 +16642,7 @@
           <w:sz w:val="22"/>
           <w:szCs w:val="22"/>
         </w:rPr>
-        <w:t xml:space="preserve">The urban figure exceeds 100 per 100 people because the measure counts subscriptions rather than persons, and many urban users hold more than one. This is a reminder to read the rural number as an upper bound on the share of rural individuals connected: if some rural users hold multiple subscriptions, fewer than 46.73 per cent of rural people are actually online.</w:t>
+        <w:t xml:space="preserve">The urban figure is above 100 per 100 people because it counts subscriptions, not people, and many urban users have more than one. This is a reminder to read the rural figure as an upper limit. If some rural users also hold more than one subscription, then fewer than 46.73 per cent of rural people are actually online.</w:t>
       </w:r>
     </w:p>
     <w:p>
@@ -16661,7 +16661,7 @@
           <w:sz w:val="22"/>
           <w:szCs w:val="22"/>
         </w:rPr>
-        <w:t xml:space="preserve">In absolute terms the gap is narrower than the penetration ratio implies — 579.46 million urban subscribers against 423.39 million rural — because rural India is more populous. The two panels of Figure 9 therefore tell complementary stories: rural India represents a large and growing absolute market, but a much smaller proportion of rural people are reached.</w:t>
+        <w:t xml:space="preserve">In absolute numbers the gap is smaller than the penetration figures suggest: 579.46 million urban subscribers against 423.39 million rural ones. That is because rural India has more people. The two panels of Figure 9 therefore tell different halves of the same story. Rural India is a large and growing market in total, but a much smaller share of rural people is reached.</w:t>
       </w:r>
     </w:p>
     <w:p>
@@ -16680,7 +16680,7 @@
           <w:sz w:val="22"/>
           <w:szCs w:val="22"/>
         </w:rPr>
-        <w:t xml:space="preserve">This constraint is a connectivity constraint rather than an acceptance constraint. The Payments Infrastructure Development Fund has deployed some 5.45 crore digital touch points in tier-3 to tier-6 centres [14], so the difficulty is not that rural merchants lack QR codes. It is that a substantial share of rural residents cannot reliably reach the network on which the codes depend.</w:t>
+        <w:t xml:space="preserve">This is a limit of connectivity, not of acceptance. The Payments Infrastructure Development Fund has set up about 5.45 crore digital payment points in tier-3 to tier-6 centres [14], so the problem is not that rural shops lack QR codes. The problem is that a large share of rural people cannot reliably reach the network those codes depend on.</w:t>
       </w:r>
     </w:p>
     <w:p>
@@ -16717,15 +16717,15 @@
           <w:sz w:val="22"/>
           <w:szCs w:val="22"/>
         </w:rPr>
-        <w:t xml:space="preserve">Hypothesis H3 is supported. The benefits of UPI documented throughout this chapter accrue unequally, and the inequality is structural rather than behavioural: it follows the distribution of connectivity. Any policy intended to extend the gains of digital payment further into rural India must therefore address the telecommunications constraint, since payment-system measures alone cannot overcome it.</w:t>
+        <w:t xml:space="preserve">Hypothesis H3 is supported. The benefits of UPI described throughout this chapter are shared unequally, and the inequality is built into the infrastructure rather than being a matter of choice. It follows the spread of connectivity. So any policy meant to extend the gains of digital payment further into rural India has to deal with the telecom problem, because payment measures alone cannot solve it.</w:t>
       </w:r>
     </w:p>
     <w:p>
       <w:pPr>
         <w:pBdr>
           <w:top w:val="single" w:color="c4d4e6" w:sz="2" w:space="8"/>
+          <w:left w:val="single" w:color="1a3a5c" w:sz="18" w:space="10"/>
           <w:bottom w:val="single" w:color="c4d4e6" w:sz="2" w:space="8"/>
-          <w:left w:val="single" w:color="1a3a5c" w:sz="18" w:space="10"/>
           <w:right w:val="single" w:color="c4d4e6" w:sz="2" w:space="8"/>
         </w:pBdr>
         <w:shd w:fill="eef3f9" w:color="auto" w:val="clear"/>
@@ -16757,7 +16757,7 @@
           <w:sz w:val="21"/>
           <w:szCs w:val="21"/>
         </w:rPr>
-        <w:t xml:space="preserve">Rural internet penetration is 46.73 per 100 people against an urban 113.83, so what limits UPI’s reach in rural India is connectivity, not merchant acceptance.</w:t>
+        <w:t xml:space="preserve">Rural internet penetration is 46.73 per 100 people against an urban 113.83, so what limits UPI's reach in rural India is connectivity, not merchant acceptance.</w:t>
       </w:r>
     </w:p>
     <w:p>
@@ -16822,7 +16822,7 @@
           <w:sz w:val="22"/>
           <w:szCs w:val="22"/>
         </w:rPr>
-        <w:t xml:space="preserve">Seven findings emerge from the analysis in Chapter 4. Each is stated with the evidence that supports it and with the qualification that evidence requires.</w:t>
+        <w:t xml:space="preserve">Seven findings come out of the analysis in Chapter 4. Each one is given with the evidence behind it and with the qualification that evidence requires.</w:t>
       </w:r>
     </w:p>
     <w:p>
@@ -16841,7 +16841,7 @@
           <w:sz w:val="22"/>
           <w:szCs w:val="22"/>
         </w:rPr>
-        <w:t xml:space="preserve">Finding 1.  UPI has become the default retail payment mechanism of the Indian economy.</w:t>
+        <w:t xml:space="preserve">Finding 1.  UPI has become the normal way India pays in shops.</w:t>
       </w:r>
     </w:p>
     <w:p>
@@ -16860,7 +16860,7 @@
           <w:sz w:val="22"/>
           <w:szCs w:val="22"/>
         </w:rPr>
-        <w:t xml:space="preserve">Volume rose from 2 crore transactions in FY 2016-17 to 24,162 crore in FY 2025-26, and UPI accounted for 81 per cent of retail digital payment transactions in FY 2024-25 [2], [14]. Growth occurred in every year of the period, and the absolute annual increment continues to rise even as percentage growth moderates.</w:t>
+        <w:t xml:space="preserve">Volume rose from 2 crore transactions in FY 2016-17 to 24,162 crore in FY 2025-26. UPI made up 81 per cent of retail digital payment transactions in FY 2024-25 [2], [14]. Growth happened in every year of the period, and the actual increase each year keeps rising even as the percentage growth slows.</w:t>
       </w:r>
     </w:p>
     <w:p>
@@ -16879,7 +16879,7 @@
           <w:sz w:val="22"/>
           <w:szCs w:val="22"/>
         </w:rPr>
-        <w:t xml:space="preserve">Finding 2.  The growth is composed of small payments, and increasingly so.</w:t>
+        <w:t xml:space="preserve">Finding 2.  The growth is made up of small payments, and increasingly so.</w:t>
       </w:r>
     </w:p>
     <w:p>
@@ -16898,7 +16898,7 @@
           <w:sz w:val="22"/>
           <w:szCs w:val="22"/>
         </w:rPr>
-        <w:t xml:space="preserve">The average value of a UPI transaction fell from ₹1,838 in FY 2020-21 to ₹1,300 in FY 2025-26, a decline of roughly 29 per cent, while volume rose more than ten-fold over the same years (Data Set 2). Person-to-merchant transactions now form 63 per cent of volume, of which 86 per cent are below ₹500 [2]. Since prices rose over the period, the shift towards small payments is larger in real terms than the nominal figures show.</w:t>
+        <w:t xml:space="preserve">The average value of a UPI payment fell from ₹1,838 in FY 2020-21 to ₹1,300 in FY 2025-26, a fall of about 29 per cent. Over the same years volume rose more than ten times (Data Set 2). Person-to-merchant payments are now 63 per cent of volume, and 86 per cent of those are below ₹500 [2]. Since prices rose over the period, the shift towards small payments is even larger in real terms than the figures show.</w:t>
       </w:r>
     </w:p>
     <w:p>
@@ -16917,7 +16917,7 @@
           <w:sz w:val="22"/>
           <w:szCs w:val="22"/>
         </w:rPr>
-        <w:t xml:space="preserve">Finding 3.  Measured transactions turnover per rupee of output has risen substantially.</w:t>
+        <w:t xml:space="preserve">Finding 3.  The value of payments settled for each rupee of output has risen sharply.</w:t>
       </w:r>
     </w:p>
     <w:p>
@@ -16936,7 +16936,7 @@
           <w:sz w:val="22"/>
           <w:szCs w:val="22"/>
         </w:rPr>
-        <w:t xml:space="preserve">UPI value as a multiple of nominal GDP rose from 0.52 in FY 2022-23 to 0.91 in FY 2025-26 (Data Set 4). This is consistent with the Cambridge prediction that a fall in the cost of transacting reduces the money balance held against a given volume of spending. It is a transactions measure, not income velocity, and part of the rise reflects the migration of previously unmeasured cash payments into a measured system. The available data cannot separate the two components.</w:t>
+        <w:t xml:space="preserve">UPI value as a multiple of nominal GDP rose from 0.52 in FY 2022-23 to 0.91 in FY 2025-26 (Data Set 4). This fits the Cambridge prediction that when paying becomes cheaper, people hold less money against a given amount of spending. It is a transactions measure, not income velocity. Part of the rise is cash payments becoming visible for the first time, and the available data cannot separate the two.</w:t>
       </w:r>
     </w:p>
     <w:p>
@@ -16955,7 +16955,7 @@
           <w:sz w:val="22"/>
           <w:szCs w:val="22"/>
         </w:rPr>
-        <w:t xml:space="preserve">Finding 4.  Both external shocks accelerated adoption, but only one produced a durable change.</w:t>
+        <w:t xml:space="preserve">Finding 4.  Both shocks speeded up adoption, but only one produced a lasting change.</w:t>
       </w:r>
     </w:p>
     <w:p>
@@ -16974,7 +16974,7 @@
           <w:sz w:val="22"/>
           <w:szCs w:val="22"/>
         </w:rPr>
-        <w:t xml:space="preserve">Digital transactions rose 56 per cent in the seven months after demonetisation [24], but approximately 98.96 per cent of the demonetised currency returned to the banking system [23] and cash usage substantially recovered. The pandemic produced 78 per cent growth in FY 2020-21 followed by 106 per cent in FY 2021-22 — faster after the shock than during it — and growth continued at 82 and 57 per cent in the two subsequent years (Data Set 6). The distinguishing factor appears to be duration: the pandemic lasted long enough for digital payment to become habitual.</w:t>
+        <w:t xml:space="preserve">Digital transactions rose 56 per cent in the seven months after demonetisation [24]. But about 98.96 per cent of the withdrawn currency came back to the banking system [23], and cash use recovered a great deal. The pandemic produced 78 per cent growth in FY 2020-21 and then 106 per cent in FY 2021-22, which is faster after the shock than during it. Growth continued at 82 and 57 per cent in the next two years (Data Set 6). The difference seems to be how long each lasted. The pandemic went on long enough for digital payment to become a habit.</w:t>
       </w:r>
     </w:p>
     <w:p>
@@ -16993,7 +16993,7 @@
           <w:sz w:val="22"/>
           <w:szCs w:val="22"/>
         </w:rPr>
-        <w:t xml:space="preserve">Finding 5.  UPI has contributed to measurable gains in financial inclusion.</w:t>
+        <w:t xml:space="preserve">Finding 5.  UPI has helped financial inclusion in ways that can be measured.</w:t>
       </w:r>
     </w:p>
     <w:p>
@@ -17012,7 +17012,7 @@
           <w:sz w:val="22"/>
           <w:szCs w:val="22"/>
         </w:rPr>
-        <w:t xml:space="preserve">The RBI Financial Inclusion Index rose from 64.2 to 67.0 between March 2024 and March 2025 with improvement across access, usage and quality [7]. The usage gain matters most, since access had already been largely achieved: the share of Indian women holding inactive accounts fell from a third in 2021 to 18 per cent by 2024 [21].</w:t>
+        <w:t xml:space="preserve">The RBI Financial Inclusion Index rose from 64.2 to 67.0 between March 2024 and March 2025, improving in access, usage and quality [7]. The gain in usage matters most, because access had already been largely achieved. The share of Indian women holding inactive accounts fell from a third in 2021 to 18 per cent by 2024 [21].</w:t>
       </w:r>
     </w:p>
     <w:p>
@@ -17031,7 +17031,7 @@
           <w:sz w:val="22"/>
           <w:szCs w:val="22"/>
         </w:rPr>
-        <w:t xml:space="preserve">Finding 6.  There is credible evidence of an effect on real activity, though it is not conclusive.</w:t>
+        <w:t xml:space="preserve">Finding 6.  There is believable evidence of an effect on real activity, but it is not proof.</w:t>
       </w:r>
     </w:p>
     <w:p>
@@ -17050,7 +17050,7 @@
           <w:sz w:val="22"/>
           <w:szCs w:val="22"/>
         </w:rPr>
-        <w:t xml:space="preserve">Of small merchants surveyed for the Department of Financial Services, 94 per cent had adopted UPI and 57 per cent reported an increase in sales following adoption [15]. This is self-reported and cannot be audited, and a merchant may attribute to a payment method a gain with other causes. It nonetheless constitutes the most direct available evidence that the effect reaches output and not merely the composition of payments. Cross-country work supports the direction: the BIS finds that fast payment system launches stimulate digital finance adoption, most strongly in lower-income economies [20].</w:t>
+        <w:t xml:space="preserve">Of the small shopkeepers surveyed for the Department of Financial Services, 94 per cent had adopted UPI and 57 per cent said their sales had risen afterwards [15]. These are reported figures that cannot be audited, and a shopkeeper may credit a payment method for a gain that had another cause. Even so, it is the most direct evidence available that the effect reaches output and not just the way payments are made. Research from other countries points the same way. The BIS finds that launching a fast payment system increases the use of digital finance, most strongly in lower-income countries [20].</w:t>
       </w:r>
     </w:p>
     <w:p>
@@ -17069,7 +17069,7 @@
           <w:sz w:val="22"/>
           <w:szCs w:val="22"/>
         </w:rPr>
-        <w:t xml:space="preserve">Finding 7.  The gains are unequally distributed, and two significant risks accompany them.</w:t>
+        <w:t xml:space="preserve">Finding 7.  The gains are shared unevenly, and two serious risks come with them.</w:t>
       </w:r>
     </w:p>
     <w:p>
@@ -17088,7 +17088,7 @@
           <w:sz w:val="22"/>
           <w:szCs w:val="22"/>
         </w:rPr>
-        <w:t xml:space="preserve">Rural internet penetration was 46.73 subscribers per 100 people against an urban 113.83 in August 2025 [22], which caps how inclusive a network-dependent payment system can be. Cybersecurity incidents rose from 10.29 lakh in 2022 to 22.68 lakh in 2024 [28]. And roughly 75 per cent of users in one survey reported spending more because digital money felt less tangible [25] — the same frictionlessness that raises velocity also removes a restraint that cash imposed incidentally.</w:t>
+        <w:t xml:space="preserve">In August 2025 rural areas had 46.73 internet subscribers per 100 people against 113.83 in urban areas [22]. That sets a ceiling on how inclusive a system needing a network can be. Cybersecurity incidents rose from 10.29 lakh in 2022 to 22.68 lakh in 2024 [28]. And about 75 per cent of users in one survey said they spent more because digital money felt less real [25]. The same ease that raises velocity also removes a restraint that cash used to provide by accident.</w:t>
       </w:r>
     </w:p>
     <w:p>
@@ -17126,7 +17126,7 @@
           <w:sz w:val="22"/>
           <w:szCs w:val="22"/>
         </w:rPr>
-        <w:t xml:space="preserve">Six suggestions follow from the findings. They are directed at the constraints the evidence actually identifies rather than at general aspirations.</w:t>
+        <w:t xml:space="preserve">Six suggestions follow from these findings. Each one addresses a problem the evidence actually shows, rather than a general wish.</w:t>
       </w:r>
     </w:p>
     <w:p>
@@ -17150,7 +17150,7 @@
           <w:sz w:val="22"/>
           <w:szCs w:val="22"/>
         </w:rPr>
-        <w:t xml:space="preserve">Treat rural connectivity as payments policy. Data Set 8 shows the binding constraint on rural digital payment is network access, not merchant acceptance: 5.45 crore touch points have been deployed in tier-3 to tier-6 centres [14], yet fewer than half of rural residents are connected. Extending broadband is therefore a more effective payments intervention at the margin than further acceptance subsidy.</w:t>
+        <w:t xml:space="preserve">Treat rural connectivity as payments policy. Data Set 8 shows that what limits rural digital payment is network access, not shop acceptance. About 5.45 crore payment points have been set up in tier-3 to tier-6 centres [14], yet fewer than half of rural people are connected. Extending broadband would therefore do more good now than paying for more acceptance infrastructure.</w:t>
       </w:r>
     </w:p>
     <w:p>
@@ -17174,7 +17174,7 @@
           <w:sz w:val="22"/>
           <w:szCs w:val="22"/>
         </w:rPr>
-        <w:t xml:space="preserve">Invest in fraud awareness at the scale of the system itself. UPI’s technical defences — device binding, two-factor authentication, machine-learning transaction monitoring [28] — are strong; the exploited vulnerability is the user’s judgement. Awareness campaigns should be treated as core infrastructure and delivered in regional languages through the payment applications themselves, at the point of transaction.</w:t>
+        <w:t xml:space="preserve">Spend on fraud awareness on the same scale as the system itself. UPI's technical defences are strong: the app is tied to one device, a PIN is required, and machine learning watches for suspicious payments [28]. The weak point is the user's judgement. Awareness campaigns should be treated as essential infrastructure and delivered in regional languages, inside the payment apps, at the moment of paying.</w:t>
       </w:r>
     </w:p>
     <w:p>
@@ -17198,7 +17198,7 @@
           <w:sz w:val="22"/>
           <w:szCs w:val="22"/>
         </w:rPr>
-        <w:t xml:space="preserve">Build spending-awareness features into payment applications. Given the finding that a large majority of surveyed users report spending more because digital money feels less tangible [25], applications could offer opt-in periodic spending summaries and self-imposed limits. This addresses a documented behavioural cost without restricting anyone’s choices.</w:t>
+        <w:t xml:space="preserve">Build spending-awareness features into payment apps. Since most surveyed users say they spend more because digital money feels less real [25], apps could offer optional monthly spending summaries and limits that users set for themselves. This deals with a real cost without taking away anyone's choice.</w:t>
       </w:r>
     </w:p>
     <w:p>
@@ -17222,7 +17222,7 @@
           <w:sz w:val="22"/>
           <w:szCs w:val="22"/>
         </w:rPr>
-        <w:t xml:space="preserve">Publish disaggregated payment statistics. The most significant analytical limitation encountered in this project was the absence of state- and district-level UPI data, which made it impossible to examine regional variation. Releasing anonymised, disaggregated statistics would enable research that national aggregates cannot support.</w:t>
+        <w:t xml:space="preserve">Publish payment data broken down by region. The biggest limitation I faced was that UPI data is not published by state or district, which made it impossible to study regional differences. Releasing this data, with names removed, would allow research that national totals cannot support.</w:t>
       </w:r>
     </w:p>
     <w:p>
@@ -17246,7 +17246,7 @@
           <w:sz w:val="22"/>
           <w:szCs w:val="22"/>
         </w:rPr>
-        <w:t xml:space="preserve">Reduce single points of failure. As cash is displaced, an outage ceases to be an inconvenience and becomes an interruption of commerce. Offline and feature-phone payment modes deserve continued investment specifically as resilience measures, not merely as inclusion measures.</w:t>
+        <w:t xml:space="preserve">Reduce single points of failure. As cash disappears, a breakdown stops being an inconvenience and starts stopping trade. Offline payment modes and modes that work on basic phones deserve continued investment, specifically so the system can survive failures and not only to include more people.</w:t>
       </w:r>
     </w:p>
     <w:p>
@@ -17270,7 +17270,7 @@
           <w:sz w:val="22"/>
           <w:szCs w:val="22"/>
         </w:rPr>
-        <w:t xml:space="preserve">Evaluate the incentive framework openly. Zero-cost payment is financed by the exchequer rather than by merchants [14], [15]. Whether the gains in formalisation, inclusion and tax visibility exceed that outlay is an empirical question that deserves periodic public evaluation, since the answer determines whether the current pricing model is sustainable.</w:t>
+        <w:t xml:space="preserve">Review the incentive scheme openly. Free payment is paid for by the Government rather than by shopkeepers [14], [15]. Whether the gains in recorded activity, inclusion and tax collection are worth that spending is a question that can be answered with evidence, and it should be reviewed publicly from time to time, because the answer decides whether free payment can continue.</w:t>
       </w:r>
     </w:p>
     <w:p>
@@ -17316,7 +17316,7 @@
           <w:sz w:val="22"/>
           <w:szCs w:val="22"/>
         </w:rPr>
-        <w:t xml:space="preserve">This project set out to ask whether the growth of UPI has changed the speed at which money circulates in the Indian economy, and whether any effect on real economic activity can be identified from published data. The two questions deserve separate answers.</w:t>
+        <w:t xml:space="preserve">This project asked whether the growth of UPI has changed the speed at which money circulates in India, and whether any effect on real economic activity can be found in published data. The two questions deserve different answers.</w:t>
       </w:r>
     </w:p>
     <w:p>
@@ -17335,7 +17335,7 @@
           <w:sz w:val="22"/>
           <w:szCs w:val="22"/>
         </w:rPr>
-        <w:t xml:space="preserve">On circulation, the evidence is strong. The value settled over UPI rose from roughly half of nominal GDP in FY 2022-23 to approximately nine-tenths of it in FY 2025-26, and the number of transactions rose thirteen-fold over the decade while the average transaction shrank by nearly a third. Read through Fisher’s identity, this is a large increase in the number of transactions supported by a given money stock; read through the Cambridge formulation, it is a fall in the balance people need to hold against their spending. Both readings describe a rise in the transactions velocity of money. The qualification, stated plainly in Data Set 4 and repeated here, is that some part of the measured increase is the migration of cash payments — real, but previously invisible — into a system that counts them.</w:t>
+        <w:t xml:space="preserve">On circulation, the evidence is strong. The value settled over UPI rose from roughly half of nominal GDP in FY 2022-23 to about nine-tenths of it in FY 2025-26. Over the decade the number of transactions rose thirteen times while the average payment shrank by nearly a third. Read through Fisher's equation, that is a large rise in the number of transactions supported by a given stock of money. Read through the Cambridge version, it is a fall in the balance people need to hold against their spending. Both readings describe a rise in the transactions velocity of money. The qualification, stated plainly in Data Set 4, is that part of the measured rise is cash payments moving into a system that counts them. Those payments were always real; they were simply invisible before.</w:t>
       </w:r>
     </w:p>
     <w:p>
@@ -17354,7 +17354,7 @@
           <w:sz w:val="22"/>
           <w:szCs w:val="22"/>
         </w:rPr>
-        <w:t xml:space="preserve">On economic activity the evidence is suggestive rather than conclusive, and this project declines to claim more. That 57 per cent of small merchants report higher sales after adopting digital payment [15] is the most direct indication available that the effect reaches output. That the BIS finds fast payment systems stimulate digital finance adoption most strongly in lower-income economies [20], and that the IMF finds faster growth in districts where interoperability delivered the largest gain [18], both point the same way. None of this isolates UPI’s independent causal contribution from the simultaneous expansion of smartphones, internet access, bank accounts and nominal incomes over the same decade. A study based on published aggregates cannot perform that separation, and it would be dishonest to pretend otherwise.</w:t>
+        <w:t xml:space="preserve">On economic activity the evidence points in one direction but does not prove the case, and this project does not claim more. That 57 per cent of small shopkeepers report higher sales after adopting digital payment [15] is the most direct sign available that the effect reaches output. The BIS finding that fast payment systems raise digital finance use most in lower-income countries [20], and the IMF finding of faster growth in districts where interoperability helped most [18], both point the same way. None of this separates UPI's own effect from the simultaneous spread of smartphones, internet access, bank accounts and higher incomes over the same decade. A study based on published national figures cannot make that separation, and it would be dishonest to pretend otherwise.</w:t>
       </w:r>
     </w:p>
     <w:p>
@@ -17373,7 +17373,7 @@
           <w:sz w:val="22"/>
           <w:szCs w:val="22"/>
         </w:rPr>
-        <w:t xml:space="preserve">What can be said without qualification is that UPI has transformed payment behaviour. It has done so by solving a problem that cards and wallets could not: making the very small payment worth making. The decline in average transaction size from ₹1,838 to ₹1,300, occurring alongside a ten-fold rise in volume and in the face of inflation, is the signature of a system reaching transactions it did not previously serve. The tea, the vegetables, the auto fare — these are the payments UPI added, and they are the reason the aggregate numbers are what they are.</w:t>
+        <w:t xml:space="preserve">What can be said without qualification is that UPI has changed how India pays. It did so by solving a problem cards and wallets never could, which was making the very small payment worth making. The average payment fell from ₹1,838 to ₹1,300 while volume rose more than ten times, and it did so despite inflation pushing the other way. That is the mark of a system reaching transactions it never served before. The tea, the vegetables, the auto fare: these are the payments UPI added, and they are why the national figures look the way they do.</w:t>
       </w:r>
     </w:p>
     <w:p>
@@ -17392,7 +17392,7 @@
           <w:sz w:val="22"/>
           <w:szCs w:val="22"/>
         </w:rPr>
-        <w:t xml:space="preserve">The efficiency case is therefore genuine. Money that need not be withdrawn, carried and re-deposited is money available for use; a merchant paid instantly restocks sooner; a transaction that leaves a record can become the basis of credit. These are real gains and they are consistent with everything in Chapter 4.</w:t>
+        <w:t xml:space="preserve">The case for greater efficiency is therefore genuine. Money that does not have to be withdrawn, carried and deposited again is money available for use. A shopkeeper paid instantly can buy new stock sooner. A transaction that leaves a record can later become the basis of a loan. These are real gains and they fit everything found in Chapter 4.</w:t>
       </w:r>
     </w:p>
     <w:p>
@@ -17411,7 +17411,7 @@
           <w:sz w:val="22"/>
           <w:szCs w:val="22"/>
         </w:rPr>
-        <w:t xml:space="preserve">Two problems remain unresolved and neither is incidental. The first is unequal access: with rural internet penetration at less than half the urban rate, a payment system that requires connectivity cannot be more inclusive than the network beneath it, and the people least reached are those for whom inclusion would matter most. The second is security, where the growth in cyber incidents tracks the growth of the system and the weak point is the user rather than the technology.</w:t>
+        <w:t xml:space="preserve">Two problems remain, and neither is minor. The first is unequal access. With rural internet reaching less than half the urban rate, a payment system that needs connectivity cannot include more people than the network does, and the people left out are those for whom inclusion would matter most. The second is security, where the rise in cyber incidents tracks the growth of the system, and where the weak point is the user rather than the technology.</w:t>
       </w:r>
     </w:p>
     <w:p>
@@ -17430,7 +17430,7 @@
           <w:sz w:val="22"/>
           <w:szCs w:val="22"/>
         </w:rPr>
-        <w:t xml:space="preserve">A closing observation seems warranted. India built this system as public infrastructure and chose to make it free at the point of use, financing the cost from the exchequer rather than from merchants. Almost every comparable system abroad made the opposite choice. The adoption documented in this report is, in significant part, the consequence of that decision — which suggests that the most important thing about UPI may not be its technology at all, but the view of payment as a public good that the technology was built to serve.</w:t>
+        <w:t xml:space="preserve">One last observation is worth making. India built this system as public infrastructure and chose to make it free to use, paying the cost from government funds rather than charging shopkeepers. Almost every similar system abroad chose the opposite. The adoption described in this report is, in large part, a result of that decision. That suggests the most important thing about UPI may not be its technology at all, but the view of payment as a public service that the technology was built to serve.</w:t>
       </w:r>
     </w:p>
     <w:p>
@@ -20446,8 +20446,8 @@
       </w:r>
     </w:p>
     <w:sectPr>
-      <w:headerReference w:type="default" r:id="rId7"/>
-      <w:footerReference w:type="default" r:id="rId8"/>
+      <w:headerReference w:type="default" r:id="rId6"/>
+      <w:footerReference w:type="default" r:id="rId7"/>
       <w:pgSz w:w="11906" w:h="16838" w:orient="portrait"/>
       <w:pgMar w:top="1440" w:right="1440" w:bottom="1440" w:left="1440" w:header="708" w:footer="708" w:gutter="0"/>
       <w:pgNumType/>
@@ -20455,10 +20455,6 @@
     </w:sectPr>
   </w:body>
 </w:document>
-</file>
-
-<file path=word/comments.xml><?xml version="1.0" encoding="utf-8"?>
-<w:comments xmlns:cx="http://schemas.microsoft.com/office/drawing/2014/chartex" xmlns:cx1="http://schemas.microsoft.com/office/drawing/2015/9/8/chartex" xmlns:cx2="http://schemas.microsoft.com/office/drawing/2015/10/21/chartex" xmlns:cx3="http://schemas.microsoft.com/office/drawing/2016/5/9/chartex" xmlns:cx4="http://schemas.microsoft.com/office/drawing/2016/5/10/chartex" xmlns:cx5="http://schemas.microsoft.com/office/drawing/2016/5/11/chartex" xmlns:cx6="http://schemas.microsoft.com/office/drawing/2016/5/12/chartex" xmlns:cx7="http://schemas.microsoft.com/office/drawing/2016/5/13/chartex" xmlns:cx8="http://schemas.microsoft.com/office/drawing/2016/5/14/chartex" xmlns:mc="http://schemas.openxmlformats.org/markup-compatibility/2006" xmlns:aink="http://schemas.microsoft.com/office/drawing/2016/ink" xmlns:am3d="http://schemas.microsoft.com/office/drawing/2017/model3d" xmlns:o="urn:schemas-microsoft-com:office:office" xmlns:r="http://schemas.openxmlformats.org/officeDocument/2006/relationships" xmlns:m="http://schemas.openxmlformats.org/officeDocument/2006/math" xmlns:v="urn:schemas-microsoft-com:vml" xmlns:wp14="http://schemas.microsoft.com/office/word/2010/wordprocessingDrawing" xmlns:wp="http://schemas.openxmlformats.org/drawingml/2006/wordprocessingDrawing" xmlns:w10="urn:schemas-microsoft-com:office:word" xmlns:w="http://schemas.openxmlformats.org/wordprocessingml/2006/main" xmlns:w14="http://schemas.microsoft.com/office/word/2010/wordml" xmlns:w15="http://schemas.microsoft.com/office/word/2012/wordml" xmlns:w16cex="http://schemas.microsoft.com/office/word/2018/wordml/cex" xmlns:w16cid="http://schemas.microsoft.com/office/word/2016/wordml/cid" xmlns:w16="http://schemas.microsoft.com/office/word/2018/wordml" xmlns:w16sdtdh="http://schemas.microsoft.com/office/word/2020/wordml/sdtdatahash" xmlns:w16se="http://schemas.microsoft.com/office/word/2015/wordml/symex" xmlns:wpg="http://schemas.microsoft.com/office/word/2010/wordprocessingGroup" xmlns:wpi="http://schemas.microsoft.com/office/word/2010/wordprocessingInk" xmlns:wne="http://schemas.microsoft.com/office/word/2006/wordml" xmlns:wps="http://schemas.microsoft.com/office/word/2010/wordprocessingShape"/>
 </file>
 
 <file path=word/endnotes.xml><?xml version="1.0" encoding="utf-8"?>
@@ -20594,7 +20590,7 @@
 <w:numbering xmlns:wpc="http://schemas.microsoft.com/office/word/2010/wordprocessingCanvas" xmlns:mc="http://schemas.openxmlformats.org/markup-compatibility/2006" xmlns:o="urn:schemas-microsoft-com:office:office" xmlns:r="http://schemas.openxmlformats.org/officeDocument/2006/relationships" xmlns:m="http://schemas.openxmlformats.org/officeDocument/2006/math" xmlns:v="urn:schemas-microsoft-com:vml" xmlns:wp14="http://schemas.microsoft.com/office/word/2010/wordprocessingDrawing" xmlns:wp="http://schemas.openxmlformats.org/drawingml/2006/wordprocessingDrawing" xmlns:w10="urn:schemas-microsoft-com:office:word" xmlns:w="http://schemas.openxmlformats.org/wordprocessingml/2006/main" xmlns:w14="http://schemas.microsoft.com/office/word/2010/wordml" xmlns:w15="http://schemas.microsoft.com/office/word/2012/wordml" xmlns:wpg="http://schemas.microsoft.com/office/word/2010/wordprocessingGroup" xmlns:wpi="http://schemas.microsoft.com/office/word/2010/wordprocessingInk" xmlns:wne="http://schemas.microsoft.com/office/word/2006/wordml" xmlns:wps="http://schemas.microsoft.com/office/word/2010/wordprocessingShape" mc:Ignorable="w14 w15 wp14">
   <w:abstractNum w:abstractNumId="1" w15:restartNumberingAfterBreak="0">
     <w:multiLevelType w:val="hybridMultilevel"/>
-    <w:lvl w:ilvl="0" w15:tentative="1">
+    <w:lvl w:ilvl="0" w:tentative="1">
       <w:start w:val="1"/>
       <w:numFmt w:val="bullet"/>
       <w:lvlText w:val="●"/>
@@ -20603,7 +20599,7 @@
         <w:ind w:left="720" w:hanging="360"/>
       </w:pPr>
     </w:lvl>
-    <w:lvl w:ilvl="1" w15:tentative="1">
+    <w:lvl w:ilvl="1" w:tentative="1">
       <w:start w:val="1"/>
       <w:numFmt w:val="bullet"/>
       <w:lvlText w:val="○"/>
@@ -20612,7 +20608,7 @@
         <w:ind w:left="1440" w:hanging="360"/>
       </w:pPr>
     </w:lvl>
-    <w:lvl w:ilvl="2" w15:tentative="1">
+    <w:lvl w:ilvl="2" w:tentative="1">
       <w:start w:val="1"/>
       <w:numFmt w:val="bullet"/>
       <w:lvlText w:val="■"/>
@@ -20621,7 +20617,7 @@
         <w:ind w:left="2160" w:hanging="360"/>
       </w:pPr>
     </w:lvl>
-    <w:lvl w:ilvl="3" w15:tentative="1">
+    <w:lvl w:ilvl="3" w:tentative="1">
       <w:start w:val="1"/>
       <w:numFmt w:val="bullet"/>
       <w:lvlText w:val="●"/>
@@ -20630,7 +20626,7 @@
         <w:ind w:left="2880" w:hanging="360"/>
       </w:pPr>
     </w:lvl>
-    <w:lvl w:ilvl="4" w15:tentative="1">
+    <w:lvl w:ilvl="4" w:tentative="1">
       <w:start w:val="1"/>
       <w:numFmt w:val="bullet"/>
       <w:lvlText w:val="○"/>
@@ -20639,7 +20635,7 @@
         <w:ind w:left="3600" w:hanging="360"/>
       </w:pPr>
     </w:lvl>
-    <w:lvl w:ilvl="5" w15:tentative="1">
+    <w:lvl w:ilvl="5" w:tentative="1">
       <w:start w:val="1"/>
       <w:numFmt w:val="bullet"/>
       <w:lvlText w:val="■"/>
@@ -20648,7 +20644,7 @@
         <w:ind w:left="4320" w:hanging="360"/>
       </w:pPr>
     </w:lvl>
-    <w:lvl w:ilvl="6" w15:tentative="1">
+    <w:lvl w:ilvl="6" w:tentative="1">
       <w:start w:val="1"/>
       <w:numFmt w:val="bullet"/>
       <w:lvlText w:val="●"/>
@@ -20657,7 +20653,7 @@
         <w:ind w:left="5040" w:hanging="360"/>
       </w:pPr>
     </w:lvl>
-    <w:lvl w:ilvl="7" w15:tentative="1">
+    <w:lvl w:ilvl="7" w:tentative="1">
       <w:start w:val="1"/>
       <w:numFmt w:val="bullet"/>
       <w:lvlText w:val="●"/>
@@ -20666,7 +20662,7 @@
         <w:ind w:left="5760" w:hanging="360"/>
       </w:pPr>
     </w:lvl>
-    <w:lvl w:ilvl="8" w15:tentative="1">
+    <w:lvl w:ilvl="8" w:tentative="1">
       <w:start w:val="1"/>
       <w:numFmt w:val="bullet"/>
       <w:lvlText w:val="●"/>
@@ -20678,7 +20674,7 @@
   </w:abstractNum>
   <w:abstractNum w:abstractNumId="2" w15:restartNumberingAfterBreak="0">
     <w:multiLevelType w:val="hybridMultilevel"/>
-    <w:lvl w:ilvl="0" w15:tentative="1">
+    <w:lvl w:ilvl="0" w:tentative="1">
       <w:start w:val="1"/>
       <w:numFmt w:val="bullet"/>
       <w:lvlText w:val="•"/>
@@ -20690,7 +20686,7 @@
   </w:abstractNum>
   <w:abstractNum w:abstractNumId="3" w15:restartNumberingAfterBreak="0">
     <w:multiLevelType w:val="hybridMultilevel"/>
-    <w:lvl w:ilvl="0" w15:tentative="1">
+    <w:lvl w:ilvl="0" w:tentative="1">
       <w:start w:val="1"/>
       <w:numFmt w:val="decimal"/>
       <w:lvlText w:val="%1."/>
@@ -20734,6 +20730,10 @@
     </w:rPrDefault>
     <w:pPrDefault/>
   </w:docDefaults>
+  <w:style w:type="paragraph" w:styleId="Normal" w:default="1">
+    <w:name w:val="Normal"/>
+    <w:qFormat/>
+  </w:style>
   <w:style w:type="paragraph" w:styleId="Title">
     <w:name w:val="Title"/>
     <w:basedOn w:val="Normal"/>
@@ -20906,4 +20906,294 @@
     </w:rPr>
   </w:style>
 </w:styles>
+</file>
+
+<file path=word/theme/theme1.xml><?xml version="1.0" encoding="utf-8"?>
+<a:theme xmlns:a="http://schemas.openxmlformats.org/drawingml/2006/main" name="Office Theme">
+  <a:themeElements>
+    <a:clrScheme name="Office">
+      <a:dk1>
+        <a:sysClr val="windowText" lastClr="000000"/>
+      </a:dk1>
+      <a:lt1>
+        <a:sysClr val="window" lastClr="FFFFFF"/>
+      </a:lt1>
+      <a:dk2>
+        <a:srgbClr val="44546A"/>
+      </a:dk2>
+      <a:lt2>
+        <a:srgbClr val="E7E6E6"/>
+      </a:lt2>
+      <a:accent1>
+        <a:srgbClr val="4472C4"/>
+      </a:accent1>
+      <a:accent2>
+        <a:srgbClr val="ED7D31"/>
+      </a:accent2>
+      <a:accent3>
+        <a:srgbClr val="A5A5A5"/>
+      </a:accent3>
+      <a:accent4>
+        <a:srgbClr val="FFC000"/>
+      </a:accent4>
+      <a:accent5>
+        <a:srgbClr val="5B9BD5"/>
+      </a:accent5>
+      <a:accent6>
+        <a:srgbClr val="70AD47"/>
+      </a:accent6>
+      <a:hlink>
+        <a:srgbClr val="0563C1"/>
+      </a:hlink>
+      <a:folHlink>
+        <a:srgbClr val="954F72"/>
+      </a:folHlink>
+    </a:clrScheme>
+    <a:fontScheme name="Office">
+      <a:majorFont>
+        <a:latin typeface="Calibri Light" panose="020F0302020204030204"/>
+        <a:ea typeface=""/>
+        <a:cs typeface=""/>
+        <a:font script="Jpan" typeface="游ゴシック Light"/>
+        <a:font script="Hang" typeface="맑은 고딕"/>
+        <a:font script="Hans" typeface="等线 Light"/>
+        <a:font script="Hant" typeface="新細明體"/>
+        <a:font script="Arab" typeface="Times New Roman"/>
+        <a:font script="Hebr" typeface="Times New Roman"/>
+        <a:font script="Thai" typeface="Angsana New"/>
+        <a:font script="Ethi" typeface="Nyala"/>
+        <a:font script="Beng" typeface="Vrinda"/>
+        <a:font script="Gujr" typeface="Shruti"/>
+        <a:font script="Khmr" typeface="MoolBoran"/>
+        <a:font script="Knda" typeface="Tunga"/>
+        <a:font script="Guru" typeface="Raavi"/>
+        <a:font script="Cans" typeface="Euphemia"/>
+        <a:font script="Cher" typeface="Plantagenet Cherokee"/>
+        <a:font script="Yiii" typeface="Microsoft Yi Baiti"/>
+        <a:font script="Tibt" typeface="Microsoft Himalaya"/>
+        <a:font script="Thaa" typeface="MV Boli"/>
+        <a:font script="Deva" typeface="Mangal"/>
+        <a:font script="Telu" typeface="Gautami"/>
+        <a:font script="Taml" typeface="Latha"/>
+        <a:font script="Syrc" typeface="Estrangelo Edessa"/>
+        <a:font script="Orya" typeface="Kalinga"/>
+        <a:font script="Mlym" typeface="Kartika"/>
+        <a:font script="Laoo" typeface="DokChampa"/>
+        <a:font script="Sinh" typeface="Iskoola Pota"/>
+        <a:font script="Mong" typeface="Mongolian Baiti"/>
+        <a:font script="Viet" typeface="Times New Roman"/>
+        <a:font script="Uigh" typeface="Microsoft Uighur"/>
+        <a:font script="Geor" typeface="Sylfaen"/>
+        <a:font script="Armn" typeface="Arial"/>
+        <a:font script="Bugi" typeface="Leelawadee UI"/>
+        <a:font script="Bopo" typeface="Microsoft JhengHei"/>
+        <a:font script="Java" typeface="Javanese Text"/>
+        <a:font script="Lisu" typeface="Segoe UI"/>
+        <a:font script="Mymr" typeface="Myanmar Text"/>
+        <a:font script="Nkoo" typeface="Ebrima"/>
+        <a:font script="Olck" typeface="Nirmala UI"/>
+        <a:font script="Osma" typeface="Ebrima"/>
+        <a:font script="Phag" typeface="Phagspa"/>
+        <a:font script="Syrn" typeface="Estrangelo Edessa"/>
+        <a:font script="Syrj" typeface="Estrangelo Edessa"/>
+        <a:font script="Syre" typeface="Estrangelo Edessa"/>
+        <a:font script="Sora" typeface="Nirmala UI"/>
+        <a:font script="Tale" typeface="Microsoft Tai Le"/>
+        <a:font script="Talu" typeface="Microsoft New Tai Lue"/>
+        <a:font script="Tfng" typeface="Ebrima"/>
+      </a:majorFont>
+      <a:minorFont>
+        <a:latin typeface="Calibri" panose="020F0502020204030204"/>
+        <a:ea typeface=""/>
+        <a:cs typeface=""/>
+        <a:font script="Jpan" typeface="游明朝"/>
+        <a:font script="Hang" typeface="맑은 고딕"/>
+        <a:font script="Hans" typeface="等线"/>
+        <a:font script="Hant" typeface="新細明體"/>
+        <a:font script="Arab" typeface="Arial"/>
+        <a:font script="Hebr" typeface="Arial"/>
+        <a:font script="Thai" typeface="Cordia New"/>
+        <a:font script="Ethi" typeface="Nyala"/>
+        <a:font script="Beng" typeface="Vrinda"/>
+        <a:font script="Gujr" typeface="Shruti"/>
+        <a:font script="Khmr" typeface="DaunPenh"/>
+        <a:font script="Knda" typeface="Tunga"/>
+        <a:font script="Guru" typeface="Raavi"/>
+        <a:font script="Cans" typeface="Euphemia"/>
+        <a:font script="Cher" typeface="Plantagenet Cherokee"/>
+        <a:font script="Yiii" typeface="Microsoft Yi Baiti"/>
+        <a:font script="Tibt" typeface="Microsoft Himalaya"/>
+        <a:font script="Thaa" typeface="MV Boli"/>
+        <a:font script="Deva" typeface="Mangal"/>
+        <a:font script="Telu" typeface="Gautami"/>
+        <a:font script="Taml" typeface="Latha"/>
+        <a:font script="Syrc" typeface="Estrangelo Edessa"/>
+        <a:font script="Orya" typeface="Kalinga"/>
+        <a:font script="Mlym" typeface="Kartika"/>
+        <a:font script="Laoo" typeface="DokChampa"/>
+        <a:font script="Sinh" typeface="Iskoola Pota"/>
+        <a:font script="Mong" typeface="Mongolian Baiti"/>
+        <a:font script="Viet" typeface="Arial"/>
+        <a:font script="Uigh" typeface="Microsoft Uighur"/>
+        <a:font script="Geor" typeface="Sylfaen"/>
+        <a:font script="Armn" typeface="Arial"/>
+        <a:font script="Bugi" typeface="Leelawadee UI"/>
+        <a:font script="Bopo" typeface="Microsoft JhengHei"/>
+        <a:font script="Java" typeface="Javanese Text"/>
+        <a:font script="Lisu" typeface="Segoe UI"/>
+        <a:font script="Mymr" typeface="Myanmar Text"/>
+        <a:font script="Nkoo" typeface="Ebrima"/>
+        <a:font script="Olck" typeface="Nirmala UI"/>
+        <a:font script="Osma" typeface="Ebrima"/>
+        <a:font script="Phag" typeface="Phagspa"/>
+        <a:font script="Syrn" typeface="Estrangelo Edessa"/>
+        <a:font script="Syrj" typeface="Estrangelo Edessa"/>
+        <a:font script="Syre" typeface="Estrangelo Edessa"/>
+        <a:font script="Sora" typeface="Nirmala UI"/>
+        <a:font script="Tale" typeface="Microsoft Tai Le"/>
+        <a:font script="Talu" typeface="Microsoft New Tai Lue"/>
+        <a:font script="Tfng" typeface="Ebrima"/>
+      </a:minorFont>
+    </a:fontScheme>
+    <a:fmtScheme name="Office">
+      <a:fillStyleLst>
+        <a:solidFill>
+          <a:schemeClr val="phClr"/>
+        </a:solidFill>
+        <a:gradFill rotWithShape="true">
+          <a:gsLst>
+            <a:gs pos="0">
+              <a:schemeClr val="phClr">
+                <a:lumMod val="110000"/>
+                <a:satMod val="105000"/>
+                <a:tint val="67000"/>
+              </a:schemeClr>
+            </a:gs>
+            <a:gs pos="50000">
+              <a:schemeClr val="phClr">
+                <a:lumMod val="105000"/>
+                <a:satMod val="103000"/>
+                <a:tint val="73000"/>
+              </a:schemeClr>
+            </a:gs>
+            <a:gs pos="100000">
+              <a:schemeClr val="phClr">
+                <a:lumMod val="105000"/>
+                <a:satMod val="109000"/>
+                <a:tint val="81000"/>
+              </a:schemeClr>
+            </a:gs>
+          </a:gsLst>
+          <a:lin ang="5400000" scaled="false"/>
+        </a:gradFill>
+        <a:gradFill rotWithShape="true">
+          <a:gsLst>
+            <a:gs pos="0">
+              <a:schemeClr val="phClr">
+                <a:satMod val="103000"/>
+                <a:lumMod val="102000"/>
+                <a:tint val="94000"/>
+              </a:schemeClr>
+            </a:gs>
+            <a:gs pos="50000">
+              <a:schemeClr val="phClr">
+                <a:satMod val="110000"/>
+                <a:lumMod val="100000"/>
+                <a:shade val="100000"/>
+              </a:schemeClr>
+            </a:gs>
+            <a:gs pos="100000">
+              <a:schemeClr val="phClr">
+                <a:lumMod val="99000"/>
+                <a:satMod val="120000"/>
+                <a:shade val="78000"/>
+              </a:schemeClr>
+            </a:gs>
+          </a:gsLst>
+          <a:lin ang="5400000" scaled="false"/>
+        </a:gradFill>
+      </a:fillStyleLst>
+      <a:lnStyleLst>
+        <a:ln w="6350" cap="flat" cmpd="sng" algn="ctr">
+          <a:solidFill>
+            <a:schemeClr val="phClr"/>
+          </a:solidFill>
+          <a:prstDash val="solid"/>
+          <a:miter lim="800000"/>
+        </a:ln>
+        <a:ln w="12700" cap="flat" cmpd="sng" algn="ctr">
+          <a:solidFill>
+            <a:schemeClr val="phClr"/>
+          </a:solidFill>
+          <a:prstDash val="solid"/>
+          <a:miter lim="800000"/>
+        </a:ln>
+        <a:ln w="19050" cap="flat" cmpd="sng" algn="ctr">
+          <a:solidFill>
+            <a:schemeClr val="phClr"/>
+          </a:solidFill>
+          <a:prstDash val="solid"/>
+          <a:miter lim="800000"/>
+        </a:ln>
+      </a:lnStyleLst>
+      <a:effectStyleLst>
+        <a:effectStyle>
+          <a:effectLst/>
+        </a:effectStyle>
+        <a:effectStyle>
+          <a:effectLst/>
+        </a:effectStyle>
+        <a:effectStyle>
+          <a:effectLst>
+            <a:outerShdw blurRad="57150" dist="19050" dir="5400000" algn="ctr" rotWithShape="false">
+              <a:srgbClr val="000000">
+                <a:alpha val="63000"/>
+              </a:srgbClr>
+            </a:outerShdw>
+          </a:effectLst>
+        </a:effectStyle>
+      </a:effectStyleLst>
+      <a:bgFillStyleLst>
+        <a:solidFill>
+          <a:schemeClr val="phClr"/>
+        </a:solidFill>
+        <a:solidFill>
+          <a:schemeClr val="phClr">
+            <a:tint val="95000"/>
+            <a:satMod val="170000"/>
+          </a:schemeClr>
+        </a:solidFill>
+        <a:gradFill rotWithShape="true">
+          <a:gsLst>
+            <a:gs pos="0">
+              <a:schemeClr val="phClr">
+                <a:tint val="93000"/>
+                <a:satMod val="150000"/>
+                <a:shade val="98000"/>
+                <a:lumMod val="102000"/>
+              </a:schemeClr>
+            </a:gs>
+            <a:gs pos="50000">
+              <a:schemeClr val="phClr">
+                <a:tint val="98000"/>
+                <a:satMod val="130000"/>
+                <a:shade val="90000"/>
+                <a:lumMod val="103000"/>
+              </a:schemeClr>
+            </a:gs>
+            <a:gs pos="100000">
+              <a:schemeClr val="phClr">
+                <a:shade val="63000"/>
+                <a:satMod val="120000"/>
+              </a:schemeClr>
+            </a:gs>
+          </a:gsLst>
+          <a:lin ang="5400000" scaled="false"/>
+        </a:gradFill>
+      </a:bgFillStyleLst>
+    </a:fmtScheme>
+  </a:themeElements>
+  <a:objectDefaults/>
+  <a:extraClrSchemeLst/>
+</a:theme>
 </file>
--- a/research-paper/UPI_Research_Paper.docx
+++ b/research-paper/UPI_Research_Paper.docx
@@ -477,7 +477,7 @@
           <w:sz w:val="20"/>
           <w:szCs w:val="20"/>
         </w:rPr>
-        <w:t xml:space="preserve">8</w:t>
+        <w:t xml:space="preserve">7</w:t>
       </w:r>
     </w:p>
     <w:p>
@@ -1085,7 +1085,7 @@
           <w:sz w:val="20"/>
           <w:szCs w:val="20"/>
         </w:rPr>
-        <w:t xml:space="preserve">18</w:t>
+        <w:t xml:space="preserve">17</w:t>
       </w:r>
     </w:p>
     <w:p>
@@ -3670,7 +3670,7 @@
           <w:sz w:val="22"/>
           <w:szCs w:val="22"/>
         </w:rPr>
-        <w:t xml:space="preserve">A payment means handing over money to settle what you owe. For most of history this needed a physical object to change hands: a coin, a note or a cheque. A digital payment removes the object. The money moves as a message instead. That message passes between two bank accounts, the payer’s balance falls, the payee’s balance rises, and no cash is touched at any stage.</w:t>
+        <w:t xml:space="preserve">A payment means giving money to settle what you owe. For most of history this needed something physical to change hands. It could be a coin, a note or a cheque. A digital payment removes that object. The money moves as a message instead. The message goes between two bank accounts. The payer’s balance goes down and the payee’s balance goes up. No cash is touched at any point.</w:t>
       </w:r>
     </w:p>
     <w:p>
@@ -3689,7 +3689,7 @@
           <w:sz w:val="22"/>
           <w:szCs w:val="22"/>
         </w:rPr>
-        <w:t xml:space="preserve">This difference matters more than it looks. Cash settles at once, but it moves slowly. It has to be withdrawn, carried, counted and deposited again. A digital instruction travels at the speed of a phone network and settles in seconds. So what changes is not just how easy it is to pay. What also changes is how many times the same money can be used in a year. That idea is the thread this project follows from start to finish.</w:t>
+        <w:t xml:space="preserve">This difference matters more than it looks. Cash settles at once, but it moves slowly. It has to be withdrawn, carried, counted and then deposited again. A digital message travels at the speed of a phone network and settles in seconds. So it is not just easier to pay. The same money can also be used many more times in a year. That idea runs through this whole project.</w:t>
       </w:r>
     </w:p>
     <w:p>
@@ -3727,7 +3727,7 @@
           <w:sz w:val="22"/>
           <w:szCs w:val="22"/>
         </w:rPr>
-        <w:t xml:space="preserve">The Unified Payments Interface, known as UPI, was launched in India in 2016. It is not an app. It is a standard, which means a common set of rules. Those rules let any bank account be paid from any app, using a single address instead of an account number. A user of one app can pay a shopkeeper who banks elsewhere and uses a completely different app. The payment is instant, free for both sides, and works at any hour.</w:t>
+        <w:t xml:space="preserve">The Unified Payments Interface, or UPI, was launched in India in 2016. It is not an app. It is a standard, which means a common set of rules. These rules let any bank account be paid from any app. You use a short UPI address instead of an account number. So a user of one app can pay a shopkeeper who banks somewhere else and uses a different app. The payment is instant, free for both sides, and works at any time of day.</w:t>
       </w:r>
     </w:p>
     <w:p>
@@ -3746,7 +3746,7 @@
           <w:sz w:val="22"/>
           <w:szCs w:val="22"/>
         </w:rPr>
-        <w:t xml:space="preserve">Three features explain why UPI worked where earlier systems did not. First, it is interoperable, which means the payer and the payee do not have to use the same provider. Second, it never shuts down, unlike the older systems it replaced. Third, it is free for ordinary payments. The Government has supported this by keeping the Merchant Discount Rate at zero for small-merchant UPI payments up to ₹2,000. In place of that fee it pays the banks an incentive of 0.15 per cent of the transaction value [14].</w:t>
+        <w:t xml:space="preserve">Three features explain why UPI worked when earlier systems did not. First, it is interoperable. This means the payer and the shopkeeper do not need the same app. Second, it never shuts down, unlike the older systems it replaced. Third, it is free for normal payments. Small shopkeepers pay no Merchant Discount Rate on payments up to ₹2,000. Instead, the Government pays the banks 0.15 per cent of the value of the payment [14].</w:t>
       </w:r>
     </w:p>
     <w:p>
@@ -3765,7 +3765,7 @@
           <w:sz w:val="22"/>
           <w:szCs w:val="22"/>
         </w:rPr>
-        <w:t xml:space="preserve">The International Monetary Fund studied this design in June 2025 and said it was the main reason UPI spread so fast. Interoperability gives users the freedom to choose their app. Many people join through a brand they already trust, then move to a better app later. Because users can leave at any time, every provider has to keep improving. The result was a market with more than 200 apps, rather than one company taking everything [18].</w:t>
+        <w:t xml:space="preserve">The International Monetary Fund studied this design in June 2025. It said this was the main reason UPI spread so fast. Because any app works with any other, users are free to choose. Many people join through a brand they already trust and move to a better app later. Since users can leave at any time, every company has to keep improving. The result was a market with more than 200 apps, instead of one company taking everything [18].</w:t>
       </w:r>
     </w:p>
     <w:p>
@@ -3803,7 +3803,7 @@
           <w:sz w:val="22"/>
           <w:szCs w:val="22"/>
         </w:rPr>
-        <w:t xml:space="preserve">The scale of the change is hard to describe without figures. In FY 2016-17, its first full year, UPI handled about 2 crore transactions worth ₹0.07 lakh crore. In FY 2025-26 it handled over 24,162 crore transactions worth about ₹314 lakh crore. That is roughly a twelve-thousand-fold rise in the number of payments and a more than four-thousand-fold rise in their value, in ten years [2].</w:t>
+        <w:t xml:space="preserve">The scale of the change is hard to show without figures. In FY 2016-17, its first full year, UPI handled about 2 crore transactions worth ₹0.07 lakh crore. In FY 2025-26 it handled over 24,162 crore transactions worth about ₹314 lakh crore. That is about a twelve-thousand-fold rise in the number of payments in ten years. The value rose more than four thousand times [2].</w:t>
       </w:r>
     </w:p>
     <w:p>
@@ -3822,7 +3822,7 @@
           <w:sz w:val="22"/>
           <w:szCs w:val="22"/>
         </w:rPr>
-        <w:t xml:space="preserve">This is not a small or specialist service. UPI handled 81 per cent of all retail digital payments in India in FY 2024-25 [14]. The IMF calls it the largest retail fast payment system in the world by number of transactions. It carries close to 49 per cent of all real-time payments made anywhere on earth [3], [18]. By June 2026, 55.49 crore users had joined [16]. The number of banks on the platform rose from 44 to 703 by FY 2025-26 [2].</w:t>
+        <w:t xml:space="preserve">This is not a small service used by a few people. UPI handled 81 per cent of all retail digital payments in India in FY 2024-25 [14]. The IMF calls it the largest retail fast payment system in the world by number of payments. It carries nearly 49 per cent of all real-time payments made anywhere in the world [3], [18]. By June 2026, 55.49 crore users had joined [16]. The number of banks on the platform rose from 44 to 703 by FY 2025-26 [2].</w:t>
       </w:r>
     </w:p>
     <w:p>
@@ -3860,7 +3860,7 @@
           <w:sz w:val="22"/>
           <w:szCs w:val="22"/>
         </w:rPr>
-        <w:t xml:space="preserve">None of this was left to the market to arrange. UPI was built and is run by the National Payments Corporation of India (NPCI). NPCI is the umbrella body for retail payments, set up under the guidance of the Reserve Bank of India and the Indian Banks’ Association. It is registered as a not-for-profit company, and that matters for the economics. Because NPCI does not have to earn a profit on the system itself, payments can be carried at or near cost.</w:t>
+        <w:t xml:space="preserve">None of this was left to the market. UPI was built and is run by the National Payments Corporation of India, or NPCI. NPCI is the umbrella body for retail payments in India. It was set up with the guidance of the Reserve Bank of India and the Indian Banks’ Association. It is registered as a not-for-profit company. This matters, because NPCI does not have to earn a profit on the system itself. That is why payments can be carried at close to cost.</w:t>
       </w:r>
     </w:p>
     <w:p>
@@ -3879,7 +3879,7 @@
           <w:sz w:val="22"/>
           <w:szCs w:val="22"/>
         </w:rPr>
-        <w:t xml:space="preserve">NPCI does five main jobs. It writes the technical rules. It runs the central switch that every payment passes through. It settles the amounts owed between member banks. It sets and revises transaction limits. And it runs the systems that watch for fraud as payments happen. Through its subsidiary NPCI International Payments Limited, it has also taken UPI abroad. UPI now works in eleven foreign countries for payments or money transfers, including the United Arab Emirates, Singapore, Bhutan, Nepal, Sri Lanka, France, Mauritius and Qatar [17].</w:t>
+        <w:t xml:space="preserve">NPCI does five main jobs. It writes the technical rules. It runs the central switch that every payment passes through. It settles the money owed between member banks. It sets the limits on how much can be sent. It also runs the systems that watch for fraud while payments happen. Through its subsidiary, NPCI International Payments Limited, it has taken UPI abroad as well. UPI now works in eleven foreign countries. These include the United Arab Emirates, Singapore, Bhutan, Nepal, Sri Lanka, France, Mauritius and Qatar [17].</w:t>
       </w:r>
     </w:p>
     <w:p>
@@ -3898,7 +3898,7 @@
           <w:sz w:val="22"/>
           <w:szCs w:val="22"/>
         </w:rPr>
-        <w:t xml:space="preserve">The fact that this is public infrastructure has drawn attention abroad. The Bank for International Settlements calls systems like UPI digital public infrastructure. By this it means open systems that anyone can connect to and that support services used by the whole of society. It notes that Aadhaar and UPI together have made large gains in financial inclusion and in the efficiency of payments [20].</w:t>
+        <w:t xml:space="preserve">The fact that this is public infrastructure has drawn attention abroad. The Bank for International Settlements calls systems like UPI digital public infrastructure. It means open systems that anyone can join and that serve the whole country. The BIS says that Aadhaar and UPI together have made big gains in financial inclusion and in the efficiency of payments [20].</w:t>
       </w:r>
     </w:p>
     <w:p>
@@ -3936,7 +3936,7 @@
           <w:sz w:val="22"/>
           <w:szCs w:val="22"/>
         </w:rPr>
-        <w:t xml:space="preserve">India began this decade holding more cash, relative to the size of its economy, than most countries. The Reserve Bank has treated the reduction of that ratio as a goal of policy and named it in Payments Vision 2025 [26]. Cash is not free. It has to be printed, moved, guarded, sorted and destroyed. More importantly, every rupee sitting in a pocket or a cash box is a rupee doing no work.</w:t>
+        <w:t xml:space="preserve">India began this decade holding more cash than most countries, compared with the size of its economy. The Reserve Bank wants to bring that down. It named this as a goal in Payments Vision 2025 [26]. Cash is not free. It has to be printed, moved, guarded, sorted and destroyed. More importantly, a rupee sitting in a pocket or a cash box is doing no work at all.</w:t>
       </w:r>
     </w:p>
     <w:p>
@@ -3955,7 +3955,7 @@
           <w:sz w:val="22"/>
           <w:szCs w:val="22"/>
         </w:rPr>
-        <w:t xml:space="preserve">The move away from cash has therefore been pushed on purpose, not left to convenience. A survey commissioned by the Department of Financial Services, released in February 2026, found that 90 per cent of users felt more confident about digital payments after using UPI and RuPay. The same survey recorded a clear fall in their use of cash and in ATM withdrawals [15]. This is what the national figures look like at the level of one household.</w:t>
+        <w:t xml:space="preserve">So the move away from cash was pushed on purpose. It was not left to convenience. A survey done for the Department of Financial Services, released in February 2026, found that 90 per cent of users felt more confident about digital payments after using UPI and RuPay. The same survey found a clear fall in how much cash they used and how often they visited ATMs [15]. This is what the national figures look like inside one household.</w:t>
       </w:r>
     </w:p>
     <w:p>
@@ -3993,7 +3993,7 @@
           <w:sz w:val="22"/>
           <w:szCs w:val="22"/>
         </w:rPr>
-        <w:t xml:space="preserve">The velocity of money is the average number of times one rupee is used to buy goods and services in a given period. It is not a physical quality of money. It describes how quickly people spend the money they hold.</w:t>
+        <w:t xml:space="preserve">The velocity of money is the average number of times one rupee is used to buy goods and services in a given period. It is not a physical quality of money. It simply shows how quickly people spend the money they hold.</w:t>
       </w:r>
     </w:p>
     <w:p>
@@ -4012,7 +4012,7 @@
           <w:sz w:val="22"/>
           <w:szCs w:val="22"/>
         </w:rPr>
-        <w:t xml:space="preserve">Irving Fisher set this out in his equation of exchange, usually written as:</w:t>
+        <w:t xml:space="preserve">Irving Fisher explained this in his equation of exchange. It is usually written as:</w:t>
       </w:r>
     </w:p>
     <w:p>
@@ -4050,7 +4050,7 @@
           <w:sz w:val="22"/>
           <w:szCs w:val="22"/>
         </w:rPr>
-        <w:t xml:space="preserve">Here M is the stock of money in circulation, V is the velocity of that money, P is the average price level and T is the number of transactions. The equation says something simple. If the stock of money stays the same and the number of transactions rises, then velocity must have risen. In its more common income form the equation becomes V = (P × Y) ÷ M, where P × Y is national income at current prices.</w:t>
+        <w:t xml:space="preserve">Here M is the stock of money, V is velocity, P is the average price level and T is the number of transactions. The equation tells us something simple. If the stock of money stays the same and the number of transactions goes up, then velocity must have gone up too. There is also an income form of the equation, written as V = (P × Y) ÷ M. Here P × Y is national income at current prices.</w:t>
       </w:r>
     </w:p>
     <w:p>
@@ -4069,7 +4069,7 @@
           <w:sz w:val="22"/>
           <w:szCs w:val="22"/>
         </w:rPr>
-        <w:t xml:space="preserve">It is important to say which velocity is meant, and this project is careful about that. Income velocity compares national output with the money stock. It moves slowly. Transactions velocity compares the value of all payments with the money stock, and it can move much faster. The difference is that transactions velocity counts every payment, including transfers that are not purchases of anything newly produced. Payment systems affect transactions velocity directly and income velocity only indirectly. Section 3.4 explains this at length, because mixing up the two is the most common mistake made on this subject.</w:t>
+        <w:t xml:space="preserve">It is important to say which velocity we mean, and this project is careful about that. Income velocity compares national output with the money stock. It moves slowly. Transactions velocity compares the value of all payments with the money stock. It can move much faster. The reason is that transactions velocity counts every payment. That includes transfers which do not buy anything new. Payment systems affect transactions velocity directly, and income velocity only in an indirect way. Section 3.4 explains this in detail, because mixing up the two is the most common mistake on this topic.</w:t>
       </w:r>
     </w:p>
     <w:p>
@@ -4107,7 +4107,7 @@
           <w:sz w:val="22"/>
           <w:szCs w:val="22"/>
         </w:rPr>
-        <w:t xml:space="preserve">How could a payment system change real economic activity? Four routes are usually suggested, and each one appears again in the research reviewed in Chapter 3.</w:t>
+        <w:t xml:space="preserve">How could a payment system change real economic activity? There are four main ways. Each one comes up again in the research reviewed in Chapter 3.</w:t>
       </w:r>
     </w:p>
     <w:p>
@@ -4131,7 +4131,7 @@
           <w:sz w:val="22"/>
           <w:szCs w:val="22"/>
         </w:rPr>
-        <w:t xml:space="preserve">The cost of paying falls. When a payment costs nothing in fees and almost nothing in time, exchanges that were not worth the trouble before start to happen. This matters most for very small payments, which cash handled badly and cards never reached at all.</w:t>
+        <w:t xml:space="preserve">Paying becomes cheaper. When a payment costs nothing and takes no time, people start making exchanges that were not worth the trouble before. This matters most for very small payments. Cash handled these badly, and cards never reached them at all.</w:t>
       </w:r>
     </w:p>
     <w:p>
@@ -4155,7 +4155,7 @@
           <w:sz w:val="22"/>
           <w:szCs w:val="22"/>
         </w:rPr>
-        <w:t xml:space="preserve">People hold less idle money. A household that can pay instantly from its account does not need to keep much cash in hand. Money held for spending falls compared with the amount actually spent, and that is the same thing as a rise in velocity.</w:t>
+        <w:t xml:space="preserve">People hold less idle money. A family that can pay straight from its bank account does not need much cash in hand. So the money held for spending falls compared with the amount actually spent. That is the same thing as a rise in velocity.</w:t>
       </w:r>
     </w:p>
     <w:p>
@@ -4179,7 +4179,7 @@
           <w:sz w:val="22"/>
           <w:szCs w:val="22"/>
         </w:rPr>
-        <w:t xml:space="preserve">The informal economy becomes visible. A digital payment leaves a record. Records build up into a credit history, and a credit history can turn a trader with no bank loan into a borrower. The Reserve Bank has pursued this directly through the Unified Lending Interface [20].</w:t>
+        <w:t xml:space="preserve">The informal economy becomes visible. A digital payment leaves a record. Records build up into a credit history. A credit history can turn a trader who never had a loan into a borrower. The Reserve Bank has worked on this through the Unified Lending Interface [20].</w:t>
       </w:r>
     </w:p>
     <w:p>
@@ -4203,7 +4203,7 @@
           <w:sz w:val="22"/>
           <w:szCs w:val="22"/>
         </w:rPr>
-        <w:t xml:space="preserve">Working capital is reused faster. A shopkeeper paid at once, rather than at the end of the day, can buy new stock sooner. The same rupee of working capital then pays for more sales in a year.</w:t>
+        <w:t xml:space="preserve">Working capital is reused faster. A shopkeeper who is paid at once, instead of at the end of the day, can buy new stock sooner. The same rupee then pays for more sales in a year.</w:t>
       </w:r>
     </w:p>
     <w:p>
@@ -4222,7 +4222,7 @@
           <w:sz w:val="22"/>
           <w:szCs w:val="22"/>
         </w:rPr>
-        <w:t xml:space="preserve">These are reasonable explanations, not measured amounts, and this project treats them that way throughout.</w:t>
+        <w:t xml:space="preserve">These are sensible explanations, not measured amounts. This project treats them that way throughout.</w:t>
       </w:r>
     </w:p>
     <w:p>
@@ -4260,7 +4260,7 @@
           <w:sz w:val="22"/>
           <w:szCs w:val="22"/>
         </w:rPr>
-        <w:t xml:space="preserve">Financial inclusion means being able to use financial services that are useful and affordable. India built this in layers, and each layer needed the one before it. First came bank accounts for everyone under the Pradhan Mantri Jan Dhan Yojana. Then came a digital identity to prove who the account holder was. Last came a payment system those accounts could actually use. By 4 August 2025 the Jan Dhan scheme had reached over 55.98 crore people, and more than 55 per cent of those accounts were held by women [7].</w:t>
+        <w:t xml:space="preserve">Financial inclusion means being able to use financial services that are useful and cheap. India built this in layers, and each layer needed the one before it. First came bank accounts for everyone under the Pradhan Mantri Jan Dhan Yojana. Then came a digital identity to prove who the account holder was. Last came a payment system those accounts could actually use. By 4 August 2025 the Jan Dhan scheme had reached over 55.98 crore people. More than 55 per cent of those accounts were held by women [7].</w:t>
       </w:r>
     </w:p>
     <w:p>
@@ -4279,7 +4279,7 @@
           <w:sz w:val="22"/>
           <w:szCs w:val="22"/>
         </w:rPr>
-        <w:t xml:space="preserve">The result can be measured. The Reserve Bank’s Financial Inclusion Index rose from 64.2 in March 2024 to 67.0 in March 2025, and all three of its parts improved: access, usage and quality [7]. Formalisation comes from usage, not from access alone. An account that is only opened changes nothing. An account that is used creates the record of transactions on which credit and insurance can later be built.</w:t>
+        <w:t xml:space="preserve">The result can be measured. The Reserve Bank’s Financial Inclusion Index rose from 64.2 in March 2024 to 67.0 in March 2025. All three of its parts improved: access, usage and quality [7]. Formalisation comes from usage, not from access alone. An account that is only opened changes nothing. An account that is used creates a record of payments. Credit and insurance can then be built on that record.</w:t>
       </w:r>
     </w:p>
     <w:p>
@@ -4317,7 +4317,7 @@
           <w:sz w:val="22"/>
           <w:szCs w:val="22"/>
         </w:rPr>
-        <w:t xml:space="preserve">Two shocks mark UPI’s first ten years. In November 2016, notes of ₹500 and ₹1,000 stopped being legal tender. They were worth ₹15.4 trillion, which was 86.9 per cent of the value of all notes then in circulation [23]. Monthly digital transactions rose 56 per cent between October 2016 and May 2017 [24]. UPI had launched only months earlier, so it was available at the exact moment the country was forced to look for something other than cash.</w:t>
+        <w:t xml:space="preserve">Two big shocks mark UPI’s first ten years. In November 2016, ₹500 and ₹1,000 notes stopped being legal tender. They were worth ₹15.4 trillion. That was 86.9 per cent of the value of all notes then in circulation [23]. Monthly digital transactions rose 56 per cent between October 2016 and May 2017 [24]. UPI had launched only months earlier. So it was ready at the exact moment the country had to find something other than cash.</w:t>
       </w:r>
     </w:p>
     <w:p>
@@ -4336,7 +4336,7 @@
           <w:sz w:val="22"/>
           <w:szCs w:val="22"/>
         </w:rPr>
-        <w:t xml:space="preserve">The second shock was COVID-19. It turned contactless payment into a health precaution rather than a convenience, and it pushed a whole generation of small shopkeepers into accepting a QR code. The two episodes worked differently, and Data Sets 5 and 6 examine that difference. The first was a sharp force that people partly reversed afterwards. The second was a slower change that did not reverse.</w:t>
+        <w:t xml:space="preserve">The second shock was COVID-19. It turned contactless payment into a health precaution rather than a convenience. It also pushed a whole generation of small shopkeepers into accepting a QR code. The two shocks worked in different ways, and Data Sets 5 and 6 study that difference. The first was a sudden force that people partly undid later. The second was a slower change that did not reverse.</w:t>
       </w:r>
     </w:p>
     <w:p>
@@ -4374,7 +4374,7 @@
           <w:sz w:val="22"/>
           <w:szCs w:val="22"/>
         </w:rPr>
-        <w:t xml:space="preserve">Nobody disputes that UPI has grown. The figures are published every month and are not seriously questioned. The question this project asks is narrower and harder. Has that growth changed the speed at which money circulates in India? And can any effect on real economic activity be found in data that is publicly available?</w:t>
+        <w:t xml:space="preserve">Nobody doubts that UPI has grown. The figures come out every month and are not seriously questioned. The question I ask in this project is narrower and harder. Has that growth changed the speed at which money moves around in India? And can any effect on real economic activity be found in data that is public?</w:t>
       </w:r>
     </w:p>
     <w:p>
@@ -4393,7 +4393,7 @@
           <w:sz w:val="22"/>
           <w:szCs w:val="22"/>
         </w:rPr>
-        <w:t xml:space="preserve">The gap between those two questions is what this report is really about. A payment system can move a huge amount of money without changing national income at all. That happens if all it does is shift payments that would have been made in cash anyway. To show that something more than shifting has happened, different evidence is needed: evidence about the size of transactions, about who is paying, and about what shopkeepers report. That evidence is collected in Chapter 4.</w:t>
+        <w:t xml:space="preserve">The gap between those two questions is what this report is about. A payment system can move a huge amount of money without changing national income at all. That happens if it only shifts payments that would have been made in cash anyway. To show that something more than a shift has happened, I need different evidence. I need to look at the size of payments, at who is paying, and at what shopkeepers say. That evidence is collected in Chapter 4.</w:t>
       </w:r>
     </w:p>
     <w:p>
@@ -4506,7 +4506,7 @@
           <w:sz w:val="22"/>
           <w:szCs w:val="22"/>
         </w:rPr>
-        <w:t xml:space="preserve">To examine the link between UPI payments and the velocity of money, keeping transactions velocity and income velocity clearly separate.</w:t>
+        <w:t xml:space="preserve">To study the link between UPI payments and the velocity of money, keeping transactions velocity and income velocity separate.</w:t>
       </w:r>
     </w:p>
     <w:p>
@@ -4530,7 +4530,7 @@
           <w:sz w:val="22"/>
           <w:szCs w:val="22"/>
         </w:rPr>
-        <w:t xml:space="preserve">To study the effect of digital payments on economic activity, including spending patterns, the sales of small shopkeepers, and the recording of transactions.</w:t>
+        <w:t xml:space="preserve">To study the effect of digital payments on economic activity. This includes spending habits, the sales of small shopkeepers, and the recording of payments.</w:t>
       </w:r>
     </w:p>
     <w:p>
@@ -4554,7 +4554,7 @@
           <w:sz w:val="22"/>
           <w:szCs w:val="22"/>
         </w:rPr>
-        <w:t xml:space="preserve">To examine how far UPI has helped financial inclusion and brought informal economic activity into the recorded economy.</w:t>
+        <w:t xml:space="preserve">To see how far UPI has helped financial inclusion, and how far it has brought informal activity into the recorded economy.</w:t>
       </w:r>
     </w:p>
     <w:p>
@@ -4578,7 +4578,7 @@
           <w:sz w:val="22"/>
           <w:szCs w:val="22"/>
         </w:rPr>
-        <w:t xml:space="preserve">To study the problems and limits of digital payment systems in India, including cyber fraud, dependence on infrastructure, and uneven adoption across regions.</w:t>
+        <w:t xml:space="preserve">To study the problems and limits of digital payments in India. These include cyber fraud, dependence on networks, and uneven use across regions.</w:t>
       </w:r>
     </w:p>
     <w:p>
@@ -4616,7 +4616,7 @@
           <w:sz w:val="22"/>
           <w:szCs w:val="22"/>
         </w:rPr>
-        <w:t xml:space="preserve">These objectives are turned into three statements that can be tested. They are given here so that the reader can judge, at the end of Chapter 4, whether the evidence supports them.</w:t>
+        <w:t xml:space="preserve">These objectives are turned into three statements that can be tested. They are given here so the reader can judge, at the end of Chapter 4, whether the evidence supports them.</w:t>
       </w:r>
     </w:p>
     <w:p>
@@ -4801,7 +4801,7 @@
                 <w:sz w:val="20"/>
                 <w:szCs w:val="20"/>
               </w:rPr>
-              <w:t xml:space="preserve">The value of payments settled for every rupee of national output has risen sharply since FY 2016-17. In other words, transactions velocity has increased.</w:t>
+              <w:t xml:space="preserve">The value of payments settled for every rupee of national output has risen sharply since FY 2016-17. In other words, transactions velocity has gone up.</w:t>
             </w:r>
           </w:p>
         </w:tc>
@@ -4898,7 +4898,7 @@
                 <w:sz w:val="20"/>
                 <w:szCs w:val="20"/>
               </w:rPr>
-              <w:t xml:space="preserve">UPI’s growth comes from genuinely new, small payments, and not only from large payments moving across from cash.</w:t>
+              <w:t xml:space="preserve">UPI’s growth comes from new, small payments. It does not come only from large payments moving across from cash.</w:t>
             </w:r>
           </w:p>
         </w:tc>
@@ -5071,7 +5071,7 @@
           <w:sz w:val="22"/>
           <w:szCs w:val="22"/>
         </w:rPr>
-        <w:t xml:space="preserve">This study uses secondary data only. No survey was carried out, for a simple reason. The subject is national in scale, and it is already measured in full, every month, by the bodies that run and regulate it. A survey done by a school student could not improve on those measurements. Any sample small enough to be practical would be far too small to represent the country.</w:t>
+        <w:t xml:space="preserve">This study uses secondary data only. I did not carry out a survey, for a simple reason. The subject is national in size. It is already measured in full, every month, by the bodies that run and regulate it. A survey done by a school student could not improve on those figures. Any sample small enough for me to collect would be far too small to stand for the whole country.</w:t>
       </w:r>
     </w:p>
     <w:p>
@@ -5090,7 +5090,7 @@
           <w:sz w:val="22"/>
           <w:szCs w:val="22"/>
         </w:rPr>
-        <w:t xml:space="preserve">Sources were chosen in this order of preference:</w:t>
+        <w:t xml:space="preserve">I chose sources in this order of preference:</w:t>
       </w:r>
     </w:p>
     <w:p>
@@ -5114,7 +5114,7 @@
           <w:sz w:val="22"/>
           <w:szCs w:val="22"/>
         </w:rPr>
-        <w:t xml:space="preserve">Operator and regulator data. Transaction statistics from the National Payments Corporation of India, and the Annual Report, Payment Systems Report, Digital Payments Index and Financial Inclusion Index of the Reserve Bank of India.</w:t>
+        <w:t xml:space="preserve">Operator and regulator data. Transaction figures from the National Payments Corporation of India. Also the Annual Report, Payment Systems Report, Digital Payments Index and Financial Inclusion Index of the Reserve Bank of India.</w:t>
       </w:r>
     </w:p>
     <w:p>
@@ -5162,7 +5162,7 @@
           <w:sz w:val="22"/>
           <w:szCs w:val="22"/>
         </w:rPr>
-        <w:t xml:space="preserve">Official statistics. National income figures from the Ministry of Statistics and Programme Implementation, and telecom and internet data from the Telecom Regulatory Authority of India.</w:t>
+        <w:t xml:space="preserve">Official statistics. National income figures from the Ministry of Statistics and Programme Implementation. Telecom and internet data from the Telecom Regulatory Authority of India.</w:t>
       </w:r>
     </w:p>
     <w:p>
@@ -5186,7 +5186,7 @@
           <w:sz w:val="22"/>
           <w:szCs w:val="22"/>
         </w:rPr>
-        <w:t xml:space="preserve">International research. Publications of the International Monetary Fund, the Bank for International Settlements and the World Bank, used mainly for comparison and for guidance on method.</w:t>
+        <w:t xml:space="preserve">International research. Work by the International Monetary Fund, the Bank for International Settlements and the World Bank. I used these mainly for comparison and for guidance on method.</w:t>
       </w:r>
     </w:p>
     <w:p>
@@ -5210,7 +5210,7 @@
           <w:sz w:val="22"/>
           <w:szCs w:val="22"/>
         </w:rPr>
-        <w:t xml:space="preserve">Academic research. Peer-reviewed papers and pre-prints, used where they show things at the level of individual users that national figures cannot.</w:t>
+        <w:t xml:space="preserve">Academic research. Peer-reviewed papers and pre-prints. I used these where they show things about individual users that national figures cannot.</w:t>
       </w:r>
     </w:p>
     <w:p>
@@ -5229,7 +5229,7 @@
           <w:sz w:val="22"/>
           <w:szCs w:val="22"/>
         </w:rPr>
-        <w:t xml:space="preserve">Commercial and news websites were avoided as sources of figures. Every number quoted here comes from the body that produced it. The number in square brackets points to the entry in the Bibliography where that release can be found.</w:t>
+        <w:t xml:space="preserve">I avoided commercial and news websites as sources of figures. Every number quoted here comes from the body that produced it. The number in square brackets points to the entry in the Bibliography where that release can be found.</w:t>
       </w:r>
     </w:p>
     <w:p>
@@ -5248,7 +5248,7 @@
           <w:sz w:val="22"/>
           <w:szCs w:val="22"/>
         </w:rPr>
-        <w:t xml:space="preserve">Two measures in this report were worked out by me, rather than taken from a source. The first is the average value of a UPI transaction, found by dividing yearly value by yearly volume. The second is UPI turnover as a multiple of nominal GDP. Both methods are written out next to the relevant tables so that anyone can check them.</w:t>
+        <w:t xml:space="preserve">Two measures in this report were worked out by me, not taken from a source. The first is the average value of a UPI payment. I found it by dividing the yearly value by the yearly volume. The second is UPI turnover as a multiple of nominal GDP. I have written out both methods next to the tables so that anyone can check them.</w:t>
       </w:r>
     </w:p>
     <w:p>
@@ -5286,7 +5286,7 @@
           <w:sz w:val="22"/>
           <w:szCs w:val="22"/>
         </w:rPr>
-        <w:t xml:space="preserve">This study looks at the effect of digital payments on the Indian economy as a whole. Within that, it focuses on UPI. Other instruments such as cards, wallets, IMPS, NEFT and RTGS appear only where a comparison is needed. The period runs from FY 2016-17, UPI’s first full year, to FY 2025-26, the most recent year with complete data when this was written. The main ideas examined are the velocity of money, consumption, and the recording of financial activity.</w:t>
+        <w:t xml:space="preserve">This study looks at the effect of digital payments on the Indian economy as a whole. Within that, it focuses on UPI. Other methods such as cards, wallets, IMPS, NEFT and RTGS appear only where a comparison is needed. The period runs from FY 2016-17, UPI’s first full year, to FY 2025-26. That was the latest year with complete data when I wrote this. The main ideas studied are the velocity of money, consumption, and the recording of financial activity.</w:t>
       </w:r>
     </w:p>
     <w:p>
@@ -5305,7 +5305,7 @@
           <w:sz w:val="22"/>
           <w:szCs w:val="22"/>
         </w:rPr>
-        <w:t xml:space="preserve">Some related questions are left out on purpose. This study does not look at the profits of payment companies, at the design of a central bank digital currency, or at the competition question of how few apps handle most UPI traffic. Each of those is a large subject in itself.</w:t>
+        <w:t xml:space="preserve">Some related questions are left out on purpose. This study does not look at the profits of payment companies. It does not look at the design of a central bank digital currency. It also does not look at the question of how few apps handle most UPI traffic. Each of those is a large topic on its own.</w:t>
       </w:r>
     </w:p>
     <w:p>
@@ -5367,7 +5367,7 @@
           <w:sz w:val="22"/>
           <w:szCs w:val="22"/>
         </w:rPr>
-        <w:t xml:space="preserve">The study uses secondary data. Its conclusions can only be as reliable as the published figures they rest on.</w:t>
+        <w:t xml:space="preserve">The study uses secondary data. Its conclusions can only be as reliable as the published figures behind them.</w:t>
       </w:r>
     </w:p>
     <w:p>
@@ -5391,7 +5391,7 @@
           <w:sz w:val="22"/>
           <w:szCs w:val="22"/>
         </w:rPr>
-        <w:t xml:space="preserve">Correlation is not causation. UPI grew during a decade in which smartphone ownership, internet access, bank accounts and incomes all rose together. This project can show that things moved together. It cannot separate out UPI’s own effect, and it does not claim to.</w:t>
+        <w:t xml:space="preserve">Correlation is not causation. UPI grew during a decade when smartphones, internet access, bank accounts and incomes all rose together. I can show that these things moved together. I cannot separate out UPI’s own effect, and I do not claim to.</w:t>
       </w:r>
     </w:p>
     <w:p>
@@ -5415,7 +5415,7 @@
           <w:sz w:val="22"/>
           <w:szCs w:val="22"/>
         </w:rPr>
-        <w:t xml:space="preserve">Velocity cannot be measured directly. It has to be worked out from the ratio of payments or income to a stock of money, and different choices give very different answers. The turnover ratio used in Data Set 4 is an approximation, and its limits are explained where it appears.</w:t>
+        <w:t xml:space="preserve">Velocity cannot be measured directly. It has to be worked out from the ratio of payments or income to a stock of money. Different choices give very different answers. The turnover ratio in Data Set 4 is an approximation, and I explain its limits where it appears.</w:t>
       </w:r>
     </w:p>
     <w:p>
@@ -5439,7 +5439,7 @@
           <w:sz w:val="22"/>
           <w:szCs w:val="22"/>
         </w:rPr>
-        <w:t xml:space="preserve">Payment value is not output. A large share of UPI value is money sent between individuals. Those transfers do not buy anything newly produced, so they are not part of GDP. Any ratio of payment value to GDP has to be read with that in mind.</w:t>
+        <w:t xml:space="preserve">Payment value is not output. A large share of UPI value is money sent between individuals. These transfers do not buy anything new, so they are not part of GDP. Any ratio of payment value to GDP has to be read with that in mind.</w:t>
       </w:r>
     </w:p>
     <w:p>
@@ -5463,7 +5463,7 @@
           <w:sz w:val="22"/>
           <w:szCs w:val="22"/>
         </w:rPr>
-        <w:t xml:space="preserve">The national accounts were revised during the study period. Nominal GDP is now published on a 2022-23 base, having earlier used a 2011-12 base, so the two series do not join perfectly. This break is pointed out wherever it affects a calculation.</w:t>
+        <w:t xml:space="preserve">The national accounts were revised during this period. Nominal GDP is now published on a 2022-23 base. Earlier it used a 2011-12 base. So the two series do not join perfectly. I point this out wherever it affects a calculation.</w:t>
       </w:r>
     </w:p>
     <w:p>
@@ -5487,7 +5487,7 @@
           <w:sz w:val="22"/>
           <w:szCs w:val="22"/>
         </w:rPr>
-        <w:t xml:space="preserve">The system changes quickly. Transaction limits, fee rules and features were revised several times during the period, so the figures here are correct only up to the dates given.</w:t>
+        <w:t xml:space="preserve">The system changes quickly. Limits, fees and features were revised several times during the period. So the figures here are correct only up to the dates given.</w:t>
       </w:r>
     </w:p>
     <w:p>
@@ -5511,7 +5511,7 @@
           <w:sz w:val="22"/>
           <w:szCs w:val="22"/>
         </w:rPr>
-        <w:t xml:space="preserve">Regional differences are hidden. National figures cover wide variation between states and districts, and UPI data is not published at district level.</w:t>
+        <w:t xml:space="preserve">Regional differences are hidden. National figures cover wide variation between states and districts. UPI data is not published at district level.</w:t>
       </w:r>
     </w:p>
     <w:p>
@@ -5557,7 +5557,7 @@
           <w:sz w:val="22"/>
           <w:szCs w:val="22"/>
         </w:rPr>
-        <w:t xml:space="preserve">This chapter sets out what is already known. It covers how digital payments developed, the theory of the velocity of money, the research linking payments to economic activity, the policies behind UPI, and the main criticisms made of it. These are the ideas and earlier findings against which my own analysis in Chapter 4 is carried out.</w:t>
+        <w:t xml:space="preserve">This chapter sets out what is already known. It covers how digital payments developed, the theory of the velocity of money, and the research linking payments to economic activity. It also covers the policies behind UPI and the main criticisms made of it. These are the ideas and earlier findings I use when I do my own analysis in Chapter 4.</w:t>
       </w:r>
     </w:p>
     <w:p>
@@ -5595,7 +5595,7 @@
           <w:sz w:val="22"/>
           <w:szCs w:val="22"/>
         </w:rPr>
-        <w:t xml:space="preserve">India did not arrive at UPI in one step. Each earlier system solved one problem and left another behind.</w:t>
+        <w:t xml:space="preserve">India did not reach UPI in one step. Each earlier system solved one problem and left another one behind.</w:t>
       </w:r>
     </w:p>
     <w:p>
@@ -5614,7 +5614,7 @@
           <w:sz w:val="22"/>
           <w:szCs w:val="22"/>
         </w:rPr>
-        <w:t xml:space="preserve">Electronic transfers between banks came first, through RTGS and NEFT. These were reliable but built for institutions. They worked in batches or only during banking hours. The payer had to know the receiver’s account number and branch code. They were meant for large payments. NPCI then introduced the Immediate Payment Service, which removed the limit of banking hours. For the first time, retail transfers could be made at any time of day.</w:t>
+        <w:t xml:space="preserve">Electronic transfers between banks came first, through RTGS and NEFT. These were reliable but were built for institutions. They worked in batches, or only during banking hours. The payer had to know the receiver’s account number and branch code. They were meant for large payments. NPCI then brought in the Immediate Payment Service. This removed the limit of banking hours. For the first time, retail transfers could be made at any time of day.</w:t>
       </w:r>
     </w:p>
     <w:p>
@@ -5633,7 +5633,7 @@
           <w:sz w:val="22"/>
           <w:szCs w:val="22"/>
         </w:rPr>
-        <w:t xml:space="preserve">Card networks solved a different problem, which was paying at a shop counter. But they brought costs of their own. Accepting cards needed a machine, and the shopkeeper paid a fee on every sale. Those costs shut out exactly the small traders who make up most of Indian retail. Mobile wallets then appeared and made acceptance cheaper, but they created a worse problem. Each wallet was a closed loop. Money held in one company’s wallet could not reach a user of another, so the market split into networks that could not reach each other.</w:t>
+        <w:t xml:space="preserve">Card networks solved a different problem, which was paying at a shop counter. But they brought costs of their own. Accepting cards needed a machine, and the shopkeeper paid a fee on every sale. Those costs shut out the small traders who make up most of Indian retail. Mobile wallets then appeared and made acceptance cheaper. But they created a worse problem. Each wallet was a closed loop. Money in one company’s wallet could not reach a user of another. So the market split into networks that could not reach each other.</w:t>
       </w:r>
     </w:p>
     <w:p>
@@ -5652,7 +5652,7 @@
           <w:sz w:val="22"/>
           <w:szCs w:val="22"/>
         </w:rPr>
-        <w:t xml:space="preserve">UPI’s contribution was to treat the network itself as a public good. Instead of building a better wallet, NPCI wrote a standard that any wallet, bank or app could adopt, and made them all settle through the same system. The Bank for International Settlements calls designs like this digital public infrastructure. It means open systems that anyone can connect to and that support services used across society. The BIS treats fast payment systems as the clearest example of this, whether the operator is public or private [20].</w:t>
+        <w:t xml:space="preserve">UPI’s big idea was to treat the network itself as a public good. NPCI did not build a better wallet. Instead it wrote a standard that any wallet, bank or app could use, and made them all settle through the same system. The Bank for International Settlements calls designs like this digital public infrastructure. It means open systems that anyone can join and that serve the whole country. The BIS treats fast payment systems as the clearest example, whether the operator is public or private [20].</w:t>
       </w:r>
     </w:p>
     <w:p>
@@ -5690,7 +5690,7 @@
           <w:sz w:val="22"/>
           <w:szCs w:val="22"/>
         </w:rPr>
-        <w:t xml:space="preserve">Six features set UPI apart from what came before. Together they explain the pattern of adoption described later in this chapter.</w:t>
+        <w:t xml:space="preserve">Six features make UPI different from what came before. Together they explain the pattern of growth described later in this chapter.</w:t>
       </w:r>
     </w:p>
     <w:p>
@@ -5738,7 +5738,7 @@
           <w:sz w:val="22"/>
           <w:szCs w:val="22"/>
         </w:rPr>
-        <w:t xml:space="preserve">No account details needed. A UPI address or a QR code replaces the account number and branch code. This removes something to remember and a common source of mistakes.</w:t>
+        <w:t xml:space="preserve">No account details needed. A UPI address or a QR code replaces the account number and branch code. This removes something to remember and a common cause of mistakes.</w:t>
       </w:r>
     </w:p>
     <w:p>
@@ -5786,7 +5786,7 @@
           <w:sz w:val="22"/>
           <w:szCs w:val="22"/>
         </w:rPr>
-        <w:t xml:space="preserve">Free for the user. There is no charge to the payer. Small shopkeepers pay no Merchant Discount Rate on payments up to ₹2,000, because the Government pays them an incentive of 0.15 per cent of the value instead [14].</w:t>
+        <w:t xml:space="preserve">Free for the user. There is no charge to the payer. Small shopkeepers pay no Merchant Discount Rate on payments up to ₹2,000. The Government pays them 0.15 per cent of the value instead [14].</w:t>
       </w:r>
     </w:p>
     <w:p>
@@ -5834,7 +5834,7 @@
           <w:sz w:val="22"/>
           <w:szCs w:val="22"/>
         </w:rPr>
-        <w:t xml:space="preserve">Easy to extend. The same system now carries standing instructions, credit lines, payments abroad and UPI-linked credit cards, without changing anything the user sees.</w:t>
+        <w:t xml:space="preserve">Easy to extend. The same system now carries standing instructions, credit lines, payments abroad and UPI-linked credit cards. None of this changes what the user sees.</w:t>
       </w:r>
     </w:p>
     <w:p>
@@ -5872,7 +5872,7 @@
           <w:sz w:val="22"/>
           <w:szCs w:val="22"/>
         </w:rPr>
-        <w:t xml:space="preserve">The full growth record appears in Data Set 1. Two points about it are worth making here, because they shape how the rest of this chapter should be read.</w:t>
+        <w:t xml:space="preserve">The full growth record is in Data Set 1. Two points are worth making here, because they shape how the rest of this chapter should be read.</w:t>
       </w:r>
     </w:p>
     <w:p>
@@ -5891,7 +5891,7 @@
           <w:sz w:val="22"/>
           <w:szCs w:val="22"/>
         </w:rPr>
-        <w:t xml:space="preserve">The first is that growth has kept going rather than spiking and flattening. A system that grows a thousand times in three years and then stops has found a small niche. A system that keeps growing for ten years has changed a habit. UPI volume rose in every single year of the period studied, including years long after the novelty had worn off.</w:t>
+        <w:t xml:space="preserve">The first is that growth has kept going, rather than spiking and then flattening. A system that grows a thousand times in three years and then stops has found a small niche. A system that keeps growing for ten years has changed a habit. UPI volume rose in every single year I studied. That includes years long after the novelty had worn off.</w:t>
       </w:r>
     </w:p>
     <w:p>
@@ -5910,7 +5910,7 @@
           <w:sz w:val="22"/>
           <w:szCs w:val="22"/>
         </w:rPr>
-        <w:t xml:space="preserve">The second is that volume has grown faster than value, year after year. This is not a statistical oddity. It is the most useful fact in the whole data set, and Data Set 2 is devoted to it. It means the typical UPI payment has been getting smaller, which tells us something about what kind of spending is moving onto the platform.</w:t>
+        <w:t xml:space="preserve">The second is that volume has grown faster than value, year after year. This is not just a statistical oddity. It is the most useful fact in the whole data set, and Data Set 2 is about it. It means the typical UPI payment has been getting smaller. That tells us something about what kind of spending is moving onto the platform.</w:t>
       </w:r>
     </w:p>
     <w:p>
@@ -5948,7 +5948,7 @@
           <w:sz w:val="22"/>
           <w:szCs w:val="22"/>
         </w:rPr>
-        <w:t xml:space="preserve">Velocity is one of the oldest ideas in monetary economics and one of the most often misused. This section explains the theory carefully, because the claims made later in the project depend on getting it right.</w:t>
+        <w:t xml:space="preserve">Velocity is one of the oldest ideas in monetary economics. It is also one of the most often misused. I explain the theory carefully here, because my later claims depend on getting it right.</w:t>
       </w:r>
     </w:p>
     <w:p>
@@ -5986,7 +5986,7 @@
           <w:sz w:val="22"/>
           <w:szCs w:val="22"/>
         </w:rPr>
-        <w:t xml:space="preserve">Irving Fisher’s equation of exchange says that the total value of payments made in an economy over a period must equal the total value of what was exchanged:</w:t>
+        <w:t xml:space="preserve">Irving Fisher’s equation of exchange says that the total value of payments in an economy must equal the total value of what was exchanged:</w:t>
       </w:r>
     </w:p>
     <w:p>
@@ -6024,7 +6024,7 @@
           <w:sz w:val="22"/>
           <w:szCs w:val="22"/>
         </w:rPr>
-        <w:t xml:space="preserve">Here M is the money stock, V is transactions velocity, P is the average price and T is the number of transactions. This is an identity, which means it is true by the way it is defined and not because of any assumption. Its value lies in what it forces us to see. If the money stock stays the same and the number of transactions rises, then velocity must have risen.</w:t>
+        <w:t xml:space="preserve">Here M is the money stock, V is transactions velocity, P is the average price and T is the number of transactions. This is an identity. That means it is true by definition, not because of any assumption. Its value is in what it makes us notice. If the money stock stays the same and the number of transactions rises, then velocity must have risen.</w:t>
       </w:r>
     </w:p>
     <w:p>
@@ -6062,7 +6062,7 @@
           <w:sz w:val="22"/>
           <w:szCs w:val="22"/>
         </w:rPr>
-        <w:t xml:space="preserve">T cannot be observed directly, so economists usually use the income form of the equation. In this version, total transactions are replaced by national income:</w:t>
+        <w:t xml:space="preserve">We cannot observe T directly. So economists usually use the income form of the equation. In this version, total transactions are replaced by national income:</w:t>
       </w:r>
     </w:p>
     <w:p>
@@ -6100,7 +6100,7 @@
           <w:sz w:val="22"/>
           <w:szCs w:val="22"/>
         </w:rPr>
-        <w:t xml:space="preserve">This is income velocity, and it is the more cautious measure. It counts only payments made for newly produced goods and services. Transactions velocity counts every payment. That includes money moved between a person’s own accounts, money repaid to a friend, and a wholesaler paying a distributor for goods that enter GDP only once, at the final sale.</w:t>
+        <w:t xml:space="preserve">This is income velocity, and it is the safer measure. It counts only payments made for newly produced goods and services. Transactions velocity counts every payment. That includes money moved between a person’s own accounts, money paid back to a friend, and a wholesaler paying a distributor for goods that enter GDP only once, at the final sale.</w:t>
       </w:r>
     </w:p>
     <w:p>
@@ -6119,7 +6119,7 @@
           <w:sz w:val="22"/>
           <w:szCs w:val="22"/>
         </w:rPr>
-        <w:t xml:space="preserve">The gap between the two is large, and it always runs the same way. A payment system that makes transfers easy will raise transactions velocity a great deal and income velocity much less. That is because most of the extra payments it allows are not purchases of final output. So any study that says a payment system raised "the velocity of money", without saying which velocity, should be treated with care. This project therefore reports a measure of transactions velocity in Data Set 4, and labels it clearly as one.</w:t>
+        <w:t xml:space="preserve">The gap between the two is large, and it always runs the same way. A payment system that makes transfers easy will raise transactions velocity a lot and income velocity much less. This is because most of the extra payments are not purchases of final output. So if a study says a payment system raised "the velocity of money" without saying which one, it should be read with care. That is why I report a measure of transactions velocity in Data Set 4 and label it clearly.</w:t>
       </w:r>
     </w:p>
     <w:p>
@@ -6157,7 +6157,7 @@
           <w:sz w:val="22"/>
           <w:szCs w:val="22"/>
         </w:rPr>
-        <w:t xml:space="preserve">The Cambridge cash-balance approach says the same thing from the other direction. It writes M = k × P × Y, where k is the share of income people choose to keep as money. Velocity is simply one divided by k. So a rise in velocity is exactly the same statement as a fall in the share of income held idle as money.</w:t>
+        <w:t xml:space="preserve">The Cambridge cash-balance approach says the same thing from the other side. It writes M = k × P × Y. Here k is the share of income that people choose to keep as money. Velocity is simply one divided by k. So a rise in velocity is exactly the same thing as a fall in the share of income kept idle as money.</w:t>
       </w:r>
     </w:p>
     <w:p>
@@ -6176,7 +6176,7 @@
           <w:sz w:val="22"/>
           <w:szCs w:val="22"/>
         </w:rPr>
-        <w:t xml:space="preserve">This version makes the link to payment technology easy to see. Keynes pointed out that people hold money for transactions because income and spending do not arrive at the same time. They need a balance to bridge that gap. A system that lets them transfer money instantly, at any hour, from an account that earns interest makes the bridge smaller. So balances fall compared with spending, k falls, and V rises. This is how UPI could plausibly affect velocity, and it is what this project tests.</w:t>
+        <w:t xml:space="preserve">This version makes the link to payment technology easy to see. Keynes said people hold money for transactions because income and spending do not arrive at the same time. They need a balance to bridge that gap. A system that lets them transfer money instantly, at any hour, from an account that earns interest makes the bridge smaller. So balances fall compared with spending. That means k falls and V rises. This is how UPI could affect velocity, and it is what I test in this project.</w:t>
       </w:r>
     </w:p>
     <w:p>
@@ -6214,7 +6214,7 @@
           <w:sz w:val="22"/>
           <w:szCs w:val="22"/>
         </w:rPr>
-        <w:t xml:space="preserve">One warning is needed. A rise in velocity is not by itself a sign of a healthy economy. Velocity rises sharply during hyperinflation, when holding money is punished and people spend at once. It falls in uncertain times, when people save for safety. Faster circulation is only a good sign when it comes from lower costs of paying, and not from people fleeing money itself. This difference matters for how Data Set 4 is read.</w:t>
+        <w:t xml:space="preserve">One warning is needed here. A rise in velocity is not by itself a sign of a healthy economy. Velocity rises sharply during hyperinflation, when holding money is punished and people spend at once. It falls in uncertain times, when people save for safety. Faster circulation is only a good sign when it comes from cheaper payments, and not from people running away from money itself. This matters for how Data Set 4 should be read.</w:t>
       </w:r>
     </w:p>
     <w:p>
@@ -6252,7 +6252,7 @@
           <w:sz w:val="22"/>
           <w:szCs w:val="22"/>
         </w:rPr>
-        <w:t xml:space="preserve">The Reserve Bank treats the link between digital payments and the demand for cash as a policy matter, not just an academic one. Payments Vision 2025 lists reducing cash in circulation, as a share of GDP, among its goals. It notes that India’s ratio is high compared with other countries, and that the demand for cash grows with both output and inflation [26].</w:t>
+        <w:t xml:space="preserve">The Reserve Bank treats the link between digital payments and the demand for cash as a policy matter, not just an academic one. Payments Vision 2025 lists cutting cash in circulation, as a share of GDP, among its goals. It notes that India’s ratio is high compared with other countries. It also notes that the demand for cash grows with both output and inflation [26].</w:t>
       </w:r>
     </w:p>
     <w:p>
@@ -6271,7 +6271,7 @@
           <w:sz w:val="22"/>
           <w:szCs w:val="22"/>
         </w:rPr>
-        <w:t xml:space="preserve">Digital payments do not reduce the demand for cash by making people poorer. They change the form in which wealth is held. Money kept in a bank account, and spendable instantly through a phone, does the job cash used to do. The difference is that it stays inside the banking system, where it can be lent out. The Reserve Bank tracks this shift through its Digital Payments Index, which uses March 2018 as a base of 100. It stood at 465.33 in September 2024 and 493.22 in March 2025 [6].</w:t>
+        <w:t xml:space="preserve">Digital payments do not cut the demand for cash by making people poorer. They change the form in which money is held. Money kept in a bank account, and spendable at once through a phone, does the job cash used to do. The difference is that it stays inside the banking system, where it can be lent out. The Reserve Bank tracks this shift with its Digital Payments Index. The index uses March 2018 as a base of 100. It stood at 465.33 in September 2024 and 493.22 in March 2025 [6].</w:t>
       </w:r>
     </w:p>
     <w:p>
@@ -6290,7 +6290,7 @@
           <w:sz w:val="22"/>
           <w:szCs w:val="22"/>
         </w:rPr>
-        <w:t xml:space="preserve">Evidence on household behaviour points the same way. The Department of Financial Services study of February 2026 found that users of UPI and RuPay reported a clear fall in both cash use and ATM withdrawals. Of those users, 74 per cent said speed of payment was the main advantage [15].</w:t>
+        <w:t xml:space="preserve">Evidence on household behaviour points the same way. The Department of Financial Services study of February 2026 found that users of UPI and RuPay reported a clear fall in cash use and in ATM withdrawals. Of those users, 74 per cent said speed of payment was the main advantage [15].</w:t>
       </w:r>
     </w:p>
     <w:p>
@@ -6347,7 +6347,7 @@
           <w:sz w:val="22"/>
           <w:szCs w:val="22"/>
         </w:rPr>
-        <w:t xml:space="preserve">The Bank for International Settlements studied 86,163 apps across 95 countries between 2012 and 2022. It found that launching a fast payment system increases the use of digital finance apps, and that the effect is largest in lower-income countries. The effect was strongest for apps built by new fintech and big-tech firms rather than by established banks. It was also larger where the central bank took an active role, where membership was open to all, and where settlement happened in real time [20]. India’s system has all three of those features.</w:t>
+        <w:t xml:space="preserve">The Bank for International Settlements studied 86,163 apps across 95 countries between 2012 and 2022. It found that launching a fast payment system increases the use of digital finance apps. The effect is largest in lower-income countries. It was strongest for apps built by new fintech and big-tech firms, rather than by older banks. It was also larger where the central bank took an active role, where anyone could join, and where settlement happened in real time [20]. India’s system has all three of these features.</w:t>
       </w:r>
     </w:p>
     <w:p>
@@ -6366,7 +6366,7 @@
           <w:sz w:val="22"/>
           <w:szCs w:val="22"/>
         </w:rPr>
-        <w:t xml:space="preserve">The International Monetary Fund studied interoperability using data on every UPI transaction. It found that digital payments later grew fastest in those districts where the payment market had been most divided beforehand, and where joining it together therefore helped most [18]. This comes closer to showing cause and effect than most work in the field, because it compares districts that received different sized changes rather than simply comparing before with after.</w:t>
+        <w:t xml:space="preserve">The International Monetary Fund studied interoperability using data on every UPI payment. It found that digital payments later grew fastest in the districts where the payment market had been most divided before. Those were the places where joining it together helped most [18]. This comes closer to showing cause and effect than most work in the field. It compares districts that received changes of different sizes, instead of just comparing before with after.</w:t>
       </w:r>
     </w:p>
     <w:p>
@@ -6385,7 +6385,7 @@
           <w:sz w:val="22"/>
           <w:szCs w:val="22"/>
         </w:rPr>
-        <w:t xml:space="preserve">Evidence from similar economies points the same way. A study of thirty-three Indonesian provinces found that digital payments had a significant effect on regional income and consumption, both before and after a structural break linked to COVID-19. The effect was larger after the break [29]. Indonesia is not India, so this finding cannot simply be transferred. It is quoted here to show that the relationship can be detected in this kind of data, not as a measurement of what happened in India.</w:t>
+        <w:t xml:space="preserve">Evidence from similar economies points the same way. A study of thirty-three Indonesian provinces found that digital payments had a real effect on regional income and consumption. This was true both before and after a structural break linked to COVID-19, and the effect was larger after the break [29]. Indonesia is not India, so this cannot simply be transferred. I quote it to show that this kind of data can detect the relationship at all, not as a measurement of India.</w:t>
       </w:r>
     </w:p>
     <w:p>
@@ -6404,7 +6404,7 @@
           <w:sz w:val="22"/>
           <w:szCs w:val="22"/>
         </w:rPr>
-        <w:t xml:space="preserve">For India itself, the most useful evidence is about behaviour rather than national figures. One study surveyed 276 people and followed up with 20 interviews. About 75 per cent said they spent more because of UPI. Many explained that digital money felt less real, so they felt less reluctant to part with it. In the same study, 95.2 per cent found UPI convenient and 91.5 per cent were satisfied with it [25]. The sample is small and the answers are self-reported, so the results cannot be applied to the whole country. But the study shows something national figures cannot see, and it carries a warning as well as a finding. A system that makes spending easier also makes overspending easier.</w:t>
+        <w:t xml:space="preserve">For India itself, the most useful evidence is about behaviour rather than national figures. One study surveyed 276 people and then interviewed 20 of them. About 75 per cent said they spent more because of UPI. Many said digital money felt less real, so they minded parting with it less. In the same study, 95.2 per cent found UPI convenient and 91.5 per cent were satisfied with it [25]. The sample is small and the answers are self-reported, so the results cannot be applied to the whole country. But the study shows something national figures cannot see. It also carries a warning as well as a finding. A system that makes spending easier also makes overspending easier.</w:t>
       </w:r>
     </w:p>
     <w:p>
@@ -6423,7 +6423,7 @@
           <w:sz w:val="22"/>
           <w:szCs w:val="22"/>
         </w:rPr>
-        <w:t xml:space="preserve">The evidence from shopkeepers is stronger. The Department of Financial Services study found that 94 per cent of small merchants had adopted UPI. About 72 per cent were satisfied with digital payments, giving faster transactions and better record-keeping as their reasons. Most importantly for this project, 57 per cent said their sales had risen after they adopted digital payment [15]. These are reported figures, not audited accounts, and a shopkeeper may credit a payment method for a gain that had other causes. Even so, a majority reporting higher sales is the most direct evidence available that the effect reaches real activity, and not just the way payments are made.</w:t>
+        <w:t xml:space="preserve">The evidence from shopkeepers is stronger. The Department of Financial Services study found that 94 per cent of small merchants had adopted UPI. About 72 per cent were happy with digital payments, giving faster payment and better record-keeping as their reasons. Most important for this project, 57 per cent said their sales had risen after they started accepting digital payment [15]. These are reported figures, not audited accounts. A shopkeeper may credit a payment method for a gain that had another cause. Even so, a majority reporting higher sales is the most direct evidence we have that the effect reaches real activity, and not just the way people pay.</w:t>
       </w:r>
     </w:p>
     <w:p>
@@ -6461,7 +6461,7 @@
           <w:sz w:val="22"/>
           <w:szCs w:val="22"/>
         </w:rPr>
-        <w:t xml:space="preserve">Financial inclusion in India was built in layers, and the payment layer is what made the others useful. A Jan Dhan account that is opened and never used is just an entry in a register. The same account, connected to a payment system that a vegetable seller will accept, becomes a working financial relationship.</w:t>
+        <w:t xml:space="preserve">Financial inclusion in India was built in layers, and the payment layer made the others useful. A Jan Dhan account that is opened and never used is just an entry in a register. The same account, linked to a payment system that a vegetable seller will accept, becomes a working financial relationship.</w:t>
       </w:r>
     </w:p>
     <w:p>
@@ -6480,7 +6480,7 @@
           <w:sz w:val="22"/>
           <w:szCs w:val="22"/>
         </w:rPr>
-        <w:t xml:space="preserve">The Reserve Bank’s Financial Inclusion Index records this change. It rose from 64.2 in March 2024 to 67.0 in March 2025, and all three of its parts improved: access, usage and quality [7]. The rise in usage is the one that matters most. Access had already been largely achieved through the Jan Dhan scheme, which had reached over 55.98 crore people by August 2025, more than 55 per cent of them women [7].</w:t>
+        <w:t xml:space="preserve">The Reserve Bank’s Financial Inclusion Index records this change. It rose from 64.2 in March 2024 to 67.0 in March 2025, and all three parts improved: access, usage and quality [7]. The rise in usage matters most. Access had already been largely achieved through the Jan Dhan scheme, which had reached over 55.98 crore people by August 2025. More than 55 per cent of those were women [7].</w:t>
       </w:r>
     </w:p>
     <w:p>
@@ -6499,7 +6499,7 @@
           <w:sz w:val="22"/>
           <w:szCs w:val="22"/>
         </w:rPr>
-        <w:t xml:space="preserve">The World Bank’s Global Findex 2025 surveyed about 145,000 adults in 141 countries and provides the international standard for measuring this. It records one Indian finding that is directly relevant. The share of Indian women holding inactive accounts fell from a third in 2021 to 18 per cent by 2024 [21]. Inactive accounts are exactly the problem that a usable payment system solves.</w:t>
+        <w:t xml:space="preserve">The World Bank’s Global Findex 2025 surveyed about 145,000 adults in 141 countries. It is the international standard for measuring this. It records one Indian finding that matters here. The share of Indian women holding inactive accounts fell from a third in 2021 to 18 per cent by 2024 [21]. Inactive accounts are exactly the problem that a usable payment system solves.</w:t>
       </w:r>
     </w:p>
     <w:p>
@@ -6518,7 +6518,7 @@
           <w:sz w:val="22"/>
           <w:szCs w:val="22"/>
         </w:rPr>
-        <w:t xml:space="preserve">Beyond payments, the record of transactions has itself become valuable. The Reserve Bank built the Unified Lending Interface on this foundation. It gives approved lenders easy access to verified information about borrowers, which turns a payment history into proof of creditworthiness [20]. For a small trader who has never had audited accounts, this is how accepting digital payments can become access to a loan.</w:t>
+        <w:t xml:space="preserve">Beyond payments, the record of transactions has itself become valuable. The Reserve Bank built the Unified Lending Interface on this idea. It gives approved lenders easy access to checked information about borrowers. This turns a payment history into proof that someone can repay a loan [20]. For a small trader who has never had audited accounts, this is how accepting digital payments can become access to credit.</w:t>
       </w:r>
     </w:p>
     <w:p>
@@ -6556,7 +6556,7 @@
           <w:sz w:val="22"/>
           <w:szCs w:val="22"/>
         </w:rPr>
-        <w:t xml:space="preserve">Adoption on this scale did not happen on its own. Four kinds of government action shaped it.</w:t>
+        <w:t xml:space="preserve">Growth on this scale did not happen on its own. Four kinds of government action shaped it.</w:t>
       </w:r>
     </w:p>
     <w:p>
@@ -6580,7 +6580,7 @@
           <w:sz w:val="22"/>
           <w:szCs w:val="22"/>
         </w:rPr>
-        <w:t xml:space="preserve">Pricing. The Government has kept UPI free for users and has paid the system for the income it gives up, rather than letting shopkeepers be charged. Several schemes have paid banks a percentage of the transaction value in place of a Merchant Discount Rate, including a ₹1,500 crore scheme for small merchant payments [14], [15].</w:t>
+        <w:t xml:space="preserve">Pricing. The Government has kept UPI free for users. It pays the system for the income it gives up, rather than letting shopkeepers be charged. Several schemes have paid banks a percentage of the payment value instead of a Merchant Discount Rate. One of these was a ₹1,500 crore scheme for small merchant payments [14], [15].</w:t>
       </w:r>
     </w:p>
     <w:p>
@@ -6604,7 +6604,7 @@
           <w:sz w:val="22"/>
           <w:szCs w:val="22"/>
         </w:rPr>
-        <w:t xml:space="preserve">Infrastructure. The Payments Infrastructure Development Fund pays part of the cost of putting acceptance infrastructure into smaller towns. By 31 October 2025 about 5.45 crore digital payment points had been set up through the Fund in tier-3 to tier-6 centres. By FY 2024-25, some 56.86 crore QR codes had been given to about 6.5 crore merchants [14].</w:t>
+        <w:t xml:space="preserve">Infrastructure. The Payments Infrastructure Development Fund pays part of the cost of putting payment infrastructure into smaller towns. By 31 October 2025 about 5.45 crore digital payment points had been set up through the Fund in tier-3 to tier-6 centres. By FY 2024-25, about 56.86 crore QR codes had been given to around 6.5 crore merchants [14].</w:t>
       </w:r>
     </w:p>
     <w:p>
@@ -6628,7 +6628,7 @@
           <w:sz w:val="22"/>
           <w:szCs w:val="22"/>
         </w:rPr>
-        <w:t xml:space="preserve">Identity and accounts. The Jan Dhan, Aadhaar and Mobile combination provided what was needed first: an account to receive money, an identity to prove who the holder was, and a phone to pay from.</w:t>
+        <w:t xml:space="preserve">Identity and accounts. The Jan Dhan, Aadhaar and Mobile combination gave people what they needed first. That was an account to receive money, an identity to prove who they were, and a phone to pay from.</w:t>
       </w:r>
     </w:p>
     <w:p>
@@ -6652,7 +6652,7 @@
           <w:sz w:val="22"/>
           <w:szCs w:val="22"/>
         </w:rPr>
-        <w:t xml:space="preserve">Going international. Through NPCI International Payments Limited, UPI payments and money transfers have been extended to eleven foreign countries. Acceptance began in Cambodia in June 2026, and a money transfer link with the Maldives’ instant payment system started in July 2026 [17].</w:t>
+        <w:t xml:space="preserve">Going international. Through NPCI International Payments Limited, UPI payments and money transfers now reach eleven foreign countries. Acceptance began in Cambodia in June 2026. A money transfer link with the Maldives’ instant payment system started in July 2026 [17].</w:t>
       </w:r>
     </w:p>
     <w:p>
@@ -6671,7 +6671,7 @@
           <w:sz w:val="22"/>
           <w:szCs w:val="22"/>
         </w:rPr>
-        <w:t xml:space="preserve">The cost of this policy should be stated honestly. Free payments are not costless payments. The cost has simply moved from the shopkeeper to the Government. Whether that is worth it depends on whether the gains in recorded activity, inclusion and tax collection are larger than the amount spent. This project raises that question in Chapter 5 but cannot answer it.</w:t>
+        <w:t xml:space="preserve">The cost of this policy should be stated honestly. Free payments are not costless payments. The cost has simply moved from the shopkeeper to the Government. Whether that is worth it depends on whether the gains in recorded activity, inclusion and tax collection are bigger than the amount spent. I raise this question in Chapter 5 but cannot answer it.</w:t>
       </w:r>
     </w:p>
     <w:p>
@@ -6709,7 +6709,7 @@
           <w:sz w:val="22"/>
           <w:szCs w:val="22"/>
         </w:rPr>
-        <w:t xml:space="preserve">Four problems come up again and again in the research and in policy documents. An honest assessment has to give them proper weight.</w:t>
+        <w:t xml:space="preserve">Four problems come up again and again in the research and in policy papers. An honest assessment has to give them proper weight.</w:t>
       </w:r>
     </w:p>
     <w:p>
@@ -6747,7 +6747,7 @@
           <w:sz w:val="22"/>
           <w:szCs w:val="22"/>
         </w:rPr>
-        <w:t xml:space="preserve">Cybersecurity incidents in India rose from 10.29 lakh in 2022 to 22.68 lakh in 2024 [28]. The technology itself is not the main weak point. Tying the app to one device, and requiring a PIN, make it hard to break in. The weak point is the user, who can be tricked into approving a payment. NPCI runs a fraud-monitoring system that uses machine learning to raise alerts and block suspicious payments. The Citizen Financial Cyber Fraud Reporting and Management System has saved more than ₹1,200 crore across more than 4.7 lakh complaints [28]. A system used by over 55 crore people attracts attacks in proportion to its size.</w:t>
+        <w:t xml:space="preserve">Cybersecurity incidents in India rose from 10.29 lakh in 2022 to 22.68 lakh in 2024 [28]. The technology itself is not the main weak point. Tying the app to one device and asking for a PIN make it hard to break in. The weak point is the user, who can be tricked into approving a payment. NPCI runs a fraud-monitoring system that uses machine learning to raise alerts and block suspicious payments. The Citizen Financial Cyber Fraud Reporting and Management System has saved more than ₹1,200 crore across more than 4.7 lakh complaints [28]. A system used by over 55 crore people attracts attacks to match its size.</w:t>
       </w:r>
     </w:p>
     <w:p>
@@ -6785,7 +6785,7 @@
           <w:sz w:val="22"/>
           <w:szCs w:val="22"/>
         </w:rPr>
-        <w:t xml:space="preserve">A digital payment needs electricity, a working phone and a network signal, all at the same moment. Cash needs none of these. So as UPI replaces cash, the risk becomes concentrated. A breakdown that would once have been an inconvenience now stops trade.</w:t>
+        <w:t xml:space="preserve">A digital payment needs electricity, a working phone and a network signal, all at the same moment. Cash needs none of these. So as UPI replaces cash, the risk becomes concentrated. A breakdown that was once an inconvenience now stops trade.</w:t>
       </w:r>
     </w:p>
     <w:p>
@@ -6823,7 +6823,7 @@
           <w:sz w:val="22"/>
           <w:szCs w:val="22"/>
         </w:rPr>
-        <w:t xml:space="preserve">Data Set 8 measures the digital divide. In August 2025 rural areas had 46.73 internet subscribers per 100 people, against 113.83 in urban areas [22]. A payment system that can only be reached through the internet cannot include more people than the internet itself reaches.</w:t>
+        <w:t xml:space="preserve">Data Set 8 measures the digital divide. In August 2025 rural areas had 46.73 internet subscribers per 100 people. Urban areas had 113.83 [22]. A payment system that can only be reached through the internet cannot include more people than the internet does.</w:t>
       </w:r>
     </w:p>
     <w:p>
@@ -6861,7 +6861,7 @@
           <w:sz w:val="22"/>
           <w:szCs w:val="22"/>
         </w:rPr>
-        <w:t xml:space="preserve">The finding that about 75 per cent of surveyed users spent more, because digital money felt less real [25], is a genuine cost. It matters most for low-income households, who have little room to absorb overspending. The same ease that raises velocity also removes a restraint that cash used to provide by accident.</w:t>
+        <w:t xml:space="preserve">About 75 per cent of surveyed users said they spent more because digital money felt less real [25]. That is a real cost. It matters most for low-income families, who have little room to absorb overspending. The same ease that raises velocity also removes a restraint that cash used to provide by accident.</w:t>
       </w:r>
     </w:p>
     <w:p>
@@ -6918,7 +6918,7 @@
           <w:sz w:val="22"/>
           <w:szCs w:val="22"/>
         </w:rPr>
-        <w:t xml:space="preserve">The rural story is one of fast catching up from a low start, achieved by deliberately paying for acceptance infrastructure rather than waiting for the market. The Payments Infrastructure Development Fund exists for exactly this reason. Putting a QR code in a tier-6 town is not profitable at the small volumes available there at first. By October 2025 the Fund had set up 5.45 crore payment points in tier-3 to tier-6 centres [14]. The gap that remains is not mainly about acceptance, though. It is about connectivity, and Data Set 8 measures it.</w:t>
+        <w:t xml:space="preserve">The rural story is one of fast catching up from a low start. This was done by deliberately paying for payment infrastructure, rather than waiting for the market. The Payments Infrastructure Development Fund exists for this reason. Putting a QR code in a tier-6 town is not profitable at the small volumes available there at first. By October 2025 the Fund had set up 5.45 crore payment points in tier-3 to tier-6 centres [14]. But the gap that remains is not mainly about acceptance. It is about connectivity, and Data Set 8 measures it.</w:t>
       </w:r>
     </w:p>
     <w:p>
@@ -6956,7 +6956,7 @@
           <w:sz w:val="22"/>
           <w:szCs w:val="22"/>
         </w:rPr>
-        <w:t xml:space="preserve">For the small shopkeeper, UPI solved a problem that cards never could. A card machine costs money, and a fee on every sale eats into a thin margin. A printed QR code costs nothing, and below ₹2,000 there is no fee at all [14]. The result is that almost everyone accepts it. Of small merchants surveyed, 94 per cent had adopted UPI and 57 per cent said their sales rose afterwards [15]. Street vendors under the PM SVANidhi scheme have been brought into the same system, with cashback on digital payments and access to UPI-linked RuPay credit cards that turn a payment record into a line of credit [14].</w:t>
+        <w:t xml:space="preserve">For the small shopkeeper, UPI solved a problem that cards never could. A card machine costs money, and a fee on every sale eats into a thin margin. A printed QR code costs nothing, and below ₹2,000 there is no fee at all [14]. So almost everyone accepts it. Of the small merchants surveyed, 94 per cent had adopted UPI and 57 per cent said their sales rose afterwards [15]. Street vendors under the PM SVANidhi scheme are part of the same system. They get cashback on digital payments and access to UPI-linked RuPay credit cards, which turn a payment record into a line of credit [14].</w:t>
       </w:r>
     </w:p>
     <w:p>
@@ -6994,7 +6994,7 @@
           <w:sz w:val="22"/>
           <w:szCs w:val="22"/>
         </w:rPr>
-        <w:t xml:space="preserve">India stands out in two ways. The first is size. UPI handled close to 49 per cent of all real-time payments made in the world in 2024, and the IMF calls it the largest retail fast payment system by volume [3], [18]. The second is pricing. Most similar systems abroad charge shopkeepers something. The BIS notes that in India there is no charge to the user for UPI, and a fee applies only to merchant payments made through prepaid instruments like wallets [20]. India chose to treat retail payment as a public service, and the adoption described in this chapter is partly a result of that choice.</w:t>
+        <w:t xml:space="preserve">India stands out in two ways. The first is size. UPI handled nearly 49 per cent of all real-time payments made in the world in 2024. The IMF calls it the largest retail fast payment system by volume [3], [18]. The second is pricing. Most similar systems abroad charge shopkeepers something. The BIS notes that in India there is no charge to the user for UPI. A fee applies only to merchant payments made through prepaid instruments like wallets [20]. India chose to treat retail payment as a public service. The growth described in this chapter is partly a result of that choice.</w:t>
       </w:r>
     </w:p>
     <w:p>
@@ -7040,7 +7040,7 @@
           <w:sz w:val="22"/>
           <w:szCs w:val="22"/>
         </w:rPr>
-        <w:t xml:space="preserve">This chapter contains the original analysis of the project. Eight data sets are examined. Each one follows the same four-part structure used throughout: the table or graph, an explanation of what the data show, an analysis of what they mean, and an interpretation saying what can and cannot be concluded. Ten figures and eight tables support the discussion, and each data set ends with one sentence summing up its result.</w:t>
+        <w:t xml:space="preserve">This chapter has the main analysis of my project. I look at eight data sets. Each one follows the same four-part pattern: the table or graph, an explanation of what the data show, an analysis of what they mean, and an interpretation of what can and cannot be concluded. There are ten figures and eight tables. Each data set ends with one sentence summing up the result.</w:t>
       </w:r>
     </w:p>
     <w:p>
@@ -7059,7 +7059,7 @@
           <w:sz w:val="22"/>
           <w:szCs w:val="22"/>
         </w:rPr>
-        <w:t xml:space="preserve">The first four data sets look at growth, composition and velocity. Data Sets 5 and 6 test the two big shocks of the period. Data Sets 7 and 8 look at financial inclusion and at its limits. Together they test the three hypotheses given in Section 2.2.</w:t>
+        <w:t xml:space="preserve">The first four data sets look at growth, size of payments and velocity. Data Sets 5 and 6 test the two big shocks of the period. Data Sets 7 and 8 look at financial inclusion and its limits. Together they test the three hypotheses from Section 2.2.</w:t>
       </w:r>
     </w:p>
     <w:p>
@@ -9051,7 +9051,7 @@
           <w:sz w:val="22"/>
           <w:szCs w:val="22"/>
         </w:rPr>
-        <w:t xml:space="preserve">The table shows the number and value of UPI transactions in each financial year since the platform started. It also gives the year-on-year growth rates, which I calculated from those two columns. Volume rose from 2 crore transactions to 24,162 crore. Value rose from ₹0.07 lakh crore to about ₹314 lakh crore. Both changes happened over ten years [2].</w:t>
+        <w:t xml:space="preserve">The table shows the number and value of UPI payments in each financial year since UPI started. It also gives the growth rates, which I worked out from those two columns. Volume rose from 2 crore payments to 24,162 crore. Value rose from ₹0.07 lakh crore to about ₹314 lakh crore. Both of these happened over ten years [2].</w:t>
       </w:r>
     </w:p>
     <w:p>
@@ -9088,7 +9088,7 @@
           <w:sz w:val="22"/>
           <w:szCs w:val="22"/>
         </w:rPr>
-        <w:t xml:space="preserve">Three patterns stand out. The first is that growth rates are slowing in percentage terms, from 4,500 per cent down to 30 per cent. But the actual increase each year keeps getting bigger. The rise in FY 2025-26 alone was about 5,575 crore transactions, which is more than the entire volume of FY 2021-22. This is just what happens as a base grows larger. It should not be read as a real slowdown.</w:t>
+        <w:t xml:space="preserve">Three patterns stand out. The first is that the growth rate is slowing in percentage terms, from 4,500 per cent down to 30 per cent. But the actual rise each year keeps getting bigger. The rise in FY 2025-26 alone was about 5,575 crore payments. That is more than the whole of FY 2021-22. This is simply what happens when a base gets larger. It does not mean UPI is really slowing down.</w:t>
       </w:r>
     </w:p>
     <w:p>
@@ -9107,7 +9107,7 @@
           <w:sz w:val="22"/>
           <w:szCs w:val="22"/>
         </w:rPr>
-        <w:t xml:space="preserve">The second is that the growth never flattens out. Ten years of rising volume, through a pandemic and long after the novelty wore off, points to a lasting change in how people pay rather than a passing fashion.</w:t>
+        <w:t xml:space="preserve">The second is that the growth never flattens out. Volume rose for ten years in a row, through a pandemic and long after the novelty wore off. That points to a lasting change in how people pay, not a passing trend.</w:t>
       </w:r>
     </w:p>
     <w:p>
@@ -9126,7 +9126,7 @@
           <w:sz w:val="22"/>
           <w:szCs w:val="22"/>
         </w:rPr>
-        <w:t xml:space="preserve">The third pattern matters most. Volume has grown faster than value in every year since FY 2021-22. In FY 2025-26 volume grew 30 per cent while value grew 20 per cent. The average size of a transaction is value divided by volume, so if volume grows faster, the average payment must be getting smaller. Data Set 2 looks at this directly.</w:t>
+        <w:t xml:space="preserve">The third pattern matters most. Volume has grown faster than value in every year since FY 2021-22. In FY 2025-26 volume grew 30 per cent while value grew 20 per cent. The average size of a payment is value divided by volume. So if volume grows faster, the average payment must be getting smaller. Data Set 2 looks at this directly.</w:t>
       </w:r>
     </w:p>
     <w:p>
@@ -9163,7 +9163,7 @@
           <w:sz w:val="22"/>
           <w:szCs w:val="22"/>
         </w:rPr>
-        <w:t xml:space="preserve">UPI has gone from an experiment to the normal way India pays in shops, and it now handles most retail digital transactions. The gap between volume growth and value growth is the first sign of something more. It suggests UPI is not simply taking over payments that already existed in another form. It is reaching very small payments that were previously made in cash, or not made at all. Hypothesis H1 is supported so far as a description. Its effect on velocity is tested in Data Set 4.</w:t>
+        <w:t xml:space="preserve">UPI has gone from an experiment to the normal way India pays in shops. It now handles most retail digital payments. The gap between volume growth and value growth is the first sign of something more. It suggests UPI is not just taking over payments that already existed. It is reaching very small payments that used to be made in cash, or were not made at all. So H1 is supported as a description. Its effect on velocity is tested in Data Set 4.</w:t>
       </w:r>
     </w:p>
     <w:p>
@@ -9203,7 +9203,7 @@
           <w:sz w:val="21"/>
           <w:szCs w:val="21"/>
         </w:rPr>
-        <w:t xml:space="preserve">UPI grew from 2 crore transactions to 24,162 crore in ten years, and because volume grew faster than value in every year from FY 2021-22, the typical payment was getting smaller even as the total kept rising.</w:t>
+        <w:t xml:space="preserve">UPI grew from 2 crore payments to 24,162 crore in ten years. Volume grew faster than value in every year from FY 2021-22, so the typical payment was getting smaller even as the total kept rising.</w:t>
       </w:r>
     </w:p>
     <w:p>
@@ -10651,7 +10651,7 @@
           <w:sz w:val="22"/>
           <w:szCs w:val="22"/>
         </w:rPr>
-        <w:t xml:space="preserve">This figure is not published anywhere. I worked it out by dividing each year's transaction value by its volume. It answers a simple question: how big is a typical UPI payment, and is that changing? The answer rises from ₹1,196 in FY 2017-18 to a peak of ₹1,838 in FY 2020-21. It then falls steadily to ₹1,300 in FY 2025-26, a drop of about 29 per cent from the peak.</w:t>
+        <w:t xml:space="preserve">This figure is not published anywhere. I worked it out by dividing each year's value by its volume. It answers a simple question: how big is a typical UPI payment, and is that changing? The answer rises from ₹1,196 in FY 2017-18 to a peak of ₹1,838 in FY 2020-21. After that it falls steadily to ₹1,300 in FY 2025-26. That is a drop of about 29 per cent from the peak.</w:t>
       </w:r>
     </w:p>
     <w:p>
@@ -10688,7 +10688,7 @@
           <w:sz w:val="22"/>
           <w:szCs w:val="22"/>
         </w:rPr>
-        <w:t xml:space="preserve">The shape of this curve tells the story of UPI's adoption in two clear phases.</w:t>
+        <w:t xml:space="preserve">The shape of this curve shows UPI's growth in two clear phases.</w:t>
       </w:r>
     </w:p>
     <w:p>
@@ -10707,7 +10707,7 @@
           <w:sz w:val="22"/>
           <w:szCs w:val="22"/>
         </w:rPr>
-        <w:t xml:space="preserve">In the first phase, up to FY 2020-21, the average payment grew. This is what you would expect when the early users are better off, live in cities and are comfortable with technology. The payments moving onto UPI at that stage were large ones, such as rent, fees and transfers between family members, which used to be made by cheque or bank transfer.</w:t>
+        <w:t xml:space="preserve">In the first phase, up to FY 2020-21, the average payment grew. This is what you would expect when the early users are better off, live in cities and are used to technology. The payments moving onto UPI then were large ones, such as rent, fees and money sent to family. These used to be paid by cheque or bank transfer.</w:t>
       </w:r>
     </w:p>
     <w:p>
@@ -10726,7 +10726,7 @@
           <w:sz w:val="22"/>
           <w:szCs w:val="22"/>
         </w:rPr>
-        <w:t xml:space="preserve">In the second phase the average falls, every year, for five years. Total value kept rising throughout, so this cannot mean people were spending less. It can only mean that the new payments being added were much smaller than the existing average, and that there were enough of them to pull the average down. The composition data confirms this. Person-to-merchant payments are now 63 per cent of all UPI volume, and 86 per cent of those are below ₹500 [2].</w:t>
+        <w:t xml:space="preserve">In the second phase the average falls, every year, for five years. Total value kept rising all through. So this cannot mean people were spending less. It can only mean the new payments being added were much smaller than the old average, and that there were enough of them to pull the average down. The data on payment types confirms this. Person-to-merchant payments are now 63 per cent of all UPI volume, and 86 per cent of those are below ₹500 [2].</w:t>
       </w:r>
     </w:p>
     <w:p>
@@ -10745,7 +10745,7 @@
           <w:sz w:val="22"/>
           <w:szCs w:val="22"/>
         </w:rPr>
-        <w:t xml:space="preserve">Inflation works against this finding rather than causing it. Prices rose over the period, so the same basket of goods would show a rising average payment. The fact that the average fell anyway means the shift towards small payments is even larger in real terms than it looks.</w:t>
+        <w:t xml:space="preserve">Inflation works against this finding rather than causing it. Prices rose over the period. So the same basket of goods would show a rising average payment. The average fell anyway. That means the shift towards small payments is even bigger in real terms than it looks.</w:t>
       </w:r>
     </w:p>
     <w:p>
@@ -10782,7 +10782,7 @@
           <w:sz w:val="22"/>
           <w:szCs w:val="22"/>
         </w:rPr>
-        <w:t xml:space="preserve">This is the most important finding in the project, because it separates the two possible explanations of UPI's growth. If UPI had only digitised payments that already existed, the average payment size would have stayed roughly flat while volume rose. Instead it fell by nearly a third while volume multiplied thirteen times. That is the mark of a payment system reaching transactions it never served before: the tea, the vegetables, the auto fare.</w:t>
+        <w:t xml:space="preserve">I think this is the most important finding in my project. It separates the two possible explanations of UPI's growth. If UPI had only digitised payments that already existed, the average payment would have stayed roughly flat while volume rose. Instead it fell by nearly a third while volume grew thirteen times. That is the sign of a payment system reaching payments it never served before: the tea, the vegetables, the auto fare.</w:t>
       </w:r>
     </w:p>
     <w:p>
@@ -10801,7 +10801,7 @@
           <w:sz w:val="22"/>
           <w:szCs w:val="22"/>
         </w:rPr>
-        <w:t xml:space="preserve">This matters directly for velocity. Fisher's equation links the money stock to the number of transactions it supports. A system that adds a very large number of very small payments raises T a lot while adding relatively little to the total value settled. That is exactly what it means for each rupee to be used more often. Hypothesis H2 is supported.</w:t>
+        <w:t xml:space="preserve">This matters directly for velocity. Fisher's equation links the money stock to the number of transactions it supports. A system that adds a very large number of very small payments raises T a lot, while adding fairly little to the total value. That is exactly what it means for each rupee to be used more often. So H2 is supported.</w:t>
       </w:r>
     </w:p>
     <w:p>
@@ -10841,7 +10841,7 @@
           <w:sz w:val="21"/>
           <w:szCs w:val="21"/>
         </w:rPr>
-        <w:t xml:space="preserve">The average UPI payment fell from ₹1,838 to ₹1,300 while volume rose more than ten-fold, which is the signature of a system adding small everyday payments rather than merely digitising ones that already existed.</w:t>
+        <w:t xml:space="preserve">The average UPI payment fell from ₹1,838 to ₹1,300 while volume rose more than ten times. That is the sign of a system adding small everyday payments, not just digitising ones that already existed.</w:t>
       </w:r>
     </w:p>
     <w:p>
@@ -11685,7 +11685,7 @@
           <w:sz w:val="22"/>
           <w:szCs w:val="22"/>
         </w:rPr>
-        <w:t xml:space="preserve">This data set places UPI within all digital payments in India, including cards, wallets, NEFT, IMPS and RTGS. Total digital payment volume rose from 2,071 crore transactions in FY 2017-18 to 18,737 crore in FY 2023-24, a compound growth rate of 44 per cent a year. Value grew from ₹1,962 lakh crore to ₹3,659 lakh crore, a compound rate of 11 per cent [10], [11]. UPI alone made up 81 per cent of retail digital payment volume in FY 2024-25 [14].</w:t>
+        <w:t xml:space="preserve">This data set puts UPI inside all digital payments in India. That includes cards, wallets, NEFT, IMPS and RTGS. Total digital payment volume rose from 2,071 crore payments in FY 2017-18 to 18,737 crore in FY 2023-24. That is a compound growth rate of 44 per cent a year. Value grew from ₹1,962 lakh crore to ₹3,659 lakh crore, a compound rate of 11 per cent [10], [11]. UPI alone made up 81 per cent of retail digital payment volume in FY 2024-25 [14].</w:t>
       </w:r>
     </w:p>
     <w:p>
@@ -11722,7 +11722,7 @@
           <w:sz w:val="22"/>
           <w:szCs w:val="22"/>
         </w:rPr>
-        <w:t xml:space="preserve">The difference between those two growth rates, 44 per cent for volume against 11 per cent for value, repeats across the whole payment system the pattern found in UPI alone. India's digital payments have grown mainly through more payments being made, not through bigger ones.</w:t>
+        <w:t xml:space="preserve">The gap between those two growth rates is 44 per cent for volume against 11 per cent for value. This repeats, across the whole payment system, the same pattern I found in UPI alone. India's digital payments have grown mainly because more payments are being made, not because payments are bigger.</w:t>
       </w:r>
     </w:p>
     <w:p>
@@ -11741,7 +11741,7 @@
           <w:sz w:val="22"/>
           <w:szCs w:val="22"/>
         </w:rPr>
-        <w:t xml:space="preserve">The value figures need care. Total digital payment value of ₹3,659 lakh crore is far larger than India's GDP. That is because it includes RTGS, which carries very large transfers between banks and big companies. There are not many of these, but each is enormous. This shows clearly why payment value cannot be treated as economic output, and why the ratio in Data Set 4 has to be called a transactions measure rather than income velocity.</w:t>
+        <w:t xml:space="preserve">The value figures need care. Total digital payment value of ₹3,659 lakh crore is far bigger than India's GDP. That is because it includes RTGS, which carries very large transfers between banks and big companies. There are not many of these, but each one is huge. This shows clearly why payment value cannot be treated as economic output. It is also why the ratio in Data Set 4 has to be called a transactions measure and not income velocity.</w:t>
       </w:r>
     </w:p>
     <w:p>
@@ -11760,7 +11760,7 @@
           <w:sz w:val="22"/>
           <w:szCs w:val="22"/>
         </w:rPr>
-        <w:t xml:space="preserve">There is no contradiction in UPI carrying 81 per cent of retail transactions by number while total value is dominated by large wholesale systems. It simply describes what UPI is: the system for frequent, small, everyday payments.</w:t>
+        <w:t xml:space="preserve">There is no contradiction in UPI carrying 81 per cent of retail payments by number while total value is dominated by large wholesale systems. It just describes what UPI is. It is the system for frequent, small, everyday payments.</w:t>
       </w:r>
     </w:p>
     <w:p>
@@ -11797,7 +11797,7 @@
           <w:sz w:val="22"/>
           <w:szCs w:val="22"/>
         </w:rPr>
-        <w:t xml:space="preserve">UPI is not one choice among several in Indian retail payments. It is the system, with everything else sharing the remaining fifth. For this study, that means changes in retail payment behaviour over the period can fairly be linked to UPI, because no alternative is large enough to drive the national figures.</w:t>
+        <w:t xml:space="preserve">UPI is not one choice among several in Indian retail payments. It is the system, and everything else shares the remaining fifth. For this study, that means changes in how India pays can fairly be linked to UPI, because nothing else is big enough to move the national figures.</w:t>
       </w:r>
     </w:p>
     <w:p>
@@ -11837,7 +11837,7 @@
           <w:sz w:val="21"/>
           <w:szCs w:val="21"/>
         </w:rPr>
-        <w:t xml:space="preserve">UPI carries 81 per cent of India's retail digital transactions, so changes in retail payment behaviour during this period can reasonably be attributed to it.</w:t>
+        <w:t xml:space="preserve">UPI carries 81 per cent of India's retail digital payments. So changes in how people pay during this period can fairly be linked to it.</w:t>
       </w:r>
     </w:p>
     <w:p>
@@ -12647,7 +12647,7 @@
           <w:sz w:val="22"/>
           <w:szCs w:val="22"/>
         </w:rPr>
-        <w:t xml:space="preserve">This data set builds the closest thing to a velocity measure that public data allows. It shows the total value settled over UPI in a year as a multiple of nominal GDP in the same year. The ratio rose from 0.52 in FY 2022-23 to 0.91 in FY 2025-26. By the latest year, the value passing through UPI alone came close to the entire annual output of the Indian economy.</w:t>
+        <w:t xml:space="preserve">This data set builds the closest thing to a velocity measure that public data allows. It shows the total value settled over UPI in a year as a multiple of nominal GDP in the same year. The ratio rose from 0.52 in FY 2022-23 to 0.91 in FY 2025-26. By the latest year, the value passing through UPI alone came close to the whole yearly output of the Indian economy.</w:t>
       </w:r>
     </w:p>
     <w:p>
@@ -12684,7 +12684,7 @@
           <w:sz w:val="22"/>
           <w:szCs w:val="22"/>
         </w:rPr>
-        <w:t xml:space="preserve">It is important to say exactly what this ratio does and does not measure, because it would be easy to claim too much from it.</w:t>
+        <w:t xml:space="preserve">I need to say exactly what this ratio does and does not measure. It would be easy to claim too much from it.</w:t>
       </w:r>
     </w:p>
     <w:p>
@@ -12703,7 +12703,7 @@
           <w:sz w:val="22"/>
           <w:szCs w:val="22"/>
         </w:rPr>
-        <w:t xml:space="preserve">It is a measure of transactions turnover, not income velocity. The top of the ratio counts every payment, including transfers between people that do not buy anything newly produced, and payments between businesses that GDP counts only once at the final sale. The bottom counts final output only. The two are not measuring the same thing, so the number should not be read as "each rupee now circulates 0.91 times".</w:t>
+        <w:t xml:space="preserve">It is a measure of transactions turnover, not income velocity. The top of the ratio counts every payment. That includes transfers between people, which do not buy anything new, and payments between businesses, which GDP counts only once at the final sale. The bottom counts final output only. The two are not measuring the same thing. So the number should not be read as "each rupee now circulates 0.91 times".</w:t>
       </w:r>
     </w:p>
     <w:p>
@@ -12722,7 +12722,7 @@
           <w:sz w:val="22"/>
           <w:szCs w:val="22"/>
         </w:rPr>
-        <w:t xml:space="preserve">What the ratio does measure reliably is the direction and speed of change. The mismatch between the top and the bottom stays roughly the same from year to year, so the comparison between years is still fair. On that basis the ratio rose by about 75 per cent in three years. The value settled through this one retail system grew far faster than national output. Payment activity per unit of output has clearly increased, which is what the Cambridge version predicts: as paying gets cheaper, people hold less money against a given amount of spending, so turnover rises.</w:t>
+        <w:t xml:space="preserve">What the ratio does measure reliably is the direction and speed of change. The mismatch between the top and the bottom stays roughly the same each year. So comparing one year with another is still fair. On that basis the ratio rose by about 75 per cent in three years. The value settled through this one retail system grew far faster than national output. So payment activity per unit of output has clearly gone up. This is what the Cambridge version predicts. As paying gets cheaper, people hold less money against a given amount of spending, so turnover rises.</w:t>
       </w:r>
     </w:p>
     <w:p>
@@ -12741,7 +12741,7 @@
           <w:sz w:val="22"/>
           <w:szCs w:val="22"/>
         </w:rPr>
-        <w:t xml:space="preserve">Two cautions are needed. First, part of the rise is simply cash payments moving onto UPI. That raises measured turnover without any change in behaviour, because cash payments were never counted in the first place. Second, as Section 3.4.4 explained, rising velocity is only a good sign when it comes from cheaper transactions rather than from people fleeing money. Here the cause is clearly the first. India had no monetary crisis in this period, and the rise matches the documented fall in the cost and difficulty of paying.</w:t>
+        <w:t xml:space="preserve">Two cautions are needed. First, part of the rise is just cash payments moving onto UPI. That raises the measured figure without any change in behaviour, because cash payments were never counted in the first place. Second, as Section 3.4.4 explained, rising velocity is only a good sign when it comes from cheaper payments rather than people running away from money. Here the cause is clearly the first one. India had no monetary crisis in this period, and the rise matches the fall in the cost and difficulty of paying.</w:t>
       </w:r>
     </w:p>
     <w:p>
@@ -12778,7 +12778,7 @@
           <w:sz w:val="22"/>
           <w:szCs w:val="22"/>
         </w:rPr>
-        <w:t xml:space="preserve">Hypothesis H1 is supported, with one qualification. What has been shown is a rise in measured transactions turnover, not in income velocity. Part of that rise is cash payments becoming visible for the first time rather than new activity. Both effects are real and both matter, but they are not the same thing, and the published data cannot separate them. This is the honest limit of what a study based on national figures can establish.</w:t>
+        <w:t xml:space="preserve">H1 is supported, with one qualification. What I have shown is a rise in measured transactions turnover, not in income velocity. Part of that rise is cash payments becoming visible for the first time, rather than new activity. Both effects are real and both matter, but they are not the same thing. The published data cannot separate them. This is the honest limit of what a study based on national figures can show.</w:t>
       </w:r>
     </w:p>
     <w:p>
@@ -12818,7 +12818,7 @@
           <w:sz w:val="21"/>
           <w:szCs w:val="21"/>
         </w:rPr>
-        <w:t xml:space="preserve">The value settled over UPI rose from 0.52 to 0.91 times India's GDP in three years — the level of that ratio is not meaningful, but its rapid rise is, and it points to a higher transactions velocity of money.</w:t>
+        <w:t xml:space="preserve">The value settled over UPI rose from 0.52 to 0.91 times India's GDP in three years. The level of that ratio is not meaningful, but its fast rise is, and it points to a higher transactions velocity of money.</w:t>
       </w:r>
     </w:p>
     <w:p>
@@ -13440,7 +13440,7 @@
           <w:sz w:val="22"/>
           <w:szCs w:val="22"/>
         </w:rPr>
-        <w:t xml:space="preserve">On 9 November 2016, ₹500 and ₹1,000 notes stopped being legal tender. They were worth ₹15.4 trillion, which was 86.9 per cent of the value of all notes then in circulation [23]. Monthly digital transactions rose from 71.27 crore in October 2016 to 111.45 crore by May 2017, an increase of 56 per cent [24].</w:t>
+        <w:t xml:space="preserve">On 9 November 2016, ₹500 and ₹1,000 notes stopped being legal tender. They were worth ₹15.4 trillion. That was 86.9 per cent of the value of all notes then in circulation [23]. Monthly digital payments rose from 71.27 crore in October 2016 to 111.45 crore by May 2017. That is a rise of 56 per cent [24].</w:t>
       </w:r>
     </w:p>
     <w:p>
@@ -13477,7 +13477,7 @@
           <w:sz w:val="22"/>
           <w:szCs w:val="22"/>
         </w:rPr>
-        <w:t xml:space="preserve">Demonetisation worked like an unusually severe natural experiment. The main way people paid was withdrawn almost overnight, and an alternative had been launched only weeks before. The 56 per cent rise in digital transactions over seven months is how people responded.</w:t>
+        <w:t xml:space="preserve">Demonetisation worked like a very severe natural experiment. The main way people paid was taken away almost overnight, and an alternative had launched only weeks before. The 56 per cent rise in digital payments over seven months is how people reacted.</w:t>
       </w:r>
     </w:p>
     <w:p>
@@ -13496,7 +13496,7 @@
           <w:sz w:val="22"/>
           <w:szCs w:val="22"/>
         </w:rPr>
-        <w:t xml:space="preserve">That response should not be overstated. About 98.96 per cent of the withdrawn notes came back to the banking system [23]. This means the currency was replaced rather than permanently removed, and cash use recovered a great deal in the years that followed. Demonetisation did not by itself turn India into a digital economy.</w:t>
+        <w:t xml:space="preserve">That reaction should not be overstated. About 98.96 per cent of the withdrawn notes came back to the banking system [23]. So the currency was replaced rather than removed for good, and cash use recovered a lot in the years that followed. Demonetisation did not by itself turn India into a digital economy.</w:t>
       </w:r>
     </w:p>
     <w:p>
@@ -13515,7 +13515,7 @@
           <w:sz w:val="22"/>
           <w:szCs w:val="22"/>
         </w:rPr>
-        <w:t xml:space="preserve">What it did achieve is better described as a forced trial. Many people who would not otherwise have installed a payment app did so because they had to. Many shopkeepers who would not otherwise have accepted digital payment learned how. Some of that behaviour stayed once the pressure was removed. The lasting effect was on familiarity and infrastructure rather than on how people actually paid.</w:t>
+        <w:t xml:space="preserve">What it did achieve is better described as a forced trial. Many people who would not otherwise have installed a payment app did so because they had to. Many shopkeepers who would not otherwise have accepted digital payment learned how. Some of that behaviour stayed once the pressure was gone. So the lasting effect was on familiarity and infrastructure, rather than on how people actually paid.</w:t>
       </w:r>
     </w:p>
     <w:p>
@@ -13552,7 +13552,7 @@
           <w:sz w:val="22"/>
           <w:szCs w:val="22"/>
         </w:rPr>
-        <w:t xml:space="preserve">Demonetisation speeded up UPI's adoption at an early and important moment, but it did not cause the growth that followed. That growth continued for years after cash supply returned to normal, and at rates far above anything seen in 2016-17. The episode is better understood as removing a barrier, which was the effort of learning something new, rather than changing the economics of paying.</w:t>
+        <w:t xml:space="preserve">Demonetisation speeded up UPI's growth at an early and important moment. But it did not cause the growth that followed. That growth carried on for years after cash supply returned to normal, and at rates far above anything seen in 2016-17. So the event is better understood as removing a barrier, which was the effort of learning something new. It did not change the economics of paying.</w:t>
       </w:r>
     </w:p>
     <w:p>
@@ -13592,7 +13592,7 @@
           <w:sz w:val="21"/>
           <w:szCs w:val="21"/>
         </w:rPr>
-        <w:t xml:space="preserve">Demonetisation produced a 56 per cent jump in digital payments, but about 99 per cent of the currency came back, so it accelerated UPI's adoption without causing its sustained growth.</w:t>
+        <w:t xml:space="preserve">Demonetisation produced a 56 per cent jump in digital payments. But about 99 per cent of the currency came back, so it speeded up UPI's growth without causing it.</w:t>
       </w:r>
     </w:p>
     <w:p>
@@ -14528,7 +14528,7 @@
           <w:sz w:val="22"/>
           <w:szCs w:val="22"/>
         </w:rPr>
-        <w:t xml:space="preserve">This table separates out the pandemic years. UPI volume grew 78 per cent in FY 2020-21, the year of the strictest restrictions, and then 106 per cent in FY 2021-22, which is a higher rate than the year before. Volume more than tripled between FY 2019-20 and FY 2021-22.</w:t>
+        <w:t xml:space="preserve">This table separates out the pandemic years. UPI volume grew 78 per cent in FY 2020-21, the year of the strictest restrictions. It then grew 106 per cent in FY 2021-22, which is a higher rate than the year before. Volume more than tripled between FY 2019-20 and FY 2021-22.</w:t>
       </w:r>
     </w:p>
     <w:p>
@@ -14565,7 +14565,7 @@
           <w:sz w:val="22"/>
           <w:szCs w:val="22"/>
         </w:rPr>
-        <w:t xml:space="preserve">The pattern looks surprising at first. India's real output shrank in FY 2020-21, and you would expect a payment system to shrink along with the economy it serves. Instead UPI volume grew 78 per cent. Two forces explain this.</w:t>
+        <w:t xml:space="preserve">The pattern looks surprising at first. India's real output shrank in FY 2020-21. You would expect a payment system to shrink along with the economy it serves. Instead UPI volume grew 78 per cent. Two forces explain this.</w:t>
       </w:r>
     </w:p>
     <w:p>
@@ -14584,7 +14584,7 @@
           <w:sz w:val="22"/>
           <w:szCs w:val="22"/>
         </w:rPr>
-        <w:t xml:space="preserve">The first is substitution. With movement restricted and physical contact discouraged, payments that would have been made in cash were made digitally instead. This moves payments between methods without increasing how many there are.</w:t>
+        <w:t xml:space="preserve">The first is substitution. With movement restricted and contact discouraged, payments that would have been made in cash were made digitally instead. This moves payments between methods. It does not increase how many there are.</w:t>
       </w:r>
     </w:p>
     <w:p>
@@ -14603,7 +14603,7 @@
           <w:sz w:val="22"/>
           <w:szCs w:val="22"/>
         </w:rPr>
-        <w:t xml:space="preserve">The second is adoption, and it matters more. Shopkeepers who had refused digital payment accepted it because customers insisted. Customers who had avoided it learned because there was no other option. This permanently widened the number of people who could use the system.</w:t>
+        <w:t xml:space="preserve">The second is new users, and this matters more. Shopkeepers who had refused digital payment accepted it because customers insisted. Customers who had avoided it learned because there was no other option. This permanently widened the number of people who could use the system.</w:t>
       </w:r>
     </w:p>
     <w:p>
@@ -14622,7 +14622,7 @@
           <w:sz w:val="22"/>
           <w:szCs w:val="22"/>
         </w:rPr>
-        <w:t xml:space="preserve">The proof that adoption mattered more than substitution lies in what happened next. If the pandemic rise had been pure substitution, growth would have reversed once normal trade resumed. Instead FY 2021-22 grew faster than FY 2020-21, and growth continued at 82 per cent and 57 per cent in the two following years, from a much larger base. The change did not unwind.</w:t>
+        <w:t xml:space="preserve">The proof that new users mattered more lies in what happened next. If the pandemic rise had been pure substitution, growth would have reversed once normal trade came back. Instead FY 2021-22 grew faster than FY 2020-21. Growth then carried on at 82 per cent and 57 per cent in the next two years, from a much bigger base. The change did not unwind.</w:t>
       </w:r>
     </w:p>
     <w:p>
@@ -14659,7 +14659,7 @@
           <w:sz w:val="22"/>
           <w:szCs w:val="22"/>
         </w:rPr>
-        <w:t xml:space="preserve">COVID-19 acted as a second shock, and a more lasting one than demonetisation. The contrast between the two is useful. Demonetisation removed the alternative for a few months, and adoption partly reversed afterwards. The pandemic lasted long enough for digital payment to become a habit. Habits, unlike forced compliance, survive the removal of the pressure that created them.</w:t>
+        <w:t xml:space="preserve">COVID-19 was a second shock, and a more lasting one than demonetisation. The contrast between the two is useful. Demonetisation removed the alternative for a few months, and the change partly reversed afterwards. The pandemic lasted long enough for digital payment to become a habit. Habits, unlike forced behaviour, survive once the pressure is removed.</w:t>
       </w:r>
     </w:p>
     <w:p>
@@ -14699,7 +14699,7 @@
           <w:sz w:val="21"/>
           <w:szCs w:val="21"/>
         </w:rPr>
-        <w:t xml:space="preserve">UPI grew faster after the pandemic (106 per cent) than during its worst year (78 per cent), which shows the change had become a habit rather than reverting once cash was available again.</w:t>
+        <w:t xml:space="preserve">UPI grew faster after the pandemic (106 per cent) than during its worst year (78 per cent). That shows the change had become a habit, instead of reversing once cash was available again.</w:t>
       </w:r>
     </w:p>
     <w:p>
@@ -15802,7 +15802,7 @@
           <w:sz w:val="22"/>
           <w:szCs w:val="22"/>
         </w:rPr>
-        <w:t xml:space="preserve">This data set brings together the main indicators of financial inclusion and digitalisation. Both RBI indices rose over their latest measurement periods, and the Financial Inclusion Index improved in all three of its parts: access, usage and quality [7]. The last row records that India handled about 49 per cent of all real-time payment transactions in the world in 2024 [3].</w:t>
+        <w:t xml:space="preserve">This data set brings together the main signs of financial inclusion and digitalisation. Both RBI indices rose over their latest periods. The Financial Inclusion Index improved in all three of its parts: access, usage and quality [7]. The last row shows that India handled about 49 per cent of all real-time payments in the world in 2024 [3].</w:t>
       </w:r>
     </w:p>
     <w:p>
@@ -15839,7 +15839,7 @@
           <w:sz w:val="22"/>
           <w:szCs w:val="22"/>
         </w:rPr>
-        <w:t xml:space="preserve">The rise in the usage part matters more than the headline number. Access had already been largely achieved through the Jan Dhan scheme. The real problem was accounts lying unused, and the World Bank records that the share of Indian women with inactive accounts fell from a third in 2021 to 18 per cent by 2024 [21]. A payment system that a small vendor will accept is what turns an account from a registration into something useful.</w:t>
+        <w:t xml:space="preserve">The rise in the usage part matters more than the headline number. Access had already been largely achieved through the Jan Dhan scheme. The real problem was accounts lying unused. The World Bank records that the share of Indian women with inactive accounts fell from a third in 2021 to 18 per cent by 2024 [21]. A payment system that a small vendor will accept is what turns an account from a registration into something useful.</w:t>
       </w:r>
     </w:p>
     <w:p>
@@ -15858,7 +15858,7 @@
           <w:sz w:val="22"/>
           <w:szCs w:val="22"/>
         </w:rPr>
-        <w:t xml:space="preserve">The international comparison needs to be kept in proportion. India's 49 per cent share of world real-time payments partly reflects its population, and a share of volume says nothing about quality. What makes it notable is the policy difference the BIS points out. Most fast payment systems abroad charge shopkeepers, and India's does not [20]. India chose to treat retail payment as a public service, and the adoption pattern is partly a result of that choice.</w:t>
+        <w:t xml:space="preserve">The international comparison needs to be kept in proportion. India's 49 per cent share of world real-time payments partly reflects our population. A share of volume also says nothing about quality. What makes it notable is the policy difference the BIS points out. Most fast payment systems abroad charge shopkeepers, and India's does not [20]. India chose to treat retail payment as a public service, and this growth is partly a result of that choice.</w:t>
       </w:r>
     </w:p>
     <w:p>
@@ -15877,7 +15877,7 @@
           <w:sz w:val="22"/>
           <w:szCs w:val="22"/>
         </w:rPr>
-        <w:t xml:space="preserve">The closeness of 55.98 crore Jan Dhan accounts and 55.49 crore UPI users is worth noticing. These are different groups measured on different dates, so they cannot simply be set against each other. But their similar size suggests that owning an account and being able to pay digitally now reach a comparable share of adults.</w:t>
+        <w:t xml:space="preserve">It is worth noticing how close 55.98 crore Jan Dhan accounts and 55.49 crore UPI users are. These are different groups measured on different dates, so they cannot simply be set against each other. But their similar size suggests that owning an account and being able to pay digitally now reach a similar share of adults.</w:t>
       </w:r>
     </w:p>
     <w:p>
@@ -15914,7 +15914,7 @@
           <w:sz w:val="22"/>
           <w:szCs w:val="22"/>
         </w:rPr>
-        <w:t xml:space="preserve">The gains in financial inclusion are real and can be measured. The chain running from accounts, through usage, to activity being recorded is visible in the indices rather than just claimed. India's international standing rests on a deliberate decision about pricing, not on size alone.</w:t>
+        <w:t xml:space="preserve">The gains in financial inclusion are real and can be measured. The chain running from accounts, to usage, to activity being recorded is visible in the indices rather than just claimed. India's international position rests on a deliberate choice about pricing, not on size alone.</w:t>
       </w:r>
     </w:p>
     <w:p>
@@ -15954,7 +15954,7 @@
           <w:sz w:val="21"/>
           <w:szCs w:val="21"/>
         </w:rPr>
-        <w:t xml:space="preserve">The RBI's Financial Inclusion Index rose from 64.2 to 67.0 with usage improving fastest — the sub-index that matters, because access had already been achieved and dormancy was the real problem.</w:t>
+        <w:t xml:space="preserve">The RBI's Financial Inclusion Index rose from 64.2 to 67.0, with usage improving fastest. That is the part that matters, because access had already been achieved and unused accounts were the real problem.</w:t>
       </w:r>
     </w:p>
     <w:p>
@@ -16605,7 +16605,7 @@
           <w:sz w:val="22"/>
           <w:szCs w:val="22"/>
         </w:rPr>
-        <w:t xml:space="preserve">UPI needs a connected device, so internet access sets the limit on how inclusive it can be. India had 999.81 million broadband subscribers on 31 October 2025 [22]. In urban areas there were 113.83 internet subscribers per 100 people. In rural areas there were 46.73, which is a ratio of roughly 2.4 to 1.</w:t>
+        <w:t xml:space="preserve">UPI needs a connected device. So internet access sets the limit on how inclusive it can be. India had 999.81 million broadband subscribers on 31 October 2025 [22]. Urban areas had 113.83 internet subscribers per 100 people. Rural areas had 46.73. That is a ratio of roughly 2.4 to 1.</w:t>
       </w:r>
     </w:p>
     <w:p>
@@ -16642,7 +16642,7 @@
           <w:sz w:val="22"/>
           <w:szCs w:val="22"/>
         </w:rPr>
-        <w:t xml:space="preserve">The urban figure is above 100 per 100 people because it counts subscriptions, not people, and many urban users have more than one. This is a reminder to read the rural figure as an upper limit. If some rural users also hold more than one subscription, then fewer than 46.73 per cent of rural people are actually online.</w:t>
+        <w:t xml:space="preserve">The urban figure is above 100 per 100 people because it counts subscriptions, not people. Many urban users have more than one. This is a reminder to read the rural figure as an upper limit. If some rural users also have more than one subscription, then fewer than 46.73 per cent of rural people are actually online.</w:t>
       </w:r>
     </w:p>
     <w:p>
@@ -16661,7 +16661,7 @@
           <w:sz w:val="22"/>
           <w:szCs w:val="22"/>
         </w:rPr>
-        <w:t xml:space="preserve">In absolute numbers the gap is smaller than the penetration figures suggest: 579.46 million urban subscribers against 423.39 million rural ones. That is because rural India has more people. The two panels of Figure 9 therefore tell different halves of the same story. Rural India is a large and growing market in total, but a much smaller share of rural people is reached.</w:t>
+        <w:t xml:space="preserve">In absolute numbers the gap is smaller than the penetration figures suggest. There are 579.46 million urban subscribers against 423.39 million rural ones. That is because rural India has more people. So the two panels of Figure 9 tell different halves of the same story. Rural India is a large and growing market in total, but a much smaller share of rural people is reached.</w:t>
       </w:r>
     </w:p>
     <w:p>
@@ -16680,7 +16680,7 @@
           <w:sz w:val="22"/>
           <w:szCs w:val="22"/>
         </w:rPr>
-        <w:t xml:space="preserve">This is a limit of connectivity, not of acceptance. The Payments Infrastructure Development Fund has set up about 5.45 crore digital payment points in tier-3 to tier-6 centres [14], so the problem is not that rural shops lack QR codes. The problem is that a large share of rural people cannot reliably reach the network those codes depend on.</w:t>
+        <w:t xml:space="preserve">This is a limit of connectivity, not of acceptance. The Payments Infrastructure Development Fund has set up about 5.45 crore digital payment points in tier-3 to tier-6 centres [14]. So the problem is not that rural shops lack QR codes. The problem is that many rural people cannot reliably reach the network those codes need.</w:t>
       </w:r>
     </w:p>
     <w:p>
@@ -16717,7 +16717,7 @@
           <w:sz w:val="22"/>
           <w:szCs w:val="22"/>
         </w:rPr>
-        <w:t xml:space="preserve">Hypothesis H3 is supported. The benefits of UPI described throughout this chapter are shared unequally, and the inequality is built into the infrastructure rather than being a matter of choice. It follows the spread of connectivity. So any policy meant to extend the gains of digital payment further into rural India has to deal with the telecom problem, because payment measures alone cannot solve it.</w:t>
+        <w:t xml:space="preserve">H3 is supported. The benefits of UPI described in this chapter are shared unevenly. The unevenness is built into the infrastructure rather than being a matter of choice, because it follows the spread of connectivity. So any policy meant to take digital payment further into rural India has to deal with the telecom problem. Payment measures alone cannot solve it.</w:t>
       </w:r>
     </w:p>
     <w:p>
@@ -16757,7 +16757,7 @@
           <w:sz w:val="21"/>
           <w:szCs w:val="21"/>
         </w:rPr>
-        <w:t xml:space="preserve">Rural internet penetration is 46.73 per 100 people against an urban 113.83, so what limits UPI's reach in rural India is connectivity, not merchant acceptance.</w:t>
+        <w:t xml:space="preserve">Rural internet reaches 46.73 per 100 people against 113.83 in urban areas. So what limits UPI in rural India is connectivity, not whether shops will accept it.</w:t>
       </w:r>
     </w:p>
     <w:p>
@@ -16822,7 +16822,7 @@
           <w:sz w:val="22"/>
           <w:szCs w:val="22"/>
         </w:rPr>
-        <w:t xml:space="preserve">Seven findings come out of the analysis in Chapter 4. Each one is given with the evidence behind it and with the qualification that evidence requires.</w:t>
+        <w:t xml:space="preserve">Seven findings come out of the analysis in Chapter 4. I give each one with the evidence behind it, and with the qualification that evidence needs.</w:t>
       </w:r>
     </w:p>
     <w:p>
@@ -16860,7 +16860,7 @@
           <w:sz w:val="22"/>
           <w:szCs w:val="22"/>
         </w:rPr>
-        <w:t xml:space="preserve">Volume rose from 2 crore transactions in FY 2016-17 to 24,162 crore in FY 2025-26. UPI made up 81 per cent of retail digital payment transactions in FY 2024-25 [2], [14]. Growth happened in every year of the period, and the actual increase each year keeps rising even as the percentage growth slows.</w:t>
+        <w:t xml:space="preserve">Volume rose from 2 crore payments in FY 2016-17 to 24,162 crore in FY 2025-26. UPI made up 81 per cent of retail digital payments in FY 2024-25 [2], [14]. Growth happened in every single year. The actual rise each year keeps getting bigger, even though the percentage growth is slowing.</w:t>
       </w:r>
     </w:p>
     <w:p>
@@ -16879,7 +16879,7 @@
           <w:sz w:val="22"/>
           <w:szCs w:val="22"/>
         </w:rPr>
-        <w:t xml:space="preserve">Finding 2.  The growth is made up of small payments, and increasingly so.</w:t>
+        <w:t xml:space="preserve">Finding 2.  The growth is made up of small payments, more and more so.</w:t>
       </w:r>
     </w:p>
     <w:p>
@@ -16898,7 +16898,7 @@
           <w:sz w:val="22"/>
           <w:szCs w:val="22"/>
         </w:rPr>
-        <w:t xml:space="preserve">The average value of a UPI payment fell from ₹1,838 in FY 2020-21 to ₹1,300 in FY 2025-26, a fall of about 29 per cent. Over the same years volume rose more than ten times (Data Set 2). Person-to-merchant payments are now 63 per cent of volume, and 86 per cent of those are below ₹500 [2]. Since prices rose over the period, the shift towards small payments is even larger in real terms than the figures show.</w:t>
+        <w:t xml:space="preserve">The average UPI payment fell from ₹1,838 in FY 2020-21 to ₹1,300 in FY 2025-26. That is a fall of about 29 per cent. Over the same years volume rose more than ten times (Data Set 2). Person-to-merchant payments are now 63 per cent of volume, and 86 per cent of those are below ₹500 [2]. Prices rose over this period, so the shift towards small payments is even bigger in real terms than the figures show.</w:t>
       </w:r>
     </w:p>
     <w:p>
@@ -16936,7 +16936,7 @@
           <w:sz w:val="22"/>
           <w:szCs w:val="22"/>
         </w:rPr>
-        <w:t xml:space="preserve">UPI value as a multiple of nominal GDP rose from 0.52 in FY 2022-23 to 0.91 in FY 2025-26 (Data Set 4). This fits the Cambridge prediction that when paying becomes cheaper, people hold less money against a given amount of spending. It is a transactions measure, not income velocity. Part of the rise is cash payments becoming visible for the first time, and the available data cannot separate the two.</w:t>
+        <w:t xml:space="preserve">UPI value as a multiple of nominal GDP rose from 0.52 in FY 2022-23 to 0.91 in FY 2025-26 (Data Set 4). This fits the Cambridge prediction. When paying gets cheaper, people hold less money against a given amount of spending. But it is a transactions measure, not income velocity. Part of the rise is cash payments becoming visible for the first time, and the data cannot separate the two.</w:t>
       </w:r>
     </w:p>
     <w:p>
@@ -16955,7 +16955,7 @@
           <w:sz w:val="22"/>
           <w:szCs w:val="22"/>
         </w:rPr>
-        <w:t xml:space="preserve">Finding 4.  Both shocks speeded up adoption, but only one produced a lasting change.</w:t>
+        <w:t xml:space="preserve">Finding 4.  Both shocks speeded up growth, but only one lasted.</w:t>
       </w:r>
     </w:p>
     <w:p>
@@ -16974,7 +16974,7 @@
           <w:sz w:val="22"/>
           <w:szCs w:val="22"/>
         </w:rPr>
-        <w:t xml:space="preserve">Digital transactions rose 56 per cent in the seven months after demonetisation [24]. But about 98.96 per cent of the withdrawn currency came back to the banking system [23], and cash use recovered a great deal. The pandemic produced 78 per cent growth in FY 2020-21 and then 106 per cent in FY 2021-22, which is faster after the shock than during it. Growth continued at 82 and 57 per cent in the next two years (Data Set 6). The difference seems to be how long each lasted. The pandemic went on long enough for digital payment to become a habit.</w:t>
+        <w:t xml:space="preserve">Digital payments rose 56 per cent in the seven months after demonetisation [24]. But about 98.96 per cent of the withdrawn currency came back to the banks [23], and cash use recovered a lot. The pandemic produced 78 per cent growth in FY 2020-21 and then 106 per cent in FY 2021-22. That is faster after the shock than during it. Growth then carried on at 82 and 57 per cent in the next two years (Data Set 6). The difference seems to be how long each one lasted. The pandemic went on long enough for digital payment to become a habit.</w:t>
       </w:r>
     </w:p>
     <w:p>
@@ -16993,7 +16993,7 @@
           <w:sz w:val="22"/>
           <w:szCs w:val="22"/>
         </w:rPr>
-        <w:t xml:space="preserve">Finding 5.  UPI has helped financial inclusion in ways that can be measured.</w:t>
+        <w:t xml:space="preserve">Finding 5.  UPI has helped financial inclusion in ways we can measure.</w:t>
       </w:r>
     </w:p>
     <w:p>
@@ -17012,7 +17012,7 @@
           <w:sz w:val="22"/>
           <w:szCs w:val="22"/>
         </w:rPr>
-        <w:t xml:space="preserve">The RBI Financial Inclusion Index rose from 64.2 to 67.0 between March 2024 and March 2025, improving in access, usage and quality [7]. The gain in usage matters most, because access had already been largely achieved. The share of Indian women holding inactive accounts fell from a third in 2021 to 18 per cent by 2024 [21].</w:t>
+        <w:t xml:space="preserve">The RBI Financial Inclusion Index rose from 64.2 to 67.0 between March 2024 and March 2025. Access, usage and quality all improved [7]. The gain in usage matters most, because access had already been largely achieved. The share of Indian women with inactive accounts fell from a third in 2021 to 18 per cent by 2024 [21].</w:t>
       </w:r>
     </w:p>
     <w:p>
@@ -17050,7 +17050,7 @@
           <w:sz w:val="22"/>
           <w:szCs w:val="22"/>
         </w:rPr>
-        <w:t xml:space="preserve">Of the small shopkeepers surveyed for the Department of Financial Services, 94 per cent had adopted UPI and 57 per cent said their sales had risen afterwards [15]. These are reported figures that cannot be audited, and a shopkeeper may credit a payment method for a gain that had another cause. Even so, it is the most direct evidence available that the effect reaches output and not just the way payments are made. Research from other countries points the same way. The BIS finds that launching a fast payment system increases the use of digital finance, most strongly in lower-income countries [20].</w:t>
+        <w:t xml:space="preserve">Of the small shopkeepers surveyed for the Department of Financial Services, 94 per cent had adopted UPI. Of those, 57 per cent said their sales had risen afterwards [15]. These are reported figures that cannot be audited, and a shopkeeper may credit a payment method for a gain that had another cause. Even so, it is the most direct evidence we have that the effect reaches output, and not just the way people pay. Research from other countries points the same way. The BIS finds that launching a fast payment system increases the use of digital finance, most of all in lower-income countries [20].</w:t>
       </w:r>
     </w:p>
     <w:p>
@@ -17088,7 +17088,7 @@
           <w:sz w:val="22"/>
           <w:szCs w:val="22"/>
         </w:rPr>
-        <w:t xml:space="preserve">In August 2025 rural areas had 46.73 internet subscribers per 100 people against 113.83 in urban areas [22]. That sets a ceiling on how inclusive a system needing a network can be. Cybersecurity incidents rose from 10.29 lakh in 2022 to 22.68 lakh in 2024 [28]. And about 75 per cent of users in one survey said they spent more because digital money felt less real [25]. The same ease that raises velocity also removes a restraint that cash used to provide by accident.</w:t>
+        <w:t xml:space="preserve">In August 2025 rural areas had 46.73 internet subscribers per 100 people, against 113.83 in urban areas [22]. That sets a ceiling on how inclusive a system needing a network can be. Cybersecurity incidents rose from 10.29 lakh in 2022 to 22.68 lakh in 2024 [28]. And about 75 per cent of users in one survey said they spent more because digital money felt less real [25]. The same ease that raises velocity also removes a restraint that cash used to give by accident.</w:t>
       </w:r>
     </w:p>
     <w:p>
@@ -17126,7 +17126,7 @@
           <w:sz w:val="22"/>
           <w:szCs w:val="22"/>
         </w:rPr>
-        <w:t xml:space="preserve">Six suggestions follow from these findings. Each one addresses a problem the evidence actually shows, rather than a general wish.</w:t>
+        <w:t xml:space="preserve">Six suggestions follow from these findings. Each one deals with a problem the evidence actually shows, rather than a general wish.</w:t>
       </w:r>
     </w:p>
     <w:p>
@@ -17150,7 +17150,7 @@
           <w:sz w:val="22"/>
           <w:szCs w:val="22"/>
         </w:rPr>
-        <w:t xml:space="preserve">Treat rural connectivity as payments policy. Data Set 8 shows that what limits rural digital payment is network access, not shop acceptance. About 5.45 crore payment points have been set up in tier-3 to tier-6 centres [14], yet fewer than half of rural people are connected. Extending broadband would therefore do more good now than paying for more acceptance infrastructure.</w:t>
+        <w:t xml:space="preserve">Treat rural connectivity as payments policy. Data Set 8 shows that what limits rural digital payment is network access, not whether shops will accept it. About 5.45 crore payment points have been set up in tier-3 to tier-6 centres [14]. Yet fewer than half of rural people are connected. So spreading broadband would do more good now than paying for still more acceptance infrastructure.</w:t>
       </w:r>
     </w:p>
     <w:p>
@@ -17174,7 +17174,7 @@
           <w:sz w:val="22"/>
           <w:szCs w:val="22"/>
         </w:rPr>
-        <w:t xml:space="preserve">Spend on fraud awareness on the same scale as the system itself. UPI's technical defences are strong: the app is tied to one device, a PIN is required, and machine learning watches for suspicious payments [28]. The weak point is the user's judgement. Awareness campaigns should be treated as essential infrastructure and delivered in regional languages, inside the payment apps, at the moment of paying.</w:t>
+        <w:t xml:space="preserve">Spend on fraud awareness on the same scale as the system itself. UPI's technical defences are strong. The app is tied to one device, a PIN is needed, and machine learning watches for suspicious payments [28]. The weak point is the user's judgement. So awareness campaigns should be treated as essential infrastructure. They should be in regional languages, inside the payment apps, at the moment of paying.</w:t>
       </w:r>
     </w:p>
     <w:p>
@@ -17198,7 +17198,7 @@
           <w:sz w:val="22"/>
           <w:szCs w:val="22"/>
         </w:rPr>
-        <w:t xml:space="preserve">Build spending-awareness features into payment apps. Since most surveyed users say they spend more because digital money feels less real [25], apps could offer optional monthly spending summaries and limits that users set for themselves. This deals with a real cost without taking away anyone's choice.</w:t>
+        <w:t xml:space="preserve">Build spending-awareness features into payment apps. Most surveyed users say they spend more because digital money feels less real [25]. Apps could offer optional monthly spending summaries, and limits that users set for themselves. This deals with a real cost without taking away anyone's choice.</w:t>
       </w:r>
     </w:p>
     <w:p>
@@ -17222,7 +17222,7 @@
           <w:sz w:val="22"/>
           <w:szCs w:val="22"/>
         </w:rPr>
-        <w:t xml:space="preserve">Publish payment data broken down by region. The biggest limitation I faced was that UPI data is not published by state or district, which made it impossible to study regional differences. Releasing this data, with names removed, would allow research that national totals cannot support.</w:t>
+        <w:t xml:space="preserve">Publish payment data region by region. The biggest limit I faced was that UPI data is not published by state or district. This made it impossible to study regional differences. Releasing this data, with names removed, would allow research that national totals cannot support.</w:t>
       </w:r>
     </w:p>
     <w:p>
@@ -17246,7 +17246,7 @@
           <w:sz w:val="22"/>
           <w:szCs w:val="22"/>
         </w:rPr>
-        <w:t xml:space="preserve">Reduce single points of failure. As cash disappears, a breakdown stops being an inconvenience and starts stopping trade. Offline payment modes and modes that work on basic phones deserve continued investment, specifically so the system can survive failures and not only to include more people.</w:t>
+        <w:t xml:space="preserve">Reduce single points of failure. As cash disappears, a breakdown stops being an inconvenience and starts stopping trade. Offline payment modes, and modes that work on basic phones, deserve more investment. They should be funded so the system can survive failures, and not only to include more people.</w:t>
       </w:r>
     </w:p>
     <w:p>
@@ -17270,7 +17270,7 @@
           <w:sz w:val="22"/>
           <w:szCs w:val="22"/>
         </w:rPr>
-        <w:t xml:space="preserve">Review the incentive scheme openly. Free payment is paid for by the Government rather than by shopkeepers [14], [15]. Whether the gains in recorded activity, inclusion and tax collection are worth that spending is a question that can be answered with evidence, and it should be reviewed publicly from time to time, because the answer decides whether free payment can continue.</w:t>
+        <w:t xml:space="preserve">Review the incentive scheme openly. Free payment is paid for by the Government rather than by shopkeepers [14], [15]. Whether the gains in recorded activity, inclusion and tax collection are worth that spending is a question that can be answered with evidence. It should be reviewed publicly from time to time, because the answer decides whether free payment can continue.</w:t>
       </w:r>
     </w:p>
     <w:p>
@@ -17316,7 +17316,7 @@
           <w:sz w:val="22"/>
           <w:szCs w:val="22"/>
         </w:rPr>
-        <w:t xml:space="preserve">This project asked whether the growth of UPI has changed the speed at which money circulates in India, and whether any effect on real economic activity can be found in published data. The two questions deserve different answers.</w:t>
+        <w:t xml:space="preserve">I set out to ask whether the growth of UPI has changed the speed at which money moves around in India. I also asked whether any effect on real economic activity can be found in published data. The two questions deserve different answers.</w:t>
       </w:r>
     </w:p>
     <w:p>
@@ -17335,7 +17335,7 @@
           <w:sz w:val="22"/>
           <w:szCs w:val="22"/>
         </w:rPr>
-        <w:t xml:space="preserve">On circulation, the evidence is strong. The value settled over UPI rose from roughly half of nominal GDP in FY 2022-23 to about nine-tenths of it in FY 2025-26. Over the decade the number of transactions rose thirteen times while the average payment shrank by nearly a third. Read through Fisher's equation, that is a large rise in the number of transactions supported by a given stock of money. Read through the Cambridge version, it is a fall in the balance people need to hold against their spending. Both readings describe a rise in the transactions velocity of money. The qualification, stated plainly in Data Set 4, is that part of the measured rise is cash payments moving into a system that counts them. Those payments were always real; they were simply invisible before.</w:t>
+        <w:t xml:space="preserve">On circulation, the evidence is strong. The value settled over UPI rose from about half of nominal GDP in FY 2022-23 to about nine-tenths of it in FY 2025-26. Over the decade the number of payments rose thirteen times, while the average payment shrank by nearly a third. Read through Fisher's equation, that is a big rise in the number of transactions supported by a given stock of money. Read through the Cambridge version, it is a fall in the balance people need to hold against their spending. Both readings describe a rise in the transactions velocity of money. The qualification, which I state plainly in Data Set 4, is that part of the measured rise is cash payments moving into a system that counts them. Those payments were always real. They were simply invisible before.</w:t>
       </w:r>
     </w:p>
     <w:p>
@@ -17354,7 +17354,7 @@
           <w:sz w:val="22"/>
           <w:szCs w:val="22"/>
         </w:rPr>
-        <w:t xml:space="preserve">On economic activity the evidence points in one direction but does not prove the case, and this project does not claim more. That 57 per cent of small shopkeepers report higher sales after adopting digital payment [15] is the most direct sign available that the effect reaches output. The BIS finding that fast payment systems raise digital finance use most in lower-income countries [20], and the IMF finding of faster growth in districts where interoperability helped most [18], both point the same way. None of this separates UPI's own effect from the simultaneous spread of smartphones, internet access, bank accounts and higher incomes over the same decade. A study based on published national figures cannot make that separation, and it would be dishonest to pretend otherwise.</w:t>
+        <w:t xml:space="preserve">On economic activity the evidence points one way but does not prove the case, and I do not claim more than that. The fact that 57 per cent of small shopkeepers report higher sales after taking up digital payment [15] is the most direct sign we have that the effect reaches output. The BIS finding that fast payment systems raise digital finance use most in lower-income countries [20], and the IMF finding of faster growth in districts where interoperability helped most [18], both point the same way. But none of this separates UPI's own effect from everything else that happened in the same decade. Smartphones, internet access, bank accounts and incomes all spread at the same time. A study based on published national figures cannot separate them, and it would be dishonest to pretend otherwise.</w:t>
       </w:r>
     </w:p>
     <w:p>
@@ -17373,7 +17373,7 @@
           <w:sz w:val="22"/>
           <w:szCs w:val="22"/>
         </w:rPr>
-        <w:t xml:space="preserve">What can be said without qualification is that UPI has changed how India pays. It did so by solving a problem cards and wallets never could, which was making the very small payment worth making. The average payment fell from ₹1,838 to ₹1,300 while volume rose more than ten times, and it did so despite inflation pushing the other way. That is the mark of a system reaching transactions it never served before. The tea, the vegetables, the auto fare: these are the payments UPI added, and they are why the national figures look the way they do.</w:t>
+        <w:t xml:space="preserve">What I can say without any qualification is that UPI has changed how India pays. It did this by solving a problem that cards and wallets never could. It made the very small payment worth making. The average payment fell from ₹1,838 to ₹1,300 while volume rose more than ten times, and it did so even though inflation was pushing the other way. That is the sign of a system reaching payments it never served before. The tea, the vegetables, the auto fare: these are the payments UPI added, and they are why the national figures look the way they do.</w:t>
       </w:r>
     </w:p>
     <w:p>
@@ -17392,7 +17392,7 @@
           <w:sz w:val="22"/>
           <w:szCs w:val="22"/>
         </w:rPr>
-        <w:t xml:space="preserve">The case for greater efficiency is therefore genuine. Money that does not have to be withdrawn, carried and deposited again is money available for use. A shopkeeper paid instantly can buy new stock sooner. A transaction that leaves a record can later become the basis of a loan. These are real gains and they fit everything found in Chapter 4.</w:t>
+        <w:t xml:space="preserve">So the case for greater efficiency is genuine. Money that does not have to be withdrawn, carried and deposited again is money free to be used. A shopkeeper paid at once can buy new stock sooner. A payment that leaves a record can later become the basis of a loan. These are real gains, and they fit everything I found in Chapter 4.</w:t>
       </w:r>
     </w:p>
     <w:p>
@@ -17411,7 +17411,7 @@
           <w:sz w:val="22"/>
           <w:szCs w:val="22"/>
         </w:rPr>
-        <w:t xml:space="preserve">Two problems remain, and neither is minor. The first is unequal access. With rural internet reaching less than half the urban rate, a payment system that needs connectivity cannot include more people than the network does, and the people left out are those for whom inclusion would matter most. The second is security, where the rise in cyber incidents tracks the growth of the system, and where the weak point is the user rather than the technology.</w:t>
+        <w:t xml:space="preserve">Two problems remain, and neither is small. The first is unequal access. Rural internet reaches less than half the urban rate. A payment system that needs a network cannot include more people than the network does, and the people left out are those who would gain most. The second is security. The rise in cyber incidents tracks the growth of the system, and the weak point is the user rather than the technology.</w:t>
       </w:r>
     </w:p>
     <w:p>
@@ -17430,7 +17430,7 @@
           <w:sz w:val="22"/>
           <w:szCs w:val="22"/>
         </w:rPr>
-        <w:t xml:space="preserve">One last observation is worth making. India built this system as public infrastructure and chose to make it free to use, paying the cost from government funds rather than charging shopkeepers. Almost every similar system abroad chose the opposite. The adoption described in this report is, in large part, a result of that decision. That suggests the most important thing about UPI may not be its technology at all, but the view of payment as a public service that the technology was built to serve.</w:t>
+        <w:t xml:space="preserve">One last point is worth making. India built this system as public infrastructure and chose to make it free to use. The cost is paid from government funds rather than charged to shopkeepers. Almost every similar system abroad chose the opposite. The growth I have described is, in large part, a result of that decision. So the most important thing about UPI may not be its technology at all. It may be the idea that payment is a public service, which the technology was built to serve.</w:t>
       </w:r>
     </w:p>
     <w:p>
@@ -17476,7 +17476,7 @@
           <w:sz w:val="22"/>
           <w:szCs w:val="22"/>
         </w:rPr>
-        <w:t xml:space="preserve">Every technical term used in this report is defined below, in the sense in which the report uses it. Terms are listed alphabetically.</w:t>
+        <w:t xml:space="preserve">Every technical term used in this report is explained below, in the sense in which I use it. The terms are in alphabetical order.</w:t>
       </w:r>
     </w:p>
     <w:p>
@@ -17564,7 +17564,7 @@
                 <w:sz w:val="20"/>
                 <w:szCs w:val="20"/>
               </w:rPr>
-              <w:t xml:space="preserve">Meaning as used in this report</w:t>
+              <w:t xml:space="preserve">What it means in this report</w:t>
             </w:r>
           </w:p>
         </w:tc>
@@ -17628,7 +17628,7 @@
                 <w:sz w:val="20"/>
                 <w:szCs w:val="20"/>
               </w:rPr>
-              <w:t xml:space="preserve">The average value of a single transaction, obtained by dividing total transaction value by total transaction volume. Derived by the author in Table 2; not published by any source.</w:t>
+              <w:t xml:space="preserve">The average value of one payment. You get it by dividing total value by total volume. I worked this out myself in Table 2. It is not published by any source.</w:t>
             </w:r>
           </w:p>
         </w:tc>
@@ -17694,7 +17694,7 @@
                 <w:sz w:val="20"/>
                 <w:szCs w:val="20"/>
               </w:rPr>
-              <w:t xml:space="preserve">A periodic updating of the reference year used to compute national income. India moved from a 2011-12 base to a 2022-23 base during the study period, so GDP figures either side of the change are not perfectly comparable.</w:t>
+              <w:t xml:space="preserve">A change in the reference year used to measure national income. India moved from a 2011-12 base to a 2022-23 base during my study period. So GDP figures from before and after the change do not match perfectly.</w:t>
             </w:r>
           </w:p>
         </w:tc>
@@ -17758,7 +17758,7 @@
                 <w:sz w:val="20"/>
                 <w:szCs w:val="20"/>
               </w:rPr>
-              <w:t xml:space="preserve">Compound Annual Growth Rate — the constant yearly rate at which a quantity would have to grow to move from its starting value to its ending value over the period.</w:t>
+              <w:t xml:space="preserve">Compound Annual Growth Rate. It is the steady yearly rate that would take a number from its starting value to its final value over the period.</w:t>
             </w:r>
           </w:p>
         </w:tc>
@@ -17824,7 +17824,7 @@
                 <w:sz w:val="20"/>
                 <w:szCs w:val="20"/>
               </w:rPr>
-              <w:t xml:space="preserve">The formulation M = k × P × Y, which views money demand as the fraction of income people choose to hold as money. Velocity is the reciprocal of that fraction, so V = 1 ÷ k.</w:t>
+              <w:t xml:space="preserve">The formula M = k × P × Y. It treats the demand for money as the share of income people choose to hold as money. Velocity is one divided by k.</w:t>
             </w:r>
           </w:p>
         </w:tc>
@@ -17888,7 +17888,7 @@
                 <w:sz w:val="20"/>
                 <w:szCs w:val="20"/>
               </w:rPr>
-              <w:t xml:space="preserve">The total value of banknotes and coins in the hands of the public and in bank tills. India’s CIC-to-GDP ratio is high by international standards, and reducing it is a stated aim of RBI policy.</w:t>
+              <w:t xml:space="preserve">The total value of notes and coins held by the public and in bank tills. India’s CIC compared with GDP is high by world standards, and the RBI wants to bring it down.</w:t>
             </w:r>
           </w:p>
         </w:tc>
@@ -17954,7 +17954,7 @@
                 <w:sz w:val="20"/>
                 <w:szCs w:val="20"/>
               </w:rPr>
-              <w:t xml:space="preserve">The withdrawal of legal tender status from ₹500 and ₹1,000 banknotes on 9 November 2016, affecting ₹15.4 trillion, or 86.9 per cent of the value of notes then in circulation.</w:t>
+              <w:t xml:space="preserve">The withdrawal of legal tender status from ₹500 and ₹1,000 notes on 9 November 2016. The notes were worth ₹15.4 trillion, which was 86.9 per cent of the value of all notes then in circulation.</w:t>
             </w:r>
           </w:p>
         </w:tc>
@@ -18018,7 +18018,7 @@
                 <w:sz w:val="20"/>
                 <w:szCs w:val="20"/>
               </w:rPr>
-              <w:t xml:space="preserve">Open, interoperable digital systems that support society-wide public and private services. The Bank for International Settlements treats fast payment systems such as UPI as the archetype.</w:t>
+              <w:t xml:space="preserve">Open digital systems that anyone can join and that serve the whole country. The Bank for International Settlements treats fast payment systems like UPI as the clearest example.</w:t>
             </w:r>
           </w:p>
         </w:tc>
@@ -18084,7 +18084,7 @@
                 <w:sz w:val="20"/>
                 <w:szCs w:val="20"/>
               </w:rPr>
-              <w:t xml:space="preserve">Fisher’s identity M × V = P × T, relating the money stock and its velocity to the price level and the volume of transactions. It is true by construction rather than by assumption.</w:t>
+              <w:t xml:space="preserve">Fisher’s equation M × V = P × T. It links the money stock and its velocity to the price level and the number of transactions. It is true by definition, not by assumption.</w:t>
             </w:r>
           </w:p>
         </w:tc>
@@ -18148,7 +18148,7 @@
                 <w:sz w:val="20"/>
                 <w:szCs w:val="20"/>
               </w:rPr>
-              <w:t xml:space="preserve">A retail payment system settling in or near real time, available continuously. UPI is the largest such system in the world by transaction volume.</w:t>
+              <w:t xml:space="preserve">A retail payment system that settles instantly or almost instantly, and runs all the time. UPI is the largest one in the world by number of payments.</w:t>
             </w:r>
           </w:p>
         </w:tc>
@@ -18214,7 +18214,7 @@
                 <w:sz w:val="20"/>
                 <w:szCs w:val="20"/>
               </w:rPr>
-              <w:t xml:space="preserve">Access to useful and affordable financial services. Measured in India by the RBI’s Financial Inclusion Index across three sub-indices: access, usage and quality.</w:t>
+              <w:t xml:space="preserve">Being able to use financial services that are useful and affordable. In India it is measured by the RBI’s Financial Inclusion Index, which has three parts: access, usage and quality.</w:t>
             </w:r>
           </w:p>
         </w:tc>
@@ -18278,7 +18278,7 @@
                 <w:sz w:val="20"/>
                 <w:szCs w:val="20"/>
               </w:rPr>
-              <w:t xml:space="preserve">The movement of economic activity from the unrecorded to the recorded economy. A digital payment leaves a record; records accumulate into a credit history.</w:t>
+              <w:t xml:space="preserve">Economic activity moving from unrecorded to recorded. A digital payment leaves a record, and records build up into a credit history.</w:t>
             </w:r>
           </w:p>
         </w:tc>
@@ -18344,7 +18344,7 @@
                 <w:sz w:val="20"/>
                 <w:szCs w:val="20"/>
               </w:rPr>
-              <w:t xml:space="preserve">The number of times a unit of money is used to buy newly produced output, computed as nominal national income divided by the money stock. The conservative measure of velocity, and the one that moves slowly.</w:t>
+              <w:t xml:space="preserve">How many times a rupee is used to buy newly produced goods and services. You find it by dividing national income by the money stock. It is the safer measure of velocity, and it moves slowly.</w:t>
             </w:r>
           </w:p>
         </w:tc>
@@ -18408,7 +18408,7 @@
                 <w:sz w:val="20"/>
                 <w:szCs w:val="20"/>
               </w:rPr>
-              <w:t xml:space="preserve">The property that a user of one application or bank can transact with a user of any other. This is the design feature the IMF identifies as the source of UPI’s adoption.</w:t>
+              <w:t xml:space="preserve">Being able to pay a user of any other app or bank, not only one on the same service. The IMF says this is the design feature that made UPI spread.</w:t>
             </w:r>
           </w:p>
         </w:tc>
@@ -18474,7 +18474,7 @@
                 <w:sz w:val="20"/>
                 <w:szCs w:val="20"/>
               </w:rPr>
-              <w:t xml:space="preserve">The fraction of nominal income that people choose to hold as money. A fall in k is arithmetically the same statement as a rise in velocity.</w:t>
+              <w:t xml:space="preserve">The share of income people choose to keep as money. A fall in k means exactly the same thing as a rise in velocity.</w:t>
             </w:r>
           </w:p>
         </w:tc>
@@ -18538,7 +18538,7 @@
                 <w:sz w:val="20"/>
                 <w:szCs w:val="20"/>
               </w:rPr>
-              <w:t xml:space="preserve">The fee a merchant pays on each digital transaction. It is zero for UPI transactions up to ₹2,000 for small merchants, with the Government paying an incentive of 0.15 per cent of transaction value in its place.</w:t>
+              <w:t xml:space="preserve">The fee a shopkeeper pays on each digital payment. For UPI it is zero on small-merchant payments up to ₹2,000. The Government pays 0.15 per cent of the value instead.</w:t>
             </w:r>
           </w:p>
         </w:tc>
@@ -18604,7 +18604,7 @@
                 <w:sz w:val="20"/>
                 <w:szCs w:val="20"/>
               </w:rPr>
-              <w:t xml:space="preserve">A real-world event that changes conditions sharply and without the researcher’s intervention, allowing before-and-after comparison. Demonetisation is treated as one in Data Set 5.</w:t>
+              <w:t xml:space="preserve">A real event that changes conditions sharply, without a researcher planning it. This lets us compare before and after. I treat demonetisation as one in Data Set 5.</w:t>
             </w:r>
           </w:p>
         </w:tc>
@@ -18668,7 +18668,7 @@
                 <w:sz w:val="20"/>
                 <w:szCs w:val="20"/>
               </w:rPr>
-              <w:t xml:space="preserve">The value of national output measured at current prices, so it rises with both output and inflation. Used as the denominator in Table 4.</w:t>
+              <w:t xml:space="preserve">The value of what the country produces, measured at current prices. It rises with both output and inflation. I use it as the bottom of the ratio in Table 4.</w:t>
             </w:r>
           </w:p>
         </w:tc>
@@ -18734,7 +18734,7 @@
                 <w:sz w:val="20"/>
                 <w:szCs w:val="20"/>
               </w:rPr>
-              <w:t xml:space="preserve">The National Payments Corporation of India — the not-for-profit umbrella organisation that built and operates UPI, sets its standards and settles positions between member banks.</w:t>
+              <w:t xml:space="preserve">The National Payments Corporation of India. It is the not-for-profit body that built and runs UPI, writes its rules, and settles money between member banks.</w:t>
             </w:r>
           </w:p>
         </w:tc>
@@ -18798,7 +18798,7 @@
                 <w:sz w:val="20"/>
                 <w:szCs w:val="20"/>
               </w:rPr>
-              <w:t xml:space="preserve">Person-to-merchant and person-to-person transactions. P2M now forms 63 per cent of UPI volume, and 86 per cent of P2M payments are below ₹500.</w:t>
+              <w:t xml:space="preserve">Person-to-merchant and person-to-person payments. P2M is now 63 per cent of UPI volume, and 86 per cent of P2M payments are below ₹500.</w:t>
             </w:r>
           </w:p>
         </w:tc>
@@ -18864,7 +18864,7 @@
                 <w:sz w:val="20"/>
                 <w:szCs w:val="20"/>
               </w:rPr>
-              <w:t xml:space="preserve">The Payments Infrastructure Development Fund, which subsidises the deployment of acceptance infrastructure — QR codes and terminals — in tier-3 to tier-6 centres.</w:t>
+              <w:t xml:space="preserve">The Payments Infrastructure Development Fund. It pays part of the cost of putting QR codes and card machines into tier-3 to tier-6 towns.</w:t>
             </w:r>
           </w:p>
         </w:tc>
@@ -18928,7 +18928,7 @@
                 <w:sz w:val="20"/>
                 <w:szCs w:val="20"/>
               </w:rPr>
-              <w:t xml:space="preserve">A composite RBI index measuring the extent of payment digitalisation, with March 2018 set equal to 100. It stood at 493.22 in March 2025.</w:t>
+              <w:t xml:space="preserve">An RBI index that measures how far payments have gone digital. March 2018 is set at 100. It stood at 493.22 in March 2025.</w:t>
             </w:r>
           </w:p>
         </w:tc>
@@ -18994,7 +18994,7 @@
                 <w:sz w:val="20"/>
                 <w:szCs w:val="20"/>
               </w:rPr>
-              <w:t xml:space="preserve">Settlement of a payment within seconds of it being initiated, as against batch processing at fixed intervals.</w:t>
+              <w:t xml:space="preserve">A payment that is completed within seconds of being sent, instead of being processed in batches at fixed times.</w:t>
             </w:r>
           </w:p>
         </w:tc>
@@ -19058,7 +19058,7 @@
                 <w:sz w:val="20"/>
                 <w:szCs w:val="20"/>
               </w:rPr>
-              <w:t xml:space="preserve">Data collected and published by someone other than the researcher. This entire study rests on secondary data, which is stated as its first limitation.</w:t>
+              <w:t xml:space="preserve">Data collected and published by someone other than the researcher. My whole study uses secondary data, and I list this as its first limitation.</w:t>
             </w:r>
           </w:p>
         </w:tc>
@@ -19124,7 +19124,7 @@
                 <w:sz w:val="20"/>
                 <w:szCs w:val="20"/>
               </w:rPr>
-              <w:t xml:space="preserve">A point at which the statistical relationship between variables changes, usually because of a shock or a policy change. COVID-19 is identified as one in the literature reviewed in Section 3.6.</w:t>
+              <w:t xml:space="preserve">A point where the relationship between two things changes, usually because of a shock or a new policy. COVID-19 is treated as one in the research in Section 3.6.</w:t>
             </w:r>
           </w:p>
         </w:tc>
@@ -19188,7 +19188,7 @@
                 <w:sz w:val="20"/>
                 <w:szCs w:val="20"/>
               </w:rPr>
-              <w:t xml:space="preserve">The number of times a unit of money is used in any payment, including transfers that are not purchases of output. Payment systems act on this measure directly, and it can move much faster than income velocity.</w:t>
+              <w:t xml:space="preserve">How many times a rupee is used in any payment at all. This includes transfers that do not buy anything new. Payment systems affect this measure directly, and it can move much faster than income velocity.</w:t>
             </w:r>
           </w:p>
         </w:tc>
@@ -19254,7 +19254,7 @@
                 <w:sz w:val="20"/>
                 <w:szCs w:val="20"/>
               </w:rPr>
-              <w:t xml:space="preserve">The Unified Payments Interface — a common standard, launched in 2016, allowing any bank account to be addressed by any application through a single virtual payment address.</w:t>
+              <w:t xml:space="preserve">The Unified Payments Interface. It is a common set of rules, launched in 2016, that lets any bank account be paid from any app using a single short address.</w:t>
             </w:r>
           </w:p>
         </w:tc>
@@ -19318,7 +19318,7 @@
                 <w:sz w:val="20"/>
                 <w:szCs w:val="20"/>
               </w:rPr>
-              <w:t xml:space="preserve">The average number of times one unit of currency is used to purchase goods and services in a given period. A behavioural property, not a physical one.</w:t>
+              <w:t xml:space="preserve">The average number of times one rupee is used to buy goods and services in a given period. It describes behaviour, not a physical quality of money.</w:t>
             </w:r>
           </w:p>
         </w:tc>
@@ -19384,7 +19384,7 @@
                 <w:sz w:val="20"/>
                 <w:szCs w:val="20"/>
               </w:rPr>
-              <w:t xml:space="preserve">A short identifier that stands in for a bank account number and branch code when making a UPI payment.</w:t>
+              <w:t xml:space="preserve">A short name that stands in for a bank account number and branch code when making a UPI payment.</w:t>
             </w:r>
           </w:p>
         </w:tc>
@@ -19406,7 +19406,7 @@
           <w:sz w:val="18"/>
           <w:szCs w:val="18"/>
         </w:rPr>
-        <w:t xml:space="preserve">A note on one ambiguity: the abbreviation DPI is used in two senses in the payments literature — "digital public infrastructure" and the RBI’s "Digital Payments Index". This report spells both out in full wherever they appear.</w:t>
+        <w:t xml:space="preserve">A note on one confusing abbreviation. DPI is used in two different ways in writing about payments. It can mean "digital public infrastructure" or the RBI’s "Digital Payments Index". I have written both out in full everywhere they appear.</w:t>
       </w:r>
     </w:p>
     <w:p>
